--- a/Техотчёт_ПМ02.docx
+++ b/Техотчёт_ПМ02.docx
@@ -585,7 +585,7 @@
               <w:b/>
               <w:sz w:val="56"/>
               <w:szCs w:val="24"/>
-              <w:lang w:eastAsia="ru-RU"/>
+              <w:lang w:val="en-US" w:eastAsia="ru-RU"/>
               <w14:ligatures w14:val="none"/>
             </w:rPr>
           </w:pPr>
@@ -622,7 +622,7 @@
               <w:lang w:val="en-US"/>
               <w14:ligatures w14:val="none"/>
             </w:rPr>
-            <w:t>4</w:t>
+            <w:t>2</w:t>
           </w:r>
         </w:p>
         <w:tbl>
@@ -1529,10 +1529,7 @@
               <w:fldChar w:fldCharType="begin"/>
             </w:r>
             <w:r>
-              <w:instrText>PAGEREF _Toc1946</w:instrText>
-            </w:r>
-            <w:r>
-              <w:instrText>96997 \h</w:instrText>
+              <w:instrText>PAGEREF _Toc194696997 \h</w:instrText>
             </w:r>
             <w:r>
               <w:fldChar w:fldCharType="separate"/>
@@ -1691,13 +1688,7 @@
               <w:rPr>
                 <w:rStyle w:val="aff"/>
               </w:rPr>
-              <w:t>Анализ и разработка тр</w:t>
-            </w:r>
-            <w:r>
-              <w:rPr>
-                <w:rStyle w:val="aff"/>
-              </w:rPr>
-              <w:t>ебований</w:t>
+              <w:t>Анализ и разработка требований</w:t>
             </w:r>
             <w:r>
               <w:tab/>
@@ -2046,10 +2037,7 @@
       </w:r>
       <w:proofErr w:type="spellEnd"/>
       <w:r>
-        <w:t xml:space="preserve"> Виктория Игоревна занимается складскими системами х</w:t>
-      </w:r>
-      <w:r>
-        <w:t>ранения и учета товара для онлайн-</w:t>
+        <w:t xml:space="preserve"> Виктория Игоревна занимается складскими системами хранения и учета товара для онлайн-</w:t>
       </w:r>
       <w:proofErr w:type="spellStart"/>
       <w:r>
@@ -2065,13 +2053,7 @@
       </w:r>
       <w:proofErr w:type="spellEnd"/>
       <w:r>
-        <w:t xml:space="preserve">». В деятельность организации входит хранение товара на складских площадях, его учет и отправка на пункты выдачи сотрудничающих организаций. Часть оборудования и программного обеспечения </w:t>
-      </w:r>
-      <w:r>
-        <w:t>организации нуждается в модернизации и замене, в данный период времени проходит поиск и замена на более подходящее для текущей деятельности организации. Одной из рассматриваемых сфер для модернизации является программное обеспечение для складского учета, в</w:t>
-      </w:r>
-      <w:r>
-        <w:t>виду того что нынешнее работает недостаточно быстро и является сложным для использования сотрудниками, не имеющих большого опыта работы с подобным ПО, а также требует большой мощности серверного оборудования ввиду низкого уровня оптимизации.</w:t>
+        <w:t>». В деятельность организации входит хранение товара на складских площадях, его учет и отправка на пункты выдачи сотрудничающих организаций. Часть оборудования и программного обеспечения организации нуждается в модернизации и замене, в данный период времени проходит поиск и замена на более подходящее для текущей деятельности организации. Одной из рассматриваемых сфер для модернизации является программное обеспечение для складского учета, ввиду того что нынешнее работает недостаточно быстро и является сложным для использования сотрудниками, не имеющих большого опыта работы с подобным ПО, а также требует большой мощности серверного оборудования ввиду низкого уровня оптимизации.</w:t>
       </w:r>
     </w:p>
     <w:p>
@@ -2080,10 +2062,7 @@
         <w:ind w:firstLine="709"/>
       </w:pPr>
       <w:r>
-        <w:t>Целью прохожде</w:t>
-      </w:r>
-      <w:r>
-        <w:t xml:space="preserve">ния производственной практики является получение практического опыта выполнения работ по </w:t>
+        <w:t xml:space="preserve">Целью прохождения производственной практики является получение практического опыта выполнения работ по </w:t>
       </w:r>
       <w:r>
         <w:rPr>
@@ -2104,10 +2083,7 @@
         <w:ind w:firstLine="709"/>
       </w:pPr>
       <w:r>
-        <w:t>Для достижения поставленной цели требу</w:t>
-      </w:r>
-      <w:r>
-        <w:t>ется решить следующие задачи:</w:t>
+        <w:t>Для достижения поставленной цели требуется решить следующие задачи:</w:t>
       </w:r>
     </w:p>
     <w:p>
@@ -2220,10 +2196,7 @@
       </w:r>
       <w:proofErr w:type="gramEnd"/>
       <w:r>
-        <w:t xml:space="preserve"> програ</w:t>
-      </w:r>
-      <w:r>
-        <w:t>ммными средствами.</w:t>
+        <w:t xml:space="preserve"> программными средствами.</w:t>
       </w:r>
     </w:p>
     <w:p>
@@ -2521,13 +2494,7 @@
         <w:rPr>
           <w:rFonts w:cs="Times New Roman"/>
         </w:rPr>
-        <w:t>К работе на персональном компьютере</w:t>
-      </w:r>
-      <w:r>
-        <w:rPr>
-          <w:rFonts w:cs="Times New Roman"/>
-        </w:rPr>
-        <w:t xml:space="preserve"> допускаются лица, прошедшие обучение безопасным методам труда, вводный инструктаж, первичный инструктаж на рабочем месте. При эксплуатации персонального компьютера на работника могут оказывать действие следующие опасные и вредные производственные факторы:</w:t>
+        <w:t>К работе на персональном компьютере допускаются лица, прошедшие обучение безопасным методам труда, вводный инструктаж, первичный инструктаж на рабочем месте. При эксплуатации персонального компьютера на работника могут оказывать действие следующие опасные и вредные производственные факторы:</w:t>
       </w:r>
     </w:p>
     <w:p>
@@ -2617,10 +2584,7 @@
       </w:r>
       <w:r>
         <w:tab/>
-        <w:t>выполнять только ту работу,</w:t>
-      </w:r>
-      <w:r>
-        <w:t xml:space="preserve"> которая определена его должностной инструкцией;</w:t>
+        <w:t>выполнять только ту работу, которая определена его должностной инструкцией;</w:t>
       </w:r>
     </w:p>
     <w:p>
@@ -2656,10 +2620,7 @@
       </w:r>
       <w:r>
         <w:tab/>
-        <w:t>соблюдать меры пожарн</w:t>
-      </w:r>
-      <w:r>
-        <w:t>ой безопасности.</w:t>
+        <w:t>соблюдать меры пожарной безопасности.</w:t>
       </w:r>
     </w:p>
     <w:p>
@@ -2728,13 +2689,7 @@
         <w:rPr>
           <w:rFonts w:cs="Times New Roman"/>
         </w:rPr>
-        <w:t xml:space="preserve"> не </w:t>
-      </w:r>
-      <w:r>
-        <w:rPr>
-          <w:rFonts w:cs="Times New Roman"/>
-        </w:rPr>
-        <w:t>менее 1,2 м.</w:t>
+        <w:t xml:space="preserve"> не менее 1,2 м.</w:t>
       </w:r>
     </w:p>
     <w:p>
@@ -2798,10 +2753,7 @@
       </w:r>
       <w:r>
         <w:tab/>
-        <w:t>высота рабочей поверхности стола должна регулироваться в пределах от 680 до 800 мм; при отсутствии такой возможности высота рабочей поверхности стола должна сос</w:t>
-      </w:r>
-      <w:r>
-        <w:t>тавлять 725 мм;</w:t>
+        <w:t>высота рабочей поверхности стола должна регулироваться в пределах от 680 до 800 мм; при отсутствии такой возможности высота рабочей поверхности стола должна составлять 725 мм;</w:t>
       </w:r>
     </w:p>
     <w:p>
@@ -2825,10 +2777,7 @@
       </w:r>
       <w:r>
         <w:tab/>
-        <w:t>рабочий стул (кресло) должен быть подъемно-поворотным и регулируемым по высоте и</w:t>
-      </w:r>
-      <w:r>
-        <w:t xml:space="preserve"> углам наклона сиденья и спинки, а также – расстоянию спинки от переднего края сиденья;</w:t>
+        <w:t>рабочий стул (кресло) должен быть подъемно-поворотным и регулируемым по высоте и углам наклона сиденья и спинки, а также – расстоянию спинки от переднего края сиденья;</w:t>
       </w:r>
     </w:p>
     <w:p>
@@ -2840,10 +2789,7 @@
       </w:r>
       <w:r>
         <w:tab/>
-        <w:t>рабочее место должно быть оборудовано подставкой для ног, имеющей ширину не менее 300 мм, глубину не менее 400 мм, регулировку по высоте в пределах до 150 мм и по угл</w:t>
-      </w:r>
-      <w:r>
-        <w:t>у наклона опорной поверхности подставки до 20 градусов; поверхность подставки должна быть рифленой и иметь по переднему краю бортик высотой 10 мм;</w:t>
+        <w:t>рабочее место должно быть оборудовано подставкой для ног, имеющей ширину не менее 300 мм, глубину не менее 400 мм, регулировку по высоте в пределах до 150 мм и по углу наклона опорной поверхности подставки до 20 градусов; поверхность подставки должна быть рифленой и иметь по переднему краю бортик высотой 10 мм;</w:t>
       </w:r>
     </w:p>
     <w:p>
@@ -2970,13 +2916,11 @@
         <w:ind w:firstLine="788"/>
       </w:pPr>
       <w:bookmarkStart w:id="7" w:name="_Toc194697001"/>
-      <w:bookmarkStart w:id="8" w:name="_GoBack"/>
       <w:r>
         <w:t>Анализ и разработка требований</w:t>
       </w:r>
       <w:bookmarkEnd w:id="7"/>
     </w:p>
-    <w:bookmarkEnd w:id="8"/>
     <w:p>
       <w:pPr>
         <w:pStyle w:val="a4"/>
@@ -3080,19 +3024,7 @@
         <w:pStyle w:val="a4"/>
       </w:pPr>
       <w:r>
-        <w:t xml:space="preserve">Разрабатываемая </w:t>
-      </w:r>
-      <w:r>
-        <w:t>ИС</w:t>
-      </w:r>
-      <w:r>
-        <w:t xml:space="preserve"> предназначена для штатных сотрудников организации </w:t>
-      </w:r>
-      <w:r>
-        <w:t>ИП</w:t>
-      </w:r>
-      <w:r>
-        <w:t xml:space="preserve"> </w:t>
+        <w:t xml:space="preserve">Разрабатываемая ИС предназначена для штатных сотрудников организации ИП </w:t>
       </w:r>
       <w:proofErr w:type="spellStart"/>
       <w:r>
@@ -3100,10 +3032,7 @@
       </w:r>
       <w:proofErr w:type="spellEnd"/>
       <w:r>
-        <w:t xml:space="preserve"> Виктории Игоревны</w:t>
-      </w:r>
-      <w:r>
-        <w:t>.</w:t>
+        <w:t xml:space="preserve"> Виктории Игоревны.</w:t>
       </w:r>
     </w:p>
     <w:p>
@@ -3111,14 +3040,11 @@
         <w:pStyle w:val="2"/>
         <w:ind w:firstLine="788"/>
       </w:pPr>
-      <w:bookmarkStart w:id="9" w:name="_Toc194697002"/>
-      <w:r>
-        <w:t>Выбор сос</w:t>
-      </w:r>
-      <w:r>
-        <w:t>тава программных и технических средств</w:t>
-      </w:r>
-      <w:bookmarkEnd w:id="9"/>
+      <w:bookmarkStart w:id="8" w:name="_Toc194697002"/>
+      <w:r>
+        <w:t>Выбор состава программных и технических средств</w:t>
+      </w:r>
+      <w:bookmarkEnd w:id="8"/>
     </w:p>
     <w:p>
       <w:pPr>
@@ -3133,13 +3059,7 @@
       </w:r>
       <w:proofErr w:type="gramEnd"/>
       <w:r>
-        <w:t xml:space="preserve"> необходимо разработать </w:t>
-      </w:r>
-      <w:r>
-        <w:t>ИС</w:t>
-      </w:r>
-      <w:r>
-        <w:t xml:space="preserve">, предназначенную для ведения складского учета и контроля движения товаров. </w:t>
+        <w:t xml:space="preserve"> необходимо разработать ИС, предназначенную для ведения складского учета и контроля движения товаров. </w:t>
       </w:r>
     </w:p>
     <w:p>
@@ -3147,16 +3067,7 @@
         <w:pStyle w:val="a4"/>
       </w:pPr>
       <w:r>
-        <w:t xml:space="preserve">В качестве целевого решения следует применять архитектуру с веб-интерфейсом, так как данное решение обеспечивает доступность </w:t>
-      </w:r>
-      <w:r>
-        <w:t>ПО</w:t>
-      </w:r>
-      <w:r>
-        <w:t xml:space="preserve"> с большинства устро</w:t>
-      </w:r>
-      <w:r>
-        <w:t>йств, имеющих веб-обозреватель.</w:t>
+        <w:t>В качестве целевого решения следует применять архитектуру с веб-интерфейсом, так как данное решение обеспечивает доступность ПО с большинства устройств, имеющих веб-обозреватель.</w:t>
       </w:r>
     </w:p>
     <w:p>
@@ -3175,16 +3086,19 @@
       <w:r>
         <w:t xml:space="preserve"> </w:t>
       </w:r>
-      <w:proofErr w:type="spellStart"/>
-      <w:r>
-        <w:t>Python</w:t>
-      </w:r>
-      <w:proofErr w:type="spellEnd"/>
-      <w:r>
-        <w:t xml:space="preserve"> и</w:t>
-      </w:r>
-      <w:r>
-        <w:t xml:space="preserve"> </w:t>
+      <w:r>
+        <w:rPr>
+          <w:lang w:val="en-US"/>
+        </w:rPr>
+        <w:t>C</w:t>
+      </w:r>
+      <w:r>
+        <w:t>#</w:t>
+      </w:r>
+      <w:bookmarkStart w:id="9" w:name="_GoBack"/>
+      <w:bookmarkEnd w:id="9"/>
+      <w:r>
+        <w:t xml:space="preserve"> и </w:t>
       </w:r>
       <w:proofErr w:type="spellStart"/>
       <w:r>
@@ -3209,16 +3123,7 @@
       </w:r>
       <w:proofErr w:type="spellEnd"/>
       <w:r>
-        <w:t xml:space="preserve">. Применение указанных технологий должно обеспечивать высокую производительность </w:t>
-      </w:r>
-      <w:r>
-        <w:t xml:space="preserve">ПО </w:t>
-      </w:r>
-      <w:r>
-        <w:t>при минимальных требованиях к вычислительной мо</w:t>
-      </w:r>
-      <w:r>
-        <w:t>щности аппаратного обеспечения.</w:t>
+        <w:t>. Применение указанных технологий должно обеспечивать высокую производительность ПО при минимальных требованиях к вычислительной мощности аппаратного обеспечения.</w:t>
       </w:r>
     </w:p>
     <w:p>
@@ -3260,10 +3165,7 @@
       </w:r>
       <w:proofErr w:type="spellEnd"/>
       <w:r>
-        <w:t>, которая обла</w:t>
-      </w:r>
-      <w:r>
-        <w:t>дает следующими преимуществами:</w:t>
+        <w:t>, которая обладает следующими преимуществами:</w:t>
       </w:r>
     </w:p>
     <w:p>
@@ -3272,10 +3174,7 @@
       </w:pPr>
       <w:r>
         <w:lastRenderedPageBreak/>
-        <w:t xml:space="preserve">встроенные средства отладки и </w:t>
-      </w:r>
-      <w:r>
-        <w:t>тестирования программного кода;</w:t>
+        <w:t>встроенные средства отладки и тестирования программного кода;</w:t>
       </w:r>
     </w:p>
     <w:p>
@@ -3283,10 +3182,7 @@
         <w:pStyle w:val="a"/>
       </w:pPr>
       <w:r>
-        <w:t>автоматическ</w:t>
-      </w:r>
-      <w:r>
-        <w:t>ая генерация программного кода;</w:t>
+        <w:t>автоматическая генерация программного кода;</w:t>
       </w:r>
     </w:p>
     <w:p>
@@ -3294,10 +3190,7 @@
         <w:pStyle w:val="a"/>
       </w:pPr>
       <w:r>
-        <w:t>средства статического анализа прогр</w:t>
-      </w:r>
-      <w:r>
-        <w:t>аммного кода;</w:t>
+        <w:t>средства статического анализа программного кода;</w:t>
       </w:r>
     </w:p>
     <w:p>
@@ -3321,10 +3214,7 @@
         <w:pStyle w:val="a"/>
       </w:pPr>
       <w:r>
-        <w:t>интеграция с</w:t>
-      </w:r>
-      <w:r>
-        <w:t xml:space="preserve"> системами управления версиями.</w:t>
+        <w:t>интеграция с системами управления версиями.</w:t>
       </w:r>
     </w:p>
     <w:p>
@@ -3332,10 +3222,7 @@
         <w:pStyle w:val="a4"/>
       </w:pPr>
       <w:r>
-        <w:t>К целевому устройству предъявляют следующие ми</w:t>
-      </w:r>
-      <w:r>
-        <w:t>нимальные системные требования:</w:t>
+        <w:t>К целевому устройству предъявляют следующие минимальные системные требования:</w:t>
       </w:r>
     </w:p>
     <w:p>
@@ -3353,10 +3240,7 @@
       </w:pPr>
       <w:bookmarkStart w:id="10" w:name="_Toc194697003"/>
       <w:r>
-        <w:t>Прое</w:t>
-      </w:r>
-      <w:r>
-        <w:t>ктирование программного обеспечения</w:t>
+        <w:t>Проектирование программного обеспечения</w:t>
       </w:r>
       <w:bookmarkEnd w:id="10"/>
     </w:p>
@@ -3365,10 +3249,7 @@
         <w:pStyle w:val="a4"/>
       </w:pPr>
       <w:r>
-        <w:t>Этап проектирования программного обеспечения следует рассматривать как основополагающую стадию разработки, на которой необходимо определить архитектуру системы, выбрать технологии и установить методы реализ</w:t>
-      </w:r>
-      <w:r>
-        <w:t>ации функциональных требований.</w:t>
+        <w:t>Этап проектирования программного обеспечения следует рассматривать как основополагающую стадию разработки, на которой необходимо определить архитектуру системы, выбрать технологии и установить методы реализации функциональных требований.</w:t>
       </w:r>
     </w:p>
     <w:p>
@@ -3376,16 +3257,7 @@
         <w:pStyle w:val="a4"/>
       </w:pPr>
       <w:r>
-        <w:t xml:space="preserve">При проектировании информационной системы складского учета принято решение реализовать </w:t>
-      </w:r>
-      <w:r>
-        <w:t>ПО</w:t>
-      </w:r>
-      <w:r>
-        <w:t>, применяя архитектуру еди</w:t>
-      </w:r>
-      <w:r>
-        <w:t>ной страницы с веб-интерфейсом.</w:t>
+        <w:t>При проектировании информационной системы складского учета принято решение реализовать ПО, применяя архитектуру единой страницы с веб-интерфейсом.</w:t>
       </w:r>
     </w:p>
     <w:p>
@@ -3393,13 +3265,7 @@
         <w:pStyle w:val="a4"/>
       </w:pPr>
       <w:r>
-        <w:t xml:space="preserve">В качестве </w:t>
-      </w:r>
-      <w:r>
-        <w:t>СУБД</w:t>
-      </w:r>
-      <w:r>
-        <w:t xml:space="preserve"> требуется использовать систему </w:t>
+        <w:t xml:space="preserve">В качестве СУБД требуется использовать систему </w:t>
       </w:r>
       <w:proofErr w:type="spellStart"/>
       <w:r>
@@ -3407,10 +3273,7 @@
       </w:r>
       <w:proofErr w:type="spellEnd"/>
       <w:r>
-        <w:t>. Указанная система обла</w:t>
-      </w:r>
-      <w:r>
-        <w:t>дает следующими преимуществами:</w:t>
+        <w:t>. Указанная система обладает следующими преимуществами:</w:t>
       </w:r>
     </w:p>
     <w:p>
@@ -3418,10 +3281,7 @@
         <w:pStyle w:val="a0"/>
       </w:pPr>
       <w:r>
-        <w:t>высок</w:t>
-      </w:r>
-      <w:r>
-        <w:t>ая скорость обработки запросов;</w:t>
+        <w:t>высокая скорость обработки запросов;</w:t>
       </w:r>
     </w:p>
     <w:p>
@@ -3437,10 +3297,7 @@
         <w:pStyle w:val="a0"/>
       </w:pPr>
       <w:r>
-        <w:t>минимал</w:t>
-      </w:r>
-      <w:r>
-        <w:t>ьный размер файлов БД;</w:t>
+        <w:t>минимальный размер файлов БД;</w:t>
       </w:r>
     </w:p>
     <w:p>
@@ -3448,10 +3305,7 @@
         <w:pStyle w:val="a0"/>
       </w:pPr>
       <w:r>
-        <w:t>независимость от исп</w:t>
-      </w:r>
-      <w:r>
-        <w:t>ользуемой аппаратной платформы;</w:t>
+        <w:t>независимость от используемой аппаратной платформы;</w:t>
       </w:r>
     </w:p>
     <w:p>
@@ -3459,10 +3313,7 @@
         <w:pStyle w:val="a0"/>
       </w:pPr>
       <w:r>
-        <w:t>возможность быстрого резервного</w:t>
-      </w:r>
-      <w:r>
-        <w:t xml:space="preserve"> копирования и переноса данных.</w:t>
+        <w:t>возможность быстрого резервного копирования и переноса данных.</w:t>
       </w:r>
     </w:p>
     <w:p>
@@ -3479,13 +3330,7 @@
         <w:pStyle w:val="a4"/>
       </w:pPr>
       <w:r>
-        <w:t xml:space="preserve">Структура </w:t>
-      </w:r>
-      <w:r>
-        <w:t>БД</w:t>
-      </w:r>
-      <w:r>
-        <w:t xml:space="preserve"> должна быть разработана с учетом специфики предметной области и возможности дальнейшего масштабирования. </w:t>
+        <w:t xml:space="preserve">Структура БД должна быть разработана с учетом специфики предметной области и возможности дальнейшего масштабирования. </w:t>
       </w:r>
     </w:p>
     <w:p>
@@ -3493,13 +3338,7 @@
         <w:pStyle w:val="a4"/>
       </w:pPr>
       <w:r>
-        <w:t xml:space="preserve">Разработанная физическая модель </w:t>
-      </w:r>
-      <w:r>
-        <w:t>БД</w:t>
-      </w:r>
-      <w:r>
-        <w:t xml:space="preserve"> для системы </w:t>
+        <w:t xml:space="preserve">Разработанная физическая модель БД для системы </w:t>
       </w:r>
       <w:proofErr w:type="spellStart"/>
       <w:r>
@@ -3572,10 +3411,7 @@
         <w:pStyle w:val="a4"/>
       </w:pPr>
       <w:r>
-        <w:t>На рисунке 2 представлена схема взаимодействия пользователя с гл</w:t>
-      </w:r>
-      <w:r>
-        <w:t>авным экраном складского учета.</w:t>
+        <w:t>На рисунке 2 представлена схема взаимодействия пользователя с главным экраном складского учета.</w:t>
       </w:r>
     </w:p>
     <w:p>
@@ -3583,10 +3419,7 @@
         <w:pStyle w:val="a4"/>
       </w:pPr>
       <w:r>
-        <w:t>Главный экран должен содержать</w:t>
-      </w:r>
-      <w:r>
-        <w:t xml:space="preserve"> следующие элементы управления:</w:t>
+        <w:t>Главный экран должен содержать следующие элементы управления:</w:t>
       </w:r>
     </w:p>
     <w:p>
@@ -3594,10 +3427,7 @@
         <w:pStyle w:val="a0"/>
       </w:pPr>
       <w:r>
-        <w:t>поле поиска то</w:t>
-      </w:r>
-      <w:r>
-        <w:t xml:space="preserve">вара по артикулу или </w:t>
+        <w:t xml:space="preserve">поле поиска товара по артикулу или </w:t>
       </w:r>
       <w:proofErr w:type="spellStart"/>
       <w:r>
@@ -3613,10 +3443,7 @@
         <w:pStyle w:val="a0"/>
       </w:pPr>
       <w:r>
-        <w:t>таб</w:t>
-      </w:r>
-      <w:r>
-        <w:t>лицу текущих товарных остатков;</w:t>
+        <w:t>таблицу текущих товарных остатков;</w:t>
       </w:r>
     </w:p>
     <w:p>
@@ -3624,10 +3451,7 @@
         <w:pStyle w:val="a0"/>
       </w:pPr>
       <w:r>
-        <w:t>функциональные кнопки регистраци</w:t>
-      </w:r>
-      <w:r>
-        <w:t>и приемки и отгрузки продукции;</w:t>
+        <w:t>функциональные кнопки регистрации приемки и отгрузки продукции;</w:t>
       </w:r>
     </w:p>
     <w:p>
@@ -3635,10 +3459,7 @@
         <w:pStyle w:val="a0"/>
       </w:pPr>
       <w:r>
-        <w:t>панель навигации по р</w:t>
-      </w:r>
-      <w:r>
-        <w:t>азделам информационной системы.</w:t>
+        <w:t>панель навигации по разделам информационной системы.</w:t>
       </w:r>
     </w:p>
     <w:p>
@@ -3768,10 +3589,13 @@
         <w:pStyle w:val="a0"/>
       </w:pPr>
       <w:r>
-        <w:t>п</w:t>
-      </w:r>
-      <w:r>
-        <w:t xml:space="preserve">олучен практический опыт по выполнению работ по ПМ.04 </w:t>
+        <w:t>получен практический опыт по выполнению работ по ПМ.0</w:t>
+      </w:r>
+      <w:r>
+        <w:t>2</w:t>
+      </w:r>
+      <w:r>
+        <w:t xml:space="preserve"> </w:t>
       </w:r>
       <w:r>
         <w:rPr>
@@ -3803,10 +3627,7 @@
       </w:r>
       <w:proofErr w:type="gramStart"/>
       <w:r>
-        <w:t>ПО ком</w:t>
-      </w:r>
-      <w:r>
-        <w:t>пьютерных систем</w:t>
+        <w:t>ПО компьютерных систем</w:t>
       </w:r>
       <w:proofErr w:type="gramEnd"/>
       <w:r>
@@ -3874,10 +3695,7 @@
         <w:pStyle w:val="a0"/>
       </w:pPr>
       <w:r>
-        <w:t>проведена модификация отдельных компоне</w:t>
-      </w:r>
-      <w:r>
-        <w:t>нтов ПО в соответствии с потребностями заказчика;</w:t>
+        <w:t>проведена модификация отдельных компонентов ПО в соответствии с потребностями заказчика;</w:t>
       </w:r>
     </w:p>
     <w:p>
@@ -3941,13 +3759,7 @@
         <w:rPr>
           <w:rFonts w:cs="Times New Roman"/>
         </w:rPr>
-        <w:t>1. Нужный А. М. Разработка моб</w:t>
-      </w:r>
-      <w:r>
-        <w:rPr>
-          <w:rFonts w:cs="Times New Roman"/>
-        </w:rPr>
-        <w:t xml:space="preserve">ильных приложений на языке </w:t>
+        <w:t xml:space="preserve">1. Нужный А. М. Разработка мобильных приложений на языке </w:t>
       </w:r>
       <w:r>
         <w:rPr>
@@ -4017,13 +3829,7 @@
         <w:rPr>
           <w:rFonts w:cs="Times New Roman"/>
         </w:rPr>
-        <w:t xml:space="preserve">, 2020. – 93 с. – URL: </w:t>
-      </w:r>
-      <w:r>
-        <w:rPr>
-          <w:rFonts w:cs="Times New Roman"/>
-        </w:rPr>
-        <w:t xml:space="preserve">https://cchgeu.ru/upload/iblock/bbb/gybsukwp8a96mlmex3q865xflvd02gei/Uchebn_posobie-Razrabotka-mobilnykh-prilozheniy-na-yazyke-JAVA-s-ispolzovaniem-ANDROID-STUDIO.pdf.pdf (дата обращения: 08.05.2025). – </w:t>
+        <w:t xml:space="preserve">, 2020. – 93 с. – URL: https://cchgeu.ru/upload/iblock/bbb/gybsukwp8a96mlmex3q865xflvd02gei/Uchebn_posobie-Razrabotka-mobilnykh-prilozheniy-na-yazyke-JAVA-s-ispolzovaniem-ANDROID-STUDIO.pdf.pdf (дата обращения: 08.05.2025). – </w:t>
       </w:r>
       <w:r>
         <w:t>Режим доступа: свободный. – Текст: электронный.</w:t>
@@ -4040,13 +3846,7 @@
         <w:rPr>
           <w:rFonts w:cs="Times New Roman"/>
         </w:rPr>
-        <w:t>2. По</w:t>
-      </w:r>
-      <w:r>
-        <w:rPr>
-          <w:rFonts w:cs="Times New Roman"/>
-        </w:rPr>
-        <w:t xml:space="preserve">лищук Ю. В. Базы данных и их </w:t>
+        <w:t xml:space="preserve">2. Полищук Ю. В. Базы данных и их </w:t>
       </w:r>
       <w:proofErr w:type="gramStart"/>
       <w:r>
@@ -4088,13 +3888,7 @@
         <w:rPr>
           <w:rFonts w:cs="Times New Roman"/>
         </w:rPr>
-        <w:t>. пользова</w:t>
-      </w:r>
-      <w:r>
-        <w:rPr>
-          <w:rFonts w:cs="Times New Roman"/>
-        </w:rPr>
-        <w:t>телей по подписке. – Текст: электронный.</w:t>
+        <w:t>. пользователей по подписке. – Текст: электронный.</w:t>
       </w:r>
     </w:p>
     <w:p>
@@ -4132,10 +3926,7 @@
       </w:r>
       <w:proofErr w:type="spellEnd"/>
       <w:r>
-        <w:t xml:space="preserve"> [Сайт]. – URL: https://developer.android.com (дата обращения: 08.05.2025). – Режим доступа: свободный. – Текст: электронн</w:t>
-      </w:r>
-      <w:r>
-        <w:t>ый.</w:t>
+        <w:t xml:space="preserve"> [Сайт]. – URL: https://developer.android.com (дата обращения: 08.05.2025). – Режим доступа: свободный. – Текст: электронный.</w:t>
       </w:r>
     </w:p>
     <w:p>
@@ -4188,10 +3979,7 @@
       </w:r>
       <w:proofErr w:type="spellEnd"/>
       <w:r>
-        <w:t>, Р. Харрис ; пер. с англ. – 4-е изд. – Санкт-Петербург : Питер, 2021. – 620 с. – URL: https://www.murach.com/shop/murach-s-php-and-mysql-4th-edition-detail/ (дата обращения: 08.05.2025).</w:t>
-      </w:r>
-      <w:r>
-        <w:t xml:space="preserve"> – Режим доступа: для </w:t>
+        <w:t xml:space="preserve">, Р. Харрис ; пер. с англ. – 4-е изд. – Санкт-Петербург : Питер, 2021. – 620 с. – URL: https://www.murach.com/shop/murach-s-php-and-mysql-4th-edition-detail/ (дата обращения: 08.05.2025). – Режим доступа: для </w:t>
       </w:r>
       <w:proofErr w:type="spellStart"/>
       <w:r>
@@ -4291,7 +4079,7 @@
           <w:rPr>
             <w:noProof/>
           </w:rPr>
-          <w:t>8</w:t>
+          <w:t>10</w:t>
         </w:r>
         <w:r>
           <w:fldChar w:fldCharType="end"/>
@@ -10475,6 +10263,7 @@
   <w:style w:type="character" w:default="1" w:styleId="a5">
     <w:name w:val="Default Paragraph Font"/>
     <w:uiPriority w:val="1"/>
+    <w:semiHidden/>
     <w:unhideWhenUsed/>
   </w:style>
   <w:style w:type="table" w:default="1" w:styleId="a6">
@@ -22835,7 +22624,7 @@
 </file>
 
 <file path=customXml/itemProps1.xml><?xml version="1.0" encoding="utf-8"?>
-<ds:datastoreItem xmlns:ds="http://schemas.openxmlformats.org/officeDocument/2006/customXml" ds:itemID="{D3AAFA1A-75E4-4A85-87AA-BCBD73478B6D}">
+<ds:datastoreItem xmlns:ds="http://schemas.openxmlformats.org/officeDocument/2006/customXml" ds:itemID="{915526D6-937B-4FA6-89D8-E132837122ED}">
   <ds:schemaRefs>
     <ds:schemaRef ds:uri="http://schemas.openxmlformats.org/officeDocument/2006/bibliography"/>
   </ds:schemaRefs>

--- a/Техотчёт_ПМ02.docx
+++ b/Техотчёт_ПМ02.docx
@@ -3095,8 +3095,6 @@
       <w:r>
         <w:t>#</w:t>
       </w:r>
-      <w:bookmarkStart w:id="9" w:name="_GoBack"/>
-      <w:bookmarkEnd w:id="9"/>
       <w:r>
         <w:t xml:space="preserve"> и </w:t>
       </w:r>
@@ -3238,11 +3236,11 @@
         <w:pStyle w:val="2"/>
         <w:ind w:firstLine="788"/>
       </w:pPr>
-      <w:bookmarkStart w:id="10" w:name="_Toc194697003"/>
+      <w:bookmarkStart w:id="9" w:name="_Toc194697003"/>
       <w:r>
         <w:t>Проектирование программного обеспечения</w:t>
       </w:r>
-      <w:bookmarkEnd w:id="10"/>
+      <w:bookmarkEnd w:id="9"/>
     </w:p>
     <w:p>
       <w:pPr>
@@ -3380,11 +3378,11 @@
         <w:pStyle w:val="2"/>
         <w:ind w:firstLine="788"/>
       </w:pPr>
-      <w:bookmarkStart w:id="11" w:name="_Toc194697004"/>
+      <w:bookmarkStart w:id="10" w:name="_Toc194697004"/>
       <w:r>
         <w:t>Разработка и интеграция программных модулей</w:t>
       </w:r>
-      <w:bookmarkEnd w:id="11"/>
+      <w:bookmarkEnd w:id="10"/>
     </w:p>
     <w:p>
       <w:pPr>
@@ -3506,6 +3504,7 @@
         <w:pStyle w:val="aff6"/>
       </w:pPr>
       <w:r>
+        <w:lastRenderedPageBreak/>
         <w:t xml:space="preserve">Рисунок 2 – «draw.io». </w:t>
       </w:r>
       <w:proofErr w:type="spellStart"/>
@@ -3522,11 +3521,92 @@
         <w:pStyle w:val="2"/>
         <w:ind w:firstLine="788"/>
       </w:pPr>
-      <w:bookmarkStart w:id="12" w:name="_Toc194697005"/>
+      <w:bookmarkStart w:id="11" w:name="_Toc194697005"/>
       <w:r>
         <w:t>Описание работы с VCS и проверка соответствия стандартам кодирования</w:t>
       </w:r>
+      <w:bookmarkEnd w:id="11"/>
+    </w:p>
+    <w:p>
+      <w:pPr>
+        <w:pStyle w:val="a4"/>
+      </w:pPr>
+      <w:r>
+        <w:rPr>
+          <w:noProof/>
+          <w:lang w:eastAsia="ru-RU"/>
+        </w:rPr>
+        <w:drawing>
+          <wp:inline distT="0" distB="0" distL="0" distR="0" wp14:anchorId="1882C0BF" wp14:editId="03DCE011">
+            <wp:extent cx="5371429" cy="1504762"/>
+            <wp:effectExtent l="0" t="0" r="1270" b="635"/>
+            <wp:docPr id="1" name="Рисунок 1"/>
+            <wp:cNvGraphicFramePr>
+              <a:graphicFrameLocks xmlns:a="http://schemas.openxmlformats.org/drawingml/2006/main" noChangeAspect="1"/>
+            </wp:cNvGraphicFramePr>
+            <a:graphic xmlns:a="http://schemas.openxmlformats.org/drawingml/2006/main">
+              <a:graphicData uri="http://schemas.openxmlformats.org/drawingml/2006/picture">
+                <pic:pic xmlns:pic="http://schemas.openxmlformats.org/drawingml/2006/picture">
+                  <pic:nvPicPr>
+                    <pic:cNvPr id="1" name=""/>
+                    <pic:cNvPicPr/>
+                  </pic:nvPicPr>
+                  <pic:blipFill>
+                    <a:blip r:embed="rId8"/>
+                    <a:stretch>
+                      <a:fillRect/>
+                    </a:stretch>
+                  </pic:blipFill>
+                  <pic:spPr>
+                    <a:xfrm>
+                      <a:off x="0" y="0"/>
+                      <a:ext cx="5371429" cy="1504762"/>
+                    </a:xfrm>
+                    <a:prstGeom prst="rect">
+                      <a:avLst/>
+                    </a:prstGeom>
+                  </pic:spPr>
+                </pic:pic>
+              </a:graphicData>
+            </a:graphic>
+          </wp:inline>
+        </w:drawing>
+      </w:r>
+    </w:p>
+    <w:p>
+      <w:pPr>
+        <w:pStyle w:val="aff6"/>
+      </w:pPr>
+      <w:r>
+        <w:t>Рисунок</w:t>
+      </w:r>
+      <w:r>
+        <w:rPr>
+          <w:lang w:val="en-US"/>
+        </w:rPr>
+        <w:t xml:space="preserve"> 3</w:t>
+      </w:r>
+      <w:bookmarkStart w:id="12" w:name="_GoBack"/>
       <w:bookmarkEnd w:id="12"/>
+      <w:r>
+        <w:t xml:space="preserve">– </w:t>
+      </w:r>
+      <w:r>
+        <w:t xml:space="preserve">История </w:t>
+      </w:r>
+      <w:proofErr w:type="spellStart"/>
+      <w:r>
+        <w:t>коммитов</w:t>
+      </w:r>
+      <w:proofErr w:type="spellEnd"/>
+      <w:r>
+        <w:t xml:space="preserve"> в </w:t>
+      </w:r>
+      <w:proofErr w:type="spellStart"/>
+      <w:r>
+        <w:t>репозитории</w:t>
+      </w:r>
+      <w:proofErr w:type="spellEnd"/>
     </w:p>
     <w:p>
       <w:pPr>
@@ -3541,8 +3621,42 @@
     </w:p>
     <w:p>
       <w:pPr>
-        <w:pStyle w:val="a4"/>
-      </w:pPr>
+        <w:pStyle w:val="aff6"/>
+      </w:pPr>
+      <w:r>
+        <w:t>Рисунок 4 – «</w:t>
+      </w:r>
+      <w:proofErr w:type="spellStart"/>
+      <w:r>
+        <w:t>Visual</w:t>
+      </w:r>
+      <w:proofErr w:type="spellEnd"/>
+      <w:r>
+        <w:t xml:space="preserve"> </w:t>
+      </w:r>
+      <w:proofErr w:type="spellStart"/>
+      <w:r>
+        <w:t>Studio</w:t>
+      </w:r>
+      <w:proofErr w:type="spellEnd"/>
+      <w:r>
+        <w:t xml:space="preserve"> </w:t>
+      </w:r>
+      <w:r>
+        <w:rPr>
+          <w:lang w:val="en-US"/>
+        </w:rPr>
+        <w:t>Code</w:t>
+      </w:r>
+      <w:r>
+        <w:t>». Вид IDE с установленной точкой</w:t>
+      </w:r>
+      <w:r>
+        <w:t xml:space="preserve"> </w:t>
+      </w:r>
+      <w:r>
+        <w:t>останова</w:t>
+      </w:r>
     </w:p>
     <w:p>
       <w:pPr>
@@ -4019,7 +4133,7 @@
     </w:p>
     <w:p/>
     <w:sectPr>
-      <w:footerReference w:type="default" r:id="rId8"/>
+      <w:footerReference w:type="default" r:id="rId9"/>
       <w:pgSz w:w="11906" w:h="16838" w:orient="landscape"/>
       <w:pgMar w:top="1134" w:right="851" w:bottom="1134" w:left="1701" w:header="709" w:footer="709" w:gutter="0"/>
       <w:pgNumType w:start="1"/>
@@ -4079,7 +4193,7 @@
           <w:rPr>
             <w:noProof/>
           </w:rPr>
-          <w:t>10</w:t>
+          <w:t>12</w:t>
         </w:r>
         <w:r>
           <w:fldChar w:fldCharType="end"/>
@@ -22624,7 +22738,7 @@
 </file>
 
 <file path=customXml/itemProps1.xml><?xml version="1.0" encoding="utf-8"?>
-<ds:datastoreItem xmlns:ds="http://schemas.openxmlformats.org/officeDocument/2006/customXml" ds:itemID="{915526D6-937B-4FA6-89D8-E132837122ED}">
+<ds:datastoreItem xmlns:ds="http://schemas.openxmlformats.org/officeDocument/2006/customXml" ds:itemID="{F356CC18-C950-4B27-8141-BD14B76BFF40}">
   <ds:schemaRefs>
     <ds:schemaRef ds:uri="http://schemas.openxmlformats.org/officeDocument/2006/bibliography"/>
   </ds:schemaRefs>

--- a/Техотчёт_ПМ02.docx
+++ b/Техотчёт_ПМ02.docx
@@ -406,6 +406,7 @@
             <w:rPr>
               <w:rFonts w:eastAsia="Times New Roman" w:cs="Times New Roman"/>
               <w:szCs w:val="28"/>
+              <w:u w:val="single"/>
               <w:lang w:eastAsia="ru-RU"/>
               <w14:ligatures w14:val="none"/>
             </w:rPr>
@@ -415,6 +416,7 @@
               <w:rFonts w:eastAsia="Times New Roman" w:cs="Times New Roman"/>
               <w:bCs/>
               <w:szCs w:val="28"/>
+              <w:u w:val="single"/>
               <w:lang w:eastAsia="ru-RU"/>
               <w14:ligatures w14:val="none"/>
             </w:rPr>
@@ -424,10 +426,11 @@
             <w:rPr>
               <w:rFonts w:eastAsia="Times New Roman" w:cs="Times New Roman"/>
               <w:szCs w:val="28"/>
+              <w:u w:val="single"/>
               <w:lang w:eastAsia="ru-RU"/>
               <w14:ligatures w14:val="none"/>
             </w:rPr>
-            <w:t xml:space="preserve"> ____________</w:t>
+            <w:t xml:space="preserve"> ______</w:t>
           </w:r>
         </w:p>
         <w:p>
@@ -489,9 +492,18 @@
               <w:lang w:eastAsia="ru-RU"/>
               <w14:ligatures w14:val="none"/>
             </w:rPr>
-            <w:t>«_</w:t>
+            <w:t>«</w:t>
           </w:r>
-          <w:proofErr w:type="gramStart"/>
+          <w:r>
+            <w:rPr>
+              <w:rFonts w:eastAsia="Times New Roman" w:cs="Times New Roman"/>
+              <w:szCs w:val="28"/>
+              <w:u w:val="single"/>
+              <w:lang w:eastAsia="ru-RU"/>
+              <w14:ligatures w14:val="none"/>
+            </w:rPr>
+            <w:t>__</w:t>
+          </w:r>
           <w:r>
             <w:rPr>
               <w:rFonts w:eastAsia="Times New Roman" w:cs="Times New Roman"/>
@@ -499,9 +511,18 @@
               <w:lang w:eastAsia="ru-RU"/>
               <w14:ligatures w14:val="none"/>
             </w:rPr>
-            <w:t>_»_</w:t>
+            <w:t xml:space="preserve">» </w:t>
           </w:r>
-          <w:proofErr w:type="gramEnd"/>
+          <w:r>
+            <w:rPr>
+              <w:rFonts w:eastAsia="Times New Roman" w:cs="Times New Roman"/>
+              <w:szCs w:val="28"/>
+              <w:u w:val="single"/>
+              <w:lang w:eastAsia="ru-RU"/>
+              <w14:ligatures w14:val="none"/>
+            </w:rPr>
+            <w:t xml:space="preserve">_________ </w:t>
+          </w:r>
           <w:r>
             <w:rPr>
               <w:rFonts w:eastAsia="Times New Roman" w:cs="Times New Roman"/>
@@ -509,7 +530,26 @@
               <w:lang w:eastAsia="ru-RU"/>
               <w14:ligatures w14:val="none"/>
             </w:rPr>
-            <w:t>________ 20__г.</w:t>
+            <w:t>20</w:t>
+          </w:r>
+          <w:r>
+            <w:rPr>
+              <w:rFonts w:eastAsia="Times New Roman" w:cs="Times New Roman"/>
+              <w:szCs w:val="28"/>
+              <w:u w:val="single"/>
+              <w:lang w:eastAsia="ru-RU"/>
+              <w14:ligatures w14:val="none"/>
+            </w:rPr>
+            <w:t>__</w:t>
+          </w:r>
+          <w:r>
+            <w:rPr>
+              <w:rFonts w:eastAsia="Times New Roman" w:cs="Times New Roman"/>
+              <w:szCs w:val="28"/>
+              <w:lang w:eastAsia="ru-RU"/>
+              <w14:ligatures w14:val="none"/>
+            </w:rPr>
+            <w:t>г.</w:t>
           </w:r>
         </w:p>
         <w:p>
@@ -585,7 +625,7 @@
               <w:b/>
               <w:sz w:val="56"/>
               <w:szCs w:val="24"/>
-              <w:lang w:val="en-US" w:eastAsia="ru-RU"/>
+              <w:lang w:eastAsia="ru-RU"/>
               <w14:ligatures w14:val="none"/>
             </w:rPr>
           </w:pPr>
@@ -619,7 +659,6 @@
               <w:sz w:val="56"/>
               <w:szCs w:val="24"/>
               <w:u w:val="single"/>
-              <w:lang w:val="en-US"/>
               <w14:ligatures w14:val="none"/>
             </w:rPr>
             <w:t>2</w:t>
@@ -737,7 +776,27 @@
                     <w:lang w:eastAsia="ru-RU"/>
                     <w14:ligatures w14:val="none"/>
                   </w:rPr>
-                  <w:t>09.02.07. 26ТО02. 021 ПЗ</w:t>
+                  <w:t>09.02.07. 26ТО0</w:t>
+                </w:r>
+                <w:r>
+                  <w:rPr>
+                    <w:rFonts w:eastAsia="Times New Roman" w:cs="Times New Roman"/>
+                    <w:sz w:val="40"/>
+                    <w:szCs w:val="40"/>
+                    <w:lang w:val="en-US" w:eastAsia="ru-RU"/>
+                    <w14:ligatures w14:val="none"/>
+                  </w:rPr>
+                  <w:t>3</w:t>
+                </w:r>
+                <w:r>
+                  <w:rPr>
+                    <w:rFonts w:eastAsia="Times New Roman" w:cs="Times New Roman"/>
+                    <w:sz w:val="40"/>
+                    <w:szCs w:val="40"/>
+                    <w:lang w:eastAsia="ru-RU"/>
+                    <w14:ligatures w14:val="none"/>
+                  </w:rPr>
+                  <w:t>. 021 ПЗ</w:t>
                 </w:r>
               </w:p>
             </w:tc>
@@ -972,7 +1031,6 @@
                 <w:r>
                   <w:rPr>
                     <w:szCs w:val="28"/>
-                    <w:lang w:val="en-US"/>
                   </w:rPr>
                   <w:t>21.02.2026</w:t>
                 </w:r>
@@ -1002,7 +1060,6 @@
                 <w:r>
                   <w:rPr>
                     <w:szCs w:val="28"/>
-                    <w:lang w:val="en-US"/>
                   </w:rPr>
                   <w:t>.</w:t>
                 </w:r>
@@ -3281,6 +3338,8 @@
       <w:r>
         <w:t>высокая скорость обработки запросов;</w:t>
       </w:r>
+      <w:bookmarkStart w:id="10" w:name="_GoBack"/>
+      <w:bookmarkEnd w:id="10"/>
     </w:p>
     <w:p>
       <w:pPr>
@@ -3353,6 +3412,48 @@
       </w:pPr>
       <w:r>
         <w:lastRenderedPageBreak/>
+        <w:drawing>
+          <wp:inline distT="0" distB="0" distL="0" distR="0" wp14:anchorId="0978082F" wp14:editId="3AF140B0">
+            <wp:extent cx="5939790" cy="3477260"/>
+            <wp:effectExtent l="0" t="0" r="3810" b="8890"/>
+            <wp:docPr id="2" name="Рисунок 2"/>
+            <wp:cNvGraphicFramePr>
+              <a:graphicFrameLocks xmlns:a="http://schemas.openxmlformats.org/drawingml/2006/main" noChangeAspect="1"/>
+            </wp:cNvGraphicFramePr>
+            <a:graphic xmlns:a="http://schemas.openxmlformats.org/drawingml/2006/main">
+              <a:graphicData uri="http://schemas.openxmlformats.org/drawingml/2006/picture">
+                <pic:pic xmlns:pic="http://schemas.openxmlformats.org/drawingml/2006/picture">
+                  <pic:nvPicPr>
+                    <pic:cNvPr id="1" name=""/>
+                    <pic:cNvPicPr/>
+                  </pic:nvPicPr>
+                  <pic:blipFill>
+                    <a:blip r:embed="rId8"/>
+                    <a:stretch>
+                      <a:fillRect/>
+                    </a:stretch>
+                  </pic:blipFill>
+                  <pic:spPr>
+                    <a:xfrm>
+                      <a:off x="0" y="0"/>
+                      <a:ext cx="5939790" cy="3477260"/>
+                    </a:xfrm>
+                    <a:prstGeom prst="rect">
+                      <a:avLst/>
+                    </a:prstGeom>
+                  </pic:spPr>
+                </pic:pic>
+              </a:graphicData>
+            </a:graphic>
+          </wp:inline>
+        </w:drawing>
+      </w:r>
+    </w:p>
+    <w:p>
+      <w:pPr>
+        <w:pStyle w:val="aff6"/>
+      </w:pPr>
+      <w:r>
         <w:t>Рисунок 1 – «</w:t>
       </w:r>
       <w:proofErr w:type="spellStart"/>
@@ -3378,11 +3479,11 @@
         <w:pStyle w:val="2"/>
         <w:ind w:firstLine="788"/>
       </w:pPr>
-      <w:bookmarkStart w:id="10" w:name="_Toc194697004"/>
+      <w:bookmarkStart w:id="11" w:name="_Toc194697004"/>
       <w:r>
         <w:t>Разработка и интеграция программных модулей</w:t>
       </w:r>
-      <w:bookmarkEnd w:id="10"/>
+      <w:bookmarkEnd w:id="11"/>
     </w:p>
     <w:p>
       <w:pPr>
@@ -3485,6 +3586,7 @@
         <w:pStyle w:val="a4"/>
       </w:pPr>
       <w:r>
+        <w:lastRenderedPageBreak/>
         <w:t xml:space="preserve">Выполнение данного требования необходимо для эффективного и безошибочного взаимодействия складского персонала с </w:t>
       </w:r>
       <w:r>
@@ -3504,7 +3606,6 @@
         <w:pStyle w:val="aff6"/>
       </w:pPr>
       <w:r>
-        <w:lastRenderedPageBreak/>
         <w:t xml:space="preserve">Рисунок 2 – «draw.io». </w:t>
       </w:r>
       <w:proofErr w:type="spellStart"/>
@@ -3521,11 +3622,11 @@
         <w:pStyle w:val="2"/>
         <w:ind w:firstLine="788"/>
       </w:pPr>
-      <w:bookmarkStart w:id="11" w:name="_Toc194697005"/>
+      <w:bookmarkStart w:id="12" w:name="_Toc194697005"/>
       <w:r>
         <w:t>Описание работы с VCS и проверка соответствия стандартам кодирования</w:t>
       </w:r>
-      <w:bookmarkEnd w:id="11"/>
+      <w:bookmarkEnd w:id="12"/>
     </w:p>
     <w:p>
       <w:pPr>
@@ -3552,7 +3653,7 @@
                     <pic:cNvPicPr/>
                   </pic:nvPicPr>
                   <pic:blipFill>
-                    <a:blip r:embed="rId8"/>
+                    <a:blip r:embed="rId9"/>
                     <a:stretch>
                       <a:fillRect/>
                     </a:stretch>
@@ -3586,13 +3687,8 @@
         </w:rPr>
         <w:t xml:space="preserve"> 3</w:t>
       </w:r>
-      <w:bookmarkStart w:id="12" w:name="_GoBack"/>
-      <w:bookmarkEnd w:id="12"/>
-      <w:r>
-        <w:t xml:space="preserve">– </w:t>
-      </w:r>
-      <w:r>
-        <w:t xml:space="preserve">История </w:t>
+      <w:r>
+        <w:t xml:space="preserve">– История </w:t>
       </w:r>
       <w:proofErr w:type="spellStart"/>
       <w:r>
@@ -3649,13 +3745,7 @@
         <w:t>Code</w:t>
       </w:r>
       <w:r>
-        <w:t>». Вид IDE с установленной точкой</w:t>
-      </w:r>
-      <w:r>
-        <w:t xml:space="preserve"> </w:t>
-      </w:r>
-      <w:r>
-        <w:t>останова</w:t>
+        <w:t>». Вид IDE с установленной точкой останова</w:t>
       </w:r>
     </w:p>
     <w:p>
@@ -4133,7 +4223,7 @@
     </w:p>
     <w:p/>
     <w:sectPr>
-      <w:footerReference w:type="default" r:id="rId9"/>
+      <w:footerReference w:type="default" r:id="rId10"/>
       <w:pgSz w:w="11906" w:h="16838" w:orient="landscape"/>
       <w:pgMar w:top="1134" w:right="851" w:bottom="1134" w:left="1701" w:header="709" w:footer="709" w:gutter="0"/>
       <w:pgNumType w:start="1"/>
@@ -4193,7 +4283,7 @@
           <w:rPr>
             <w:noProof/>
           </w:rPr>
-          <w:t>12</w:t>
+          <w:t>13</w:t>
         </w:r>
         <w:r>
           <w:fldChar w:fldCharType="end"/>
@@ -22738,7 +22828,7 @@
 </file>
 
 <file path=customXml/itemProps1.xml><?xml version="1.0" encoding="utf-8"?>
-<ds:datastoreItem xmlns:ds="http://schemas.openxmlformats.org/officeDocument/2006/customXml" ds:itemID="{F356CC18-C950-4B27-8141-BD14B76BFF40}">
+<ds:datastoreItem xmlns:ds="http://schemas.openxmlformats.org/officeDocument/2006/customXml" ds:itemID="{967C8FDD-1AAD-4ADA-A3B6-320D6DA3E5E8}">
   <ds:schemaRefs>
     <ds:schemaRef ds:uri="http://schemas.openxmlformats.org/officeDocument/2006/bibliography"/>
   </ds:schemaRefs>

--- a/Техотчёт_ПМ02.docx
+++ b/Техотчёт_ПМ02.docx
@@ -337,37 +337,18 @@
         </w:p>
         <w:p>
           <w:pPr>
-            <w:jc w:val="center"/>
-            <w:rPr>
-              <w:rFonts w:eastAsia="Times New Roman" w:cs="Times New Roman"/>
-              <w:bCs/>
-              <w:sz w:val="24"/>
-              <w:szCs w:val="24"/>
-              <w:lang w:eastAsia="ru-RU"/>
-              <w14:ligatures w14:val="none"/>
-            </w:rPr>
-          </w:pPr>
-        </w:p>
-        <w:p>
-          <w:pPr>
             <w:widowControl w:val="0"/>
             <w:tabs>
               <w:tab w:val="left" w:pos="1560"/>
               <w:tab w:val="left" w:pos="9360"/>
             </w:tabs>
             <w:rPr>
-              <w:rFonts w:eastAsia="Times New Roman" w:cs="Times New Roman"/>
               <w:szCs w:val="28"/>
-              <w:lang w:eastAsia="ru-RU"/>
-              <w14:ligatures w14:val="none"/>
             </w:rPr>
           </w:pPr>
           <w:r>
             <w:rPr>
-              <w:rFonts w:eastAsia="Times New Roman" w:cs="Times New Roman"/>
               <w:szCs w:val="28"/>
-              <w:lang w:eastAsia="ru-RU"/>
-              <w14:ligatures w14:val="none"/>
             </w:rPr>
             <w:t>СОГЛАСОВАНО</w:t>
           </w:r>
@@ -380,18 +361,12 @@
               <w:tab w:val="left" w:pos="9360"/>
             </w:tabs>
             <w:rPr>
-              <w:rFonts w:eastAsia="Times New Roman" w:cs="Times New Roman"/>
               <w:szCs w:val="28"/>
-              <w:lang w:eastAsia="ru-RU"/>
-              <w14:ligatures w14:val="none"/>
             </w:rPr>
           </w:pPr>
           <w:r>
             <w:rPr>
-              <w:rFonts w:eastAsia="Times New Roman" w:cs="Times New Roman"/>
               <w:szCs w:val="28"/>
-              <w:lang w:eastAsia="ru-RU"/>
-              <w14:ligatures w14:val="none"/>
             </w:rPr>
             <w:t>Рук. предприятия</w:t>
           </w:r>
@@ -404,33 +379,21 @@
               <w:tab w:val="left" w:pos="9360"/>
             </w:tabs>
             <w:rPr>
-              <w:rFonts w:eastAsia="Times New Roman" w:cs="Times New Roman"/>
               <w:szCs w:val="28"/>
-              <w:u w:val="single"/>
-              <w:lang w:eastAsia="ru-RU"/>
-              <w14:ligatures w14:val="none"/>
             </w:rPr>
           </w:pPr>
           <w:r>
             <w:rPr>
-              <w:rFonts w:eastAsia="Times New Roman" w:cs="Times New Roman"/>
               <w:bCs/>
               <w:szCs w:val="28"/>
-              <w:u w:val="single"/>
-              <w:lang w:eastAsia="ru-RU"/>
-              <w14:ligatures w14:val="none"/>
             </w:rPr>
             <w:t>___________</w:t>
           </w:r>
           <w:r>
             <w:rPr>
-              <w:rFonts w:eastAsia="Times New Roman" w:cs="Times New Roman"/>
               <w:szCs w:val="28"/>
-              <w:u w:val="single"/>
-              <w:lang w:eastAsia="ru-RU"/>
-              <w14:ligatures w14:val="none"/>
             </w:rPr>
-            <w:t xml:space="preserve"> ______</w:t>
+            <w:t xml:space="preserve"> ____________</w:t>
           </w:r>
         </w:p>
         <w:p>
@@ -442,31 +405,56 @@
               <w:tab w:val="left" w:pos="9360"/>
             </w:tabs>
             <w:rPr>
-              <w:rFonts w:eastAsia="Times New Roman" w:cs="Times New Roman"/>
               <w:sz w:val="22"/>
-              <w:lang w:eastAsia="ru-RU"/>
-              <w14:ligatures w14:val="none"/>
             </w:rPr>
           </w:pPr>
           <w:r>
             <w:rPr>
-              <w:rFonts w:eastAsia="Times New Roman" w:cs="Times New Roman"/>
               <w:sz w:val="22"/>
-              <w:lang w:eastAsia="ru-RU"/>
-              <w14:ligatures w14:val="none"/>
             </w:rPr>
             <w:tab/>
-            <w:t>(Подпись)</w:t>
           </w:r>
           <w:r>
             <w:rPr>
-              <w:rFonts w:eastAsia="Times New Roman" w:cs="Times New Roman"/>
               <w:sz w:val="22"/>
-              <w:lang w:eastAsia="ru-RU"/>
-              <w14:ligatures w14:val="none"/>
+            </w:rPr>
+            <w:t>(</w:t>
+          </w:r>
+          <w:r>
+            <w:rPr>
+              <w:sz w:val="22"/>
+            </w:rPr>
+            <w:t>Подпись</w:t>
+          </w:r>
+          <w:r>
+            <w:rPr>
+              <w:sz w:val="22"/>
+            </w:rPr>
+            <w:t>)</w:t>
+          </w:r>
+          <w:r>
+            <w:rPr>
+              <w:sz w:val="22"/>
             </w:rPr>
             <w:tab/>
-            <w:t>(И.О. Фамилия)</w:t>
+          </w:r>
+          <w:r>
+            <w:rPr>
+              <w:sz w:val="22"/>
+            </w:rPr>
+            <w:t>(</w:t>
+          </w:r>
+          <w:r>
+            <w:rPr>
+              <w:sz w:val="22"/>
+            </w:rPr>
+            <w:t>И.О. Фамилия</w:t>
+          </w:r>
+          <w:r>
+            <w:rPr>
+              <w:sz w:val="22"/>
+            </w:rPr>
+            <w:t>)</w:t>
           </w:r>
         </w:p>
         <w:p>
@@ -479,78 +467,77 @@
               <w:tab w:val="left" w:pos="9360"/>
             </w:tabs>
             <w:rPr>
-              <w:rFonts w:eastAsia="Times New Roman" w:cs="Times New Roman"/>
               <w:szCs w:val="28"/>
-              <w:lang w:eastAsia="ru-RU"/>
-              <w14:ligatures w14:val="none"/>
             </w:rPr>
           </w:pPr>
           <w:r>
             <w:rPr>
-              <w:rFonts w:eastAsia="Times New Roman" w:cs="Times New Roman"/>
               <w:szCs w:val="28"/>
-              <w:lang w:eastAsia="ru-RU"/>
-              <w14:ligatures w14:val="none"/>
             </w:rPr>
             <w:t>«</w:t>
           </w:r>
           <w:r>
             <w:rPr>
-              <w:rFonts w:eastAsia="Times New Roman" w:cs="Times New Roman"/>
               <w:szCs w:val="28"/>
-              <w:u w:val="single"/>
-              <w:lang w:eastAsia="ru-RU"/>
-              <w14:ligatures w14:val="none"/>
+            </w:rPr>
+            <w:t>_</w:t>
+          </w:r>
+          <w:proofErr w:type="gramStart"/>
+          <w:r>
+            <w:rPr>
+              <w:szCs w:val="28"/>
+            </w:rPr>
+            <w:t>_</w:t>
+          </w:r>
+          <w:r>
+            <w:rPr>
+              <w:szCs w:val="28"/>
+            </w:rPr>
+            <w:t>»</w:t>
+          </w:r>
+          <w:r>
+            <w:rPr>
+              <w:szCs w:val="28"/>
+            </w:rPr>
+            <w:t>_</w:t>
+          </w:r>
+          <w:proofErr w:type="gramEnd"/>
+          <w:r>
+            <w:rPr>
+              <w:szCs w:val="28"/>
+            </w:rPr>
+            <w:t>________</w:t>
+          </w:r>
+          <w:r>
+            <w:rPr>
+              <w:szCs w:val="28"/>
+            </w:rPr>
+            <w:t xml:space="preserve"> 20</w:t>
+          </w:r>
+          <w:r>
+            <w:rPr>
+              <w:szCs w:val="28"/>
             </w:rPr>
             <w:t>__</w:t>
           </w:r>
           <w:r>
             <w:rPr>
+              <w:szCs w:val="28"/>
+            </w:rPr>
+            <w:t>г.</w:t>
+          </w:r>
+        </w:p>
+        <w:p>
+          <w:pPr>
+            <w:widowControl w:val="0"/>
+            <w:rPr>
               <w:rFonts w:eastAsia="Times New Roman" w:cs="Times New Roman"/>
-              <w:szCs w:val="28"/>
+              <w:sz w:val="24"/>
+              <w:szCs w:val="24"/>
               <w:lang w:eastAsia="ru-RU"/>
               <w14:ligatures w14:val="none"/>
             </w:rPr>
-            <w:t xml:space="preserve">» </w:t>
-          </w:r>
-          <w:r>
-            <w:rPr>
-              <w:rFonts w:eastAsia="Times New Roman" w:cs="Times New Roman"/>
-              <w:szCs w:val="28"/>
-              <w:u w:val="single"/>
-              <w:lang w:eastAsia="ru-RU"/>
-              <w14:ligatures w14:val="none"/>
-            </w:rPr>
-            <w:t xml:space="preserve">_________ </w:t>
-          </w:r>
-          <w:r>
-            <w:rPr>
-              <w:rFonts w:eastAsia="Times New Roman" w:cs="Times New Roman"/>
-              <w:szCs w:val="28"/>
-              <w:lang w:eastAsia="ru-RU"/>
-              <w14:ligatures w14:val="none"/>
-            </w:rPr>
-            <w:t>20</w:t>
-          </w:r>
-          <w:r>
-            <w:rPr>
-              <w:rFonts w:eastAsia="Times New Roman" w:cs="Times New Roman"/>
-              <w:szCs w:val="28"/>
-              <w:u w:val="single"/>
-              <w:lang w:eastAsia="ru-RU"/>
-              <w14:ligatures w14:val="none"/>
-            </w:rPr>
-            <w:t>__</w:t>
-          </w:r>
-          <w:r>
-            <w:rPr>
-              <w:rFonts w:eastAsia="Times New Roman" w:cs="Times New Roman"/>
-              <w:szCs w:val="28"/>
-              <w:lang w:eastAsia="ru-RU"/>
-              <w14:ligatures w14:val="none"/>
-            </w:rPr>
-            <w:t>г.</w:t>
-          </w:r>
+          </w:pPr>
         </w:p>
         <w:p>
           <w:pPr>
@@ -1011,6 +998,8 @@
                     <w:szCs w:val="28"/>
                   </w:rPr>
                 </w:pPr>
+                <w:bookmarkStart w:id="0" w:name="_GoBack"/>
+                <w:bookmarkEnd w:id="0"/>
               </w:p>
             </w:tc>
             <w:tc>
@@ -1436,6 +1425,13 @@
         <w:p>
           <w:pPr>
             <w:pStyle w:val="12"/>
+            <w:rPr>
+              <w:rFonts w:asciiTheme="minorHAnsi" w:hAnsiTheme="minorHAnsi"/>
+              <w:noProof/>
+              <w:sz w:val="22"/>
+              <w:lang w:eastAsia="ru-RU"/>
+              <w14:ligatures w14:val="none"/>
+            </w:rPr>
           </w:pPr>
           <w:r>
             <w:rPr>
@@ -1458,60 +1454,60 @@
             </w:rPr>
             <w:fldChar w:fldCharType="separate"/>
           </w:r>
-          <w:hyperlink w:anchor="_Toc194696994" w:tooltip="#_Toc194696994" w:history="1">
+          <w:hyperlink w:anchor="_Toc226654889" w:history="1">
             <w:r>
               <w:rPr>
                 <w:rStyle w:val="aff"/>
+                <w:noProof/>
               </w:rPr>
               <w:t>Перечень сокращений и обозначений</w:t>
             </w:r>
             <w:r>
+              <w:rPr>
+                <w:noProof/>
+                <w:webHidden/>
+              </w:rPr>
               <w:tab/>
             </w:r>
             <w:r>
+              <w:rPr>
+                <w:noProof/>
+                <w:webHidden/>
+              </w:rPr>
               <w:fldChar w:fldCharType="begin"/>
             </w:r>
             <w:r>
-              <w:instrText>PAGEREF _Toc194696994 \h</w:instrText>
+              <w:rPr>
+                <w:noProof/>
+                <w:webHidden/>
+              </w:rPr>
+              <w:instrText xml:space="preserve"> PAGEREF _Toc226654889 \h </w:instrText>
             </w:r>
             <w:r>
+              <w:rPr>
+                <w:noProof/>
+                <w:webHidden/>
+              </w:rPr>
+            </w:r>
+            <w:r>
+              <w:rPr>
+                <w:noProof/>
+                <w:webHidden/>
+              </w:rPr>
               <w:fldChar w:fldCharType="separate"/>
             </w:r>
             <w:r>
+              <w:rPr>
+                <w:noProof/>
+                <w:webHidden/>
+              </w:rPr>
               <w:t>3</w:t>
             </w:r>
             <w:r>
-              <w:fldChar w:fldCharType="end"/>
-            </w:r>
-          </w:hyperlink>
-        </w:p>
-        <w:p>
-          <w:pPr>
-            <w:pStyle w:val="12"/>
-          </w:pPr>
-          <w:hyperlink w:anchor="_Toc194696995" w:tooltip="#_Toc194696995" w:history="1">
-            <w:r>
               <w:rPr>
-                <w:rStyle w:val="aff"/>
+                <w:noProof/>
+                <w:webHidden/>
               </w:rPr>
-              <w:t>Введение</w:t>
-            </w:r>
-            <w:r>
-              <w:tab/>
-            </w:r>
-            <w:r>
-              <w:fldChar w:fldCharType="begin"/>
-            </w:r>
-            <w:r>
-              <w:instrText>PAGEREF _Toc194696995 \h</w:instrText>
-            </w:r>
-            <w:r>
-              <w:fldChar w:fldCharType="separate"/>
-            </w:r>
-            <w:r>
-              <w:t>4</w:t>
-            </w:r>
-            <w:r>
               <w:fldChar w:fldCharType="end"/>
             </w:r>
           </w:hyperlink>
@@ -1520,81 +1516,144 @@
           <w:pPr>
             <w:pStyle w:val="12"/>
             <w:rPr>
-              <w:highlight w:val="white"/>
+              <w:rFonts w:asciiTheme="minorHAnsi" w:hAnsiTheme="minorHAnsi"/>
+              <w:noProof/>
+              <w:sz w:val="22"/>
+              <w:lang w:eastAsia="ru-RU"/>
+              <w14:ligatures w14:val="none"/>
             </w:rPr>
           </w:pPr>
-          <w:hyperlink w:anchor="_Toc194696996" w:tooltip="#_Toc194696996" w:history="1">
+          <w:hyperlink w:anchor="_Toc226654890" w:history="1">
             <w:r>
               <w:rPr>
-                <w:rFonts w:eastAsiaTheme="majorEastAsia" w:cs="Times New Roman"/>
+                <w:rStyle w:val="aff"/>
+                <w:noProof/>
               </w:rPr>
-              <w:t>1</w:t>
-            </w:r>
-            <w:r>
-              <w:t xml:space="preserve"> </w:t>
+              <w:t>Введение</w:t>
             </w:r>
             <w:r>
               <w:rPr>
-                <w:rStyle w:val="aff"/>
+                <w:noProof/>
+                <w:webHidden/>
               </w:rPr>
-              <w:t>Организация охраны труда на предприятии</w:t>
-            </w:r>
-            <w:r>
               <w:tab/>
             </w:r>
             <w:r>
+              <w:rPr>
+                <w:noProof/>
+                <w:webHidden/>
+              </w:rPr>
               <w:fldChar w:fldCharType="begin"/>
             </w:r>
             <w:r>
-              <w:instrText>PAGEREF _Toc194696996 \h</w:instrText>
+              <w:rPr>
+                <w:noProof/>
+                <w:webHidden/>
+              </w:rPr>
+              <w:instrText xml:space="preserve"> PAGEREF _Toc226654890 \h </w:instrText>
             </w:r>
             <w:r>
+              <w:rPr>
+                <w:noProof/>
+                <w:webHidden/>
+              </w:rPr>
+            </w:r>
+            <w:r>
+              <w:rPr>
+                <w:noProof/>
+                <w:webHidden/>
+              </w:rPr>
               <w:fldChar w:fldCharType="separate"/>
             </w:r>
             <w:r>
-              <w:t>6</w:t>
+              <w:rPr>
+                <w:noProof/>
+                <w:webHidden/>
+              </w:rPr>
+              <w:t>4</w:t>
             </w:r>
             <w:r>
+              <w:rPr>
+                <w:noProof/>
+                <w:webHidden/>
+              </w:rPr>
               <w:fldChar w:fldCharType="end"/>
             </w:r>
           </w:hyperlink>
         </w:p>
         <w:p>
           <w:pPr>
-            <w:pStyle w:val="24"/>
+            <w:pStyle w:val="12"/>
+            <w:rPr>
+              <w:rFonts w:asciiTheme="minorHAnsi" w:hAnsiTheme="minorHAnsi"/>
+              <w:noProof/>
+              <w:sz w:val="22"/>
+              <w:lang w:eastAsia="ru-RU"/>
+              <w14:ligatures w14:val="none"/>
+            </w:rPr>
           </w:pPr>
-          <w:hyperlink w:anchor="_Toc194696997" w:tooltip="#_Toc194696997" w:history="1">
+          <w:hyperlink w:anchor="_Toc226654891" w:history="1">
             <w:r>
               <w:rPr>
-                <w:rFonts w:eastAsiaTheme="majorEastAsia" w:cstheme="majorBidi"/>
+                <w:rStyle w:val="aff"/>
+                <w:noProof/>
+                <w:highlight w:val="white"/>
               </w:rPr>
-              <w:t>1.1</w:t>
-            </w:r>
-            <w:r>
-              <w:t xml:space="preserve"> </w:t>
+              <w:t>1</w:t>
             </w:r>
             <w:r>
               <w:rPr>
                 <w:rStyle w:val="aff"/>
+                <w:noProof/>
               </w:rPr>
-              <w:t>Общие требования безопасности</w:t>
+              <w:t xml:space="preserve"> Организация охраны труда на предприятии</w:t>
             </w:r>
             <w:r>
+              <w:rPr>
+                <w:noProof/>
+                <w:webHidden/>
+              </w:rPr>
               <w:tab/>
             </w:r>
             <w:r>
+              <w:rPr>
+                <w:noProof/>
+                <w:webHidden/>
+              </w:rPr>
               <w:fldChar w:fldCharType="begin"/>
             </w:r>
             <w:r>
-              <w:instrText>PAGEREF _Toc194696997 \h</w:instrText>
+              <w:rPr>
+                <w:noProof/>
+                <w:webHidden/>
+              </w:rPr>
+              <w:instrText xml:space="preserve"> PAGEREF _Toc226654891 \h </w:instrText>
             </w:r>
             <w:r>
+              <w:rPr>
+                <w:noProof/>
+                <w:webHidden/>
+              </w:rPr>
+            </w:r>
+            <w:r>
+              <w:rPr>
+                <w:noProof/>
+                <w:webHidden/>
+              </w:rPr>
               <w:fldChar w:fldCharType="separate"/>
             </w:r>
             <w:r>
+              <w:rPr>
+                <w:noProof/>
+                <w:webHidden/>
+              </w:rPr>
               <w:t>6</w:t>
             </w:r>
             <w:r>
+              <w:rPr>
+                <w:noProof/>
+                <w:webHidden/>
+              </w:rPr>
               <w:fldChar w:fldCharType="end"/>
             </w:r>
           </w:hyperlink>
@@ -1603,42 +1662,67 @@
           <w:pPr>
             <w:pStyle w:val="24"/>
             <w:rPr>
-              <w:rFonts w:cs="Times New Roman"/>
+              <w:rFonts w:asciiTheme="minorHAnsi" w:hAnsiTheme="minorHAnsi"/>
+              <w:noProof/>
+              <w:sz w:val="22"/>
+              <w:lang w:eastAsia="ru-RU"/>
+              <w14:ligatures w14:val="none"/>
             </w:rPr>
           </w:pPr>
-          <w:hyperlink w:anchor="_Toc194696998" w:tooltip="#_Toc194696998" w:history="1">
+          <w:hyperlink w:anchor="_Toc226654892" w:history="1">
             <w:r>
               <w:rPr>
-                <w:rFonts w:eastAsiaTheme="majorEastAsia" w:cs="Times New Roman"/>
+                <w:rStyle w:val="aff"/>
+                <w:noProof/>
               </w:rPr>
-              <w:t>1.2</w:t>
-            </w:r>
-            <w:r>
-              <w:t xml:space="preserve"> </w:t>
+              <w:t>1.1 Общие требования безопасности</w:t>
             </w:r>
             <w:r>
               <w:rPr>
-                <w:rStyle w:val="aff"/>
-                <w:rFonts w:cs="Times New Roman"/>
+                <w:noProof/>
+                <w:webHidden/>
               </w:rPr>
-              <w:t>Организация рабочего места</w:t>
-            </w:r>
-            <w:r>
               <w:tab/>
             </w:r>
             <w:r>
+              <w:rPr>
+                <w:noProof/>
+                <w:webHidden/>
+              </w:rPr>
               <w:fldChar w:fldCharType="begin"/>
             </w:r>
             <w:r>
-              <w:instrText>PAGEREF _Toc194696998 \h</w:instrText>
+              <w:rPr>
+                <w:noProof/>
+                <w:webHidden/>
+              </w:rPr>
+              <w:instrText xml:space="preserve"> PAGEREF _Toc226654892 \h </w:instrText>
             </w:r>
             <w:r>
+              <w:rPr>
+                <w:noProof/>
+                <w:webHidden/>
+              </w:rPr>
+            </w:r>
+            <w:r>
+              <w:rPr>
+                <w:noProof/>
+                <w:webHidden/>
+              </w:rPr>
               <w:fldChar w:fldCharType="separate"/>
             </w:r>
             <w:r>
+              <w:rPr>
+                <w:noProof/>
+                <w:webHidden/>
+              </w:rPr>
               <w:t>6</w:t>
             </w:r>
             <w:r>
+              <w:rPr>
+                <w:noProof/>
+                <w:webHidden/>
+              </w:rPr>
               <w:fldChar w:fldCharType="end"/>
             </w:r>
           </w:hyperlink>
@@ -1647,82 +1731,68 @@
           <w:pPr>
             <w:pStyle w:val="24"/>
             <w:rPr>
-              <w:rFonts w:cs="Times New Roman"/>
+              <w:rFonts w:asciiTheme="minorHAnsi" w:hAnsiTheme="minorHAnsi"/>
+              <w:noProof/>
+              <w:sz w:val="22"/>
+              <w:lang w:eastAsia="ru-RU"/>
+              <w14:ligatures w14:val="none"/>
             </w:rPr>
           </w:pPr>
-          <w:hyperlink w:anchor="_Toc194696999" w:tooltip="#_Toc194696999" w:history="1">
-            <w:r>
-              <w:rPr>
-                <w:rFonts w:eastAsiaTheme="majorEastAsia" w:cs="Times New Roman"/>
-              </w:rPr>
-              <w:t>1.3</w:t>
-            </w:r>
-            <w:r>
-              <w:t xml:space="preserve"> </w:t>
-            </w:r>
+          <w:hyperlink w:anchor="_Toc226654893" w:history="1">
             <w:r>
               <w:rPr>
                 <w:rStyle w:val="aff"/>
                 <w:rFonts w:cs="Times New Roman"/>
+                <w:noProof/>
               </w:rPr>
-              <w:t>Требования безопасности по окончании работы</w:t>
+              <w:t>1.2 Организация рабочего места</w:t>
             </w:r>
             <w:r>
+              <w:rPr>
+                <w:noProof/>
+                <w:webHidden/>
+              </w:rPr>
               <w:tab/>
             </w:r>
             <w:r>
+              <w:rPr>
+                <w:noProof/>
+                <w:webHidden/>
+              </w:rPr>
               <w:fldChar w:fldCharType="begin"/>
             </w:r>
             <w:r>
-              <w:instrText>PAGEREF _Toc194696999 \h</w:instrText>
+              <w:rPr>
+                <w:noProof/>
+                <w:webHidden/>
+              </w:rPr>
+              <w:instrText xml:space="preserve"> PAGEREF _Toc226654893 \h </w:instrText>
             </w:r>
             <w:r>
+              <w:rPr>
+                <w:noProof/>
+                <w:webHidden/>
+              </w:rPr>
+            </w:r>
+            <w:r>
+              <w:rPr>
+                <w:noProof/>
+                <w:webHidden/>
+              </w:rPr>
               <w:fldChar w:fldCharType="separate"/>
             </w:r>
             <w:r>
-              <w:t>7</w:t>
-            </w:r>
-            <w:r>
-              <w:fldChar w:fldCharType="end"/>
-            </w:r>
-          </w:hyperlink>
-        </w:p>
-        <w:p>
-          <w:pPr>
-            <w:pStyle w:val="12"/>
-          </w:pPr>
-          <w:hyperlink w:anchor="_Toc194697000" w:tooltip="#_Toc194697000" w:history="1">
-            <w:r>
               <w:rPr>
-                <w:rFonts w:eastAsiaTheme="majorEastAsia" w:cs="Times New Roman"/>
+                <w:noProof/>
+                <w:webHidden/>
               </w:rPr>
-              <w:t>2</w:t>
-            </w:r>
-            <w:r>
-              <w:t xml:space="preserve"> </w:t>
+              <w:t>6</w:t>
             </w:r>
             <w:r>
               <w:rPr>
-                <w:rStyle w:val="aff"/>
+                <w:noProof/>
+                <w:webHidden/>
               </w:rPr>
-              <w:t>Выполнение работ по ПМ.02</w:t>
-            </w:r>
-            <w:r>
-              <w:tab/>
-            </w:r>
-            <w:r>
-              <w:fldChar w:fldCharType="begin"/>
-            </w:r>
-            <w:r>
-              <w:instrText>PAGEREF _Toc194697000 \h</w:instrText>
-            </w:r>
-            <w:r>
-              <w:fldChar w:fldCharType="separate"/>
-            </w:r>
-            <w:r>
-              <w:t>8</w:t>
-            </w:r>
-            <w:r>
               <w:fldChar w:fldCharType="end"/>
             </w:r>
           </w:hyperlink>
@@ -1730,270 +1800,69 @@
         <w:p>
           <w:pPr>
             <w:pStyle w:val="24"/>
+            <w:rPr>
+              <w:rFonts w:asciiTheme="minorHAnsi" w:hAnsiTheme="minorHAnsi"/>
+              <w:noProof/>
+              <w:sz w:val="22"/>
+              <w:lang w:eastAsia="ru-RU"/>
+              <w14:ligatures w14:val="none"/>
+            </w:rPr>
           </w:pPr>
-          <w:hyperlink w:anchor="_Toc194697001" w:tooltip="#_Toc194697001" w:history="1">
+          <w:hyperlink w:anchor="_Toc226654894" w:history="1">
             <w:r>
               <w:rPr>
-                <w:rFonts w:eastAsiaTheme="majorEastAsia" w:cstheme="majorBidi"/>
+                <w:rStyle w:val="aff"/>
+                <w:rFonts w:cs="Times New Roman"/>
+                <w:noProof/>
               </w:rPr>
-              <w:t>2.1</w:t>
-            </w:r>
-            <w:r>
-              <w:t xml:space="preserve"> </w:t>
+              <w:t>1.3 Требования безопасности по окончании работы</w:t>
             </w:r>
             <w:r>
               <w:rPr>
-                <w:rStyle w:val="aff"/>
+                <w:noProof/>
+                <w:webHidden/>
               </w:rPr>
-              <w:t>Анализ и разработка требований</w:t>
-            </w:r>
-            <w:r>
               <w:tab/>
             </w:r>
             <w:r>
+              <w:rPr>
+                <w:noProof/>
+                <w:webHidden/>
+              </w:rPr>
               <w:fldChar w:fldCharType="begin"/>
             </w:r>
             <w:r>
-              <w:instrText>PAGEREF _Toc194697001 \h</w:instrText>
+              <w:rPr>
+                <w:noProof/>
+                <w:webHidden/>
+              </w:rPr>
+              <w:instrText xml:space="preserve"> PAGEREF _Toc226654894 \h </w:instrText>
             </w:r>
             <w:r>
+              <w:rPr>
+                <w:noProof/>
+                <w:webHidden/>
+              </w:rPr>
+            </w:r>
+            <w:r>
+              <w:rPr>
+                <w:noProof/>
+                <w:webHidden/>
+              </w:rPr>
               <w:fldChar w:fldCharType="separate"/>
             </w:r>
             <w:r>
-              <w:t>8</w:t>
-            </w:r>
-            <w:r>
-              <w:fldChar w:fldCharType="end"/>
-            </w:r>
-          </w:hyperlink>
-        </w:p>
-        <w:p>
-          <w:pPr>
-            <w:pStyle w:val="24"/>
-          </w:pPr>
-          <w:hyperlink w:anchor="_Toc194697002" w:tooltip="#_Toc194697002" w:history="1">
-            <w:r>
               <w:rPr>
-                <w:rFonts w:eastAsiaTheme="majorEastAsia" w:cstheme="majorBidi"/>
+                <w:noProof/>
+                <w:webHidden/>
               </w:rPr>
-              <w:t>2.2</w:t>
-            </w:r>
-            <w:r>
-              <w:t xml:space="preserve"> </w:t>
+              <w:t>7</w:t>
             </w:r>
             <w:r>
               <w:rPr>
-                <w:rStyle w:val="aff"/>
+                <w:noProof/>
+                <w:webHidden/>
               </w:rPr>
-              <w:t>Выбор состава программных и технических средств</w:t>
-            </w:r>
-            <w:r>
-              <w:tab/>
-            </w:r>
-            <w:r>
-              <w:fldChar w:fldCharType="begin"/>
-            </w:r>
-            <w:r>
-              <w:instrText>PAGEREF _Toc194697002 \h</w:instrText>
-            </w:r>
-            <w:r>
-              <w:fldChar w:fldCharType="separate"/>
-            </w:r>
-            <w:r>
-              <w:t>8</w:t>
-            </w:r>
-            <w:r>
-              <w:fldChar w:fldCharType="end"/>
-            </w:r>
-          </w:hyperlink>
-        </w:p>
-        <w:p>
-          <w:pPr>
-            <w:pStyle w:val="24"/>
-          </w:pPr>
-          <w:hyperlink w:anchor="_Toc194697003" w:tooltip="#_Toc194697003" w:history="1">
-            <w:r>
-              <w:rPr>
-                <w:rFonts w:eastAsiaTheme="majorEastAsia" w:cstheme="majorBidi"/>
-              </w:rPr>
-              <w:t>2.3</w:t>
-            </w:r>
-            <w:r>
-              <w:t xml:space="preserve"> </w:t>
-            </w:r>
-            <w:r>
-              <w:rPr>
-                <w:rStyle w:val="aff"/>
-              </w:rPr>
-              <w:t>Проектирование программного обеспечения</w:t>
-            </w:r>
-            <w:r>
-              <w:tab/>
-            </w:r>
-            <w:r>
-              <w:fldChar w:fldCharType="begin"/>
-            </w:r>
-            <w:r>
-              <w:instrText>PAGEREF _Toc194697003 \h</w:instrText>
-            </w:r>
-            <w:r>
-              <w:fldChar w:fldCharType="separate"/>
-            </w:r>
-            <w:r>
-              <w:t>8</w:t>
-            </w:r>
-            <w:r>
-              <w:fldChar w:fldCharType="end"/>
-            </w:r>
-          </w:hyperlink>
-        </w:p>
-        <w:p>
-          <w:pPr>
-            <w:pStyle w:val="24"/>
-          </w:pPr>
-          <w:hyperlink w:anchor="_Toc194697004" w:tooltip="#_Toc194697004" w:history="1">
-            <w:r>
-              <w:rPr>
-                <w:rFonts w:eastAsiaTheme="majorEastAsia" w:cstheme="majorBidi"/>
-              </w:rPr>
-              <w:t>2.4</w:t>
-            </w:r>
-            <w:r>
-              <w:t xml:space="preserve"> </w:t>
-            </w:r>
-            <w:r>
-              <w:rPr>
-                <w:rStyle w:val="aff"/>
-              </w:rPr>
-              <w:t>Разработка и интеграция программных модулей</w:t>
-            </w:r>
-            <w:r>
-              <w:tab/>
-            </w:r>
-            <w:r>
-              <w:fldChar w:fldCharType="begin"/>
-            </w:r>
-            <w:r>
-              <w:instrText>PAGEREF _Toc194697004 \h</w:instrText>
-            </w:r>
-            <w:r>
-              <w:fldChar w:fldCharType="separate"/>
-            </w:r>
-            <w:r>
-              <w:t>8</w:t>
-            </w:r>
-            <w:r>
-              <w:fldChar w:fldCharType="end"/>
-            </w:r>
-          </w:hyperlink>
-        </w:p>
-        <w:p>
-          <w:pPr>
-            <w:pStyle w:val="24"/>
-          </w:pPr>
-          <w:hyperlink w:anchor="_Toc194697005" w:tooltip="#_Toc194697005" w:history="1">
-            <w:r>
-              <w:rPr>
-                <w:rFonts w:eastAsiaTheme="majorEastAsia" w:cstheme="majorBidi"/>
-              </w:rPr>
-              <w:t>2.5</w:t>
-            </w:r>
-            <w:r>
-              <w:t xml:space="preserve"> </w:t>
-            </w:r>
-            <w:r>
-              <w:rPr>
-                <w:rStyle w:val="aff"/>
-              </w:rPr>
-              <w:t>Описание работы с VCS и проверка соответствия стандартам кодирования</w:t>
-            </w:r>
-            <w:r>
-              <w:tab/>
-            </w:r>
-            <w:r>
-              <w:fldChar w:fldCharType="begin"/>
-            </w:r>
-            <w:r>
-              <w:instrText>PAGEREF _Toc194697005 \h</w:instrText>
-            </w:r>
-            <w:r>
-              <w:fldChar w:fldCharType="separate"/>
-            </w:r>
-            <w:r>
-              <w:t>8</w:t>
-            </w:r>
-            <w:r>
-              <w:fldChar w:fldCharType="end"/>
-            </w:r>
-          </w:hyperlink>
-        </w:p>
-        <w:p>
-          <w:pPr>
-            <w:pStyle w:val="24"/>
-          </w:pPr>
-          <w:hyperlink w:anchor="_Toc194697006" w:tooltip="#_Toc194697006" w:history="1">
-            <w:r>
-              <w:rPr>
-                <w:rFonts w:eastAsiaTheme="majorEastAsia" w:cstheme="majorBidi"/>
-              </w:rPr>
-              <w:t>2.6</w:t>
-            </w:r>
-            <w:r>
-              <w:t xml:space="preserve"> </w:t>
-            </w:r>
-            <w:r>
-              <w:rPr>
-                <w:rStyle w:val="aff"/>
-              </w:rPr>
-              <w:t xml:space="preserve">Отладка и тестирование программных модулей </w:t>
-            </w:r>
-            <w:r>
-              <w:tab/>
-            </w:r>
-            <w:r>
-              <w:fldChar w:fldCharType="begin"/>
-            </w:r>
-            <w:r>
-              <w:instrText>PAGEREF _Toc194697006 \h</w:instrText>
-            </w:r>
-            <w:r>
-              <w:fldChar w:fldCharType="separate"/>
-            </w:r>
-            <w:r>
-              <w:t>8</w:t>
-            </w:r>
-            <w:r>
-              <w:fldChar w:fldCharType="end"/>
-            </w:r>
-          </w:hyperlink>
-        </w:p>
-        <w:p>
-          <w:pPr>
-            <w:pStyle w:val="12"/>
-          </w:pPr>
-          <w:hyperlink w:anchor="_Toc194697007" w:tooltip="#_Toc194697007" w:history="1">
-            <w:r>
-              <w:rPr>
-                <w:rStyle w:val="aff"/>
-              </w:rPr>
-              <w:t>Заключение</w:t>
-            </w:r>
-            <w:r>
-              <w:tab/>
-            </w:r>
-            <w:r>
-              <w:fldChar w:fldCharType="begin"/>
-            </w:r>
-            <w:r>
-              <w:instrText>PAGEREF _Toc194697007 \h</w:instrText>
-            </w:r>
-            <w:r>
-              <w:fldChar w:fldCharType="separate"/>
-            </w:r>
-            <w:r>
-              <w:t>9</w:t>
-            </w:r>
-            <w:r>
               <w:fldChar w:fldCharType="end"/>
             </w:r>
           </w:hyperlink>
@@ -2002,33 +1871,619 @@
           <w:pPr>
             <w:pStyle w:val="12"/>
             <w:rPr>
-              <w:highlight w:val="yellow"/>
+              <w:rFonts w:asciiTheme="minorHAnsi" w:hAnsiTheme="minorHAnsi"/>
+              <w:noProof/>
+              <w:sz w:val="22"/>
+              <w:lang w:eastAsia="ru-RU"/>
+              <w14:ligatures w14:val="none"/>
             </w:rPr>
           </w:pPr>
-          <w:hyperlink w:anchor="_Toc194697008" w:tooltip="#_Toc194697008" w:history="1">
+          <w:hyperlink w:anchor="_Toc226654895" w:history="1">
             <w:r>
               <w:rPr>
                 <w:rStyle w:val="aff"/>
-                <w:highlight w:val="yellow"/>
+                <w:noProof/>
+              </w:rPr>
+              <w:t>2 Выполнение работ по ПМ.02</w:t>
+            </w:r>
+            <w:r>
+              <w:rPr>
+                <w:noProof/>
+                <w:webHidden/>
+              </w:rPr>
+              <w:tab/>
+            </w:r>
+            <w:r>
+              <w:rPr>
+                <w:noProof/>
+                <w:webHidden/>
+              </w:rPr>
+              <w:fldChar w:fldCharType="begin"/>
+            </w:r>
+            <w:r>
+              <w:rPr>
+                <w:noProof/>
+                <w:webHidden/>
+              </w:rPr>
+              <w:instrText xml:space="preserve"> PAGEREF _Toc226654895 \h </w:instrText>
+            </w:r>
+            <w:r>
+              <w:rPr>
+                <w:noProof/>
+                <w:webHidden/>
+              </w:rPr>
+            </w:r>
+            <w:r>
+              <w:rPr>
+                <w:noProof/>
+                <w:webHidden/>
+              </w:rPr>
+              <w:fldChar w:fldCharType="separate"/>
+            </w:r>
+            <w:r>
+              <w:rPr>
+                <w:noProof/>
+                <w:webHidden/>
+              </w:rPr>
+              <w:t>8</w:t>
+            </w:r>
+            <w:r>
+              <w:rPr>
+                <w:noProof/>
+                <w:webHidden/>
+              </w:rPr>
+              <w:fldChar w:fldCharType="end"/>
+            </w:r>
+          </w:hyperlink>
+        </w:p>
+        <w:p>
+          <w:pPr>
+            <w:pStyle w:val="24"/>
+            <w:rPr>
+              <w:rFonts w:asciiTheme="minorHAnsi" w:hAnsiTheme="minorHAnsi"/>
+              <w:noProof/>
+              <w:sz w:val="22"/>
+              <w:lang w:eastAsia="ru-RU"/>
+              <w14:ligatures w14:val="none"/>
+            </w:rPr>
+          </w:pPr>
+          <w:hyperlink w:anchor="_Toc226654896" w:history="1">
+            <w:r>
+              <w:rPr>
+                <w:rStyle w:val="aff"/>
+                <w:noProof/>
+              </w:rPr>
+              <w:t>2.1 Анализ и разработка требований</w:t>
+            </w:r>
+            <w:r>
+              <w:rPr>
+                <w:noProof/>
+                <w:webHidden/>
+              </w:rPr>
+              <w:tab/>
+            </w:r>
+            <w:r>
+              <w:rPr>
+                <w:noProof/>
+                <w:webHidden/>
+              </w:rPr>
+              <w:fldChar w:fldCharType="begin"/>
+            </w:r>
+            <w:r>
+              <w:rPr>
+                <w:noProof/>
+                <w:webHidden/>
+              </w:rPr>
+              <w:instrText xml:space="preserve"> PAGEREF _Toc226654896 \h </w:instrText>
+            </w:r>
+            <w:r>
+              <w:rPr>
+                <w:noProof/>
+                <w:webHidden/>
+              </w:rPr>
+            </w:r>
+            <w:r>
+              <w:rPr>
+                <w:noProof/>
+                <w:webHidden/>
+              </w:rPr>
+              <w:fldChar w:fldCharType="separate"/>
+            </w:r>
+            <w:r>
+              <w:rPr>
+                <w:noProof/>
+                <w:webHidden/>
+              </w:rPr>
+              <w:t>8</w:t>
+            </w:r>
+            <w:r>
+              <w:rPr>
+                <w:noProof/>
+                <w:webHidden/>
+              </w:rPr>
+              <w:fldChar w:fldCharType="end"/>
+            </w:r>
+          </w:hyperlink>
+        </w:p>
+        <w:p>
+          <w:pPr>
+            <w:pStyle w:val="24"/>
+            <w:rPr>
+              <w:rFonts w:asciiTheme="minorHAnsi" w:hAnsiTheme="minorHAnsi"/>
+              <w:noProof/>
+              <w:sz w:val="22"/>
+              <w:lang w:eastAsia="ru-RU"/>
+              <w14:ligatures w14:val="none"/>
+            </w:rPr>
+          </w:pPr>
+          <w:hyperlink w:anchor="_Toc226654897" w:history="1">
+            <w:r>
+              <w:rPr>
+                <w:rStyle w:val="aff"/>
+                <w:noProof/>
+              </w:rPr>
+              <w:t>2.2 Выбор состава программных и технических средств</w:t>
+            </w:r>
+            <w:r>
+              <w:rPr>
+                <w:noProof/>
+                <w:webHidden/>
+              </w:rPr>
+              <w:tab/>
+            </w:r>
+            <w:r>
+              <w:rPr>
+                <w:noProof/>
+                <w:webHidden/>
+              </w:rPr>
+              <w:fldChar w:fldCharType="begin"/>
+            </w:r>
+            <w:r>
+              <w:rPr>
+                <w:noProof/>
+                <w:webHidden/>
+              </w:rPr>
+              <w:instrText xml:space="preserve"> PAGEREF _Toc226654897 \h </w:instrText>
+            </w:r>
+            <w:r>
+              <w:rPr>
+                <w:noProof/>
+                <w:webHidden/>
+              </w:rPr>
+            </w:r>
+            <w:r>
+              <w:rPr>
+                <w:noProof/>
+                <w:webHidden/>
+              </w:rPr>
+              <w:fldChar w:fldCharType="separate"/>
+            </w:r>
+            <w:r>
+              <w:rPr>
+                <w:noProof/>
+                <w:webHidden/>
+              </w:rPr>
+              <w:t>8</w:t>
+            </w:r>
+            <w:r>
+              <w:rPr>
+                <w:noProof/>
+                <w:webHidden/>
+              </w:rPr>
+              <w:fldChar w:fldCharType="end"/>
+            </w:r>
+          </w:hyperlink>
+        </w:p>
+        <w:p>
+          <w:pPr>
+            <w:pStyle w:val="24"/>
+            <w:rPr>
+              <w:rFonts w:asciiTheme="minorHAnsi" w:hAnsiTheme="minorHAnsi"/>
+              <w:noProof/>
+              <w:sz w:val="22"/>
+              <w:lang w:eastAsia="ru-RU"/>
+              <w14:ligatures w14:val="none"/>
+            </w:rPr>
+          </w:pPr>
+          <w:hyperlink w:anchor="_Toc226654898" w:history="1">
+            <w:r>
+              <w:rPr>
+                <w:rStyle w:val="aff"/>
+                <w:noProof/>
+              </w:rPr>
+              <w:t>2.3 Проектирование программного обеспечения</w:t>
+            </w:r>
+            <w:r>
+              <w:rPr>
+                <w:noProof/>
+                <w:webHidden/>
+              </w:rPr>
+              <w:tab/>
+            </w:r>
+            <w:r>
+              <w:rPr>
+                <w:noProof/>
+                <w:webHidden/>
+              </w:rPr>
+              <w:fldChar w:fldCharType="begin"/>
+            </w:r>
+            <w:r>
+              <w:rPr>
+                <w:noProof/>
+                <w:webHidden/>
+              </w:rPr>
+              <w:instrText xml:space="preserve"> PAGEREF _Toc226654898 \h </w:instrText>
+            </w:r>
+            <w:r>
+              <w:rPr>
+                <w:noProof/>
+                <w:webHidden/>
+              </w:rPr>
+            </w:r>
+            <w:r>
+              <w:rPr>
+                <w:noProof/>
+                <w:webHidden/>
+              </w:rPr>
+              <w:fldChar w:fldCharType="separate"/>
+            </w:r>
+            <w:r>
+              <w:rPr>
+                <w:noProof/>
+                <w:webHidden/>
+              </w:rPr>
+              <w:t>9</w:t>
+            </w:r>
+            <w:r>
+              <w:rPr>
+                <w:noProof/>
+                <w:webHidden/>
+              </w:rPr>
+              <w:fldChar w:fldCharType="end"/>
+            </w:r>
+          </w:hyperlink>
+        </w:p>
+        <w:p>
+          <w:pPr>
+            <w:pStyle w:val="24"/>
+            <w:rPr>
+              <w:rFonts w:asciiTheme="minorHAnsi" w:hAnsiTheme="minorHAnsi"/>
+              <w:noProof/>
+              <w:sz w:val="22"/>
+              <w:lang w:eastAsia="ru-RU"/>
+              <w14:ligatures w14:val="none"/>
+            </w:rPr>
+          </w:pPr>
+          <w:hyperlink w:anchor="_Toc226654899" w:history="1">
+            <w:r>
+              <w:rPr>
+                <w:rStyle w:val="aff"/>
+                <w:noProof/>
+              </w:rPr>
+              <w:t>2.4 Разработка и интеграция программных модулей</w:t>
+            </w:r>
+            <w:r>
+              <w:rPr>
+                <w:noProof/>
+                <w:webHidden/>
+              </w:rPr>
+              <w:tab/>
+            </w:r>
+            <w:r>
+              <w:rPr>
+                <w:noProof/>
+                <w:webHidden/>
+              </w:rPr>
+              <w:fldChar w:fldCharType="begin"/>
+            </w:r>
+            <w:r>
+              <w:rPr>
+                <w:noProof/>
+                <w:webHidden/>
+              </w:rPr>
+              <w:instrText xml:space="preserve"> PAGEREF _Toc226654899 \h </w:instrText>
+            </w:r>
+            <w:r>
+              <w:rPr>
+                <w:noProof/>
+                <w:webHidden/>
+              </w:rPr>
+            </w:r>
+            <w:r>
+              <w:rPr>
+                <w:noProof/>
+                <w:webHidden/>
+              </w:rPr>
+              <w:fldChar w:fldCharType="separate"/>
+            </w:r>
+            <w:r>
+              <w:rPr>
+                <w:noProof/>
+                <w:webHidden/>
+              </w:rPr>
+              <w:t>11</w:t>
+            </w:r>
+            <w:r>
+              <w:rPr>
+                <w:noProof/>
+                <w:webHidden/>
+              </w:rPr>
+              <w:fldChar w:fldCharType="end"/>
+            </w:r>
+          </w:hyperlink>
+        </w:p>
+        <w:p>
+          <w:pPr>
+            <w:pStyle w:val="24"/>
+            <w:rPr>
+              <w:rFonts w:asciiTheme="minorHAnsi" w:hAnsiTheme="minorHAnsi"/>
+              <w:noProof/>
+              <w:sz w:val="22"/>
+              <w:lang w:eastAsia="ru-RU"/>
+              <w14:ligatures w14:val="none"/>
+            </w:rPr>
+          </w:pPr>
+          <w:hyperlink w:anchor="_Toc226654900" w:history="1">
+            <w:r>
+              <w:rPr>
+                <w:rStyle w:val="aff"/>
+                <w:noProof/>
+              </w:rPr>
+              <w:t>2.5 Описание работы с VCS и проверка соответствия стандартам кодирования</w:t>
+            </w:r>
+            <w:r>
+              <w:rPr>
+                <w:noProof/>
+                <w:webHidden/>
+              </w:rPr>
+              <w:tab/>
+            </w:r>
+            <w:r>
+              <w:rPr>
+                <w:noProof/>
+                <w:webHidden/>
+              </w:rPr>
+              <w:fldChar w:fldCharType="begin"/>
+            </w:r>
+            <w:r>
+              <w:rPr>
+                <w:noProof/>
+                <w:webHidden/>
+              </w:rPr>
+              <w:instrText xml:space="preserve"> PAGEREF _Toc226654900 \h </w:instrText>
+            </w:r>
+            <w:r>
+              <w:rPr>
+                <w:noProof/>
+                <w:webHidden/>
+              </w:rPr>
+            </w:r>
+            <w:r>
+              <w:rPr>
+                <w:noProof/>
+                <w:webHidden/>
+              </w:rPr>
+              <w:fldChar w:fldCharType="separate"/>
+            </w:r>
+            <w:r>
+              <w:rPr>
+                <w:noProof/>
+                <w:webHidden/>
+              </w:rPr>
+              <w:t>12</w:t>
+            </w:r>
+            <w:r>
+              <w:rPr>
+                <w:noProof/>
+                <w:webHidden/>
+              </w:rPr>
+              <w:fldChar w:fldCharType="end"/>
+            </w:r>
+          </w:hyperlink>
+        </w:p>
+        <w:p>
+          <w:pPr>
+            <w:pStyle w:val="24"/>
+            <w:rPr>
+              <w:rFonts w:asciiTheme="minorHAnsi" w:hAnsiTheme="minorHAnsi"/>
+              <w:noProof/>
+              <w:sz w:val="22"/>
+              <w:lang w:eastAsia="ru-RU"/>
+              <w14:ligatures w14:val="none"/>
+            </w:rPr>
+          </w:pPr>
+          <w:hyperlink w:anchor="_Toc226654901" w:history="1">
+            <w:r>
+              <w:rPr>
+                <w:rStyle w:val="aff"/>
+                <w:noProof/>
+              </w:rPr>
+              <w:t>2.6 Отладка и тестирование программных модулей</w:t>
+            </w:r>
+            <w:r>
+              <w:rPr>
+                <w:noProof/>
+                <w:webHidden/>
+              </w:rPr>
+              <w:tab/>
+            </w:r>
+            <w:r>
+              <w:rPr>
+                <w:noProof/>
+                <w:webHidden/>
+              </w:rPr>
+              <w:fldChar w:fldCharType="begin"/>
+            </w:r>
+            <w:r>
+              <w:rPr>
+                <w:noProof/>
+                <w:webHidden/>
+              </w:rPr>
+              <w:instrText xml:space="preserve"> PAGEREF _Toc226654901 \h </w:instrText>
+            </w:r>
+            <w:r>
+              <w:rPr>
+                <w:noProof/>
+                <w:webHidden/>
+              </w:rPr>
+            </w:r>
+            <w:r>
+              <w:rPr>
+                <w:noProof/>
+                <w:webHidden/>
+              </w:rPr>
+              <w:fldChar w:fldCharType="separate"/>
+            </w:r>
+            <w:r>
+              <w:rPr>
+                <w:noProof/>
+                <w:webHidden/>
+              </w:rPr>
+              <w:t>12</w:t>
+            </w:r>
+            <w:r>
+              <w:rPr>
+                <w:noProof/>
+                <w:webHidden/>
+              </w:rPr>
+              <w:fldChar w:fldCharType="end"/>
+            </w:r>
+          </w:hyperlink>
+        </w:p>
+        <w:p>
+          <w:pPr>
+            <w:pStyle w:val="12"/>
+            <w:rPr>
+              <w:rFonts w:asciiTheme="minorHAnsi" w:hAnsiTheme="minorHAnsi"/>
+              <w:noProof/>
+              <w:sz w:val="22"/>
+              <w:lang w:eastAsia="ru-RU"/>
+              <w14:ligatures w14:val="none"/>
+            </w:rPr>
+          </w:pPr>
+          <w:hyperlink w:anchor="_Toc226654902" w:history="1">
+            <w:r>
+              <w:rPr>
+                <w:rStyle w:val="aff"/>
+                <w:noProof/>
+              </w:rPr>
+              <w:t>Заключение</w:t>
+            </w:r>
+            <w:r>
+              <w:rPr>
+                <w:noProof/>
+                <w:webHidden/>
+              </w:rPr>
+              <w:tab/>
+            </w:r>
+            <w:r>
+              <w:rPr>
+                <w:noProof/>
+                <w:webHidden/>
+              </w:rPr>
+              <w:fldChar w:fldCharType="begin"/>
+            </w:r>
+            <w:r>
+              <w:rPr>
+                <w:noProof/>
+                <w:webHidden/>
+              </w:rPr>
+              <w:instrText xml:space="preserve"> PAGEREF _Toc226654902 \h </w:instrText>
+            </w:r>
+            <w:r>
+              <w:rPr>
+                <w:noProof/>
+                <w:webHidden/>
+              </w:rPr>
+            </w:r>
+            <w:r>
+              <w:rPr>
+                <w:noProof/>
+                <w:webHidden/>
+              </w:rPr>
+              <w:fldChar w:fldCharType="separate"/>
+            </w:r>
+            <w:r>
+              <w:rPr>
+                <w:noProof/>
+                <w:webHidden/>
+              </w:rPr>
+              <w:t>14</w:t>
+            </w:r>
+            <w:r>
+              <w:rPr>
+                <w:noProof/>
+                <w:webHidden/>
+              </w:rPr>
+              <w:fldChar w:fldCharType="end"/>
+            </w:r>
+          </w:hyperlink>
+        </w:p>
+        <w:p>
+          <w:pPr>
+            <w:pStyle w:val="12"/>
+            <w:rPr>
+              <w:rFonts w:asciiTheme="minorHAnsi" w:hAnsiTheme="minorHAnsi"/>
+              <w:noProof/>
+              <w:sz w:val="22"/>
+              <w:lang w:eastAsia="ru-RU"/>
+              <w14:ligatures w14:val="none"/>
+            </w:rPr>
+          </w:pPr>
+          <w:hyperlink w:anchor="_Toc226654903" w:history="1">
+            <w:r>
+              <w:rPr>
+                <w:rStyle w:val="aff"/>
+                <w:noProof/>
               </w:rPr>
               <w:t>Список использованных источников</w:t>
             </w:r>
             <w:r>
+              <w:rPr>
+                <w:noProof/>
+                <w:webHidden/>
+              </w:rPr>
               <w:tab/>
             </w:r>
             <w:r>
+              <w:rPr>
+                <w:noProof/>
+                <w:webHidden/>
+              </w:rPr>
               <w:fldChar w:fldCharType="begin"/>
             </w:r>
             <w:r>
-              <w:instrText>PAGEREF _Toc194697008 \h</w:instrText>
+              <w:rPr>
+                <w:noProof/>
+                <w:webHidden/>
+              </w:rPr>
+              <w:instrText xml:space="preserve"> PAGEREF _Toc226654903 \h </w:instrText>
             </w:r>
             <w:r>
+              <w:rPr>
+                <w:noProof/>
+                <w:webHidden/>
+              </w:rPr>
+            </w:r>
+            <w:r>
+              <w:rPr>
+                <w:noProof/>
+                <w:webHidden/>
+              </w:rPr>
               <w:fldChar w:fldCharType="separate"/>
             </w:r>
             <w:r>
-              <w:t>10</w:t>
+              <w:rPr>
+                <w:noProof/>
+                <w:webHidden/>
+              </w:rPr>
+              <w:t>15</w:t>
             </w:r>
             <w:r>
+              <w:rPr>
+                <w:noProof/>
+                <w:webHidden/>
+              </w:rPr>
               <w:fldChar w:fldCharType="end"/>
             </w:r>
           </w:hyperlink>
@@ -2054,12 +2509,12 @@
         <w:pStyle w:val="ae"/>
         <w:outlineLvl w:val="0"/>
       </w:pPr>
-      <w:bookmarkStart w:id="0" w:name="_Toc194696994"/>
+      <w:bookmarkStart w:id="1" w:name="_Toc226654889"/>
       <w:r>
         <w:lastRenderedPageBreak/>
         <w:t>Перечень сокращений и обозначений</w:t>
       </w:r>
-      <w:bookmarkEnd w:id="0"/>
+      <w:bookmarkEnd w:id="1"/>
     </w:p>
     <w:p>
       <w:pPr>
@@ -2071,15 +2526,240 @@
     </w:p>
     <w:p>
       <w:pPr>
+        <w:pStyle w:val="a4"/>
+      </w:pPr>
+      <w:r>
+        <w:t>БД</w:t>
+      </w:r>
+      <w:r>
+        <w:t xml:space="preserve"> </w:t>
+      </w:r>
+      <w:r>
+        <w:t>–</w:t>
+      </w:r>
+      <w:r>
+        <w:t xml:space="preserve"> </w:t>
+      </w:r>
+      <w:r>
+        <w:t>база данных</w:t>
+      </w:r>
+    </w:p>
+    <w:p>
+      <w:pPr>
+        <w:pStyle w:val="a4"/>
+      </w:pPr>
+      <w:r>
+        <w:t>ИП</w:t>
+      </w:r>
+      <w:r>
+        <w:t xml:space="preserve"> </w:t>
+      </w:r>
+      <w:r>
+        <w:t>–</w:t>
+      </w:r>
+      <w:r>
+        <w:t xml:space="preserve"> </w:t>
+      </w:r>
+      <w:r>
+        <w:t>индивидуальный предприниматель</w:t>
+      </w:r>
+    </w:p>
+    <w:p>
+      <w:pPr>
+        <w:pStyle w:val="a4"/>
+      </w:pPr>
+      <w:r>
+        <w:t>ИС</w:t>
+      </w:r>
+      <w:r>
+        <w:t xml:space="preserve"> </w:t>
+      </w:r>
+      <w:r>
+        <w:t>–</w:t>
+      </w:r>
+      <w:r>
+        <w:t xml:space="preserve"> </w:t>
+      </w:r>
+      <w:r>
+        <w:t>информационная система</w:t>
+      </w:r>
+    </w:p>
+    <w:p>
+      <w:pPr>
+        <w:pStyle w:val="a4"/>
+      </w:pPr>
+      <w:r>
+        <w:t>ПО</w:t>
+      </w:r>
+      <w:r>
+        <w:t xml:space="preserve"> </w:t>
+      </w:r>
+      <w:r>
+        <w:t>–</w:t>
+      </w:r>
+      <w:r>
+        <w:t xml:space="preserve"> </w:t>
+      </w:r>
+      <w:r>
+        <w:t>программное обеспечение</w:t>
+      </w:r>
+    </w:p>
+    <w:p>
+      <w:pPr>
+        <w:pStyle w:val="a4"/>
+      </w:pPr>
+      <w:r>
+        <w:t>СУБД</w:t>
+      </w:r>
+      <w:r>
+        <w:t xml:space="preserve"> </w:t>
+      </w:r>
+      <w:r>
+        <w:t>–</w:t>
+      </w:r>
+      <w:r>
+        <w:t xml:space="preserve"> </w:t>
+      </w:r>
+      <w:r>
+        <w:t>система управления базами данных</w:t>
+      </w:r>
+    </w:p>
+    <w:p>
+      <w:pPr>
+        <w:pStyle w:val="a4"/>
+      </w:pPr>
+      <w:r>
+        <w:t>ЯП</w:t>
+      </w:r>
+      <w:r>
+        <w:t xml:space="preserve"> </w:t>
+      </w:r>
+      <w:r>
+        <w:t>–</w:t>
+      </w:r>
+      <w:r>
+        <w:t xml:space="preserve"> </w:t>
+      </w:r>
+      <w:r>
+        <w:t>язык программирования</w:t>
+      </w:r>
+    </w:p>
+    <w:p>
+      <w:pPr>
+        <w:pStyle w:val="a4"/>
+      </w:pPr>
+    </w:p>
+    <w:p>
+      <w:pPr>
+        <w:pStyle w:val="a4"/>
+      </w:pPr>
+      <w:r>
+        <w:rPr>
+          <w:lang w:val="en-US"/>
+        </w:rPr>
+        <w:t>ASP</w:t>
+      </w:r>
+      <w:r>
+        <w:t>.</w:t>
+      </w:r>
+      <w:r>
+        <w:rPr>
+          <w:lang w:val="en-US"/>
+        </w:rPr>
+        <w:t>NET</w:t>
+      </w:r>
+      <w:r>
+        <w:t xml:space="preserve"> – </w:t>
+      </w:r>
+      <w:r>
+        <w:t>а</w:t>
+      </w:r>
+      <w:r>
+        <w:t xml:space="preserve">ктивные серверные </w:t>
+      </w:r>
+      <w:r>
+        <w:t>страницы на базе платформы .NET</w:t>
+      </w:r>
+    </w:p>
+    <w:p>
+      <w:pPr>
+        <w:pStyle w:val="a4"/>
+      </w:pPr>
+      <w:r>
+        <w:rPr>
+          <w:lang w:val="en-US"/>
+        </w:rPr>
+        <w:t>HTML</w:t>
+      </w:r>
+      <w:r>
+        <w:t xml:space="preserve">5 – </w:t>
+      </w:r>
+      <w:r>
+        <w:t>я</w:t>
+      </w:r>
+      <w:r>
+        <w:t>зык</w:t>
+      </w:r>
+      <w:r>
+        <w:t xml:space="preserve"> разметки гипертекста, версия 5</w:t>
+      </w:r>
+    </w:p>
+    <w:p>
+      <w:pPr>
+        <w:pStyle w:val="a4"/>
+      </w:pPr>
+      <w:r>
+        <w:rPr>
+          <w:lang w:val="en-US"/>
+        </w:rPr>
+        <w:t>IDE</w:t>
+      </w:r>
+      <w:r>
+        <w:t xml:space="preserve"> – </w:t>
+      </w:r>
+      <w:r>
+        <w:t>интегрированная среда разработки</w:t>
+      </w:r>
+    </w:p>
+    <w:p>
+      <w:pPr>
+        <w:pStyle w:val="a4"/>
+      </w:pPr>
+      <w:r>
+        <w:rPr>
+          <w:lang w:val="en-US"/>
+        </w:rPr>
+        <w:t>JWT</w:t>
+      </w:r>
+      <w:r>
+        <w:t xml:space="preserve"> – </w:t>
+      </w:r>
+      <w:r>
+        <w:t>в</w:t>
+      </w:r>
+      <w:r>
+        <w:t>еб-</w:t>
+      </w:r>
+      <w:proofErr w:type="spellStart"/>
+      <w:r>
+        <w:t>токен</w:t>
+      </w:r>
+      <w:proofErr w:type="spellEnd"/>
+      <w:r>
+        <w:t xml:space="preserve"> в формате JSON</w:t>
+      </w:r>
+    </w:p>
+    <w:p>
+      <w:pPr>
         <w:pStyle w:val="ae"/>
         <w:outlineLvl w:val="0"/>
       </w:pPr>
-      <w:bookmarkStart w:id="1" w:name="_Toc194696995"/>
+      <w:bookmarkStart w:id="2" w:name="_Toc226654890"/>
       <w:r>
         <w:lastRenderedPageBreak/>
         <w:t>Введение</w:t>
       </w:r>
-      <w:bookmarkEnd w:id="1"/>
+      <w:bookmarkEnd w:id="2"/>
     </w:p>
     <w:p>
       <w:pPr>
@@ -2128,7 +2808,43 @@
           <w:color w:val="000000" w:themeColor="text1"/>
           <w:szCs w:val="28"/>
         </w:rPr>
-        <w:t>ПМ.04 «Сопровождение и обслуживание программного обеспечения компьютерных систем»</w:t>
+        <w:t>ПМ.02</w:t>
+      </w:r>
+      <w:r>
+        <w:rPr>
+          <w:rFonts w:eastAsia="Times New Roman" w:cs="Times New Roman"/>
+          <w:bCs/>
+          <w:color w:val="000000" w:themeColor="text1"/>
+          <w:szCs w:val="28"/>
+        </w:rPr>
+        <w:t xml:space="preserve"> «</w:t>
+      </w:r>
+      <w:r>
+        <w:t>Осуществление</w:t>
+      </w:r>
+      <w:r>
+        <w:t xml:space="preserve"> </w:t>
+      </w:r>
+      <w:r>
+        <w:t>интеграции программных модулей</w:t>
+      </w:r>
+      <w:r>
+        <w:rPr>
+          <w:rFonts w:eastAsia="Times New Roman" w:cs="Times New Roman"/>
+          <w:bCs/>
+          <w:color w:val="000000" w:themeColor="text1"/>
+          <w:szCs w:val="28"/>
+        </w:rPr>
+        <w:t>»</w:t>
+      </w:r>
+      <w:r>
+        <w:rPr>
+          <w:rFonts w:eastAsia="Times New Roman" w:cs="Times New Roman"/>
+          <w:bCs/>
+          <w:color w:val="000000" w:themeColor="text1"/>
+          <w:szCs w:val="28"/>
+        </w:rPr>
+        <w:t xml:space="preserve"> и</w:t>
       </w:r>
       <w:r>
         <w:t xml:space="preserve"> развитие общих и профессиональных компетенций.</w:t>
@@ -2145,115 +2861,121 @@
     </w:p>
     <w:p>
       <w:pPr>
-        <w:pStyle w:val="a0"/>
-      </w:pPr>
-      <w:r>
-        <w:t xml:space="preserve">осуществить подбор и настройку конфигурации </w:t>
-      </w:r>
-      <w:proofErr w:type="gramStart"/>
-      <w:r>
-        <w:t>ПО компьютерных систем</w:t>
-      </w:r>
-      <w:proofErr w:type="gramEnd"/>
+        <w:pStyle w:val="a"/>
+      </w:pPr>
+      <w:r>
+        <w:t>сформировать требования к программным модулям</w:t>
+      </w:r>
+      <w:r>
+        <w:t xml:space="preserve"> </w:t>
+      </w:r>
+      <w:r>
+        <w:t>по</w:t>
+      </w:r>
+      <w:r>
+        <w:t xml:space="preserve"> </w:t>
+      </w:r>
+      <w:r>
+        <w:t>предложенной</w:t>
+      </w:r>
+      <w:r>
+        <w:t xml:space="preserve"> </w:t>
+      </w:r>
+      <w:r>
+        <w:t>документации</w:t>
+      </w:r>
       <w:r>
         <w:t>;</w:t>
       </w:r>
     </w:p>
     <w:p>
       <w:pPr>
-        <w:pStyle w:val="a0"/>
-      </w:pPr>
-      <w:r>
-        <w:t xml:space="preserve">инсталляция </w:t>
-      </w:r>
-      <w:proofErr w:type="gramStart"/>
-      <w:r>
-        <w:t>ПО компьютерных систем</w:t>
-      </w:r>
-      <w:proofErr w:type="gramEnd"/>
+        <w:pStyle w:val="a"/>
+      </w:pPr>
+      <w:r>
+        <w:t>реализовать и интегрировать модули в ПО</w:t>
+      </w:r>
       <w:r>
         <w:t>;</w:t>
       </w:r>
     </w:p>
     <w:p>
       <w:pPr>
-        <w:pStyle w:val="a0"/>
-      </w:pPr>
-      <w:r>
-        <w:t xml:space="preserve">настроить отдельные компоненты </w:t>
-      </w:r>
-      <w:proofErr w:type="gramStart"/>
-      <w:r>
-        <w:t>ПО компьютерных систем</w:t>
-      </w:r>
-      <w:proofErr w:type="gramEnd"/>
+        <w:pStyle w:val="a"/>
+      </w:pPr>
+      <w:r>
+        <w:t>использовать системы контроля версий</w:t>
+      </w:r>
       <w:r>
         <w:t>;</w:t>
       </w:r>
     </w:p>
     <w:p>
       <w:pPr>
-        <w:pStyle w:val="a0"/>
-      </w:pPr>
-      <w:r>
-        <w:t xml:space="preserve">измерить эксплуатационные характеристики </w:t>
-      </w:r>
-      <w:proofErr w:type="gramStart"/>
-      <w:r>
-        <w:t>ПО компьютерных систем</w:t>
-      </w:r>
-      <w:proofErr w:type="gramEnd"/>
-      <w:r>
-        <w:t>;</w:t>
+        <w:pStyle w:val="a"/>
+      </w:pPr>
+      <w:r>
+        <w:t>описать тестиро</w:t>
+      </w:r>
+      <w:r>
+        <w:t>вание программного обеспечения;</w:t>
       </w:r>
     </w:p>
     <w:p>
       <w:pPr>
-        <w:pStyle w:val="a0"/>
-      </w:pPr>
-      <w:r>
-        <w:t>выполнить анализ характеристик качества ПО;</w:t>
+        <w:pStyle w:val="a"/>
+      </w:pPr>
+      <w:r>
+        <w:t>разработать тестовые наборы и сценарии</w:t>
+      </w:r>
+      <w:r>
+        <w:t>;</w:t>
       </w:r>
     </w:p>
     <w:p>
       <w:pPr>
-        <w:pStyle w:val="a0"/>
-      </w:pPr>
-      <w:r>
-        <w:t>провести модификацию отдельных компонентов ПО в соответствии с потребностями заказчика;</w:t>
+        <w:pStyle w:val="a"/>
+      </w:pPr>
+      <w:r>
+        <w:t>провести тестирование программного модуля по определенному</w:t>
+      </w:r>
+      <w:r>
+        <w:t xml:space="preserve"> </w:t>
+      </w:r>
+      <w:r>
+        <w:t>сценарию</w:t>
+      </w:r>
+      <w:r>
+        <w:t>;</w:t>
       </w:r>
     </w:p>
     <w:p>
       <w:pPr>
-        <w:pStyle w:val="a0"/>
-      </w:pPr>
-      <w:r>
-        <w:lastRenderedPageBreak/>
-        <w:t xml:space="preserve">выполнить отдельные виды работ на этапе поддержки </w:t>
-      </w:r>
-      <w:proofErr w:type="gramStart"/>
-      <w:r>
-        <w:t>ПО компьютерной системы</w:t>
-      </w:r>
-      <w:proofErr w:type="gramEnd"/>
-      <w:r>
-        <w:t>;</w:t>
-      </w:r>
-    </w:p>
-    <w:p>
-      <w:pPr>
-        <w:pStyle w:val="a0"/>
-      </w:pPr>
-      <w:r>
-        <w:t xml:space="preserve">организовать защиту </w:t>
-      </w:r>
-      <w:proofErr w:type="gramStart"/>
-      <w:r>
-        <w:t>ПО компьютерных систем</w:t>
-      </w:r>
-      <w:proofErr w:type="gramEnd"/>
-      <w:r>
-        <w:t xml:space="preserve"> программными средствами.</w:t>
+        <w:pStyle w:val="a"/>
+      </w:pPr>
+      <w:r>
+        <w:t>провести инспектирование разработанных программных</w:t>
+      </w:r>
+      <w:r>
+        <w:t xml:space="preserve"> </w:t>
+      </w:r>
+      <w:r>
+        <w:t>модулей</w:t>
+      </w:r>
+      <w:r>
+        <w:t xml:space="preserve"> </w:t>
+      </w:r>
+      <w:r>
+        <w:t>на</w:t>
+      </w:r>
+      <w:r>
+        <w:t xml:space="preserve"> </w:t>
+      </w:r>
+      <w:r>
+        <w:t>предмет соответствия стандартам кодирования</w:t>
+      </w:r>
+      <w:r>
+        <w:t>.</w:t>
       </w:r>
     </w:p>
     <w:p>
@@ -2265,6 +2987,7 @@
         </w:rPr>
       </w:pPr>
       <w:r>
+        <w:lastRenderedPageBreak/>
         <w:t>Для выполнения поставленных задач будет использоваться ПК со следующим аппаратным и программным обеспечением:</w:t>
       </w:r>
     </w:p>
@@ -2501,12 +3224,12 @@
           <w:highlight w:val="white"/>
         </w:rPr>
       </w:pPr>
-      <w:bookmarkStart w:id="2" w:name="_Toc194696996"/>
+      <w:bookmarkStart w:id="3" w:name="_Toc226654891"/>
       <w:r>
         <w:lastRenderedPageBreak/>
         <w:t>Организация охраны труда на предприятии</w:t>
       </w:r>
-      <w:bookmarkEnd w:id="2"/>
+      <w:bookmarkEnd w:id="3"/>
     </w:p>
     <w:p>
       <w:pPr>
@@ -2524,11 +3247,11 @@
         <w:spacing w:before="0" w:after="0"/>
         <w:ind w:left="709" w:firstLine="0"/>
       </w:pPr>
-      <w:bookmarkStart w:id="3" w:name="_Toc194696997"/>
+      <w:bookmarkStart w:id="4" w:name="_Toc226654892"/>
       <w:r>
         <w:t>Общие требования безопасности</w:t>
       </w:r>
-      <w:bookmarkEnd w:id="3"/>
+      <w:bookmarkEnd w:id="4"/>
     </w:p>
     <w:p>
       <w:pPr>
@@ -2701,14 +3424,14 @@
           <w:rFonts w:cs="Times New Roman"/>
         </w:rPr>
       </w:pPr>
-      <w:bookmarkStart w:id="4" w:name="_Toc194696998"/>
+      <w:bookmarkStart w:id="5" w:name="_Toc226654893"/>
       <w:r>
         <w:rPr>
           <w:rFonts w:cs="Times New Roman"/>
         </w:rPr>
         <w:t>Организация рабочего места</w:t>
       </w:r>
-      <w:bookmarkEnd w:id="4"/>
+      <w:bookmarkEnd w:id="5"/>
     </w:p>
     <w:p>
       <w:pPr>
@@ -2883,14 +3606,14 @@
           <w:rFonts w:cs="Times New Roman"/>
         </w:rPr>
       </w:pPr>
-      <w:bookmarkStart w:id="5" w:name="_Toc194696999"/>
+      <w:bookmarkStart w:id="6" w:name="_Toc226654894"/>
       <w:r>
         <w:rPr>
           <w:rFonts w:cs="Times New Roman"/>
         </w:rPr>
         <w:t>Требования безопасности по окончании работы</w:t>
       </w:r>
-      <w:bookmarkEnd w:id="5"/>
+      <w:bookmarkEnd w:id="6"/>
     </w:p>
     <w:p>
       <w:pPr>
@@ -2960,146 +3683,21 @@
       <w:pPr>
         <w:pStyle w:val="afff9"/>
       </w:pPr>
-      <w:bookmarkStart w:id="6" w:name="_Toc194697000"/>
+      <w:bookmarkStart w:id="7" w:name="_Toc226654895"/>
       <w:r>
         <w:lastRenderedPageBreak/>
         <w:t>Выполнение работ по ПМ.02</w:t>
-      </w:r>
-      <w:bookmarkEnd w:id="6"/>
-    </w:p>
-    <w:p>
-      <w:pPr>
-        <w:pStyle w:val="2"/>
-        <w:ind w:firstLine="788"/>
-      </w:pPr>
-      <w:bookmarkStart w:id="7" w:name="_Toc194697001"/>
-      <w:r>
-        <w:t>Анализ и разработка требований</w:t>
       </w:r>
       <w:bookmarkEnd w:id="7"/>
     </w:p>
     <w:p>
       <w:pPr>
-        <w:pStyle w:val="a4"/>
-      </w:pPr>
-      <w:r>
-        <w:t xml:space="preserve">Требуется разработать </w:t>
-      </w:r>
-      <w:r>
-        <w:t>ИС</w:t>
-      </w:r>
-      <w:r>
-        <w:t xml:space="preserve"> складского учета для </w:t>
-      </w:r>
-      <w:r>
-        <w:rPr>
-          <w:highlight w:val="yellow"/>
-        </w:rPr>
-        <w:t>ИП</w:t>
-      </w:r>
-      <w:r>
-        <w:t xml:space="preserve"> </w:t>
-      </w:r>
-      <w:proofErr w:type="spellStart"/>
-      <w:r>
-        <w:t>Пузановой</w:t>
-      </w:r>
-      <w:proofErr w:type="spellEnd"/>
-      <w:r>
-        <w:t xml:space="preserve"> Виктории Игоревны. </w:t>
-      </w:r>
-    </w:p>
-    <w:p>
-      <w:pPr>
-        <w:pStyle w:val="a4"/>
-      </w:pPr>
-      <w:r>
-        <w:t xml:space="preserve">Разрабатываемая </w:t>
-      </w:r>
-      <w:r>
-        <w:t>ИС</w:t>
-      </w:r>
-      <w:r>
-        <w:t xml:space="preserve"> должна обеспечивать автоматизацию процессов хранения, учета и распределения товаров для электронных торговых площадок «Озон» и «</w:t>
-      </w:r>
-      <w:proofErr w:type="spellStart"/>
-      <w:r>
-        <w:t>Вайлдберриз</w:t>
-      </w:r>
-      <w:proofErr w:type="spellEnd"/>
-      <w:r>
-        <w:t>».</w:t>
-      </w:r>
-    </w:p>
-    <w:p>
-      <w:pPr>
-        <w:pStyle w:val="a4"/>
-      </w:pPr>
-      <w:r>
-        <w:t xml:space="preserve">Область применения разрабатываемой </w:t>
-      </w:r>
-      <w:r>
-        <w:rPr>
-          <w:highlight w:val="yellow"/>
-        </w:rPr>
-        <w:t>ИС</w:t>
-      </w:r>
-      <w:r>
-        <w:t xml:space="preserve"> охватывает складскую логистику и электронную коммерцию.</w:t>
-      </w:r>
-    </w:p>
-    <w:p>
-      <w:pPr>
-        <w:pStyle w:val="a4"/>
-      </w:pPr>
-      <w:r>
-        <w:t xml:space="preserve">Основное назначение внедрения разрабатываемой </w:t>
-      </w:r>
-      <w:r>
-        <w:t xml:space="preserve">ИС </w:t>
-      </w:r>
-      <w:r>
-        <w:t xml:space="preserve">состоит в автоматизации рутинных операций и ускорении процессов работы с </w:t>
-      </w:r>
-      <w:proofErr w:type="gramStart"/>
-      <w:r>
-        <w:rPr>
-          <w:highlight w:val="yellow"/>
-        </w:rPr>
-        <w:t>ПО</w:t>
-      </w:r>
-      <w:r>
-        <w:t xml:space="preserve"> складского учета</w:t>
-      </w:r>
-      <w:proofErr w:type="gramEnd"/>
-      <w:r>
-        <w:t>.</w:t>
-      </w:r>
-    </w:p>
-    <w:p>
-      <w:pPr>
-        <w:pStyle w:val="a4"/>
-      </w:pPr>
-      <w:r>
-        <w:t xml:space="preserve">Разрабатываемая ИС предназначена для штатных сотрудников организации ИП </w:t>
-      </w:r>
-      <w:proofErr w:type="spellStart"/>
-      <w:r>
-        <w:t>Пузановой</w:t>
-      </w:r>
-      <w:proofErr w:type="spellEnd"/>
-      <w:r>
-        <w:t xml:space="preserve"> Виктории Игоревны.</w:t>
-      </w:r>
-    </w:p>
-    <w:p>
-      <w:pPr>
         <w:pStyle w:val="2"/>
         <w:ind w:firstLine="788"/>
       </w:pPr>
-      <w:bookmarkStart w:id="8" w:name="_Toc194697002"/>
-      <w:r>
-        <w:t>Выбор состава программных и технических средств</w:t>
+      <w:bookmarkStart w:id="8" w:name="_Toc226654896"/>
+      <w:r>
+        <w:t>Анализ и разработка требований</w:t>
       </w:r>
       <w:bookmarkEnd w:id="8"/>
     </w:p>
@@ -3108,15 +3706,27 @@
         <w:pStyle w:val="a4"/>
       </w:pPr>
       <w:r>
-        <w:t xml:space="preserve">Согласно </w:t>
-      </w:r>
-      <w:proofErr w:type="gramStart"/>
-      <w:r>
-        <w:t>требованиям</w:t>
-      </w:r>
-      <w:proofErr w:type="gramEnd"/>
-      <w:r>
-        <w:t xml:space="preserve"> необходимо разработать ИС, предназначенную для ведения складского учета и контроля движения товаров. </w:t>
+        <w:t xml:space="preserve">Требуется разработать </w:t>
+      </w:r>
+      <w:r>
+        <w:t>ИС</w:t>
+      </w:r>
+      <w:r>
+        <w:t xml:space="preserve"> складского учета для </w:t>
+      </w:r>
+      <w:r>
+        <w:t>ИП</w:t>
+      </w:r>
+      <w:r>
+        <w:t xml:space="preserve"> </w:t>
+      </w:r>
+      <w:proofErr w:type="spellStart"/>
+      <w:r>
+        <w:t>Пузановой</w:t>
+      </w:r>
+      <w:proofErr w:type="spellEnd"/>
+      <w:r>
+        <w:t xml:space="preserve"> Виктории Игоревны. </w:t>
       </w:r>
     </w:p>
     <w:p>
@@ -3124,7 +3734,21 @@
         <w:pStyle w:val="a4"/>
       </w:pPr>
       <w:r>
-        <w:t>В качестве целевого решения следует применять архитектуру с веб-интерфейсом, так как данное решение обеспечивает доступность ПО с большинства устройств, имеющих веб-обозреватель.</w:t>
+        <w:t xml:space="preserve">Разрабатываемая </w:t>
+      </w:r>
+      <w:r>
+        <w:t>ИС</w:t>
+      </w:r>
+      <w:r>
+        <w:t xml:space="preserve"> должна обеспечивать автоматизацию процессов хранения, учета и распределения товаров для электронных торговых площадок «Озон» и «</w:t>
+      </w:r>
+      <w:proofErr w:type="spellStart"/>
+      <w:r>
+        <w:t>Вайлдберриз</w:t>
+      </w:r>
+      <w:proofErr w:type="spellEnd"/>
+      <w:r>
+        <w:t>».</w:t>
       </w:r>
     </w:p>
     <w:p>
@@ -3132,12 +3756,99 @@
         <w:pStyle w:val="a4"/>
       </w:pPr>
       <w:r>
+        <w:t xml:space="preserve">Область применения разрабатываемой </w:t>
+      </w:r>
+      <w:r>
+        <w:t>ИС</w:t>
+      </w:r>
+      <w:r>
+        <w:t xml:space="preserve"> охватывает складскую логистику и электронную коммерцию.</w:t>
+      </w:r>
+    </w:p>
+    <w:p>
+      <w:pPr>
+        <w:pStyle w:val="a4"/>
+      </w:pPr>
+      <w:r>
+        <w:t xml:space="preserve">Основное назначение внедрения разрабатываемой </w:t>
+      </w:r>
+      <w:r>
+        <w:t xml:space="preserve">ИС </w:t>
+      </w:r>
+      <w:r>
+        <w:t xml:space="preserve">состоит в автоматизации рутинных операций и ускорении процессов работы с </w:t>
+      </w:r>
+      <w:proofErr w:type="gramStart"/>
+      <w:r>
+        <w:t>ПО</w:t>
+      </w:r>
+      <w:r>
+        <w:t xml:space="preserve"> складского учета</w:t>
+      </w:r>
+      <w:proofErr w:type="gramEnd"/>
+      <w:r>
+        <w:t>.</w:t>
+      </w:r>
+    </w:p>
+    <w:p>
+      <w:pPr>
+        <w:pStyle w:val="a4"/>
+      </w:pPr>
+      <w:r>
+        <w:t xml:space="preserve">Разрабатываемая ИС предназначена для штатных сотрудников организации ИП </w:t>
+      </w:r>
+      <w:proofErr w:type="spellStart"/>
+      <w:r>
+        <w:t>Пузановой</w:t>
+      </w:r>
+      <w:proofErr w:type="spellEnd"/>
+      <w:r>
+        <w:t xml:space="preserve"> Виктории Игоревны.</w:t>
+      </w:r>
+    </w:p>
+    <w:p>
+      <w:pPr>
+        <w:pStyle w:val="2"/>
+        <w:ind w:firstLine="788"/>
+      </w:pPr>
+      <w:bookmarkStart w:id="9" w:name="_Toc226654897"/>
+      <w:r>
+        <w:t>Выбор состава программных и технических средств</w:t>
+      </w:r>
+      <w:bookmarkEnd w:id="9"/>
+    </w:p>
+    <w:p>
+      <w:pPr>
+        <w:pStyle w:val="a4"/>
+      </w:pPr>
+      <w:r>
+        <w:t xml:space="preserve">Согласно </w:t>
+      </w:r>
+      <w:proofErr w:type="gramStart"/>
+      <w:r>
+        <w:t>требованиям</w:t>
+      </w:r>
+      <w:proofErr w:type="gramEnd"/>
+      <w:r>
+        <w:t xml:space="preserve"> необходимо разработать ИС, предназначенную для ведения складского учета и контроля движения товаров. </w:t>
+      </w:r>
+    </w:p>
+    <w:p>
+      <w:pPr>
+        <w:pStyle w:val="a4"/>
+      </w:pPr>
+      <w:r>
+        <w:t>В качестве целевого решения следует применять архитектуру с веб-интерфейсом, так как данное решение обеспечивает доступность ПО с большинства устройств, имеющих веб-обозреватель.</w:t>
+      </w:r>
+    </w:p>
+    <w:p>
+      <w:pPr>
+        <w:pStyle w:val="a4"/>
+      </w:pPr>
+      <w:r>
         <w:t xml:space="preserve">В качестве основных инструментов разработки требуется использовать </w:t>
       </w:r>
       <w:r>
-        <w:rPr>
-          <w:highlight w:val="yellow"/>
-        </w:rPr>
         <w:t>ЯП</w:t>
       </w:r>
       <w:r>
@@ -3155,18 +3866,22 @@
       <w:r>
         <w:t xml:space="preserve"> и </w:t>
       </w:r>
-      <w:proofErr w:type="spellStart"/>
-      <w:r>
-        <w:t>JavaScript</w:t>
-      </w:r>
-      <w:proofErr w:type="spellEnd"/>
+      <w:r>
+        <w:rPr>
+          <w:lang w:val="en-US"/>
+        </w:rPr>
+        <w:t>React</w:t>
+      </w:r>
+      <w:r>
+        <w:t xml:space="preserve"> </w:t>
+      </w:r>
+      <w:r>
+        <w:t>[2]</w:t>
+      </w:r>
       <w:r>
         <w:t xml:space="preserve"> и </w:t>
       </w:r>
       <w:r>
-        <w:rPr>
-          <w:highlight w:val="yellow"/>
-        </w:rPr>
         <w:t>СУБД</w:t>
       </w:r>
       <w:r>
@@ -3190,7 +3905,6 @@
       </w:r>
       <w:r>
         <w:rPr>
-          <w:highlight w:val="yellow"/>
           <w:lang w:val="en-US"/>
         </w:rPr>
         <w:t>IDE</w:t>
@@ -3214,11 +3928,9 @@
       <w:r>
         <w:t xml:space="preserve"> </w:t>
       </w:r>
-      <w:proofErr w:type="spellStart"/>
-      <w:r>
-        <w:t>Code</w:t>
-      </w:r>
-      <w:proofErr w:type="spellEnd"/>
+      <w:r>
+        <w:t>2026 [5]</w:t>
+      </w:r>
       <w:r>
         <w:t>, которая обладает следующими преимуществами:</w:t>
       </w:r>
@@ -3293,76 +4005,42 @@
         <w:pStyle w:val="2"/>
         <w:ind w:firstLine="788"/>
       </w:pPr>
-      <w:bookmarkStart w:id="9" w:name="_Toc194697003"/>
+      <w:bookmarkStart w:id="10" w:name="_Toc226654898"/>
       <w:r>
         <w:t>Проектирование программного обеспечения</w:t>
       </w:r>
-      <w:bookmarkEnd w:id="9"/>
-    </w:p>
-    <w:p>
-      <w:pPr>
-        <w:pStyle w:val="a4"/>
-      </w:pPr>
-      <w:r>
-        <w:t>Этап проектирования программного обеспечения следует рассматривать как основополагающую стадию разработки, на которой необходимо определить архитектуру системы, выбрать технологии и установить методы реализации функциональных требований.</w:t>
-      </w:r>
-    </w:p>
-    <w:p>
-      <w:pPr>
-        <w:pStyle w:val="a4"/>
-      </w:pPr>
-      <w:r>
-        <w:t>При проектировании информационной системы складского учета принято решение реализовать ПО, применяя архитектуру единой страницы с веб-интерфейсом.</w:t>
-      </w:r>
-    </w:p>
-    <w:p>
-      <w:pPr>
-        <w:pStyle w:val="a4"/>
-      </w:pPr>
-      <w:r>
-        <w:t xml:space="preserve">В качестве СУБД требуется использовать систему </w:t>
-      </w:r>
-      <w:proofErr w:type="spellStart"/>
-      <w:r>
-        <w:t>SQLite</w:t>
-      </w:r>
-      <w:proofErr w:type="spellEnd"/>
-      <w:r>
-        <w:t>. Указанная система обладает следующими преимуществами:</w:t>
-      </w:r>
-    </w:p>
-    <w:p>
-      <w:pPr>
-        <w:pStyle w:val="a0"/>
-      </w:pPr>
-      <w:r>
-        <w:t>высокая скорость обработки запросов;</w:t>
-      </w:r>
-      <w:bookmarkStart w:id="10" w:name="_GoBack"/>
       <w:bookmarkEnd w:id="10"/>
     </w:p>
     <w:p>
       <w:pPr>
-        <w:pStyle w:val="a0"/>
-      </w:pPr>
-      <w:r>
-        <w:t>простота эксплуатации;</w:t>
+        <w:pStyle w:val="a4"/>
+      </w:pPr>
+      <w:r>
+        <w:t>Этап проектирования программного обеспечения следует рассматривать как основополагающую стадию разработки, на которой необходимо определить архитектуру системы, выбрать технологии и установить методы реализации функциональных требований.</w:t>
       </w:r>
     </w:p>
     <w:p>
       <w:pPr>
-        <w:pStyle w:val="a0"/>
-      </w:pPr>
-      <w:r>
-        <w:t>минимальный размер файлов БД;</w:t>
+        <w:pStyle w:val="a4"/>
+      </w:pPr>
+      <w:r>
+        <w:t>При проектировании информационной системы складского учета принято решение реализовать ПО, применяя архитектуру единой страницы с веб-интерфейсом.</w:t>
       </w:r>
     </w:p>
     <w:p>
       <w:pPr>
-        <w:pStyle w:val="a0"/>
-      </w:pPr>
-      <w:r>
-        <w:t>независимость от используемой аппаратной платформы;</w:t>
+        <w:pStyle w:val="a4"/>
+      </w:pPr>
+      <w:r>
+        <w:t xml:space="preserve">В качестве СУБД требуется использовать систему </w:t>
+      </w:r>
+      <w:proofErr w:type="spellStart"/>
+      <w:r>
+        <w:t>SQLite</w:t>
+      </w:r>
+      <w:proofErr w:type="spellEnd"/>
+      <w:r>
+        <w:t>. Указанная система обладает следующими преимуществами:</w:t>
       </w:r>
     </w:p>
     <w:p>
@@ -3370,52 +4048,79 @@
         <w:pStyle w:val="a0"/>
       </w:pPr>
       <w:r>
-        <w:t>возможность быстрого резервного копирования и переноса данных.</w:t>
+        <w:t>высокая скорость обработки запросов;</w:t>
       </w:r>
     </w:p>
     <w:p>
       <w:pPr>
         <w:pStyle w:val="a0"/>
-        <w:numPr>
-          <w:ilvl w:val="0"/>
-          <w:numId w:val="0"/>
-        </w:numPr>
-      </w:pPr>
+      </w:pPr>
+      <w:r>
+        <w:t>простота эксплуатации;</w:t>
+      </w:r>
     </w:p>
     <w:p>
       <w:pPr>
-        <w:pStyle w:val="a4"/>
-      </w:pPr>
-      <w:r>
-        <w:t xml:space="preserve">Структура БД должна быть разработана с учетом специфики предметной области и возможности дальнейшего масштабирования. </w:t>
+        <w:pStyle w:val="a0"/>
+      </w:pPr>
+      <w:r>
+        <w:t>минимальный размер файлов БД;</w:t>
       </w:r>
     </w:p>
     <w:p>
       <w:pPr>
-        <w:pStyle w:val="a4"/>
-      </w:pPr>
-      <w:r>
-        <w:t xml:space="preserve">Разработанная физическая модель БД для системы </w:t>
-      </w:r>
-      <w:proofErr w:type="spellStart"/>
-      <w:r>
-        <w:t>SQLite</w:t>
-      </w:r>
-      <w:proofErr w:type="spellEnd"/>
-      <w:r>
-        <w:t xml:space="preserve"> представлена на рисунке 1.</w:t>
+        <w:pStyle w:val="a0"/>
+      </w:pPr>
+      <w:r>
+        <w:t>независимость от используемой аппаратной платформы;</w:t>
       </w:r>
     </w:p>
     <w:p>
       <w:pPr>
+        <w:pStyle w:val="a0"/>
+      </w:pPr>
+      <w:r>
+        <w:t>возможность быстрого резервного копирования и переноса данных.</w:t>
+      </w:r>
+    </w:p>
+    <w:p>
+      <w:pPr>
+        <w:pStyle w:val="a4"/>
+      </w:pPr>
+      <w:r>
+        <w:t xml:space="preserve">Структура БД должна быть разработана с учетом специфики предметной области и возможности дальнейшего масштабирования. </w:t>
+      </w:r>
+    </w:p>
+    <w:p>
+      <w:pPr>
+        <w:pStyle w:val="a4"/>
+      </w:pPr>
+      <w:r>
+        <w:t xml:space="preserve">Разработанная физическая модель БД для системы </w:t>
+      </w:r>
+      <w:proofErr w:type="spellStart"/>
+      <w:r>
+        <w:t>SQLite</w:t>
+      </w:r>
+      <w:proofErr w:type="spellEnd"/>
+      <w:r>
+        <w:t xml:space="preserve"> представлена на рисунке 1.</w:t>
+      </w:r>
+    </w:p>
+    <w:p>
+      <w:pPr>
         <w:pStyle w:val="aff6"/>
       </w:pPr>
       <w:r>
+        <w:rPr>
+          <w:noProof/>
+          <w:lang w:eastAsia="ru-RU"/>
+        </w:rPr>
         <w:lastRenderedPageBreak/>
         <w:drawing>
-          <wp:inline distT="0" distB="0" distL="0" distR="0" wp14:anchorId="0978082F" wp14:editId="3AF140B0">
-            <wp:extent cx="5939790" cy="3477260"/>
-            <wp:effectExtent l="0" t="0" r="3810" b="8890"/>
+          <wp:inline distT="0" distB="0" distL="0" distR="0" wp14:anchorId="47539106" wp14:editId="6BEF7555">
+            <wp:extent cx="6052598" cy="3543300"/>
+            <wp:effectExtent l="0" t="0" r="5715" b="0"/>
             <wp:docPr id="2" name="Рисунок 2"/>
             <wp:cNvGraphicFramePr>
               <a:graphicFrameLocks xmlns:a="http://schemas.openxmlformats.org/drawingml/2006/main" noChangeAspect="1"/>
@@ -3436,7 +4141,7 @@
                   <pic:spPr>
                     <a:xfrm>
                       <a:off x="0" y="0"/>
-                      <a:ext cx="5939790" cy="3477260"/>
+                      <a:ext cx="6055169" cy="3544805"/>
                     </a:xfrm>
                     <a:prstGeom prst="rect">
                       <a:avLst/>
@@ -3454,32 +4159,201 @@
         <w:pStyle w:val="aff6"/>
       </w:pPr>
       <w:r>
-        <w:t>Рисунок 1 – «</w:t>
+        <w:t>Рисунок 1 –</w:t>
+      </w:r>
+      <w:r>
+        <w:t xml:space="preserve"> </w:t>
+      </w:r>
+      <w:r>
+        <w:t>Физическая модель БД</w:t>
+      </w:r>
+    </w:p>
+    <w:p>
+      <w:pPr>
+        <w:pStyle w:val="a4"/>
+        <w:rPr>
+          <w:rStyle w:val="af8"/>
+        </w:rPr>
+      </w:pPr>
+      <w:r>
+        <w:rPr>
+          <w:rStyle w:val="af8"/>
+        </w:rPr>
+        <w:t xml:space="preserve">В ходе проектирования пользовательского интерфейса с помощью сервиса draw.io разработан каркас высокой точности </w:t>
       </w:r>
       <w:proofErr w:type="spellStart"/>
       <w:r>
-        <w:t>MySQL</w:t>
+        <w:rPr>
+          <w:rStyle w:val="af8"/>
+        </w:rPr>
+        <w:t>wireframe</w:t>
       </w:r>
       <w:proofErr w:type="spellEnd"/>
       <w:r>
-        <w:t xml:space="preserve"> </w:t>
+        <w:rPr>
+          <w:rStyle w:val="af8"/>
+        </w:rPr>
+        <w:t xml:space="preserve"> для системы складского учета</w:t>
+      </w:r>
+      <w:r>
+        <w:rPr>
+          <w:rStyle w:val="af8"/>
+        </w:rPr>
+        <w:t xml:space="preserve"> [4]</w:t>
+      </w:r>
+      <w:r>
+        <w:rPr>
+          <w:rStyle w:val="af8"/>
+        </w:rPr>
+        <w:t xml:space="preserve">. </w:t>
+      </w:r>
+    </w:p>
+    <w:p>
+      <w:pPr>
+        <w:pStyle w:val="a4"/>
+        <w:rPr>
+          <w:rStyle w:val="af8"/>
+        </w:rPr>
+      </w:pPr>
+      <w:r>
+        <w:rPr>
+          <w:rStyle w:val="af8"/>
+        </w:rPr>
+        <w:t>Схема взаимодействия с главным экраном управления складом выполнена в соответствии с рисунком 2. На экране присутствуют блок информации о пользователе, панель поиска по названию или артикулу, кнопки для оформления операций «Приёмка»</w:t>
+      </w:r>
+      <w:r>
+        <w:rPr>
+          <w:rStyle w:val="af8"/>
+        </w:rPr>
+        <w:t xml:space="preserve"> и «Отгрузка» и таблица товаров с  </w:t>
+      </w:r>
+      <w:r>
+        <w:rPr>
+          <w:rStyle w:val="af8"/>
+        </w:rPr>
+        <w:t xml:space="preserve"> ко</w:t>
+      </w:r>
+      <w:r>
+        <w:rPr>
+          <w:rStyle w:val="af8"/>
+        </w:rPr>
+        <w:t xml:space="preserve">лонками </w:t>
+      </w:r>
+      <w:r>
+        <w:rPr>
+          <w:rStyle w:val="af8"/>
+        </w:rPr>
+        <w:t xml:space="preserve">артикула, наименования, текущего остатка и статуса наличия. </w:t>
+      </w:r>
+    </w:p>
+    <w:p>
+      <w:pPr>
+        <w:pStyle w:val="a4"/>
+        <w:rPr>
+          <w:rStyle w:val="af8"/>
+        </w:rPr>
+      </w:pPr>
+      <w:r>
+        <w:rPr>
+          <w:rStyle w:val="af8"/>
+        </w:rPr>
+        <w:t>В ходе проектирования поставлена задача спроектировать интерфейс с интуитивно понятной навигацией. Это необходимо для удовлетворения потребностей пользователей в удобном, быстром и эффективном взаимодействии с системой при контроле товарных остатков.</w:t>
+      </w:r>
+    </w:p>
+    <w:p>
+      <w:pPr>
+        <w:pStyle w:val="a4"/>
+        <w:jc w:val="center"/>
+        <w:rPr>
+          <w:rFonts w:eastAsia="Times New Roman" w:cs="Times New Roman"/>
+          <w:sz w:val="24"/>
+          <w:szCs w:val="24"/>
+          <w:lang w:eastAsia="ru-RU"/>
+          <w14:ligatures w14:val="none"/>
+        </w:rPr>
+      </w:pPr>
+      <w:r>
+        <w:rPr>
+          <w:rFonts w:eastAsia="Times New Roman" w:cs="Times New Roman"/>
+          <w:noProof/>
+          <w:sz w:val="24"/>
+          <w:szCs w:val="24"/>
+          <w:lang w:eastAsia="ru-RU"/>
+          <w14:ligatures w14:val="none"/>
+        </w:rPr>
+        <w:lastRenderedPageBreak/>
+        <w:drawing>
+          <wp:inline distT="0" distB="0" distL="0" distR="0" wp14:anchorId="5C753C22" wp14:editId="1890C0BE">
+            <wp:extent cx="4511881" cy="4720097"/>
+            <wp:effectExtent l="0" t="0" r="3175" b="4445"/>
+            <wp:docPr id="3" name="Рисунок 3" descr="D:\Study\TO\Склад.drawio.png"/>
+            <wp:cNvGraphicFramePr>
+              <a:graphicFrameLocks xmlns:a="http://schemas.openxmlformats.org/drawingml/2006/main" noChangeAspect="1"/>
+            </wp:cNvGraphicFramePr>
+            <a:graphic xmlns:a="http://schemas.openxmlformats.org/drawingml/2006/main">
+              <a:graphicData uri="http://schemas.openxmlformats.org/drawingml/2006/picture">
+                <pic:pic xmlns:pic="http://schemas.openxmlformats.org/drawingml/2006/picture">
+                  <pic:nvPicPr>
+                    <pic:cNvPr id="0" name="Picture 1" descr="D:\Study\TO\Склад.drawio.png"/>
+                    <pic:cNvPicPr>
+                      <a:picLocks noChangeAspect="1" noChangeArrowheads="1"/>
+                    </pic:cNvPicPr>
+                  </pic:nvPicPr>
+                  <pic:blipFill>
+                    <a:blip r:embed="rId9">
+                      <a:extLst>
+                        <a:ext uri="{28A0092B-C50C-407E-A947-70E740481C1C}">
+                          <a14:useLocalDpi xmlns:a14="http://schemas.microsoft.com/office/drawing/2010/main" val="0"/>
+                        </a:ext>
+                      </a:extLst>
+                    </a:blip>
+                    <a:srcRect/>
+                    <a:stretch>
+                      <a:fillRect/>
+                    </a:stretch>
+                  </pic:blipFill>
+                  <pic:spPr bwMode="auto">
+                    <a:xfrm>
+                      <a:off x="0" y="0"/>
+                      <a:ext cx="4573926" cy="4785005"/>
+                    </a:xfrm>
+                    <a:prstGeom prst="rect">
+                      <a:avLst/>
+                    </a:prstGeom>
+                    <a:noFill/>
+                    <a:ln>
+                      <a:noFill/>
+                    </a:ln>
+                  </pic:spPr>
+                </pic:pic>
+              </a:graphicData>
+            </a:graphic>
+          </wp:inline>
+        </w:drawing>
+      </w:r>
+    </w:p>
+    <w:p>
+      <w:pPr>
+        <w:pStyle w:val="aff6"/>
+      </w:pPr>
+      <w:r>
+        <w:t xml:space="preserve">Рисунок 2 – «draw.io». </w:t>
       </w:r>
       <w:proofErr w:type="spellStart"/>
       <w:r>
-        <w:t>Workbench</w:t>
+        <w:t>Wireframe</w:t>
       </w:r>
       <w:proofErr w:type="spellEnd"/>
       <w:r>
-        <w:t>». Физическая модель БД</w:t>
+        <w:t xml:space="preserve"> главного экрана</w:t>
       </w:r>
     </w:p>
-    <w:p/>
     <w:p>
       <w:pPr>
         <w:pStyle w:val="2"/>
         <w:ind w:firstLine="788"/>
       </w:pPr>
-      <w:bookmarkStart w:id="11" w:name="_Toc194697004"/>
+      <w:bookmarkStart w:id="11" w:name="_Toc226654899"/>
       <w:r>
         <w:t>Разработка и интеграция программных модулей</w:t>
       </w:r>
@@ -3490,35 +4364,97 @@
         <w:pStyle w:val="a4"/>
       </w:pPr>
       <w:r>
-        <w:t xml:space="preserve">В процессе проектирования пользовательского интерфейса с применением программного средства draw.io разработан </w:t>
-      </w:r>
-      <w:r>
-        <w:rPr>
-          <w:lang w:val="en-US"/>
-        </w:rPr>
-        <w:t>wireframe</w:t>
-      </w:r>
+        <w:t xml:space="preserve">В ходе прохождения производственной практики разработано веб-приложение на платформе ASP.NET </w:t>
+      </w:r>
+      <w:proofErr w:type="spellStart"/>
+      <w:r>
+        <w:t>Core</w:t>
+      </w:r>
+      <w:proofErr w:type="spellEnd"/>
+      <w:r>
+        <w:t xml:space="preserve"> с применением </w:t>
+      </w:r>
+      <w:r>
+        <w:t>ЯП</w:t>
+      </w:r>
+      <w:r>
+        <w:t xml:space="preserve"> C# [1] в среде </w:t>
+      </w:r>
+      <w:proofErr w:type="spellStart"/>
+      <w:r>
+        <w:t>Visual</w:t>
+      </w:r>
+      <w:proofErr w:type="spellEnd"/>
       <w:r>
         <w:t xml:space="preserve"> </w:t>
       </w:r>
-      <w:r>
-        <w:t xml:space="preserve">для разрабатываемого веб-приложения [1]. </w:t>
+      <w:proofErr w:type="spellStart"/>
+      <w:r>
+        <w:t>Studio</w:t>
+      </w:r>
+      <w:proofErr w:type="spellEnd"/>
+      <w:r>
+        <w:t xml:space="preserve"> 2022. Приложение реализовано с использованием следующих библиотек и компонентов: </w:t>
       </w:r>
     </w:p>
     <w:p>
       <w:pPr>
-        <w:pStyle w:val="a4"/>
-      </w:pPr>
-      <w:r>
-        <w:t>На рисунке 2 представлена схема взаимодействия пользователя с главным экраном складского учета.</w:t>
+        <w:pStyle w:val="a0"/>
+      </w:pPr>
+      <w:r>
+        <w:t>«</w:t>
+      </w:r>
+      <w:proofErr w:type="spellStart"/>
+      <w:r>
+        <w:t>Microsoft.AspNetCore.Authentication.JwtBearer</w:t>
+      </w:r>
+      <w:proofErr w:type="spellEnd"/>
+      <w:r>
+        <w:t>» – технология д</w:t>
+      </w:r>
+      <w:r>
+        <w:t xml:space="preserve">ля внедрения </w:t>
+      </w:r>
+      <w:proofErr w:type="spellStart"/>
+      <w:r>
+        <w:t>токен</w:t>
+      </w:r>
+      <w:proofErr w:type="spellEnd"/>
+      <w:r>
+        <w:t>-авторизации JWT</w:t>
+      </w:r>
+      <w:r>
+        <w:t xml:space="preserve">, ограничивающая несанкционированный доступ к функционалу оформления приемок и отгрузок; </w:t>
       </w:r>
     </w:p>
     <w:p>
       <w:pPr>
-        <w:pStyle w:val="a4"/>
-      </w:pPr>
-      <w:r>
-        <w:t>Главный экран должен содержать следующие элементы управления:</w:t>
+        <w:pStyle w:val="a0"/>
+      </w:pPr>
+      <w:r>
+        <w:t>«</w:t>
+      </w:r>
+      <w:proofErr w:type="spellStart"/>
+      <w:r>
+        <w:t>Microsoft.EntityFrameworkCore.Sqlite</w:t>
+      </w:r>
+      <w:proofErr w:type="spellEnd"/>
+      <w:r>
+        <w:t xml:space="preserve">» – провайдер для работы с </w:t>
+      </w:r>
+      <w:r>
+        <w:t>БД</w:t>
+      </w:r>
+      <w:r>
+        <w:t xml:space="preserve"> </w:t>
+      </w:r>
+      <w:proofErr w:type="spellStart"/>
+      <w:r>
+        <w:t>SQLite</w:t>
+      </w:r>
+      <w:proofErr w:type="spellEnd"/>
+      <w:r>
+        <w:t xml:space="preserve">, где хранится информация о номенклатуре, артикулах и остатках; </w:t>
       </w:r>
     </w:p>
     <w:p>
@@ -3526,103 +4462,48 @@
         <w:pStyle w:val="a0"/>
       </w:pPr>
       <w:r>
-        <w:t xml:space="preserve">поле поиска товара по артикулу или </w:t>
+        <w:lastRenderedPageBreak/>
+        <w:t>«</w:t>
       </w:r>
       <w:proofErr w:type="spellStart"/>
       <w:r>
-        <w:t>штрихкоду</w:t>
+        <w:t>Microsoft.EntityFrameworkCore.Tools</w:t>
       </w:r>
       <w:proofErr w:type="spellEnd"/>
       <w:r>
-        <w:t>;</w:t>
+        <w:t xml:space="preserve">» – служебный пакет </w:t>
+      </w:r>
+      <w:proofErr w:type="spellStart"/>
+      <w:r>
+        <w:t>Entity</w:t>
+      </w:r>
+      <w:proofErr w:type="spellEnd"/>
+      <w:r>
+        <w:t xml:space="preserve"> </w:t>
+      </w:r>
+      <w:proofErr w:type="spellStart"/>
+      <w:r>
+        <w:t>Framework</w:t>
+      </w:r>
+      <w:proofErr w:type="spellEnd"/>
+      <w:r>
+        <w:t xml:space="preserve"> </w:t>
+      </w:r>
+      <w:proofErr w:type="spellStart"/>
+      <w:r>
+        <w:t>Core</w:t>
+      </w:r>
+      <w:proofErr w:type="spellEnd"/>
+      <w:r>
+        <w:t>, позволяющий управлять структурой таблиц склада и применять миграции через консоль разработчика.</w:t>
       </w:r>
     </w:p>
     <w:p>
       <w:pPr>
-        <w:pStyle w:val="a0"/>
-      </w:pPr>
-      <w:r>
-        <w:t>таблицу текущих товарных остатков;</w:t>
-      </w:r>
-    </w:p>
-    <w:p>
-      <w:pPr>
-        <w:pStyle w:val="a0"/>
-      </w:pPr>
-      <w:r>
-        <w:t>функциональные кнопки регистрации приемки и отгрузки продукции;</w:t>
-      </w:r>
-    </w:p>
-    <w:p>
-      <w:pPr>
-        <w:pStyle w:val="a0"/>
-      </w:pPr>
-      <w:r>
-        <w:t>панель навигации по разделам информационной системы.</w:t>
-      </w:r>
-    </w:p>
-    <w:p>
-      <w:pPr>
-        <w:pStyle w:val="a4"/>
-      </w:pPr>
-      <w:r>
-        <w:t xml:space="preserve">В ходе проектирования требуется обеспечить интерфейс </w:t>
-      </w:r>
-      <w:r>
-        <w:rPr>
-          <w:lang w:val="en-US"/>
-        </w:rPr>
-        <w:t>c</w:t>
-      </w:r>
-      <w:r>
-        <w:t xml:space="preserve"> </w:t>
-      </w:r>
-      <w:r>
-        <w:t xml:space="preserve">интуитивно понятной навигацией. </w:t>
-      </w:r>
-    </w:p>
-    <w:p>
-      <w:pPr>
-        <w:pStyle w:val="a4"/>
-      </w:pPr>
-      <w:r>
-        <w:lastRenderedPageBreak/>
-        <w:t xml:space="preserve">Выполнение данного требования необходимо для эффективного и безошибочного взаимодействия складского персонала с </w:t>
-      </w:r>
-      <w:r>
-        <w:t>ПО</w:t>
-      </w:r>
-      <w:r>
-        <w:t>.</w:t>
-      </w:r>
-    </w:p>
-    <w:p>
-      <w:pPr>
-        <w:pStyle w:val="a4"/>
-      </w:pPr>
-    </w:p>
-    <w:p>
-      <w:pPr>
-        <w:pStyle w:val="aff6"/>
-      </w:pPr>
-      <w:r>
-        <w:t xml:space="preserve">Рисунок 2 – «draw.io». </w:t>
-      </w:r>
-      <w:proofErr w:type="spellStart"/>
-      <w:r>
-        <w:t>Wireframe</w:t>
-      </w:r>
-      <w:proofErr w:type="spellEnd"/>
-      <w:r>
-        <w:t xml:space="preserve"> главного экрана</w:t>
-      </w:r>
-    </w:p>
-    <w:p>
-      <w:pPr>
         <w:pStyle w:val="2"/>
         <w:ind w:firstLine="788"/>
       </w:pPr>
-      <w:bookmarkStart w:id="12" w:name="_Toc194697005"/>
+      <w:bookmarkStart w:id="12" w:name="_Toc226654900"/>
       <w:r>
         <w:t>Описание работы с VCS и проверка соответствия стандартам кодирования</w:t>
       </w:r>
@@ -3631,6 +4512,110 @@
     <w:p>
       <w:pPr>
         <w:pStyle w:val="a4"/>
+      </w:pPr>
+      <w:r>
+        <w:t xml:space="preserve">В процессе разработки ПО для контроля версий использовалась система </w:t>
+      </w:r>
+      <w:proofErr w:type="spellStart"/>
+      <w:r>
+        <w:t>Git</w:t>
+      </w:r>
+      <w:proofErr w:type="spellEnd"/>
+      <w:r>
+        <w:t>. Для на паттерн ветвления «</w:t>
+      </w:r>
+      <w:proofErr w:type="spellStart"/>
+      <w:r>
+        <w:t>Git</w:t>
+      </w:r>
+      <w:proofErr w:type="spellEnd"/>
+      <w:r>
+        <w:t xml:space="preserve"> </w:t>
+      </w:r>
+      <w:proofErr w:type="spellStart"/>
+      <w:r>
+        <w:t>Flow</w:t>
+      </w:r>
+      <w:proofErr w:type="spellEnd"/>
+      <w:r>
+        <w:t xml:space="preserve">», которой используются функциональные ветки и несколько основных веток. Управление локальным </w:t>
+      </w:r>
+      <w:proofErr w:type="spellStart"/>
+      <w:r>
+        <w:t>репозиторием</w:t>
+      </w:r>
+      <w:proofErr w:type="spellEnd"/>
+      <w:r>
+        <w:t xml:space="preserve"> осуществлялось с использованием терминала «</w:t>
+      </w:r>
+      <w:proofErr w:type="spellStart"/>
+      <w:r>
+        <w:t>Git</w:t>
+      </w:r>
+      <w:proofErr w:type="spellEnd"/>
+      <w:r>
+        <w:t xml:space="preserve"> </w:t>
+      </w:r>
+      <w:proofErr w:type="spellStart"/>
+      <w:r>
+        <w:t>Bash</w:t>
+      </w:r>
+      <w:proofErr w:type="spellEnd"/>
+      <w:r>
+        <w:t xml:space="preserve">» и модуля контроля версий </w:t>
+      </w:r>
+      <w:proofErr w:type="spellStart"/>
+      <w:r>
+        <w:t>Visual</w:t>
+      </w:r>
+      <w:proofErr w:type="spellEnd"/>
+      <w:r>
+        <w:t xml:space="preserve"> </w:t>
+      </w:r>
+      <w:proofErr w:type="spellStart"/>
+      <w:r>
+        <w:t>Studio</w:t>
+      </w:r>
+      <w:proofErr w:type="spellEnd"/>
+      <w:r>
+        <w:t xml:space="preserve">. Хранение удаленной копии проекта и синхронизация изменений обеспечивались средствами платформы </w:t>
+      </w:r>
+      <w:proofErr w:type="spellStart"/>
+      <w:r>
+        <w:t>GitHub</w:t>
+      </w:r>
+      <w:proofErr w:type="spellEnd"/>
+      <w:r>
+        <w:t>.</w:t>
+      </w:r>
+    </w:p>
+    <w:p>
+      <w:pPr>
+        <w:pStyle w:val="a4"/>
+      </w:pPr>
+      <w:r>
+        <w:t xml:space="preserve">Фрагмент графа </w:t>
+      </w:r>
+      <w:proofErr w:type="spellStart"/>
+      <w:r>
+        <w:t>коммитов</w:t>
+      </w:r>
+      <w:proofErr w:type="spellEnd"/>
+      <w:r>
+        <w:t xml:space="preserve"> в </w:t>
+      </w:r>
+      <w:proofErr w:type="spellStart"/>
+      <w:r>
+        <w:t>репозитории</w:t>
+      </w:r>
+      <w:proofErr w:type="spellEnd"/>
+      <w:r>
+        <w:t xml:space="preserve"> представлен на рисунке 2.</w:t>
+      </w:r>
+    </w:p>
+    <w:p>
+      <w:pPr>
+        <w:pStyle w:val="aff6"/>
       </w:pPr>
       <w:r>
         <w:rPr>
@@ -3638,9 +4623,9 @@
           <w:lang w:eastAsia="ru-RU"/>
         </w:rPr>
         <w:drawing>
-          <wp:inline distT="0" distB="0" distL="0" distR="0" wp14:anchorId="1882C0BF" wp14:editId="03DCE011">
-            <wp:extent cx="5371429" cy="1504762"/>
-            <wp:effectExtent l="0" t="0" r="1270" b="635"/>
+          <wp:inline distT="0" distB="0" distL="0" distR="0" wp14:anchorId="043EEB14" wp14:editId="7CCD1EA0">
+            <wp:extent cx="2492455" cy="2422245"/>
+            <wp:effectExtent l="0" t="0" r="3175" b="0"/>
             <wp:docPr id="1" name="Рисунок 1"/>
             <wp:cNvGraphicFramePr>
               <a:graphicFrameLocks xmlns:a="http://schemas.openxmlformats.org/drawingml/2006/main" noChangeAspect="1"/>
@@ -3653,7 +4638,7 @@
                     <pic:cNvPicPr/>
                   </pic:nvPicPr>
                   <pic:blipFill>
-                    <a:blip r:embed="rId9"/>
+                    <a:blip r:embed="rId10"/>
                     <a:stretch>
                       <a:fillRect/>
                     </a:stretch>
@@ -3661,7 +4646,7 @@
                   <pic:spPr>
                     <a:xfrm>
                       <a:off x="0" y="0"/>
-                      <a:ext cx="5371429" cy="1504762"/>
+                      <a:ext cx="2574389" cy="2501871"/>
                     </a:xfrm>
                     <a:prstGeom prst="rect">
                       <a:avLst/>
@@ -3679,16 +4664,16 @@
         <w:pStyle w:val="aff6"/>
       </w:pPr>
       <w:r>
-        <w:t>Рисунок</w:t>
-      </w:r>
-      <w:r>
-        <w:rPr>
-          <w:lang w:val="en-US"/>
-        </w:rPr>
-        <w:t xml:space="preserve"> 3</w:t>
-      </w:r>
-      <w:r>
-        <w:t xml:space="preserve">– История </w:t>
+        <w:t>Рисунок 3</w:t>
+      </w:r>
+      <w:r>
+        <w:t xml:space="preserve"> </w:t>
+      </w:r>
+      <w:r>
+        <w:t xml:space="preserve">– </w:t>
+      </w:r>
+      <w:r>
+        <w:t xml:space="preserve">Фрагмент графа </w:t>
       </w:r>
       <w:proofErr w:type="spellStart"/>
       <w:r>
@@ -3704,23 +4689,28 @@
       </w:r>
       <w:proofErr w:type="spellEnd"/>
     </w:p>
+    <w:p/>
     <w:p>
       <w:pPr>
         <w:pStyle w:val="2"/>
         <w:ind w:firstLine="788"/>
       </w:pPr>
-      <w:bookmarkStart w:id="13" w:name="_Toc194697006"/>
-      <w:r>
-        <w:t xml:space="preserve">Отладка и тестирование программных модулей </w:t>
+      <w:bookmarkStart w:id="13" w:name="_Toc226654901"/>
+      <w:r>
+        <w:lastRenderedPageBreak/>
+        <w:t>Отладка и тестирование программных модулей</w:t>
       </w:r>
       <w:bookmarkEnd w:id="13"/>
+      <w:r>
+        <w:t xml:space="preserve"> </w:t>
+      </w:r>
     </w:p>
     <w:p>
       <w:pPr>
-        <w:pStyle w:val="aff6"/>
-      </w:pPr>
-      <w:r>
-        <w:t>Рисунок 4 – «</w:t>
+        <w:pStyle w:val="a4"/>
+      </w:pPr>
+      <w:r>
+        <w:t xml:space="preserve">Интерфейс IDE </w:t>
       </w:r>
       <w:proofErr w:type="spellStart"/>
       <w:r>
@@ -3736,24 +4726,120 @@
       </w:r>
       <w:proofErr w:type="spellEnd"/>
       <w:r>
-        <w:t xml:space="preserve"> </w:t>
-      </w:r>
-      <w:r>
-        <w:rPr>
-          <w:lang w:val="en-US"/>
-        </w:rPr>
-        <w:t>Code</w:t>
-      </w:r>
-      <w:r>
-        <w:t>». Вид IDE с установленной точкой останова</w:t>
+        <w:t xml:space="preserve"> 20</w:t>
+      </w:r>
+      <w:r>
+        <w:t>26</w:t>
+      </w:r>
+      <w:r>
+        <w:t xml:space="preserve"> в режиме отладки представлен в соответствии с рисунком 4. С помощью точки останова выполняется пошаговый контроль корректности обработки PUT-запроса</w:t>
+      </w:r>
+      <w:r>
+        <w:t xml:space="preserve"> [3]</w:t>
+      </w:r>
+      <w:r>
+        <w:t>.</w:t>
       </w:r>
     </w:p>
     <w:p>
       <w:pPr>
+        <w:pStyle w:val="a4"/>
+      </w:pPr>
+    </w:p>
+    <w:p>
+      <w:pPr>
+        <w:pStyle w:val="14"/>
+      </w:pPr>
+      <w:r>
+        <w:rPr>
+          <w:noProof/>
+        </w:rPr>
+        <w:drawing>
+          <wp:inline distT="0" distB="0" distL="0" distR="0" wp14:anchorId="641CE173" wp14:editId="4301E666">
+            <wp:extent cx="4961055" cy="2847711"/>
+            <wp:effectExtent l="0" t="0" r="0" b="0"/>
+            <wp:docPr id="4" name="Рисунок 4"/>
+            <wp:cNvGraphicFramePr>
+              <a:graphicFrameLocks xmlns:a="http://schemas.openxmlformats.org/drawingml/2006/main" noChangeAspect="1"/>
+            </wp:cNvGraphicFramePr>
+            <a:graphic xmlns:a="http://schemas.openxmlformats.org/drawingml/2006/main">
+              <a:graphicData uri="http://schemas.openxmlformats.org/drawingml/2006/picture">
+                <pic:pic xmlns:pic="http://schemas.openxmlformats.org/drawingml/2006/picture">
+                  <pic:nvPicPr>
+                    <pic:cNvPr id="0" name="Picture 2"/>
+                    <pic:cNvPicPr>
+                      <a:picLocks noChangeAspect="1" noChangeArrowheads="1"/>
+                    </pic:cNvPicPr>
+                  </pic:nvPicPr>
+                  <pic:blipFill>
+                    <a:blip r:embed="rId11">
+                      <a:extLst>
+                        <a:ext uri="{28A0092B-C50C-407E-A947-70E740481C1C}">
+                          <a14:useLocalDpi xmlns:a14="http://schemas.microsoft.com/office/drawing/2010/main" val="0"/>
+                        </a:ext>
+                      </a:extLst>
+                    </a:blip>
+                    <a:srcRect/>
+                    <a:stretch>
+                      <a:fillRect/>
+                    </a:stretch>
+                  </pic:blipFill>
+                  <pic:spPr bwMode="auto">
+                    <a:xfrm>
+                      <a:off x="0" y="0"/>
+                      <a:ext cx="5010797" cy="2876264"/>
+                    </a:xfrm>
+                    <a:prstGeom prst="rect">
+                      <a:avLst/>
+                    </a:prstGeom>
+                    <a:noFill/>
+                  </pic:spPr>
+                </pic:pic>
+              </a:graphicData>
+            </a:graphic>
+          </wp:inline>
+        </w:drawing>
+      </w:r>
+    </w:p>
+    <w:p>
+      <w:pPr>
+        <w:pStyle w:val="aff6"/>
+      </w:pPr>
+      <w:r>
+        <w:t>Рисунок 4 – «</w:t>
+      </w:r>
+      <w:proofErr w:type="spellStart"/>
+      <w:r>
+        <w:t>Visual</w:t>
+      </w:r>
+      <w:proofErr w:type="spellEnd"/>
+      <w:r>
+        <w:t xml:space="preserve"> </w:t>
+      </w:r>
+      <w:proofErr w:type="spellStart"/>
+      <w:r>
+        <w:t>Studio</w:t>
+      </w:r>
+      <w:proofErr w:type="spellEnd"/>
+      <w:r>
+        <w:t xml:space="preserve"> </w:t>
+      </w:r>
+      <w:r>
+        <w:t>2</w:t>
+      </w:r>
+      <w:r>
+        <w:t>026</w:t>
+      </w:r>
+      <w:r>
+        <w:t>». Вид IDE с установленной точкой останова</w:t>
+      </w:r>
+    </w:p>
+    <w:p>
+      <w:pPr>
         <w:pStyle w:val="ae"/>
         <w:outlineLvl w:val="0"/>
       </w:pPr>
-      <w:bookmarkStart w:id="14" w:name="_Toc194697007"/>
+      <w:bookmarkStart w:id="14" w:name="_Toc226654902"/>
       <w:r>
         <w:lastRenderedPageBreak/>
         <w:t>Заключение</w:t>
@@ -3808,7 +4894,25 @@
           <w:color w:val="000000" w:themeColor="text1"/>
           <w:szCs w:val="28"/>
         </w:rPr>
-        <w:t xml:space="preserve">«Сопровождение и обслуживание программного обеспечения компьютерных систем» </w:t>
+        <w:t>«</w:t>
+      </w:r>
+      <w:r>
+        <w:t>Осуществление</w:t>
+      </w:r>
+      <w:r>
+        <w:t xml:space="preserve"> </w:t>
+      </w:r>
+      <w:r>
+        <w:t>интеграции программных модулей</w:t>
+      </w:r>
+      <w:r>
+        <w:rPr>
+          <w:rFonts w:eastAsia="Times New Roman" w:cs="Times New Roman"/>
+          <w:bCs/>
+          <w:color w:val="000000" w:themeColor="text1"/>
+          <w:szCs w:val="28"/>
+        </w:rPr>
+        <w:t xml:space="preserve">» </w:t>
       </w:r>
       <w:r>
         <w:t>и развиты общие и профессиональные компетенции.</w:t>
@@ -3824,129 +4928,100 @@
     </w:p>
     <w:p>
       <w:pPr>
-        <w:pStyle w:val="a0"/>
-      </w:pPr>
-      <w:r>
-        <w:t xml:space="preserve">осуществлен подбор и настройка конфигурации </w:t>
-      </w:r>
-      <w:proofErr w:type="gramStart"/>
-      <w:r>
-        <w:t>ПО компьютерных систем</w:t>
-      </w:r>
-      <w:proofErr w:type="gramEnd"/>
-      <w:r>
-        <w:t>;</w:t>
+        <w:pStyle w:val="a"/>
+      </w:pPr>
+      <w:bookmarkStart w:id="15" w:name="_Toc226654903"/>
+      <w:r>
+        <w:t>сформировать требования к программным модулям по предложенной документации;</w:t>
       </w:r>
     </w:p>
     <w:p>
       <w:pPr>
-        <w:pStyle w:val="a0"/>
-      </w:pPr>
-      <w:r>
-        <w:t xml:space="preserve">инсталляция </w:t>
-      </w:r>
-      <w:proofErr w:type="gramStart"/>
-      <w:r>
-        <w:t>ПО компьютерных систем</w:t>
-      </w:r>
-      <w:proofErr w:type="gramEnd"/>
-      <w:r>
-        <w:t>;</w:t>
+        <w:pStyle w:val="a"/>
+      </w:pPr>
+      <w:r>
+        <w:t>реализовать и интегрировать модули в ПО;</w:t>
       </w:r>
     </w:p>
     <w:p>
       <w:pPr>
-        <w:pStyle w:val="a0"/>
-      </w:pPr>
-      <w:r>
-        <w:t xml:space="preserve">настроены отдельные компоненты </w:t>
-      </w:r>
-      <w:proofErr w:type="gramStart"/>
-      <w:r>
-        <w:t>ПО компьютерных систем</w:t>
-      </w:r>
-      <w:proofErr w:type="gramEnd"/>
-      <w:r>
-        <w:t>;</w:t>
+        <w:pStyle w:val="a"/>
+      </w:pPr>
+      <w:r>
+        <w:t>использовать системы контроля версий;</w:t>
       </w:r>
     </w:p>
     <w:p>
       <w:pPr>
-        <w:pStyle w:val="a0"/>
-      </w:pPr>
-      <w:r>
-        <w:t xml:space="preserve">измерены эксплуатационные характеристики </w:t>
-      </w:r>
-      <w:proofErr w:type="gramStart"/>
-      <w:r>
-        <w:t>ПО компьютерных систем</w:t>
-      </w:r>
-      <w:proofErr w:type="gramEnd"/>
-      <w:r>
-        <w:t>;</w:t>
+        <w:pStyle w:val="a"/>
+      </w:pPr>
+      <w:r>
+        <w:t>описать тестирование программного обеспечения;</w:t>
       </w:r>
     </w:p>
     <w:p>
       <w:pPr>
-        <w:pStyle w:val="a0"/>
-      </w:pPr>
-      <w:r>
-        <w:t>выполнен анализ характеристик качества ПО;</w:t>
+        <w:pStyle w:val="a"/>
+      </w:pPr>
+      <w:r>
+        <w:t>разработать тестовые наборы и сценарии</w:t>
+      </w:r>
+      <w:r>
+        <w:t>;</w:t>
       </w:r>
     </w:p>
     <w:p>
       <w:pPr>
-        <w:pStyle w:val="a0"/>
-      </w:pPr>
-      <w:r>
-        <w:t>проведена модификация отдельных компонентов ПО в соответствии с потребностями заказчика;</w:t>
+        <w:pStyle w:val="a"/>
+      </w:pPr>
+      <w:r>
+        <w:t>провести тестирование программного модуля по определенному</w:t>
+      </w:r>
+      <w:r>
+        <w:t xml:space="preserve"> </w:t>
+      </w:r>
+      <w:r>
+        <w:t>сценарию</w:t>
+      </w:r>
+      <w:r>
+        <w:t>;</w:t>
       </w:r>
     </w:p>
     <w:p>
       <w:pPr>
-        <w:pStyle w:val="a0"/>
-      </w:pPr>
-      <w:r>
-        <w:t xml:space="preserve">выполнены отдельные виды работ на этапе поддержки </w:t>
-      </w:r>
-      <w:proofErr w:type="gramStart"/>
-      <w:r>
-        <w:t>ПО компьютерной системы</w:t>
-      </w:r>
-      <w:proofErr w:type="gramEnd"/>
-      <w:r>
-        <w:t>;</w:t>
+        <w:pStyle w:val="a"/>
+      </w:pPr>
+      <w:r>
+        <w:t>провести инспектирование разработанных программных</w:t>
+      </w:r>
+      <w:r>
+        <w:t xml:space="preserve"> </w:t>
+      </w:r>
+      <w:r>
+        <w:t>модулей</w:t>
+      </w:r>
+      <w:r>
+        <w:t xml:space="preserve"> </w:t>
+      </w:r>
+      <w:r>
+        <w:t>на</w:t>
+      </w:r>
+      <w:r>
+        <w:t xml:space="preserve"> </w:t>
+      </w:r>
+      <w:r>
+        <w:t>предмет соответствия стандартам кодирования</w:t>
+      </w:r>
+      <w:r>
+        <w:t>.</w:t>
       </w:r>
     </w:p>
     <w:p>
       <w:pPr>
-        <w:pStyle w:val="a0"/>
-      </w:pPr>
-      <w:r>
-        <w:t xml:space="preserve">организованы защита </w:t>
-      </w:r>
-      <w:proofErr w:type="gramStart"/>
-      <w:r>
-        <w:t>ПО компьютерных систем</w:t>
-      </w:r>
-      <w:proofErr w:type="gramEnd"/>
-      <w:r>
-        <w:t xml:space="preserve"> программными средствами.</w:t>
-      </w:r>
-    </w:p>
-    <w:p>
-      <w:pPr>
         <w:pStyle w:val="ae"/>
         <w:outlineLvl w:val="0"/>
-        <w:rPr>
-          <w:highlight w:val="yellow"/>
-        </w:rPr>
-      </w:pPr>
-      <w:bookmarkStart w:id="15" w:name="_Toc194697008"/>
-      <w:r>
-        <w:rPr>
-          <w:highlight w:val="yellow"/>
-        </w:rPr>
+      </w:pPr>
+      <w:r>
         <w:lastRenderedPageBreak/>
         <w:t>Список использованных источников</w:t>
       </w:r>
@@ -3963,27 +5038,223 @@
         <w:rPr>
           <w:rFonts w:cs="Times New Roman"/>
         </w:rPr>
-        <w:t xml:space="preserve">1. Нужный А. М. Разработка мобильных приложений на языке </w:t>
+        <w:t xml:space="preserve">1. </w:t>
+      </w:r>
+      <w:r>
+        <w:rPr>
+          <w:rFonts w:cs="Times New Roman"/>
+        </w:rPr>
+        <w:t xml:space="preserve">Гагарина, Л. Г. Технология разработки программного </w:t>
+      </w:r>
+      <w:proofErr w:type="gramStart"/>
+      <w:r>
+        <w:rPr>
+          <w:rFonts w:cs="Times New Roman"/>
+        </w:rPr>
+        <w:t>обеспечения :</w:t>
+      </w:r>
+      <w:proofErr w:type="gramEnd"/>
+      <w:r>
+        <w:rPr>
+          <w:rFonts w:cs="Times New Roman"/>
+        </w:rPr>
+        <w:t xml:space="preserve"> учебное пособие / Л. Г. Гагарина, Е. В. </w:t>
+      </w:r>
+      <w:proofErr w:type="spellStart"/>
+      <w:r>
+        <w:rPr>
+          <w:rFonts w:cs="Times New Roman"/>
+        </w:rPr>
+        <w:t>Кокорева</w:t>
+      </w:r>
+      <w:proofErr w:type="spellEnd"/>
+      <w:r>
+        <w:rPr>
+          <w:rFonts w:cs="Times New Roman"/>
+        </w:rPr>
+        <w:t>, Б. Д. Сидорова-</w:t>
+      </w:r>
+      <w:proofErr w:type="spellStart"/>
+      <w:r>
+        <w:rPr>
+          <w:rFonts w:cs="Times New Roman"/>
+        </w:rPr>
+        <w:t>Виснадул</w:t>
+      </w:r>
+      <w:proofErr w:type="spellEnd"/>
+      <w:r>
+        <w:rPr>
+          <w:rFonts w:cs="Times New Roman"/>
+        </w:rPr>
+        <w:t xml:space="preserve"> ; под ред. Л. Г. Гагариной. – </w:t>
+      </w:r>
+      <w:proofErr w:type="gramStart"/>
+      <w:r>
+        <w:rPr>
+          <w:rFonts w:cs="Times New Roman"/>
+        </w:rPr>
+        <w:t>Москва :</w:t>
+      </w:r>
+      <w:proofErr w:type="gramEnd"/>
+      <w:r>
+        <w:rPr>
+          <w:rFonts w:cs="Times New Roman"/>
+        </w:rPr>
+        <w:t xml:space="preserve"> ФОРУМ : ИНФРА-М, 2023. – 400 с. – URL: https://znanium.com/catalog/product/1895679 (дата обращения: </w:t>
+      </w:r>
+      <w:r>
+        <w:rPr>
+          <w:rFonts w:cs="Times New Roman"/>
+        </w:rPr>
+        <w:t>10.02.2025</w:t>
+      </w:r>
+      <w:r>
+        <w:rPr>
+          <w:rFonts w:cs="Times New Roman"/>
+        </w:rPr>
+        <w:t xml:space="preserve">). – Режим доступа: по подписке. – </w:t>
+      </w:r>
+      <w:proofErr w:type="gramStart"/>
+      <w:r>
+        <w:rPr>
+          <w:rFonts w:cs="Times New Roman"/>
+        </w:rPr>
+        <w:t>Текст :</w:t>
+      </w:r>
+      <w:proofErr w:type="gramEnd"/>
+      <w:r>
+        <w:rPr>
+          <w:rFonts w:cs="Times New Roman"/>
+        </w:rPr>
+        <w:t xml:space="preserve"> электронный.</w:t>
+      </w:r>
+    </w:p>
+    <w:p>
+      <w:pPr>
+        <w:pStyle w:val="a4"/>
+        <w:rPr>
+          <w:rFonts w:cs="Times New Roman"/>
+        </w:rPr>
+      </w:pPr>
+      <w:r>
+        <w:rPr>
+          <w:rFonts w:cs="Times New Roman"/>
+        </w:rPr>
+        <w:t xml:space="preserve">2. </w:t>
+      </w:r>
+      <w:r>
+        <w:rPr>
+          <w:rFonts w:cs="Times New Roman"/>
+        </w:rPr>
+        <w:t xml:space="preserve">Никсон, Р. Создаем динамические веб-сайты с помощью </w:t>
       </w:r>
       <w:r>
         <w:rPr>
           <w:rFonts w:cs="Times New Roman"/>
           <w:lang w:val="en-US"/>
         </w:rPr>
-        <w:t>Java</w:t>
+        <w:t xml:space="preserve">PHP, MySQL, JavaScript, CSS </w:t>
       </w:r>
       <w:r>
         <w:rPr>
           <w:rFonts w:cs="Times New Roman"/>
         </w:rPr>
-        <w:t xml:space="preserve"> с использованием </w:t>
+        <w:t>и</w:t>
       </w:r>
       <w:r>
         <w:rPr>
           <w:rFonts w:cs="Times New Roman"/>
           <w:lang w:val="en-US"/>
         </w:rPr>
-        <w:t>Android</w:t>
+        <w:t xml:space="preserve"> HTML5. </w:t>
+      </w:r>
+      <w:r>
+        <w:rPr>
+          <w:rFonts w:cs="Times New Roman"/>
+        </w:rPr>
+        <w:t>6-е изд. – Санкт-</w:t>
+      </w:r>
+      <w:proofErr w:type="gramStart"/>
+      <w:r>
+        <w:rPr>
+          <w:rFonts w:cs="Times New Roman"/>
+        </w:rPr>
+        <w:t>Петербург :</w:t>
+      </w:r>
+      <w:proofErr w:type="gramEnd"/>
+      <w:r>
+        <w:rPr>
+          <w:rFonts w:cs="Times New Roman"/>
+        </w:rPr>
+        <w:t xml:space="preserve"> Питер, 2023. – 832 с. – URL: https://ibooks.ru/bookshelf/386792/reading (дата обращения: </w:t>
+      </w:r>
+      <w:r>
+        <w:rPr>
+          <w:rFonts w:cs="Times New Roman"/>
+        </w:rPr>
+        <w:t>11.02.2025</w:t>
+      </w:r>
+      <w:r>
+        <w:rPr>
+          <w:rFonts w:cs="Times New Roman"/>
+        </w:rPr>
+        <w:t xml:space="preserve">). – Режим доступа: для </w:t>
+      </w:r>
+      <w:proofErr w:type="spellStart"/>
+      <w:r>
+        <w:rPr>
+          <w:rFonts w:cs="Times New Roman"/>
+        </w:rPr>
+        <w:t>зарегистрир</w:t>
+      </w:r>
+      <w:proofErr w:type="spellEnd"/>
+      <w:r>
+        <w:rPr>
+          <w:rFonts w:cs="Times New Roman"/>
+        </w:rPr>
+        <w:t xml:space="preserve">. пользователей. – </w:t>
+      </w:r>
+      <w:proofErr w:type="gramStart"/>
+      <w:r>
+        <w:rPr>
+          <w:rFonts w:cs="Times New Roman"/>
+        </w:rPr>
+        <w:t>Текст :</w:t>
+      </w:r>
+      <w:proofErr w:type="gramEnd"/>
+      <w:r>
+        <w:rPr>
+          <w:rFonts w:cs="Times New Roman"/>
+        </w:rPr>
+        <w:t xml:space="preserve"> электронный.</w:t>
+      </w:r>
+    </w:p>
+    <w:p>
+      <w:pPr>
+        <w:pStyle w:val="a4"/>
+        <w:rPr>
+          <w:rFonts w:cs="Times New Roman"/>
+        </w:rPr>
+      </w:pPr>
+      <w:r>
+        <w:rPr>
+          <w:rFonts w:cs="Times New Roman"/>
+        </w:rPr>
+        <w:t xml:space="preserve">3. </w:t>
+      </w:r>
+      <w:proofErr w:type="spellStart"/>
+      <w:r>
+        <w:rPr>
+          <w:rFonts w:cs="Times New Roman"/>
+        </w:rPr>
+        <w:t>Фленов</w:t>
+      </w:r>
+      <w:proofErr w:type="spellEnd"/>
+      <w:r>
+        <w:rPr>
+          <w:rFonts w:cs="Times New Roman"/>
+        </w:rPr>
+        <w:t xml:space="preserve">, М. Е. </w:t>
       </w:r>
       <w:r>
         <w:rPr>
@@ -3991,94 +5262,51 @@
         </w:rPr>
         <w:t xml:space="preserve"> </w:t>
       </w:r>
-      <w:proofErr w:type="gramStart"/>
-      <w:r>
-        <w:rPr>
-          <w:rFonts w:cs="Times New Roman"/>
-          <w:lang w:val="en-US"/>
-        </w:rPr>
-        <w:t>Studio</w:t>
-      </w:r>
       <w:r>
         <w:rPr>
           <w:rFonts w:cs="Times New Roman"/>
         </w:rPr>
-        <w:t xml:space="preserve"> :</w:t>
-      </w:r>
-      <w:proofErr w:type="gramEnd"/>
+        <w:t xml:space="preserve">Библия C#. – 5-е изд., </w:t>
+      </w:r>
+      <w:proofErr w:type="spellStart"/>
       <w:r>
         <w:rPr>
           <w:rFonts w:cs="Times New Roman"/>
         </w:rPr>
-        <w:t xml:space="preserve"> учебное пособие / А. М. Нужный, Н. И. Гребенникова, В. В. Сафронов. – </w:t>
-      </w:r>
-      <w:proofErr w:type="gramStart"/>
+        <w:t>перераб</w:t>
+      </w:r>
+      <w:proofErr w:type="spellEnd"/>
       <w:r>
         <w:rPr>
           <w:rFonts w:cs="Times New Roman"/>
         </w:rPr>
-        <w:t>Воронеж :</w:t>
-      </w:r>
-      <w:proofErr w:type="gramEnd"/>
+        <w:t>. и доп. – Санкт-</w:t>
+      </w:r>
+      <w:proofErr w:type="gramStart"/>
       <w:r>
         <w:rPr>
           <w:rFonts w:cs="Times New Roman"/>
         </w:rPr>
-        <w:t xml:space="preserve"> </w:t>
-      </w:r>
-      <w:r>
-        <w:t>ФГБОУ ВО «Воронежский государственный технический университет»</w:t>
-      </w:r>
+        <w:t>Петербург :</w:t>
+      </w:r>
+      <w:proofErr w:type="gramEnd"/>
       <w:r>
         <w:rPr>
           <w:rFonts w:cs="Times New Roman"/>
         </w:rPr>
-        <w:t xml:space="preserve">, 2020. – 93 с. – URL: https://cchgeu.ru/upload/iblock/bbb/gybsukwp8a96mlmex3q865xflvd02gei/Uchebn_posobie-Razrabotka-mobilnykh-prilozheniy-na-yazyke-JAVA-s-ispolzovaniem-ANDROID-STUDIO.pdf.pdf (дата обращения: 08.05.2025). – </w:t>
-      </w:r>
-      <w:r>
-        <w:t>Режим доступа: свободный. – Текст: электронный.</w:t>
-      </w:r>
-    </w:p>
-    <w:p>
-      <w:pPr>
-        <w:pStyle w:val="a4"/>
+        <w:t xml:space="preserve"> БХВ-Петербург, 2022. – 464 с. – URL: https://ibooks.ru/bookshelf/380047/reading (дата обращения: </w:t>
+      </w:r>
+      <w:r>
         <w:rPr>
           <w:rFonts w:cs="Times New Roman"/>
         </w:rPr>
-      </w:pPr>
+        <w:t>12.02.2025</w:t>
+      </w:r>
       <w:r>
         <w:rPr>
           <w:rFonts w:cs="Times New Roman"/>
         </w:rPr>
-        <w:t xml:space="preserve">2. Полищук Ю. В. Базы данных и их </w:t>
-      </w:r>
-      <w:proofErr w:type="gramStart"/>
-      <w:r>
-        <w:rPr>
-          <w:rFonts w:cs="Times New Roman"/>
-        </w:rPr>
-        <w:t>безопасность :</w:t>
-      </w:r>
-      <w:proofErr w:type="gramEnd"/>
-      <w:r>
-        <w:rPr>
-          <w:rFonts w:cs="Times New Roman"/>
-        </w:rPr>
-        <w:t xml:space="preserve"> учебное пособие / Ю. В. Полищук, А. С. Боровский. – </w:t>
-      </w:r>
-      <w:proofErr w:type="gramStart"/>
-      <w:r>
-        <w:rPr>
-          <w:rFonts w:cs="Times New Roman"/>
-        </w:rPr>
-        <w:t>Москва :</w:t>
-      </w:r>
-      <w:proofErr w:type="gramEnd"/>
-      <w:r>
-        <w:rPr>
-          <w:rFonts w:cs="Times New Roman"/>
-        </w:rPr>
-        <w:t xml:space="preserve"> Академия, 2020. – 256 с. – URL: https://znanium.ru/catalog/document?id=442962/ (дата обращения: 08.05.2025). – Режим доступа: для </w:t>
+        <w:t xml:space="preserve">). – Режим доступа: для </w:t>
       </w:r>
       <w:proofErr w:type="spellStart"/>
       <w:r>
@@ -4092,98 +5320,62 @@
         <w:rPr>
           <w:rFonts w:cs="Times New Roman"/>
         </w:rPr>
-        <w:t>. пользователей по подписке. – Текст: электронный.</w:t>
-      </w:r>
-    </w:p>
-    <w:p>
-      <w:pPr>
-        <w:pStyle w:val="a4"/>
-        <w:rPr>
-          <w:lang w:eastAsia="ja-JP"/>
-        </w:rPr>
-      </w:pPr>
+        <w:t xml:space="preserve">. пользователей. – </w:t>
+      </w:r>
+      <w:proofErr w:type="gramStart"/>
       <w:r>
         <w:rPr>
           <w:rFonts w:cs="Times New Roman"/>
         </w:rPr>
-        <w:t xml:space="preserve">3. </w:t>
-      </w:r>
-      <w:proofErr w:type="spellStart"/>
-      <w:r>
-        <w:t>Android</w:t>
-      </w:r>
-      <w:proofErr w:type="spellEnd"/>
-      <w:r>
-        <w:t xml:space="preserve"> </w:t>
-      </w:r>
-      <w:proofErr w:type="spellStart"/>
-      <w:r>
-        <w:t>Developers</w:t>
-      </w:r>
-      <w:proofErr w:type="spellEnd"/>
-      <w:r>
-        <w:t xml:space="preserve">. Официальная документация по разработке мобильных приложений на </w:t>
-      </w:r>
-      <w:proofErr w:type="spellStart"/>
-      <w:r>
-        <w:t>Android</w:t>
-      </w:r>
-      <w:proofErr w:type="spellEnd"/>
-      <w:r>
-        <w:t xml:space="preserve"> [Сайт]. – URL: https://developer.android.com (дата обращения: 08.05.2025). – Режим доступа: свободный. – Текст: электронный.</w:t>
+        <w:t>Текст :</w:t>
+      </w:r>
+      <w:proofErr w:type="gramEnd"/>
+      <w:r>
+        <w:rPr>
+          <w:rFonts w:cs="Times New Roman"/>
+        </w:rPr>
+        <w:t xml:space="preserve"> электронный.</w:t>
       </w:r>
     </w:p>
     <w:p>
       <w:pPr>
-        <w:pStyle w:val="a4"/>
-      </w:pPr>
-      <w:r>
-        <w:t xml:space="preserve">4. </w:t>
+        <w:spacing w:line="360" w:lineRule="auto"/>
+        <w:ind w:firstLine="709"/>
+      </w:pPr>
+      <w:r>
+        <w:t xml:space="preserve">4. Леон У. Разработка веб-приложения </w:t>
       </w:r>
       <w:proofErr w:type="spellStart"/>
       <w:r>
-        <w:t>Murach</w:t>
+        <w:t>GraphQL</w:t>
       </w:r>
       <w:proofErr w:type="spellEnd"/>
       <w:r>
-        <w:t xml:space="preserve"> J. </w:t>
+        <w:t xml:space="preserve"> с </w:t>
       </w:r>
       <w:proofErr w:type="spellStart"/>
       <w:r>
-        <w:t>Murach’s</w:t>
+        <w:t>React</w:t>
       </w:r>
       <w:proofErr w:type="spellEnd"/>
       <w:r>
-        <w:t xml:space="preserve"> PHP </w:t>
-      </w:r>
-      <w:proofErr w:type="spellStart"/>
-      <w:r>
-        <w:t>and</w:t>
-      </w:r>
-      <w:proofErr w:type="spellEnd"/>
-      <w:r>
-        <w:t xml:space="preserve"> </w:t>
-      </w:r>
-      <w:proofErr w:type="spellStart"/>
+        <w:t>, Node.js и Neo4</w:t>
+      </w:r>
       <w:proofErr w:type="gramStart"/>
       <w:r>
-        <w:t>MySQL</w:t>
-      </w:r>
-      <w:proofErr w:type="spellEnd"/>
-      <w:r>
-        <w:t xml:space="preserve"> :</w:t>
+        <w:t>j :</w:t>
       </w:r>
       <w:proofErr w:type="gramEnd"/>
       <w:r>
-        <w:t xml:space="preserve"> учебное пособие / Дж. </w:t>
-      </w:r>
-      <w:proofErr w:type="spellStart"/>
-      <w:r>
-        <w:t>Мурах</w:t>
-      </w:r>
-      <w:proofErr w:type="spellEnd"/>
-      <w:r>
-        <w:t xml:space="preserve">, Р. Харрис ; пер. с англ. – 4-е изд. – Санкт-Петербург : Питер, 2021. – 620 с. – URL: https://www.murach.com/shop/murach-s-php-and-mysql-4th-edition-detail/ (дата обращения: 08.05.2025). – Режим доступа: для </w:t>
+        <w:t xml:space="preserve"> руководство / У. Леон ; пер. с англ. А. Н. Киселева. – </w:t>
+      </w:r>
+      <w:proofErr w:type="gramStart"/>
+      <w:r>
+        <w:t>Москва :</w:t>
+      </w:r>
+      <w:proofErr w:type="gramEnd"/>
+      <w:r>
+        <w:t xml:space="preserve"> ДМК Пресс, 2023. – 262 с. – URL: https://e.lanbook.com/book/314975 (дата обращения: 05.02.2026). – Режим доступа: для </w:t>
       </w:r>
       <w:proofErr w:type="spellStart"/>
       <w:r>
@@ -4196,7 +5388,8 @@
     </w:p>
     <w:p>
       <w:pPr>
-        <w:pStyle w:val="a4"/>
+        <w:spacing w:line="360" w:lineRule="auto"/>
+        <w:ind w:firstLine="709"/>
         <w:rPr>
           <w:rFonts w:cs="Times New Roman"/>
         </w:rPr>
@@ -4214,16 +5407,71 @@
       </w:r>
       <w:proofErr w:type="spellStart"/>
       <w:r>
-        <w:t>MySQL</w:t>
+        <w:t>Гильванов</w:t>
       </w:r>
       <w:proofErr w:type="spellEnd"/>
       <w:r>
-        <w:t>. Официальная документация по работе с базами данных [Сайт]. – URL: https://dev.mysql.com/doc/ (дата обращения: 30.04.2025). – Режим свободный. – Текст: электронный.</w:t>
+        <w:t xml:space="preserve"> Р. Г. Программирование на языке </w:t>
+      </w:r>
+      <w:proofErr w:type="gramStart"/>
+      <w:r>
+        <w:t>C# :</w:t>
+      </w:r>
+      <w:proofErr w:type="gramEnd"/>
+      <w:r>
+        <w:t xml:space="preserve"> учебное пособие / Р. Г. </w:t>
+      </w:r>
+      <w:proofErr w:type="spellStart"/>
+      <w:r>
+        <w:t>Гильванов</w:t>
+      </w:r>
+      <w:proofErr w:type="spellEnd"/>
+      <w:r>
+        <w:t xml:space="preserve">, Л. М. Божко, А. Д. </w:t>
+      </w:r>
+      <w:proofErr w:type="spellStart"/>
+      <w:r>
+        <w:t>Хомоненко</w:t>
+      </w:r>
+      <w:proofErr w:type="spellEnd"/>
+      <w:r>
+        <w:t xml:space="preserve">, И. Д. </w:t>
+      </w:r>
+      <w:proofErr w:type="spellStart"/>
+      <w:r>
+        <w:t>Липанов</w:t>
+      </w:r>
+      <w:proofErr w:type="spellEnd"/>
+      <w:r>
+        <w:t>. – Санкт-</w:t>
+      </w:r>
+      <w:proofErr w:type="gramStart"/>
+      <w:r>
+        <w:t>Петербург :</w:t>
+      </w:r>
+      <w:proofErr w:type="gramEnd"/>
+      <w:r>
+        <w:t xml:space="preserve"> Петербургский государственный университет путей сообщения Императора Александра I, 2024. – 89 с. – URL: https://e.lanbook.com/book/439523 (дата обращения: </w:t>
+      </w:r>
+      <w:r>
+        <w:t>05.02.2026</w:t>
+      </w:r>
+      <w:r>
+        <w:t xml:space="preserve">). – Режим доступа: для </w:t>
+      </w:r>
+      <w:proofErr w:type="spellStart"/>
+      <w:r>
+        <w:t>зарегистрир</w:t>
+      </w:r>
+      <w:proofErr w:type="spellEnd"/>
+      <w:r>
+        <w:t>. пользователей. – Текст: электронный.</w:t>
       </w:r>
     </w:p>
     <w:p/>
+    <w:p/>
     <w:sectPr>
-      <w:footerReference w:type="default" r:id="rId10"/>
+      <w:footerReference w:type="default" r:id="rId12"/>
       <w:pgSz w:w="11906" w:h="16838" w:orient="landscape"/>
       <w:pgMar w:top="1134" w:right="851" w:bottom="1134" w:left="1701" w:header="709" w:footer="709" w:gutter="0"/>
       <w:pgNumType w:start="1"/>
@@ -4283,7 +5531,7 @@
           <w:rPr>
             <w:noProof/>
           </w:rPr>
-          <w:t>13</w:t>
+          <w:t>2</w:t>
         </w:r>
         <w:r>
           <w:fldChar w:fldCharType="end"/>
@@ -4325,9 +5573,9 @@
       <w:lvlJc w:val="left"/>
       <w:pPr>
         <w:tabs>
-          <w:tab w:val="num" w:pos="720"/>
+          <w:tab w:val="num" w:pos="1211"/>
         </w:tabs>
-        <w:ind w:left="720" w:hanging="360"/>
+        <w:ind w:left="1211" w:hanging="360"/>
       </w:pPr>
       <w:rPr>
         <w:rFonts w:ascii="Times New Roman" w:eastAsiaTheme="minorHAnsi" w:hAnsi="Times New Roman" w:cs="Times New Roman" w:hint="default"/>
@@ -4341,9 +5589,9 @@
       <w:lvlJc w:val="left"/>
       <w:pPr>
         <w:tabs>
-          <w:tab w:val="num" w:pos="1440"/>
+          <w:tab w:val="num" w:pos="1931"/>
         </w:tabs>
-        <w:ind w:left="1440" w:hanging="360"/>
+        <w:ind w:left="1931" w:hanging="360"/>
       </w:pPr>
       <w:rPr>
         <w:rFonts w:ascii="Courier New" w:hAnsi="Courier New" w:hint="default"/>
@@ -4357,9 +5605,9 @@
       <w:lvlJc w:val="left"/>
       <w:pPr>
         <w:tabs>
-          <w:tab w:val="num" w:pos="2160"/>
+          <w:tab w:val="num" w:pos="2651"/>
         </w:tabs>
-        <w:ind w:left="2160" w:hanging="360"/>
+        <w:ind w:left="2651" w:hanging="360"/>
       </w:pPr>
       <w:rPr>
         <w:rFonts w:ascii="Wingdings" w:hAnsi="Wingdings" w:hint="default"/>
@@ -4373,9 +5621,9 @@
       <w:lvlJc w:val="left"/>
       <w:pPr>
         <w:tabs>
-          <w:tab w:val="num" w:pos="2880"/>
+          <w:tab w:val="num" w:pos="3371"/>
         </w:tabs>
-        <w:ind w:left="2880" w:hanging="360"/>
+        <w:ind w:left="3371" w:hanging="360"/>
       </w:pPr>
       <w:rPr>
         <w:rFonts w:ascii="Wingdings" w:hAnsi="Wingdings" w:hint="default"/>
@@ -4389,9 +5637,9 @@
       <w:lvlJc w:val="left"/>
       <w:pPr>
         <w:tabs>
-          <w:tab w:val="num" w:pos="3600"/>
+          <w:tab w:val="num" w:pos="4091"/>
         </w:tabs>
-        <w:ind w:left="3600" w:hanging="360"/>
+        <w:ind w:left="4091" w:hanging="360"/>
       </w:pPr>
       <w:rPr>
         <w:rFonts w:ascii="Wingdings" w:hAnsi="Wingdings" w:hint="default"/>
@@ -4405,9 +5653,9 @@
       <w:lvlJc w:val="left"/>
       <w:pPr>
         <w:tabs>
-          <w:tab w:val="num" w:pos="4320"/>
+          <w:tab w:val="num" w:pos="4811"/>
         </w:tabs>
-        <w:ind w:left="4320" w:hanging="360"/>
+        <w:ind w:left="4811" w:hanging="360"/>
       </w:pPr>
       <w:rPr>
         <w:rFonts w:ascii="Wingdings" w:hAnsi="Wingdings" w:hint="default"/>
@@ -4421,9 +5669,9 @@
       <w:lvlJc w:val="left"/>
       <w:pPr>
         <w:tabs>
-          <w:tab w:val="num" w:pos="5040"/>
+          <w:tab w:val="num" w:pos="5531"/>
         </w:tabs>
-        <w:ind w:left="5040" w:hanging="360"/>
+        <w:ind w:left="5531" w:hanging="360"/>
       </w:pPr>
       <w:rPr>
         <w:rFonts w:ascii="Wingdings" w:hAnsi="Wingdings" w:hint="default"/>
@@ -4437,9 +5685,9 @@
       <w:lvlJc w:val="left"/>
       <w:pPr>
         <w:tabs>
-          <w:tab w:val="num" w:pos="5760"/>
+          <w:tab w:val="num" w:pos="6251"/>
         </w:tabs>
-        <w:ind w:left="5760" w:hanging="360"/>
+        <w:ind w:left="6251" w:hanging="360"/>
       </w:pPr>
       <w:rPr>
         <w:rFonts w:ascii="Wingdings" w:hAnsi="Wingdings" w:hint="default"/>
@@ -4453,9 +5701,9 @@
       <w:lvlJc w:val="left"/>
       <w:pPr>
         <w:tabs>
-          <w:tab w:val="num" w:pos="6480"/>
+          <w:tab w:val="num" w:pos="6971"/>
         </w:tabs>
-        <w:ind w:left="6480" w:hanging="360"/>
+        <w:ind w:left="6971" w:hanging="360"/>
       </w:pPr>
       <w:rPr>
         <w:rFonts w:ascii="Wingdings" w:hAnsi="Wingdings" w:hint="default"/>
@@ -22612,6 +23860,11 @@
       <w:szCs w:val="40"/>
     </w:rPr>
   </w:style>
+  <w:style w:type="character" w:customStyle="1" w:styleId="ng-star-inserted">
+    <w:name w:val="ng-star-inserted"/>
+    <w:basedOn w:val="a5"/>
+    <w:rsid w:val="002A5737"/>
+  </w:style>
 </w:styles>
 </file>
 
@@ -22828,7 +24081,7 @@
 </file>
 
 <file path=customXml/itemProps1.xml><?xml version="1.0" encoding="utf-8"?>
-<ds:datastoreItem xmlns:ds="http://schemas.openxmlformats.org/officeDocument/2006/customXml" ds:itemID="{967C8FDD-1AAD-4ADA-A3B6-320D6DA3E5E8}">
+<ds:datastoreItem xmlns:ds="http://schemas.openxmlformats.org/officeDocument/2006/customXml" ds:itemID="{B7221F35-516F-4BC4-A15E-11A8E51AA1EF}">
   <ds:schemaRefs>
     <ds:schemaRef ds:uri="http://schemas.openxmlformats.org/officeDocument/2006/bibliography"/>
   </ds:schemaRefs>

--- a/Техотчёт_ПМ02.docx
+++ b/Техотчёт_ПМ02.docx
@@ -122,33 +122,7 @@
               <w:lang w:eastAsia="ru-RU"/>
               <w14:ligatures w14:val="none"/>
             </w:rPr>
-            <w:t>(</w:t>
-          </w:r>
-          <w:proofErr w:type="spellStart"/>
-          <w:r>
-            <w:rPr>
-              <w:rFonts w:eastAsia="Times New Roman" w:cs="Times New Roman"/>
-              <w:b/>
-              <w:bCs/>
-              <w:sz w:val="24"/>
-              <w:szCs w:val="24"/>
-              <w:lang w:eastAsia="ru-RU"/>
-              <w14:ligatures w14:val="none"/>
-            </w:rPr>
-            <w:t>СПбГУТ</w:t>
-          </w:r>
-          <w:proofErr w:type="spellEnd"/>
-          <w:r>
-            <w:rPr>
-              <w:rFonts w:eastAsia="Times New Roman" w:cs="Times New Roman"/>
-              <w:b/>
-              <w:bCs/>
-              <w:sz w:val="24"/>
-              <w:szCs w:val="24"/>
-              <w:lang w:eastAsia="ru-RU"/>
-              <w14:ligatures w14:val="none"/>
-            </w:rPr>
-            <w:t>)</w:t>
+            <w:t>(СПбГУТ)</w:t>
           </w:r>
         </w:p>
         <w:p>
@@ -214,22 +188,8 @@
               <w:lang w:eastAsia="ru-RU"/>
               <w14:ligatures w14:val="none"/>
             </w:rPr>
-            <w:t xml:space="preserve">ИМ. Б.Л. РОЗИНГА (ФИЛИАЛ) </w:t>
+            <w:t>ИМ. Б.Л. РОЗИНГА (ФИЛИАЛ) СПбГУТ</w:t>
           </w:r>
-          <w:proofErr w:type="spellStart"/>
-          <w:r>
-            <w:rPr>
-              <w:rFonts w:eastAsia="Times New Roman" w:cs="Times New Roman"/>
-              <w:b/>
-              <w:bCs/>
-              <w:sz w:val="24"/>
-              <w:szCs w:val="24"/>
-              <w:lang w:eastAsia="ru-RU"/>
-              <w14:ligatures w14:val="none"/>
-            </w:rPr>
-            <w:t>СПбГУТ</w:t>
-          </w:r>
-          <w:proofErr w:type="spellEnd"/>
         </w:p>
         <w:p>
           <w:pPr>
@@ -254,33 +214,7 @@
               <w:lang w:eastAsia="ru-RU"/>
               <w14:ligatures w14:val="none"/>
             </w:rPr>
-            <w:t xml:space="preserve">(АКТ (ф) </w:t>
-          </w:r>
-          <w:proofErr w:type="spellStart"/>
-          <w:r>
-            <w:rPr>
-              <w:rFonts w:eastAsia="Times New Roman" w:cs="Times New Roman"/>
-              <w:b/>
-              <w:bCs/>
-              <w:sz w:val="24"/>
-              <w:szCs w:val="24"/>
-              <w:lang w:eastAsia="ru-RU"/>
-              <w14:ligatures w14:val="none"/>
-            </w:rPr>
-            <w:t>СПбГУТ</w:t>
-          </w:r>
-          <w:proofErr w:type="spellEnd"/>
-          <w:r>
-            <w:rPr>
-              <w:rFonts w:eastAsia="Times New Roman" w:cs="Times New Roman"/>
-              <w:b/>
-              <w:bCs/>
-              <w:sz w:val="24"/>
-              <w:szCs w:val="24"/>
-              <w:lang w:eastAsia="ru-RU"/>
-              <w14:ligatures w14:val="none"/>
-            </w:rPr>
-            <w:t>)</w:t>
+            <w:t>(АКТ (ф) СПбГУТ)</w:t>
           </w:r>
         </w:p>
         <w:p>
@@ -480,14 +414,7 @@
             <w:rPr>
               <w:szCs w:val="28"/>
             </w:rPr>
-            <w:t>_</w:t>
-          </w:r>
-          <w:proofErr w:type="gramStart"/>
-          <w:r>
-            <w:rPr>
-              <w:szCs w:val="28"/>
-            </w:rPr>
-            <w:t>_</w:t>
+            <w:t>__</w:t>
           </w:r>
           <w:r>
             <w:rPr>
@@ -499,14 +426,7 @@
             <w:rPr>
               <w:szCs w:val="28"/>
             </w:rPr>
-            <w:t>_</w:t>
-          </w:r>
-          <w:proofErr w:type="gramEnd"/>
-          <w:r>
-            <w:rPr>
-              <w:szCs w:val="28"/>
-            </w:rPr>
-            <w:t>________</w:t>
+            <w:t>_________</w:t>
           </w:r>
           <w:r>
             <w:rPr>
@@ -998,8 +918,6 @@
                     <w:szCs w:val="28"/>
                   </w:rPr>
                 </w:pPr>
-                <w:bookmarkStart w:id="0" w:name="_GoBack"/>
-                <w:bookmarkEnd w:id="0"/>
               </w:p>
             </w:tc>
             <w:tc>
@@ -1239,16 +1157,8 @@
                   <w:rPr>
                     <w:szCs w:val="28"/>
                   </w:rPr>
-                  <w:t xml:space="preserve">В.И. </w:t>
+                  <w:t>В.И. Пузанова</w:t>
                 </w:r>
-                <w:proofErr w:type="spellStart"/>
-                <w:r>
-                  <w:rPr>
-                    <w:szCs w:val="28"/>
-                  </w:rPr>
-                  <w:t>Пузанова</w:t>
-                </w:r>
-                <w:proofErr w:type="spellEnd"/>
               </w:p>
             </w:tc>
           </w:tr>
@@ -1454,7 +1364,7 @@
             </w:rPr>
             <w:fldChar w:fldCharType="separate"/>
           </w:r>
-          <w:hyperlink w:anchor="_Toc226654889" w:history="1">
+          <w:hyperlink w:anchor="_Toc226912555" w:history="1">
             <w:r>
               <w:rPr>
                 <w:rStyle w:val="aff"/>
@@ -1481,7 +1391,7 @@
                 <w:noProof/>
                 <w:webHidden/>
               </w:rPr>
-              <w:instrText xml:space="preserve"> PAGEREF _Toc226654889 \h </w:instrText>
+              <w:instrText xml:space="preserve"> PAGEREF _Toc226912555 \h </w:instrText>
             </w:r>
             <w:r>
               <w:rPr>
@@ -1523,7 +1433,7 @@
               <w14:ligatures w14:val="none"/>
             </w:rPr>
           </w:pPr>
-          <w:hyperlink w:anchor="_Toc226654890" w:history="1">
+          <w:hyperlink w:anchor="_Toc226912556" w:history="1">
             <w:r>
               <w:rPr>
                 <w:rStyle w:val="aff"/>
@@ -1550,7 +1460,7 @@
                 <w:noProof/>
                 <w:webHidden/>
               </w:rPr>
-              <w:instrText xml:space="preserve"> PAGEREF _Toc226654890 \h </w:instrText>
+              <w:instrText xml:space="preserve"> PAGEREF _Toc226912556 \h </w:instrText>
             </w:r>
             <w:r>
               <w:rPr>
@@ -1592,7 +1502,7 @@
               <w14:ligatures w14:val="none"/>
             </w:rPr>
           </w:pPr>
-          <w:hyperlink w:anchor="_Toc226654891" w:history="1">
+          <w:hyperlink w:anchor="_Toc226912557" w:history="1">
             <w:r>
               <w:rPr>
                 <w:rStyle w:val="aff"/>
@@ -1627,7 +1537,7 @@
                 <w:noProof/>
                 <w:webHidden/>
               </w:rPr>
-              <w:instrText xml:space="preserve"> PAGEREF _Toc226654891 \h </w:instrText>
+              <w:instrText xml:space="preserve"> PAGEREF _Toc226912557 \h </w:instrText>
             </w:r>
             <w:r>
               <w:rPr>
@@ -1669,7 +1579,7 @@
               <w14:ligatures w14:val="none"/>
             </w:rPr>
           </w:pPr>
-          <w:hyperlink w:anchor="_Toc226654892" w:history="1">
+          <w:hyperlink w:anchor="_Toc226912558" w:history="1">
             <w:r>
               <w:rPr>
                 <w:rStyle w:val="aff"/>
@@ -1696,7 +1606,7 @@
                 <w:noProof/>
                 <w:webHidden/>
               </w:rPr>
-              <w:instrText xml:space="preserve"> PAGEREF _Toc226654892 \h </w:instrText>
+              <w:instrText xml:space="preserve"> PAGEREF _Toc226912558 \h </w:instrText>
             </w:r>
             <w:r>
               <w:rPr>
@@ -1738,7 +1648,7 @@
               <w14:ligatures w14:val="none"/>
             </w:rPr>
           </w:pPr>
-          <w:hyperlink w:anchor="_Toc226654893" w:history="1">
+          <w:hyperlink w:anchor="_Toc226912559" w:history="1">
             <w:r>
               <w:rPr>
                 <w:rStyle w:val="aff"/>
@@ -1766,7 +1676,7 @@
                 <w:noProof/>
                 <w:webHidden/>
               </w:rPr>
-              <w:instrText xml:space="preserve"> PAGEREF _Toc226654893 \h </w:instrText>
+              <w:instrText xml:space="preserve"> PAGEREF _Toc226912559 \h </w:instrText>
             </w:r>
             <w:r>
               <w:rPr>
@@ -1808,7 +1718,7 @@
               <w14:ligatures w14:val="none"/>
             </w:rPr>
           </w:pPr>
-          <w:hyperlink w:anchor="_Toc226654894" w:history="1">
+          <w:hyperlink w:anchor="_Toc226912560" w:history="1">
             <w:r>
               <w:rPr>
                 <w:rStyle w:val="aff"/>
@@ -1836,7 +1746,7 @@
                 <w:noProof/>
                 <w:webHidden/>
               </w:rPr>
-              <w:instrText xml:space="preserve"> PAGEREF _Toc226654894 \h </w:instrText>
+              <w:instrText xml:space="preserve"> PAGEREF _Toc226912560 \h </w:instrText>
             </w:r>
             <w:r>
               <w:rPr>
@@ -1878,7 +1788,7 @@
               <w14:ligatures w14:val="none"/>
             </w:rPr>
           </w:pPr>
-          <w:hyperlink w:anchor="_Toc226654895" w:history="1">
+          <w:hyperlink w:anchor="_Toc226912561" w:history="1">
             <w:r>
               <w:rPr>
                 <w:rStyle w:val="aff"/>
@@ -1905,7 +1815,7 @@
                 <w:noProof/>
                 <w:webHidden/>
               </w:rPr>
-              <w:instrText xml:space="preserve"> PAGEREF _Toc226654895 \h </w:instrText>
+              <w:instrText xml:space="preserve"> PAGEREF _Toc226912561 \h </w:instrText>
             </w:r>
             <w:r>
               <w:rPr>
@@ -1947,7 +1857,7 @@
               <w14:ligatures w14:val="none"/>
             </w:rPr>
           </w:pPr>
-          <w:hyperlink w:anchor="_Toc226654896" w:history="1">
+          <w:hyperlink w:anchor="_Toc226912562" w:history="1">
             <w:r>
               <w:rPr>
                 <w:rStyle w:val="aff"/>
@@ -1974,7 +1884,7 @@
                 <w:noProof/>
                 <w:webHidden/>
               </w:rPr>
-              <w:instrText xml:space="preserve"> PAGEREF _Toc226654896 \h </w:instrText>
+              <w:instrText xml:space="preserve"> PAGEREF _Toc226912562 \h </w:instrText>
             </w:r>
             <w:r>
               <w:rPr>
@@ -2016,7 +1926,7 @@
               <w14:ligatures w14:val="none"/>
             </w:rPr>
           </w:pPr>
-          <w:hyperlink w:anchor="_Toc226654897" w:history="1">
+          <w:hyperlink w:anchor="_Toc226912563" w:history="1">
             <w:r>
               <w:rPr>
                 <w:rStyle w:val="aff"/>
@@ -2043,7 +1953,7 @@
                 <w:noProof/>
                 <w:webHidden/>
               </w:rPr>
-              <w:instrText xml:space="preserve"> PAGEREF _Toc226654897 \h </w:instrText>
+              <w:instrText xml:space="preserve"> PAGEREF _Toc226912563 \h </w:instrText>
             </w:r>
             <w:r>
               <w:rPr>
@@ -2085,7 +1995,7 @@
               <w14:ligatures w14:val="none"/>
             </w:rPr>
           </w:pPr>
-          <w:hyperlink w:anchor="_Toc226654898" w:history="1">
+          <w:hyperlink w:anchor="_Toc226912564" w:history="1">
             <w:r>
               <w:rPr>
                 <w:rStyle w:val="aff"/>
@@ -2112,7 +2022,7 @@
                 <w:noProof/>
                 <w:webHidden/>
               </w:rPr>
-              <w:instrText xml:space="preserve"> PAGEREF _Toc226654898 \h </w:instrText>
+              <w:instrText xml:space="preserve"> PAGEREF _Toc226912564 \h </w:instrText>
             </w:r>
             <w:r>
               <w:rPr>
@@ -2154,7 +2064,7 @@
               <w14:ligatures w14:val="none"/>
             </w:rPr>
           </w:pPr>
-          <w:hyperlink w:anchor="_Toc226654899" w:history="1">
+          <w:hyperlink w:anchor="_Toc226912565" w:history="1">
             <w:r>
               <w:rPr>
                 <w:rStyle w:val="aff"/>
@@ -2181,7 +2091,7 @@
                 <w:noProof/>
                 <w:webHidden/>
               </w:rPr>
-              <w:instrText xml:space="preserve"> PAGEREF _Toc226654899 \h </w:instrText>
+              <w:instrText xml:space="preserve"> PAGEREF _Toc226912565 \h </w:instrText>
             </w:r>
             <w:r>
               <w:rPr>
@@ -2223,7 +2133,7 @@
               <w14:ligatures w14:val="none"/>
             </w:rPr>
           </w:pPr>
-          <w:hyperlink w:anchor="_Toc226654900" w:history="1">
+          <w:hyperlink w:anchor="_Toc226912566" w:history="1">
             <w:r>
               <w:rPr>
                 <w:rStyle w:val="aff"/>
@@ -2250,7 +2160,7 @@
                 <w:noProof/>
                 <w:webHidden/>
               </w:rPr>
-              <w:instrText xml:space="preserve"> PAGEREF _Toc226654900 \h </w:instrText>
+              <w:instrText xml:space="preserve"> PAGEREF _Toc226912566 \h </w:instrText>
             </w:r>
             <w:r>
               <w:rPr>
@@ -2292,7 +2202,7 @@
               <w14:ligatures w14:val="none"/>
             </w:rPr>
           </w:pPr>
-          <w:hyperlink w:anchor="_Toc226654901" w:history="1">
+          <w:hyperlink w:anchor="_Toc226912567" w:history="1">
             <w:r>
               <w:rPr>
                 <w:rStyle w:val="aff"/>
@@ -2319,7 +2229,7 @@
                 <w:noProof/>
                 <w:webHidden/>
               </w:rPr>
-              <w:instrText xml:space="preserve"> PAGEREF _Toc226654901 \h </w:instrText>
+              <w:instrText xml:space="preserve"> PAGEREF _Toc226912567 \h </w:instrText>
             </w:r>
             <w:r>
               <w:rPr>
@@ -2361,7 +2271,7 @@
               <w14:ligatures w14:val="none"/>
             </w:rPr>
           </w:pPr>
-          <w:hyperlink w:anchor="_Toc226654902" w:history="1">
+          <w:hyperlink w:anchor="_Toc226912568" w:history="1">
             <w:r>
               <w:rPr>
                 <w:rStyle w:val="aff"/>
@@ -2388,76 +2298,7 @@
                 <w:noProof/>
                 <w:webHidden/>
               </w:rPr>
-              <w:instrText xml:space="preserve"> PAGEREF _Toc226654902 \h </w:instrText>
-            </w:r>
-            <w:r>
-              <w:rPr>
-                <w:noProof/>
-                <w:webHidden/>
-              </w:rPr>
-            </w:r>
-            <w:r>
-              <w:rPr>
-                <w:noProof/>
-                <w:webHidden/>
-              </w:rPr>
-              <w:fldChar w:fldCharType="separate"/>
-            </w:r>
-            <w:r>
-              <w:rPr>
-                <w:noProof/>
-                <w:webHidden/>
-              </w:rPr>
-              <w:t>14</w:t>
-            </w:r>
-            <w:r>
-              <w:rPr>
-                <w:noProof/>
-                <w:webHidden/>
-              </w:rPr>
-              <w:fldChar w:fldCharType="end"/>
-            </w:r>
-          </w:hyperlink>
-        </w:p>
-        <w:p>
-          <w:pPr>
-            <w:pStyle w:val="12"/>
-            <w:rPr>
-              <w:rFonts w:asciiTheme="minorHAnsi" w:hAnsiTheme="minorHAnsi"/>
-              <w:noProof/>
-              <w:sz w:val="22"/>
-              <w:lang w:eastAsia="ru-RU"/>
-              <w14:ligatures w14:val="none"/>
-            </w:rPr>
-          </w:pPr>
-          <w:hyperlink w:anchor="_Toc226654903" w:history="1">
-            <w:r>
-              <w:rPr>
-                <w:rStyle w:val="aff"/>
-                <w:noProof/>
-              </w:rPr>
-              <w:t>Список использованных источников</w:t>
-            </w:r>
-            <w:r>
-              <w:rPr>
-                <w:noProof/>
-                <w:webHidden/>
-              </w:rPr>
-              <w:tab/>
-            </w:r>
-            <w:r>
-              <w:rPr>
-                <w:noProof/>
-                <w:webHidden/>
-              </w:rPr>
-              <w:fldChar w:fldCharType="begin"/>
-            </w:r>
-            <w:r>
-              <w:rPr>
-                <w:noProof/>
-                <w:webHidden/>
-              </w:rPr>
-              <w:instrText xml:space="preserve"> PAGEREF _Toc226654903 \h </w:instrText>
+              <w:instrText xml:space="preserve"> PAGEREF _Toc226912568 \h </w:instrText>
             </w:r>
             <w:r>
               <w:rPr>
@@ -2490,6 +2331,75 @@
         </w:p>
         <w:p>
           <w:pPr>
+            <w:pStyle w:val="12"/>
+            <w:rPr>
+              <w:rFonts w:asciiTheme="minorHAnsi" w:hAnsiTheme="minorHAnsi"/>
+              <w:noProof/>
+              <w:sz w:val="22"/>
+              <w:lang w:eastAsia="ru-RU"/>
+              <w14:ligatures w14:val="none"/>
+            </w:rPr>
+          </w:pPr>
+          <w:hyperlink w:anchor="_Toc226912569" w:history="1">
+            <w:r>
+              <w:rPr>
+                <w:rStyle w:val="aff"/>
+                <w:noProof/>
+              </w:rPr>
+              <w:t>Список использованных источников</w:t>
+            </w:r>
+            <w:r>
+              <w:rPr>
+                <w:noProof/>
+                <w:webHidden/>
+              </w:rPr>
+              <w:tab/>
+            </w:r>
+            <w:r>
+              <w:rPr>
+                <w:noProof/>
+                <w:webHidden/>
+              </w:rPr>
+              <w:fldChar w:fldCharType="begin"/>
+            </w:r>
+            <w:r>
+              <w:rPr>
+                <w:noProof/>
+                <w:webHidden/>
+              </w:rPr>
+              <w:instrText xml:space="preserve"> PAGEREF _Toc226912569 \h </w:instrText>
+            </w:r>
+            <w:r>
+              <w:rPr>
+                <w:noProof/>
+                <w:webHidden/>
+              </w:rPr>
+            </w:r>
+            <w:r>
+              <w:rPr>
+                <w:noProof/>
+                <w:webHidden/>
+              </w:rPr>
+              <w:fldChar w:fldCharType="separate"/>
+            </w:r>
+            <w:r>
+              <w:rPr>
+                <w:noProof/>
+                <w:webHidden/>
+              </w:rPr>
+              <w:t>16</w:t>
+            </w:r>
+            <w:r>
+              <w:rPr>
+                <w:noProof/>
+                <w:webHidden/>
+              </w:rPr>
+              <w:fldChar w:fldCharType="end"/>
+            </w:r>
+          </w:hyperlink>
+        </w:p>
+        <w:p>
+          <w:pPr>
             <w:spacing w:line="360" w:lineRule="auto"/>
             <w:ind w:left="680"/>
             <w:jc w:val="left"/>
@@ -2509,12 +2419,12 @@
         <w:pStyle w:val="ae"/>
         <w:outlineLvl w:val="0"/>
       </w:pPr>
-      <w:bookmarkStart w:id="1" w:name="_Toc226654889"/>
+      <w:bookmarkStart w:id="0" w:name="_Toc226912555"/>
       <w:r>
         <w:lastRenderedPageBreak/>
         <w:t>Перечень сокращений и обозначений</w:t>
       </w:r>
-      <w:bookmarkEnd w:id="1"/>
+      <w:bookmarkEnd w:id="0"/>
     </w:p>
     <w:p>
       <w:pPr>
@@ -2738,15 +2648,7 @@
         <w:t>в</w:t>
       </w:r>
       <w:r>
-        <w:t>еб-</w:t>
-      </w:r>
-      <w:proofErr w:type="spellStart"/>
-      <w:r>
-        <w:t>токен</w:t>
-      </w:r>
-      <w:proofErr w:type="spellEnd"/>
-      <w:r>
-        <w:t xml:space="preserve"> в формате JSON</w:t>
+        <w:t>еб-токен в формате JSON</w:t>
       </w:r>
     </w:p>
     <w:p>
@@ -2754,43 +2656,19 @@
         <w:pStyle w:val="ae"/>
         <w:outlineLvl w:val="0"/>
       </w:pPr>
-      <w:bookmarkStart w:id="2" w:name="_Toc226654890"/>
+      <w:bookmarkStart w:id="1" w:name="_Toc226912556"/>
       <w:r>
         <w:lastRenderedPageBreak/>
         <w:t>Введение</w:t>
       </w:r>
-      <w:bookmarkEnd w:id="2"/>
+      <w:bookmarkEnd w:id="1"/>
     </w:p>
     <w:p>
       <w:pPr>
         <w:pStyle w:val="a4"/>
       </w:pPr>
       <w:r>
-        <w:t xml:space="preserve">ИП </w:t>
-      </w:r>
-      <w:proofErr w:type="spellStart"/>
-      <w:r>
-        <w:t>Пузанова</w:t>
-      </w:r>
-      <w:proofErr w:type="spellEnd"/>
-      <w:r>
-        <w:t xml:space="preserve"> Виктория Игоревна занимается складскими системами хранения и учета товара для онлайн-</w:t>
-      </w:r>
-      <w:proofErr w:type="spellStart"/>
-      <w:r>
-        <w:t>маркетплейсов</w:t>
-      </w:r>
-      <w:proofErr w:type="spellEnd"/>
-      <w:r>
-        <w:t xml:space="preserve"> «Озон» и «</w:t>
-      </w:r>
-      <w:proofErr w:type="spellStart"/>
-      <w:r>
-        <w:t>Вайлдберриз</w:t>
-      </w:r>
-      <w:proofErr w:type="spellEnd"/>
-      <w:r>
-        <w:t>». В деятельность организации входит хранение товара на складских площадях, его учет и отправка на пункты выдачи сотрудничающих организаций. Часть оборудования и программного обеспечения организации нуждается в модернизации и замене, в данный период времени проходит поиск и замена на более подходящее для текущей деятельности организации. Одной из рассматриваемых сфер для модернизации является программное обеспечение для складского учета, ввиду того что нынешнее работает недостаточно быстро и является сложным для использования сотрудниками, не имеющих большого опыта работы с подобным ПО, а также требует большой мощности серверного оборудования ввиду низкого уровня оптимизации.</w:t>
+        <w:t>ИП Пузанова Виктория Игоревна занимается складскими системами хранения и учета товара для онлайн-маркетплейсов «Озон» и «Вайлдберриз». В деятельность организации входит хранение товара на складских площадях, его учет и отправка на пункты выдачи сотрудничающих организаций. Часть оборудования и программного обеспечения организации нуждается в модернизации и замене, в данный период времени проходит поиск и замена на более подходящее для текущей деятельности организации. Одной из рассматриваемых сфер для модернизации является программное обеспечение для складского учета, ввиду того что нынешнее работает недостаточно быстро и является сложным для использования сотрудниками, не имеющих большого опыта работы с подобным ПО, а также требует большой мощности серверного оборудования ввиду низкого уровня оптимизации.</w:t>
       </w:r>
     </w:p>
     <w:p>
@@ -2864,25 +2742,7 @@
         <w:pStyle w:val="a"/>
       </w:pPr>
       <w:r>
-        <w:t>сформировать требования к программным модулям</w:t>
-      </w:r>
-      <w:r>
-        <w:t xml:space="preserve"> </w:t>
-      </w:r>
-      <w:r>
-        <w:t>по</w:t>
-      </w:r>
-      <w:r>
-        <w:t xml:space="preserve"> </w:t>
-      </w:r>
-      <w:r>
-        <w:t>предложенной</w:t>
-      </w:r>
-      <w:r>
-        <w:t xml:space="preserve"> </w:t>
-      </w:r>
-      <w:r>
-        <w:t>документации</w:t>
+        <w:t>сформировать требования к программным модулям по предложенной документации</w:t>
       </w:r>
       <w:r>
         <w:t>;</w:t>
@@ -2893,10 +2753,7 @@
         <w:pStyle w:val="a"/>
       </w:pPr>
       <w:r>
-        <w:t>реализовать и интегрировать модули в ПО</w:t>
-      </w:r>
-      <w:r>
-        <w:t>;</w:t>
+        <w:t>реализовать и интегрировать модули в ПО;</w:t>
       </w:r>
     </w:p>
     <w:p>
@@ -2915,10 +2772,7 @@
         <w:pStyle w:val="a"/>
       </w:pPr>
       <w:r>
-        <w:t>описать тестиро</w:t>
-      </w:r>
-      <w:r>
-        <w:t>вание программного обеспечения;</w:t>
+        <w:t>описать тестирование программного обеспечения;</w:t>
       </w:r>
     </w:p>
     <w:p>
@@ -3029,15 +2883,7 @@
       </w:r>
       <w:r>
         <w:tab/>
-        <w:t xml:space="preserve">графический процессор </w:t>
-      </w:r>
-      <w:proofErr w:type="spellStart"/>
-      <w:r>
-        <w:t>Nvidia</w:t>
-      </w:r>
-      <w:proofErr w:type="spellEnd"/>
-      <w:r>
-        <w:t xml:space="preserve"> RTX 3060 12gb;</w:t>
+        <w:t>графический процессор Nvidia RTX 3060 12gb;</w:t>
       </w:r>
     </w:p>
     <w:p>
@@ -3182,21 +3028,7 @@
         <w:rPr>
           <w:lang w:val="en-US"/>
         </w:rPr>
-        <w:t xml:space="preserve"> </w:t>
-      </w:r>
-      <w:proofErr w:type="spellStart"/>
-      <w:r>
-        <w:rPr>
-          <w:lang w:val="en-US"/>
-        </w:rPr>
-        <w:t>SQLight</w:t>
-      </w:r>
-      <w:proofErr w:type="spellEnd"/>
-      <w:r>
-        <w:rPr>
-          <w:lang w:val="en-US"/>
-        </w:rPr>
-        <w:t>.</w:t>
+        <w:t xml:space="preserve"> SQLight.</w:t>
       </w:r>
     </w:p>
     <w:p>
@@ -3224,12 +3056,12 @@
           <w:highlight w:val="white"/>
         </w:rPr>
       </w:pPr>
-      <w:bookmarkStart w:id="3" w:name="_Toc226654891"/>
+      <w:bookmarkStart w:id="2" w:name="_Toc226912557"/>
       <w:r>
         <w:lastRenderedPageBreak/>
         <w:t>Организация охраны труда на предприятии</w:t>
       </w:r>
-      <w:bookmarkEnd w:id="3"/>
+      <w:bookmarkEnd w:id="2"/>
     </w:p>
     <w:p>
       <w:pPr>
@@ -3247,11 +3079,11 @@
         <w:spacing w:before="0" w:after="0"/>
         <w:ind w:left="709" w:firstLine="0"/>
       </w:pPr>
-      <w:bookmarkStart w:id="4" w:name="_Toc226654892"/>
+      <w:bookmarkStart w:id="3" w:name="_Toc226912558"/>
       <w:r>
         <w:t>Общие требования безопасности</w:t>
       </w:r>
-      <w:bookmarkEnd w:id="4"/>
+      <w:bookmarkEnd w:id="3"/>
     </w:p>
     <w:p>
       <w:pPr>
@@ -3424,14 +3256,14 @@
           <w:rFonts w:cs="Times New Roman"/>
         </w:rPr>
       </w:pPr>
-      <w:bookmarkStart w:id="5" w:name="_Toc226654893"/>
+      <w:bookmarkStart w:id="4" w:name="_Toc226912559"/>
       <w:r>
         <w:rPr>
           <w:rFonts w:cs="Times New Roman"/>
         </w:rPr>
         <w:t>Организация рабочего места</w:t>
       </w:r>
-      <w:bookmarkEnd w:id="5"/>
+      <w:bookmarkEnd w:id="4"/>
     </w:p>
     <w:p>
       <w:pPr>
@@ -3606,14 +3438,14 @@
           <w:rFonts w:cs="Times New Roman"/>
         </w:rPr>
       </w:pPr>
-      <w:bookmarkStart w:id="6" w:name="_Toc226654894"/>
+      <w:bookmarkStart w:id="5" w:name="_Toc226912560"/>
       <w:r>
         <w:rPr>
           <w:rFonts w:cs="Times New Roman"/>
         </w:rPr>
         <w:t>Требования безопасности по окончании работы</w:t>
       </w:r>
-      <w:bookmarkEnd w:id="6"/>
+      <w:bookmarkEnd w:id="5"/>
     </w:p>
     <w:p>
       <w:pPr>
@@ -3683,21 +3515,108 @@
       <w:pPr>
         <w:pStyle w:val="afff9"/>
       </w:pPr>
-      <w:bookmarkStart w:id="7" w:name="_Toc226654895"/>
+      <w:bookmarkStart w:id="6" w:name="_Toc226912561"/>
       <w:r>
         <w:lastRenderedPageBreak/>
         <w:t>Выполнение работ по ПМ.02</w:t>
+      </w:r>
+      <w:bookmarkEnd w:id="6"/>
+    </w:p>
+    <w:p>
+      <w:pPr>
+        <w:pStyle w:val="2"/>
+        <w:ind w:firstLine="788"/>
+      </w:pPr>
+      <w:bookmarkStart w:id="7" w:name="_Toc226912562"/>
+      <w:r>
+        <w:t>Анализ и разработка требований</w:t>
       </w:r>
       <w:bookmarkEnd w:id="7"/>
     </w:p>
     <w:p>
       <w:pPr>
+        <w:pStyle w:val="a4"/>
+      </w:pPr>
+      <w:r>
+        <w:t xml:space="preserve">Требуется разработать </w:t>
+      </w:r>
+      <w:r>
+        <w:t>ИС</w:t>
+      </w:r>
+      <w:r>
+        <w:t xml:space="preserve"> складского учета для </w:t>
+      </w:r>
+      <w:r>
+        <w:t>ИП</w:t>
+      </w:r>
+      <w:r>
+        <w:t xml:space="preserve"> Пузановой Виктории Игоревны. </w:t>
+      </w:r>
+    </w:p>
+    <w:p>
+      <w:pPr>
+        <w:pStyle w:val="a4"/>
+      </w:pPr>
+      <w:r>
+        <w:t xml:space="preserve">Разрабатываемая </w:t>
+      </w:r>
+      <w:r>
+        <w:t>ИС</w:t>
+      </w:r>
+      <w:r>
+        <w:t xml:space="preserve"> должна обеспечивать автоматизацию процессов хранения, учета и распределения товаров для электронных торговых площадок «Озон» и «Вайлдберриз».</w:t>
+      </w:r>
+    </w:p>
+    <w:p>
+      <w:pPr>
+        <w:pStyle w:val="a4"/>
+      </w:pPr>
+      <w:r>
+        <w:t xml:space="preserve">Область применения разрабатываемой </w:t>
+      </w:r>
+      <w:r>
+        <w:t>ИС</w:t>
+      </w:r>
+      <w:r>
+        <w:t xml:space="preserve"> охватывает складскую логистику и электронную коммерцию.</w:t>
+      </w:r>
+    </w:p>
+    <w:p>
+      <w:pPr>
+        <w:pStyle w:val="a4"/>
+      </w:pPr>
+      <w:r>
+        <w:t xml:space="preserve">Основное назначение внедрения разрабатываемой </w:t>
+      </w:r>
+      <w:r>
+        <w:t xml:space="preserve">ИС </w:t>
+      </w:r>
+      <w:r>
+        <w:t xml:space="preserve">состоит в автоматизации рутинных операций и ускорении процессов работы с </w:t>
+      </w:r>
+      <w:r>
+        <w:t>ПО</w:t>
+      </w:r>
+      <w:r>
+        <w:t xml:space="preserve"> складского учета.</w:t>
+      </w:r>
+    </w:p>
+    <w:p>
+      <w:pPr>
+        <w:pStyle w:val="a4"/>
+      </w:pPr>
+      <w:r>
+        <w:t>Разрабатываемая ИС предназначена для штатных сотрудников организации ИП Пузановой Виктории Игоревны.</w:t>
+      </w:r>
+    </w:p>
+    <w:p>
+      <w:pPr>
         <w:pStyle w:val="2"/>
         <w:ind w:firstLine="788"/>
       </w:pPr>
-      <w:bookmarkStart w:id="8" w:name="_Toc226654896"/>
-      <w:r>
-        <w:t>Анализ и разработка требований</w:t>
+      <w:bookmarkStart w:id="8" w:name="_Toc226912563"/>
+      <w:r>
+        <w:t>Выбор состава программных и технических средств</w:t>
       </w:r>
       <w:bookmarkEnd w:id="8"/>
     </w:p>
@@ -3706,131 +3625,7 @@
         <w:pStyle w:val="a4"/>
       </w:pPr>
       <w:r>
-        <w:t xml:space="preserve">Требуется разработать </w:t>
-      </w:r>
-      <w:r>
-        <w:t>ИС</w:t>
-      </w:r>
-      <w:r>
-        <w:t xml:space="preserve"> складского учета для </w:t>
-      </w:r>
-      <w:r>
-        <w:t>ИП</w:t>
-      </w:r>
-      <w:r>
-        <w:t xml:space="preserve"> </w:t>
-      </w:r>
-      <w:proofErr w:type="spellStart"/>
-      <w:r>
-        <w:t>Пузановой</w:t>
-      </w:r>
-      <w:proofErr w:type="spellEnd"/>
-      <w:r>
-        <w:t xml:space="preserve"> Виктории Игоревны. </w:t>
-      </w:r>
-    </w:p>
-    <w:p>
-      <w:pPr>
-        <w:pStyle w:val="a4"/>
-      </w:pPr>
-      <w:r>
-        <w:t xml:space="preserve">Разрабатываемая </w:t>
-      </w:r>
-      <w:r>
-        <w:t>ИС</w:t>
-      </w:r>
-      <w:r>
-        <w:t xml:space="preserve"> должна обеспечивать автоматизацию процессов хранения, учета и распределения товаров для электронных торговых площадок «Озон» и «</w:t>
-      </w:r>
-      <w:proofErr w:type="spellStart"/>
-      <w:r>
-        <w:t>Вайлдберриз</w:t>
-      </w:r>
-      <w:proofErr w:type="spellEnd"/>
-      <w:r>
-        <w:t>».</w:t>
-      </w:r>
-    </w:p>
-    <w:p>
-      <w:pPr>
-        <w:pStyle w:val="a4"/>
-      </w:pPr>
-      <w:r>
-        <w:t xml:space="preserve">Область применения разрабатываемой </w:t>
-      </w:r>
-      <w:r>
-        <w:t>ИС</w:t>
-      </w:r>
-      <w:r>
-        <w:t xml:space="preserve"> охватывает складскую логистику и электронную коммерцию.</w:t>
-      </w:r>
-    </w:p>
-    <w:p>
-      <w:pPr>
-        <w:pStyle w:val="a4"/>
-      </w:pPr>
-      <w:r>
-        <w:t xml:space="preserve">Основное назначение внедрения разрабатываемой </w:t>
-      </w:r>
-      <w:r>
-        <w:t xml:space="preserve">ИС </w:t>
-      </w:r>
-      <w:r>
-        <w:t xml:space="preserve">состоит в автоматизации рутинных операций и ускорении процессов работы с </w:t>
-      </w:r>
-      <w:proofErr w:type="gramStart"/>
-      <w:r>
-        <w:t>ПО</w:t>
-      </w:r>
-      <w:r>
-        <w:t xml:space="preserve"> складского учета</w:t>
-      </w:r>
-      <w:proofErr w:type="gramEnd"/>
-      <w:r>
-        <w:t>.</w:t>
-      </w:r>
-    </w:p>
-    <w:p>
-      <w:pPr>
-        <w:pStyle w:val="a4"/>
-      </w:pPr>
-      <w:r>
-        <w:t xml:space="preserve">Разрабатываемая ИС предназначена для штатных сотрудников организации ИП </w:t>
-      </w:r>
-      <w:proofErr w:type="spellStart"/>
-      <w:r>
-        <w:t>Пузановой</w:t>
-      </w:r>
-      <w:proofErr w:type="spellEnd"/>
-      <w:r>
-        <w:t xml:space="preserve"> Виктории Игоревны.</w:t>
-      </w:r>
-    </w:p>
-    <w:p>
-      <w:pPr>
-        <w:pStyle w:val="2"/>
-        <w:ind w:firstLine="788"/>
-      </w:pPr>
-      <w:bookmarkStart w:id="9" w:name="_Toc226654897"/>
-      <w:r>
-        <w:t>Выбор состава программных и технических средств</w:t>
-      </w:r>
-      <w:bookmarkEnd w:id="9"/>
-    </w:p>
-    <w:p>
-      <w:pPr>
-        <w:pStyle w:val="a4"/>
-      </w:pPr>
-      <w:r>
-        <w:t xml:space="preserve">Согласно </w:t>
-      </w:r>
-      <w:proofErr w:type="gramStart"/>
-      <w:r>
-        <w:t>требованиям</w:t>
-      </w:r>
-      <w:proofErr w:type="gramEnd"/>
-      <w:r>
-        <w:t xml:space="preserve"> необходимо разработать ИС, предназначенную для ведения складского учета и контроля движения товаров. </w:t>
+        <w:t xml:space="preserve">Согласно требованиям необходимо разработать ИС, предназначенную для ведения складского учета и контроля движения товаров. </w:t>
       </w:r>
     </w:p>
     <w:p>
@@ -3885,15 +3680,7 @@
         <w:t>СУБД</w:t>
       </w:r>
       <w:r>
-        <w:t xml:space="preserve"> </w:t>
-      </w:r>
-      <w:proofErr w:type="spellStart"/>
-      <w:r>
-        <w:t>SQLite</w:t>
-      </w:r>
-      <w:proofErr w:type="spellEnd"/>
-      <w:r>
-        <w:t>. Применение указанных технологий должно обеспечивать высокую производительность ПО при минимальных требованиях к вычислительной мощности аппаратного обеспечения.</w:t>
+        <w:t xml:space="preserve"> SQLite. Применение указанных технологий должно обеспечивать высокую производительность ПО при минимальных требованиях к вычислительной мощности аппаратного обеспечения.</w:t>
       </w:r>
     </w:p>
     <w:p>
@@ -3912,21 +3699,8 @@
       <w:r>
         <w:t xml:space="preserve"> </w:t>
       </w:r>
-      <w:proofErr w:type="spellStart"/>
-      <w:r>
-        <w:t>Visual</w:t>
-      </w:r>
-      <w:proofErr w:type="spellEnd"/>
-      <w:r>
-        <w:t xml:space="preserve"> </w:t>
-      </w:r>
-      <w:proofErr w:type="spellStart"/>
-      <w:r>
-        <w:t>Studio</w:t>
-      </w:r>
-      <w:proofErr w:type="spellEnd"/>
-      <w:r>
-        <w:t xml:space="preserve"> </w:t>
+      <w:r>
+        <w:t xml:space="preserve">Visual Studio </w:t>
       </w:r>
       <w:r>
         <w:t>2026 [5]</w:t>
@@ -3965,15 +3739,7 @@
         <w:pStyle w:val="a"/>
       </w:pPr>
       <w:r>
-        <w:t xml:space="preserve">встроенные средства </w:t>
-      </w:r>
-      <w:proofErr w:type="spellStart"/>
-      <w:r>
-        <w:t>рефакторинга</w:t>
-      </w:r>
-      <w:proofErr w:type="spellEnd"/>
-      <w:r>
-        <w:t xml:space="preserve"> программного кода;</w:t>
+        <w:t>встроенные средства рефакторинга программного кода;</w:t>
       </w:r>
     </w:p>
     <w:p>
@@ -4005,11 +3771,11 @@
         <w:pStyle w:val="2"/>
         <w:ind w:firstLine="788"/>
       </w:pPr>
-      <w:bookmarkStart w:id="10" w:name="_Toc226654898"/>
+      <w:bookmarkStart w:id="9" w:name="_Toc226912564"/>
       <w:r>
         <w:t>Проектирование программного обеспечения</w:t>
       </w:r>
-      <w:bookmarkEnd w:id="10"/>
+      <w:bookmarkEnd w:id="9"/>
     </w:p>
     <w:p>
       <w:pPr>
@@ -4032,15 +3798,7 @@
         <w:pStyle w:val="a4"/>
       </w:pPr>
       <w:r>
-        <w:t xml:space="preserve">В качестве СУБД требуется использовать систему </w:t>
-      </w:r>
-      <w:proofErr w:type="spellStart"/>
-      <w:r>
-        <w:t>SQLite</w:t>
-      </w:r>
-      <w:proofErr w:type="spellEnd"/>
-      <w:r>
-        <w:t>. Указанная система обладает следующими преимуществами:</w:t>
+        <w:t>В качестве СУБД требуется использовать систему SQLite. Указанная система обладает следующими преимуществами:</w:t>
       </w:r>
     </w:p>
     <w:p>
@@ -4096,15 +3854,7 @@
         <w:pStyle w:val="a4"/>
       </w:pPr>
       <w:r>
-        <w:t xml:space="preserve">Разработанная физическая модель БД для системы </w:t>
-      </w:r>
-      <w:proofErr w:type="spellStart"/>
-      <w:r>
-        <w:t>SQLite</w:t>
-      </w:r>
-      <w:proofErr w:type="spellEnd"/>
-      <w:r>
-        <w:t xml:space="preserve"> представлена на рисунке 1.</w:t>
+        <w:t>Разработанная физическая модель БД для системы SQLite представлена на рисунке 1.</w:t>
       </w:r>
     </w:p>
     <w:p>
@@ -4118,7 +3868,7 @@
         </w:rPr>
         <w:lastRenderedPageBreak/>
         <w:drawing>
-          <wp:inline distT="0" distB="0" distL="0" distR="0" wp14:anchorId="47539106" wp14:editId="6BEF7555">
+          <wp:inline distT="0" distB="0" distL="0" distR="0" wp14:anchorId="246F7FAA" wp14:editId="6481674F">
             <wp:extent cx="6052598" cy="3543300"/>
             <wp:effectExtent l="0" t="0" r="5715" b="0"/>
             <wp:docPr id="2" name="Рисунок 2"/>
@@ -4179,21 +3929,7 @@
         <w:rPr>
           <w:rStyle w:val="af8"/>
         </w:rPr>
-        <w:t xml:space="preserve">В ходе проектирования пользовательского интерфейса с помощью сервиса draw.io разработан каркас высокой точности </w:t>
-      </w:r>
-      <w:proofErr w:type="spellStart"/>
-      <w:r>
-        <w:rPr>
-          <w:rStyle w:val="af8"/>
-        </w:rPr>
-        <w:t>wireframe</w:t>
-      </w:r>
-      <w:proofErr w:type="spellEnd"/>
-      <w:r>
-        <w:rPr>
-          <w:rStyle w:val="af8"/>
-        </w:rPr>
-        <w:t xml:space="preserve"> для системы складского учета</w:t>
+        <w:t>В ходе проектирования пользовательского интерфейса с помощью сервиса draw.io разработан каркас высокой точности wireframe для системы складского учета</w:t>
       </w:r>
       <w:r>
         <w:rPr>
@@ -4283,7 +4019,7 @@
         </w:rPr>
         <w:lastRenderedPageBreak/>
         <w:drawing>
-          <wp:inline distT="0" distB="0" distL="0" distR="0" wp14:anchorId="5C753C22" wp14:editId="1890C0BE">
+          <wp:inline distT="0" distB="0" distL="0" distR="0" wp14:anchorId="536537A3" wp14:editId="6D143E4E">
             <wp:extent cx="4511881" cy="4720097"/>
             <wp:effectExtent l="0" t="0" r="3175" b="4445"/>
             <wp:docPr id="3" name="Рисунок 3" descr="D:\Study\TO\Склад.drawio.png"/>
@@ -4337,15 +4073,7 @@
         <w:pStyle w:val="aff6"/>
       </w:pPr>
       <w:r>
-        <w:t xml:space="preserve">Рисунок 2 – «draw.io». </w:t>
-      </w:r>
-      <w:proofErr w:type="spellStart"/>
-      <w:r>
-        <w:t>Wireframe</w:t>
-      </w:r>
-      <w:proofErr w:type="spellEnd"/>
-      <w:r>
-        <w:t xml:space="preserve"> главного экрана</w:t>
+        <w:t>Рисунок 2 – «draw.io». Wireframe главного экрана</w:t>
       </w:r>
     </w:p>
     <w:p>
@@ -4353,9 +4081,71 @@
         <w:pStyle w:val="2"/>
         <w:ind w:firstLine="788"/>
       </w:pPr>
-      <w:bookmarkStart w:id="11" w:name="_Toc226654899"/>
+      <w:bookmarkStart w:id="10" w:name="_Toc226912565"/>
       <w:r>
         <w:t>Разработка и интеграция программных модулей</w:t>
+      </w:r>
+      <w:bookmarkEnd w:id="10"/>
+    </w:p>
+    <w:p>
+      <w:pPr>
+        <w:pStyle w:val="a4"/>
+      </w:pPr>
+      <w:r>
+        <w:t xml:space="preserve">В ходе прохождения производственной практики разработано веб-приложение на платформе ASP.NET Core с применением </w:t>
+      </w:r>
+      <w:r>
+        <w:t>ЯП</w:t>
+      </w:r>
+      <w:r>
+        <w:t xml:space="preserve"> C# [1] в среде Visual Studio 2022. Приложение реализовано с использованием следующих библиотек и компонентов: </w:t>
+      </w:r>
+    </w:p>
+    <w:p>
+      <w:pPr>
+        <w:pStyle w:val="a0"/>
+      </w:pPr>
+      <w:r>
+        <w:t>«Microsoft.AspNetCore.Authentication.JwtBearer» – технология д</w:t>
+      </w:r>
+      <w:r>
+        <w:t>ля внедрения токен-авторизации JWT</w:t>
+      </w:r>
+      <w:r>
+        <w:t xml:space="preserve">, ограничивающая несанкционированный доступ к функционалу оформления приемок и отгрузок; </w:t>
+      </w:r>
+    </w:p>
+    <w:p>
+      <w:pPr>
+        <w:pStyle w:val="a0"/>
+      </w:pPr>
+      <w:r>
+        <w:t xml:space="preserve">«Microsoft.EntityFrameworkCore.Sqlite» – провайдер для работы с </w:t>
+      </w:r>
+      <w:r>
+        <w:t>БД</w:t>
+      </w:r>
+      <w:r>
+        <w:t xml:space="preserve"> SQLite, где хранится информация о номенклатуре, артикулах и остатках; </w:t>
+      </w:r>
+    </w:p>
+    <w:p>
+      <w:pPr>
+        <w:pStyle w:val="a0"/>
+      </w:pPr>
+      <w:r>
+        <w:lastRenderedPageBreak/>
+        <w:t>«Microsoft.EntityFrameworkCore.Tools» – служебный пакет Entity Framework Core, позволяющий управлять структурой таблиц склада и применять миграции через консоль разработчика.</w:t>
+      </w:r>
+    </w:p>
+    <w:p>
+      <w:pPr>
+        <w:pStyle w:val="2"/>
+        <w:ind w:firstLine="788"/>
+      </w:pPr>
+      <w:bookmarkStart w:id="11" w:name="_Toc226912566"/>
+      <w:r>
+        <w:t>Описание работы с VCS и проверка соответствия стандартам кодирования</w:t>
       </w:r>
       <w:bookmarkEnd w:id="11"/>
     </w:p>
@@ -4364,253 +4154,32 @@
         <w:pStyle w:val="a4"/>
       </w:pPr>
       <w:r>
-        <w:t xml:space="preserve">В ходе прохождения производственной практики разработано веб-приложение на платформе ASP.NET </w:t>
-      </w:r>
-      <w:proofErr w:type="spellStart"/>
-      <w:r>
-        <w:t>Core</w:t>
-      </w:r>
-      <w:proofErr w:type="spellEnd"/>
-      <w:r>
-        <w:t xml:space="preserve"> с применением </w:t>
-      </w:r>
-      <w:r>
-        <w:t>ЯП</w:t>
-      </w:r>
-      <w:r>
-        <w:t xml:space="preserve"> C# [1] в среде </w:t>
-      </w:r>
-      <w:proofErr w:type="spellStart"/>
-      <w:r>
-        <w:t>Visual</w:t>
-      </w:r>
-      <w:proofErr w:type="spellEnd"/>
-      <w:r>
-        <w:t xml:space="preserve"> </w:t>
-      </w:r>
-      <w:proofErr w:type="spellStart"/>
-      <w:r>
-        <w:t>Studio</w:t>
-      </w:r>
-      <w:proofErr w:type="spellEnd"/>
-      <w:r>
-        <w:t xml:space="preserve"> 2022. Приложение реализовано с использованием следующих библиотек и компонентов: </w:t>
+        <w:t xml:space="preserve">В процессе разработки ПО для контроля версий использовалась система Git. </w:t>
+      </w:r>
+      <w:r>
+        <w:t>В качестве паттерна</w:t>
+      </w:r>
+      <w:r>
+        <w:t xml:space="preserve"> ветвления </w:t>
+      </w:r>
+      <w:r>
+        <w:t>был выбран «Git Flow», в котором</w:t>
+      </w:r>
+      <w:r>
+        <w:t xml:space="preserve"> используются функциональные ветки и несколько основных веток. Управление локальным репозиторием осуществлялось с использованием терминала «Git Bash» и модуля контроля версий Visual Studio. Хранение удаленной копии проекта и синхронизация изменений обеспечивались средствами платформы GitHub.</w:t>
       </w:r>
     </w:p>
     <w:p>
       <w:pPr>
-        <w:pStyle w:val="a0"/>
-      </w:pPr>
-      <w:r>
-        <w:t>«</w:t>
-      </w:r>
-      <w:proofErr w:type="spellStart"/>
-      <w:r>
-        <w:t>Microsoft.AspNetCore.Authentication.JwtBearer</w:t>
-      </w:r>
-      <w:proofErr w:type="spellEnd"/>
-      <w:r>
-        <w:t>» – технология д</w:t>
-      </w:r>
-      <w:r>
-        <w:t xml:space="preserve">ля внедрения </w:t>
-      </w:r>
-      <w:proofErr w:type="spellStart"/>
-      <w:r>
-        <w:t>токен</w:t>
-      </w:r>
-      <w:proofErr w:type="spellEnd"/>
-      <w:r>
-        <w:t>-авторизации JWT</w:t>
-      </w:r>
-      <w:r>
-        <w:t xml:space="preserve">, ограничивающая несанкционированный доступ к функционалу оформления приемок и отгрузок; </w:t>
-      </w:r>
-    </w:p>
-    <w:p>
-      <w:pPr>
-        <w:pStyle w:val="a0"/>
-      </w:pPr>
-      <w:r>
-        <w:t>«</w:t>
-      </w:r>
-      <w:proofErr w:type="spellStart"/>
-      <w:r>
-        <w:t>Microsoft.EntityFrameworkCore.Sqlite</w:t>
-      </w:r>
-      <w:proofErr w:type="spellEnd"/>
-      <w:r>
-        <w:t xml:space="preserve">» – провайдер для работы с </w:t>
-      </w:r>
-      <w:r>
-        <w:t>БД</w:t>
-      </w:r>
-      <w:r>
-        <w:t xml:space="preserve"> </w:t>
-      </w:r>
-      <w:proofErr w:type="spellStart"/>
-      <w:r>
-        <w:t>SQLite</w:t>
-      </w:r>
-      <w:proofErr w:type="spellEnd"/>
-      <w:r>
-        <w:t xml:space="preserve">, где хранится информация о номенклатуре, артикулах и остатках; </w:t>
-      </w:r>
-    </w:p>
-    <w:p>
-      <w:pPr>
-        <w:pStyle w:val="a0"/>
-      </w:pPr>
-      <w:r>
-        <w:lastRenderedPageBreak/>
-        <w:t>«</w:t>
-      </w:r>
-      <w:proofErr w:type="spellStart"/>
-      <w:r>
-        <w:t>Microsoft.EntityFrameworkCore.Tools</w:t>
-      </w:r>
-      <w:proofErr w:type="spellEnd"/>
-      <w:r>
-        <w:t xml:space="preserve">» – служебный пакет </w:t>
-      </w:r>
-      <w:proofErr w:type="spellStart"/>
-      <w:r>
-        <w:t>Entity</w:t>
-      </w:r>
-      <w:proofErr w:type="spellEnd"/>
-      <w:r>
-        <w:t xml:space="preserve"> </w:t>
-      </w:r>
-      <w:proofErr w:type="spellStart"/>
-      <w:r>
-        <w:t>Framework</w:t>
-      </w:r>
-      <w:proofErr w:type="spellEnd"/>
-      <w:r>
-        <w:t xml:space="preserve"> </w:t>
-      </w:r>
-      <w:proofErr w:type="spellStart"/>
-      <w:r>
-        <w:t>Core</w:t>
-      </w:r>
-      <w:proofErr w:type="spellEnd"/>
-      <w:r>
-        <w:t>, позволяющий управлять структурой таблиц склада и применять миграции через консоль разработчика.</w:t>
-      </w:r>
-    </w:p>
-    <w:p>
-      <w:pPr>
-        <w:pStyle w:val="2"/>
-        <w:ind w:firstLine="788"/>
-      </w:pPr>
-      <w:bookmarkStart w:id="12" w:name="_Toc226654900"/>
-      <w:r>
-        <w:t>Описание работы с VCS и проверка соответствия стандартам кодирования</w:t>
-      </w:r>
+        <w:pStyle w:val="a4"/>
+      </w:pPr>
+      <w:r>
+        <w:t>Фрагмент графа</w:t>
+      </w:r>
+      <w:bookmarkStart w:id="12" w:name="_GoBack"/>
       <w:bookmarkEnd w:id="12"/>
-    </w:p>
-    <w:p>
-      <w:pPr>
-        <w:pStyle w:val="a4"/>
-      </w:pPr>
-      <w:r>
-        <w:t xml:space="preserve">В процессе разработки ПО для контроля версий использовалась система </w:t>
-      </w:r>
-      <w:proofErr w:type="spellStart"/>
-      <w:r>
-        <w:t>Git</w:t>
-      </w:r>
-      <w:proofErr w:type="spellEnd"/>
-      <w:r>
-        <w:t>. Для на паттерн ветвления «</w:t>
-      </w:r>
-      <w:proofErr w:type="spellStart"/>
-      <w:r>
-        <w:t>Git</w:t>
-      </w:r>
-      <w:proofErr w:type="spellEnd"/>
-      <w:r>
-        <w:t xml:space="preserve"> </w:t>
-      </w:r>
-      <w:proofErr w:type="spellStart"/>
-      <w:r>
-        <w:t>Flow</w:t>
-      </w:r>
-      <w:proofErr w:type="spellEnd"/>
-      <w:r>
-        <w:t xml:space="preserve">», которой используются функциональные ветки и несколько основных веток. Управление локальным </w:t>
-      </w:r>
-      <w:proofErr w:type="spellStart"/>
-      <w:r>
-        <w:t>репозиторием</w:t>
-      </w:r>
-      <w:proofErr w:type="spellEnd"/>
-      <w:r>
-        <w:t xml:space="preserve"> осуществлялось с использованием терминала «</w:t>
-      </w:r>
-      <w:proofErr w:type="spellStart"/>
-      <w:r>
-        <w:t>Git</w:t>
-      </w:r>
-      <w:proofErr w:type="spellEnd"/>
-      <w:r>
-        <w:t xml:space="preserve"> </w:t>
-      </w:r>
-      <w:proofErr w:type="spellStart"/>
-      <w:r>
-        <w:t>Bash</w:t>
-      </w:r>
-      <w:proofErr w:type="spellEnd"/>
-      <w:r>
-        <w:t xml:space="preserve">» и модуля контроля версий </w:t>
-      </w:r>
-      <w:proofErr w:type="spellStart"/>
-      <w:r>
-        <w:t>Visual</w:t>
-      </w:r>
-      <w:proofErr w:type="spellEnd"/>
-      <w:r>
-        <w:t xml:space="preserve"> </w:t>
-      </w:r>
-      <w:proofErr w:type="spellStart"/>
-      <w:r>
-        <w:t>Studio</w:t>
-      </w:r>
-      <w:proofErr w:type="spellEnd"/>
-      <w:r>
-        <w:t xml:space="preserve">. Хранение удаленной копии проекта и синхронизация изменений обеспечивались средствами платформы </w:t>
-      </w:r>
-      <w:proofErr w:type="spellStart"/>
-      <w:r>
-        <w:t>GitHub</w:t>
-      </w:r>
-      <w:proofErr w:type="spellEnd"/>
-      <w:r>
-        <w:t>.</w:t>
-      </w:r>
-    </w:p>
-    <w:p>
-      <w:pPr>
-        <w:pStyle w:val="a4"/>
-      </w:pPr>
-      <w:r>
-        <w:t xml:space="preserve">Фрагмент графа </w:t>
-      </w:r>
-      <w:proofErr w:type="spellStart"/>
-      <w:r>
-        <w:t>коммитов</w:t>
-      </w:r>
-      <w:proofErr w:type="spellEnd"/>
-      <w:r>
-        <w:t xml:space="preserve"> в </w:t>
-      </w:r>
-      <w:proofErr w:type="spellStart"/>
-      <w:r>
-        <w:t>репозитории</w:t>
-      </w:r>
-      <w:proofErr w:type="spellEnd"/>
-      <w:r>
-        <w:t xml:space="preserve"> представлен на рисунке 2.</w:t>
+      <w:r>
+        <w:t xml:space="preserve"> коммитов в репозитории представлен на рисунке 2.</w:t>
       </w:r>
     </w:p>
     <w:p>
@@ -4623,7 +4192,7 @@
           <w:lang w:eastAsia="ru-RU"/>
         </w:rPr>
         <w:drawing>
-          <wp:inline distT="0" distB="0" distL="0" distR="0" wp14:anchorId="043EEB14" wp14:editId="7CCD1EA0">
+          <wp:inline distT="0" distB="0" distL="0" distR="0" wp14:anchorId="3CA72B39" wp14:editId="74321154">
             <wp:extent cx="2492455" cy="2422245"/>
             <wp:effectExtent l="0" t="0" r="3175" b="0"/>
             <wp:docPr id="1" name="Рисунок 1"/>
@@ -4675,19 +4244,9 @@
       <w:r>
         <w:t xml:space="preserve">Фрагмент графа </w:t>
       </w:r>
-      <w:proofErr w:type="spellStart"/>
-      <w:r>
-        <w:t>коммитов</w:t>
-      </w:r>
-      <w:proofErr w:type="spellEnd"/>
-      <w:r>
-        <w:t xml:space="preserve"> в </w:t>
-      </w:r>
-      <w:proofErr w:type="spellStart"/>
-      <w:r>
-        <w:t>репозитории</w:t>
-      </w:r>
-      <w:proofErr w:type="spellEnd"/>
+      <w:r>
+        <w:t>коммитов в репозитории</w:t>
+      </w:r>
     </w:p>
     <w:p/>
     <w:p>
@@ -4695,7 +4254,7 @@
         <w:pStyle w:val="2"/>
         <w:ind w:firstLine="788"/>
       </w:pPr>
-      <w:bookmarkStart w:id="13" w:name="_Toc226654901"/>
+      <w:bookmarkStart w:id="13" w:name="_Toc226912567"/>
       <w:r>
         <w:lastRenderedPageBreak/>
         <w:t>Отладка и тестирование программных модулей</w:t>
@@ -4710,23 +4269,7 @@
         <w:pStyle w:val="a4"/>
       </w:pPr>
       <w:r>
-        <w:t xml:space="preserve">Интерфейс IDE </w:t>
-      </w:r>
-      <w:proofErr w:type="spellStart"/>
-      <w:r>
-        <w:t>Visual</w:t>
-      </w:r>
-      <w:proofErr w:type="spellEnd"/>
-      <w:r>
-        <w:t xml:space="preserve"> </w:t>
-      </w:r>
-      <w:proofErr w:type="spellStart"/>
-      <w:r>
-        <w:t>Studio</w:t>
-      </w:r>
-      <w:proofErr w:type="spellEnd"/>
-      <w:r>
-        <w:t xml:space="preserve"> 20</w:t>
+        <w:t>Интерфейс IDE Visual Studio 20</w:t>
       </w:r>
       <w:r>
         <w:t>26</w:t>
@@ -4755,7 +4298,7 @@
           <w:noProof/>
         </w:rPr>
         <w:drawing>
-          <wp:inline distT="0" distB="0" distL="0" distR="0" wp14:anchorId="641CE173" wp14:editId="4301E666">
+          <wp:inline distT="0" distB="0" distL="0" distR="0" wp14:anchorId="3FCFCBBC" wp14:editId="21C7CDD4">
             <wp:extent cx="4961055" cy="2847711"/>
             <wp:effectExtent l="0" t="0" r="0" b="0"/>
             <wp:docPr id="4" name="Рисунок 4"/>
@@ -4806,23 +4349,7 @@
         <w:pStyle w:val="aff6"/>
       </w:pPr>
       <w:r>
-        <w:t>Рисунок 4 – «</w:t>
-      </w:r>
-      <w:proofErr w:type="spellStart"/>
-      <w:r>
-        <w:t>Visual</w:t>
-      </w:r>
-      <w:proofErr w:type="spellEnd"/>
-      <w:r>
-        <w:t xml:space="preserve"> </w:t>
-      </w:r>
-      <w:proofErr w:type="spellStart"/>
-      <w:r>
-        <w:t>Studio</w:t>
-      </w:r>
-      <w:proofErr w:type="spellEnd"/>
-      <w:r>
-        <w:t xml:space="preserve"> </w:t>
+        <w:t xml:space="preserve">Рисунок 4 – «Visual Studio </w:t>
       </w:r>
       <w:r>
         <w:t>2</w:t>
@@ -4836,10 +4363,488 @@
     </w:p>
     <w:p>
       <w:pPr>
+        <w:pStyle w:val="a4"/>
+        <w:rPr>
+          <w:rStyle w:val="af8"/>
+        </w:rPr>
+      </w:pPr>
+      <w:r>
+        <w:rPr>
+          <w:rStyle w:val="af8"/>
+        </w:rPr>
+        <w:t>Код unit-теста для проверки успешного создания нового товара с корректным возвратом маршрута и данных представлен листингом</w:t>
+      </w:r>
+      <w:r>
+        <w:rPr>
+          <w:rStyle w:val="af8"/>
+        </w:rPr>
+        <w:t xml:space="preserve"> 1.</w:t>
+      </w:r>
+    </w:p>
+    <w:p>
+      <w:pPr>
+        <w:pStyle w:val="a4"/>
+        <w:rPr>
+          <w:rStyle w:val="af8"/>
+        </w:rPr>
+      </w:pPr>
+    </w:p>
+    <w:p>
+      <w:pPr>
+        <w:pStyle w:val="a4"/>
+        <w:rPr>
+          <w:lang w:val="en-US"/>
+        </w:rPr>
+      </w:pPr>
+      <w:r>
+        <w:rPr>
+          <w:rStyle w:val="af8"/>
+        </w:rPr>
+        <w:t>Листинг</w:t>
+      </w:r>
+      <w:r>
+        <w:rPr>
+          <w:rStyle w:val="af8"/>
+          <w:lang w:val="en-US"/>
+        </w:rPr>
+        <w:t xml:space="preserve"> 1 </w:t>
+      </w:r>
+      <w:r>
+        <w:rPr>
+          <w:lang w:val="en-US"/>
+        </w:rPr>
+        <w:t xml:space="preserve">– </w:t>
+      </w:r>
+      <w:r>
+        <w:t>Код</w:t>
+      </w:r>
+      <w:r>
+        <w:rPr>
+          <w:lang w:val="en-US"/>
+        </w:rPr>
+        <w:t xml:space="preserve"> </w:t>
+      </w:r>
+      <w:r>
+        <w:t>метода</w:t>
+      </w:r>
+      <w:r>
+        <w:rPr>
+          <w:lang w:val="en-US"/>
+        </w:rPr>
+        <w:t xml:space="preserve"> Create_ValidRequest_ReturnsCreatedResult</w:t>
+      </w:r>
+    </w:p>
+    <w:p>
+      <w:pPr>
+        <w:pStyle w:val="aff9"/>
+        <w:rPr>
+          <w:lang w:val="en-US"/>
+        </w:rPr>
+      </w:pPr>
+      <w:r>
+        <w:rPr>
+          <w:lang w:val="en-US"/>
+        </w:rPr>
+        <w:t>//</w:t>
+      </w:r>
+      <w:r>
+        <w:t>Код</w:t>
+      </w:r>
+      <w:r>
+        <w:rPr>
+          <w:lang w:val="en-US"/>
+        </w:rPr>
+        <w:t xml:space="preserve"> </w:t>
+      </w:r>
+      <w:r>
+        <w:t>метода</w:t>
+      </w:r>
+      <w:r>
+        <w:rPr>
+          <w:lang w:val="en-US"/>
+        </w:rPr>
+        <w:t xml:space="preserve"> Create_ValidRequest_ReturnsCreatedResult()</w:t>
+      </w:r>
+    </w:p>
+    <w:p>
+      <w:pPr>
+        <w:pStyle w:val="aff9"/>
+        <w:rPr>
+          <w:lang w:val="en-US"/>
+        </w:rPr>
+      </w:pPr>
+      <w:r>
+        <w:rPr>
+          <w:lang w:val="en-US"/>
+        </w:rPr>
+        <w:t>[Fact]</w:t>
+      </w:r>
+    </w:p>
+    <w:p>
+      <w:pPr>
+        <w:pStyle w:val="aff9"/>
+        <w:rPr>
+          <w:lang w:val="en-US"/>
+        </w:rPr>
+      </w:pPr>
+      <w:r>
+        <w:rPr>
+          <w:lang w:val="en-US"/>
+        </w:rPr>
+        <w:t>public async Task Create_ValidRequest_ReturnsCreatedResult()</w:t>
+      </w:r>
+    </w:p>
+    <w:p>
+      <w:pPr>
+        <w:pStyle w:val="aff9"/>
+        <w:rPr>
+          <w:lang w:val="en-US"/>
+        </w:rPr>
+      </w:pPr>
+      <w:r>
+        <w:rPr>
+          <w:lang w:val="en-US"/>
+        </w:rPr>
+        <w:t>{</w:t>
+      </w:r>
+    </w:p>
+    <w:p>
+      <w:pPr>
+        <w:pStyle w:val="aff9"/>
+        <w:rPr>
+          <w:lang w:val="en-US"/>
+        </w:rPr>
+      </w:pPr>
+      <w:r>
+        <w:rPr>
+          <w:lang w:val="en-US"/>
+        </w:rPr>
+        <w:t xml:space="preserve">    // </w:t>
+      </w:r>
+      <w:r>
+        <w:t>Подготовка</w:t>
+      </w:r>
+      <w:r>
+        <w:rPr>
+          <w:lang w:val="en-US"/>
+        </w:rPr>
+        <w:t xml:space="preserve"> </w:t>
+      </w:r>
+      <w:r>
+        <w:t>данных</w:t>
+      </w:r>
+    </w:p>
+    <w:p>
+      <w:pPr>
+        <w:pStyle w:val="aff9"/>
+        <w:rPr>
+          <w:lang w:val="en-US"/>
+        </w:rPr>
+      </w:pPr>
+      <w:r>
+        <w:rPr>
+          <w:lang w:val="en-US"/>
+        </w:rPr>
+        <w:t xml:space="preserve">    var mockRepo = new Mock&lt;IProductRepository&gt;();</w:t>
+      </w:r>
+    </w:p>
+    <w:p>
+      <w:pPr>
+        <w:pStyle w:val="aff9"/>
+        <w:rPr>
+          <w:lang w:val="en-US"/>
+        </w:rPr>
+      </w:pPr>
+      <w:r>
+        <w:rPr>
+          <w:lang w:val="en-US"/>
+        </w:rPr>
+        <w:t xml:space="preserve">    var controller = new ProductsController(mockRepo.Object);</w:t>
+      </w:r>
+    </w:p>
+    <w:p>
+      <w:pPr>
+        <w:pStyle w:val="aff9"/>
+        <w:rPr>
+          <w:lang w:val="en-US"/>
+        </w:rPr>
+      </w:pPr>
+    </w:p>
+    <w:p>
+      <w:pPr>
+        <w:pStyle w:val="aff9"/>
+        <w:rPr>
+          <w:lang w:val="en-US"/>
+        </w:rPr>
+      </w:pPr>
+      <w:r>
+        <w:rPr>
+          <w:lang w:val="en-US"/>
+        </w:rPr>
+        <w:t xml:space="preserve">    var productDto = new ProductDTO { Name = "Test Product", CategoryId = 1, CostPrice = 100m };</w:t>
+      </w:r>
+    </w:p>
+    <w:p>
+      <w:pPr>
+        <w:pStyle w:val="aff9"/>
+        <w:rPr>
+          <w:lang w:val="en-US"/>
+        </w:rPr>
+      </w:pPr>
+      <w:r>
+        <w:rPr>
+          <w:lang w:val="en-US"/>
+        </w:rPr>
+        <w:t xml:space="preserve">    var createdProduct = new Product { Id = 5, Name = "Test Product", CategoryId = 1, CostPrice = 100m };</w:t>
+      </w:r>
+    </w:p>
+    <w:p>
+      <w:pPr>
+        <w:pStyle w:val="aff9"/>
+        <w:rPr>
+          <w:lang w:val="en-US"/>
+        </w:rPr>
+      </w:pPr>
+    </w:p>
+    <w:p>
+      <w:pPr>
+        <w:pStyle w:val="aff9"/>
+      </w:pPr>
+      <w:r>
+        <w:rPr>
+          <w:lang w:val="en-US"/>
+        </w:rPr>
+        <w:t xml:space="preserve">    </w:t>
+      </w:r>
+      <w:r>
+        <w:t>// Имитируем успешное создание в базе данных</w:t>
+      </w:r>
+    </w:p>
+    <w:p>
+      <w:pPr>
+        <w:pStyle w:val="aff9"/>
+        <w:rPr>
+          <w:lang w:val="en-US"/>
+        </w:rPr>
+      </w:pPr>
+      <w:r>
+        <w:t xml:space="preserve">    </w:t>
+      </w:r>
+      <w:r>
+        <w:rPr>
+          <w:lang w:val="en-US"/>
+        </w:rPr>
+        <w:t>mockRepo.Setup(repo =&gt; repo.CreateAsync(It.IsAny&lt;Product&gt;()))</w:t>
+      </w:r>
+    </w:p>
+    <w:p>
+      <w:pPr>
+        <w:pStyle w:val="aff9"/>
+        <w:rPr>
+          <w:lang w:val="en-US"/>
+        </w:rPr>
+      </w:pPr>
+      <w:r>
+        <w:rPr>
+          <w:lang w:val="en-US"/>
+        </w:rPr>
+        <w:t xml:space="preserve">            .ReturnsAsync(createdProduct);</w:t>
+      </w:r>
+    </w:p>
+    <w:p>
+      <w:pPr>
+        <w:pStyle w:val="aff9"/>
+        <w:rPr>
+          <w:lang w:val="en-US"/>
+        </w:rPr>
+      </w:pPr>
+    </w:p>
+    <w:p>
+      <w:pPr>
+        <w:pStyle w:val="aff9"/>
+        <w:rPr>
+          <w:lang w:val="en-US"/>
+        </w:rPr>
+      </w:pPr>
+      <w:r>
+        <w:rPr>
+          <w:lang w:val="en-US"/>
+        </w:rPr>
+        <w:t xml:space="preserve">    // </w:t>
+      </w:r>
+      <w:r>
+        <w:t>Выполнение</w:t>
+      </w:r>
+      <w:r>
+        <w:rPr>
+          <w:lang w:val="en-US"/>
+        </w:rPr>
+        <w:t xml:space="preserve"> </w:t>
+      </w:r>
+      <w:r>
+        <w:t>действия</w:t>
+      </w:r>
+      <w:r>
+        <w:rPr>
+          <w:lang w:val="en-US"/>
+        </w:rPr>
+        <w:t xml:space="preserve"> (Act)</w:t>
+      </w:r>
+    </w:p>
+    <w:p>
+      <w:pPr>
+        <w:pStyle w:val="aff9"/>
+        <w:rPr>
+          <w:lang w:val="en-US"/>
+        </w:rPr>
+      </w:pPr>
+      <w:r>
+        <w:rPr>
+          <w:lang w:val="en-US"/>
+        </w:rPr>
+        <w:t xml:space="preserve">    var result = await controller.Create(productDto);</w:t>
+      </w:r>
+    </w:p>
+    <w:p>
+      <w:pPr>
+        <w:pStyle w:val="aff9"/>
+        <w:rPr>
+          <w:lang w:val="en-US"/>
+        </w:rPr>
+      </w:pPr>
+    </w:p>
+    <w:p>
+      <w:pPr>
+        <w:pStyle w:val="aff9"/>
+        <w:rPr>
+          <w:lang w:val="en-US"/>
+        </w:rPr>
+      </w:pPr>
+      <w:r>
+        <w:rPr>
+          <w:lang w:val="en-US"/>
+        </w:rPr>
+        <w:t xml:space="preserve">    // </w:t>
+      </w:r>
+      <w:r>
+        <w:t>Проверка</w:t>
+      </w:r>
+      <w:r>
+        <w:rPr>
+          <w:lang w:val="en-US"/>
+        </w:rPr>
+        <w:t xml:space="preserve"> </w:t>
+      </w:r>
+      <w:r>
+        <w:t>результатов</w:t>
+      </w:r>
+      <w:r>
+        <w:rPr>
+          <w:lang w:val="en-US"/>
+        </w:rPr>
+        <w:t xml:space="preserve"> (Assert)</w:t>
+      </w:r>
+    </w:p>
+    <w:p>
+      <w:pPr>
+        <w:pStyle w:val="aff9"/>
+        <w:rPr>
+          <w:lang w:val="en-US"/>
+        </w:rPr>
+      </w:pPr>
+      <w:r>
+        <w:rPr>
+          <w:lang w:val="en-US"/>
+        </w:rPr>
+        <w:t xml:space="preserve">    var createdAtRouteResult = Assert.IsType&lt;CreatedAtRouteResult&gt;(result.Result);</w:t>
+      </w:r>
+    </w:p>
+    <w:p>
+      <w:pPr>
+        <w:pStyle w:val="aff9"/>
+        <w:rPr>
+          <w:lang w:val="en-US"/>
+        </w:rPr>
+      </w:pPr>
+    </w:p>
+    <w:p>
+      <w:pPr>
+        <w:pStyle w:val="aff9"/>
+        <w:rPr>
+          <w:lang w:val="en-US"/>
+        </w:rPr>
+      </w:pPr>
+      <w:r>
+        <w:rPr>
+          <w:lang w:val="en-US"/>
+        </w:rPr>
+        <w:t xml:space="preserve">    Assert.Equal("GetProduct", createdAtRouteResult.RouteName);</w:t>
+      </w:r>
+    </w:p>
+    <w:p>
+      <w:pPr>
+        <w:pStyle w:val="aff9"/>
+        <w:rPr>
+          <w:lang w:val="en-US"/>
+        </w:rPr>
+      </w:pPr>
+      <w:r>
+        <w:rPr>
+          <w:lang w:val="en-US"/>
+        </w:rPr>
+        <w:t xml:space="preserve">    Assert.Equal(5, createdAtRouteResult.RouteValues["id"]);</w:t>
+      </w:r>
+    </w:p>
+    <w:p>
+      <w:pPr>
+        <w:pStyle w:val="aff9"/>
+        <w:rPr>
+          <w:lang w:val="en-US"/>
+        </w:rPr>
+      </w:pPr>
+    </w:p>
+    <w:p>
+      <w:pPr>
+        <w:pStyle w:val="aff9"/>
+        <w:rPr>
+          <w:lang w:val="en-US"/>
+        </w:rPr>
+      </w:pPr>
+      <w:r>
+        <w:rPr>
+          <w:lang w:val="en-US"/>
+        </w:rPr>
+        <w:t xml:space="preserve">    var returnedProduct = Assert.IsType&lt;Product&gt;(createdAtRouteResult.Value);</w:t>
+      </w:r>
+    </w:p>
+    <w:p>
+      <w:pPr>
+        <w:pStyle w:val="aff9"/>
+        <w:rPr>
+          <w:lang w:val="en-US"/>
+        </w:rPr>
+      </w:pPr>
+      <w:r>
+        <w:rPr>
+          <w:lang w:val="en-US"/>
+        </w:rPr>
+        <w:t xml:space="preserve">    Assert.Equal(createdProduct.Id, returnedProduct.Id);</w:t>
+      </w:r>
+    </w:p>
+    <w:p>
+      <w:pPr>
+        <w:pStyle w:val="aff9"/>
+      </w:pPr>
+      <w:r>
+        <w:t>}</w:t>
+      </w:r>
+    </w:p>
+    <w:p>
+      <w:pPr>
         <w:pStyle w:val="ae"/>
         <w:outlineLvl w:val="0"/>
       </w:pPr>
-      <w:bookmarkStart w:id="14" w:name="_Toc226654902"/>
+      <w:bookmarkStart w:id="14" w:name="_Toc226912568"/>
       <w:r>
         <w:lastRenderedPageBreak/>
         <w:t>Заключение</w:t>
@@ -4930,7 +4935,6 @@
       <w:pPr>
         <w:pStyle w:val="a"/>
       </w:pPr>
-      <w:bookmarkStart w:id="15" w:name="_Toc226654903"/>
       <w:r>
         <w:t>сформировать требования к программным модулям по предложенной документации;</w:t>
       </w:r>
@@ -5021,6 +5025,7 @@
         <w:pStyle w:val="ae"/>
         <w:outlineLvl w:val="0"/>
       </w:pPr>
+      <w:bookmarkStart w:id="15" w:name="_Toc226912569"/>
       <w:r>
         <w:lastRenderedPageBreak/>
         <w:t>Список использованных источников</w:t>
@@ -5044,63 +5049,7 @@
         <w:rPr>
           <w:rFonts w:cs="Times New Roman"/>
         </w:rPr>
-        <w:t xml:space="preserve">Гагарина, Л. Г. Технология разработки программного </w:t>
-      </w:r>
-      <w:proofErr w:type="gramStart"/>
-      <w:r>
-        <w:rPr>
-          <w:rFonts w:cs="Times New Roman"/>
-        </w:rPr>
-        <w:t>обеспечения :</w:t>
-      </w:r>
-      <w:proofErr w:type="gramEnd"/>
-      <w:r>
-        <w:rPr>
-          <w:rFonts w:cs="Times New Roman"/>
-        </w:rPr>
-        <w:t xml:space="preserve"> учебное пособие / Л. Г. Гагарина, Е. В. </w:t>
-      </w:r>
-      <w:proofErr w:type="spellStart"/>
-      <w:r>
-        <w:rPr>
-          <w:rFonts w:cs="Times New Roman"/>
-        </w:rPr>
-        <w:t>Кокорева</w:t>
-      </w:r>
-      <w:proofErr w:type="spellEnd"/>
-      <w:r>
-        <w:rPr>
-          <w:rFonts w:cs="Times New Roman"/>
-        </w:rPr>
-        <w:t>, Б. Д. Сидорова-</w:t>
-      </w:r>
-      <w:proofErr w:type="spellStart"/>
-      <w:r>
-        <w:rPr>
-          <w:rFonts w:cs="Times New Roman"/>
-        </w:rPr>
-        <w:t>Виснадул</w:t>
-      </w:r>
-      <w:proofErr w:type="spellEnd"/>
-      <w:r>
-        <w:rPr>
-          <w:rFonts w:cs="Times New Roman"/>
-        </w:rPr>
-        <w:t xml:space="preserve"> ; под ред. Л. Г. Гагариной. – </w:t>
-      </w:r>
-      <w:proofErr w:type="gramStart"/>
-      <w:r>
-        <w:rPr>
-          <w:rFonts w:cs="Times New Roman"/>
-        </w:rPr>
-        <w:t>Москва :</w:t>
-      </w:r>
-      <w:proofErr w:type="gramEnd"/>
-      <w:r>
-        <w:rPr>
-          <w:rFonts w:cs="Times New Roman"/>
-        </w:rPr>
-        <w:t xml:space="preserve"> ФОРУМ : ИНФРА-М, 2023. – 400 с. – URL: https://znanium.com/catalog/product/1895679 (дата обращения: </w:t>
+        <w:t xml:space="preserve">Гагарина, Л. Г. Технология разработки программного обеспечения : учебное пособие / Л. Г. Гагарина, Е. В. Кокорева, Б. Д. Сидорова-Виснадул ; под ред. Л. Г. Гагариной. – Москва : ФОРУМ : ИНФРА-М, 2023. – 400 с. – URL: https://znanium.com/catalog/product/1895679 (дата обращения: </w:t>
       </w:r>
       <w:r>
         <w:rPr>
@@ -5112,21 +5061,7 @@
         <w:rPr>
           <w:rFonts w:cs="Times New Roman"/>
         </w:rPr>
-        <w:t xml:space="preserve">). – Режим доступа: по подписке. – </w:t>
-      </w:r>
-      <w:proofErr w:type="gramStart"/>
-      <w:r>
-        <w:rPr>
-          <w:rFonts w:cs="Times New Roman"/>
-        </w:rPr>
-        <w:t>Текст :</w:t>
-      </w:r>
-      <w:proofErr w:type="gramEnd"/>
-      <w:r>
-        <w:rPr>
-          <w:rFonts w:cs="Times New Roman"/>
-        </w:rPr>
-        <w:t xml:space="preserve"> электронный.</w:t>
+        <w:t>). – Режим доступа: по подписке. – Текст : электронный.</w:t>
       </w:r>
     </w:p>
     <w:p>
@@ -5172,21 +5107,7 @@
         <w:rPr>
           <w:rFonts w:cs="Times New Roman"/>
         </w:rPr>
-        <w:t>6-е изд. – Санкт-</w:t>
-      </w:r>
-      <w:proofErr w:type="gramStart"/>
-      <w:r>
-        <w:rPr>
-          <w:rFonts w:cs="Times New Roman"/>
-        </w:rPr>
-        <w:t>Петербург :</w:t>
-      </w:r>
-      <w:proofErr w:type="gramEnd"/>
-      <w:r>
-        <w:rPr>
-          <w:rFonts w:cs="Times New Roman"/>
-        </w:rPr>
-        <w:t xml:space="preserve"> Питер, 2023. – 832 с. – URL: https://ibooks.ru/bookshelf/386792/reading (дата обращения: </w:t>
+        <w:t xml:space="preserve">6-е изд. – Санкт-Петербург : Питер, 2023. – 832 с. – URL: https://ibooks.ru/bookshelf/386792/reading (дата обращения: </w:t>
       </w:r>
       <w:r>
         <w:rPr>
@@ -5198,35 +5119,7 @@
         <w:rPr>
           <w:rFonts w:cs="Times New Roman"/>
         </w:rPr>
-        <w:t xml:space="preserve">). – Режим доступа: для </w:t>
-      </w:r>
-      <w:proofErr w:type="spellStart"/>
-      <w:r>
-        <w:rPr>
-          <w:rFonts w:cs="Times New Roman"/>
-        </w:rPr>
-        <w:t>зарегистрир</w:t>
-      </w:r>
-      <w:proofErr w:type="spellEnd"/>
-      <w:r>
-        <w:rPr>
-          <w:rFonts w:cs="Times New Roman"/>
-        </w:rPr>
-        <w:t xml:space="preserve">. пользователей. – </w:t>
-      </w:r>
-      <w:proofErr w:type="gramStart"/>
-      <w:r>
-        <w:rPr>
-          <w:rFonts w:cs="Times New Roman"/>
-        </w:rPr>
-        <w:t>Текст :</w:t>
-      </w:r>
-      <w:proofErr w:type="gramEnd"/>
-      <w:r>
-        <w:rPr>
-          <w:rFonts w:cs="Times New Roman"/>
-        </w:rPr>
-        <w:t xml:space="preserve"> электронный.</w:t>
+        <w:t>). – Режим доступа: для зарегистрир. пользователей. – Текст : электронный.</w:t>
       </w:r>
     </w:p>
     <w:p>
@@ -5240,21 +5133,7 @@
         <w:rPr>
           <w:rFonts w:cs="Times New Roman"/>
         </w:rPr>
-        <w:t xml:space="preserve">3. </w:t>
-      </w:r>
-      <w:proofErr w:type="spellStart"/>
-      <w:r>
-        <w:rPr>
-          <w:rFonts w:cs="Times New Roman"/>
-        </w:rPr>
-        <w:t>Фленов</w:t>
-      </w:r>
-      <w:proofErr w:type="spellEnd"/>
-      <w:r>
-        <w:rPr>
-          <w:rFonts w:cs="Times New Roman"/>
-        </w:rPr>
-        <w:t xml:space="preserve">, М. Е. </w:t>
+        <w:t xml:space="preserve">3. Фленов, М. Е. </w:t>
       </w:r>
       <w:r>
         <w:rPr>
@@ -5266,35 +5145,7 @@
         <w:rPr>
           <w:rFonts w:cs="Times New Roman"/>
         </w:rPr>
-        <w:t xml:space="preserve">Библия C#. – 5-е изд., </w:t>
-      </w:r>
-      <w:proofErr w:type="spellStart"/>
-      <w:r>
-        <w:rPr>
-          <w:rFonts w:cs="Times New Roman"/>
-        </w:rPr>
-        <w:t>перераб</w:t>
-      </w:r>
-      <w:proofErr w:type="spellEnd"/>
-      <w:r>
-        <w:rPr>
-          <w:rFonts w:cs="Times New Roman"/>
-        </w:rPr>
-        <w:t>. и доп. – Санкт-</w:t>
-      </w:r>
-      <w:proofErr w:type="gramStart"/>
-      <w:r>
-        <w:rPr>
-          <w:rFonts w:cs="Times New Roman"/>
-        </w:rPr>
-        <w:t>Петербург :</w:t>
-      </w:r>
-      <w:proofErr w:type="gramEnd"/>
-      <w:r>
-        <w:rPr>
-          <w:rFonts w:cs="Times New Roman"/>
-        </w:rPr>
-        <w:t xml:space="preserve"> БХВ-Петербург, 2022. – 464 с. – URL: https://ibooks.ru/bookshelf/380047/reading (дата обращения: </w:t>
+        <w:t xml:space="preserve">Библия C#. – 5-е изд., перераб. и доп. – Санкт-Петербург : БХВ-Петербург, 2022. – 464 с. – URL: https://ibooks.ru/bookshelf/380047/reading (дата обращения: </w:t>
       </w:r>
       <w:r>
         <w:rPr>
@@ -5306,35 +5157,7 @@
         <w:rPr>
           <w:rFonts w:cs="Times New Roman"/>
         </w:rPr>
-        <w:t xml:space="preserve">). – Режим доступа: для </w:t>
-      </w:r>
-      <w:proofErr w:type="spellStart"/>
-      <w:r>
-        <w:rPr>
-          <w:rFonts w:cs="Times New Roman"/>
-        </w:rPr>
-        <w:t>зарегистрир</w:t>
-      </w:r>
-      <w:proofErr w:type="spellEnd"/>
-      <w:r>
-        <w:rPr>
-          <w:rFonts w:cs="Times New Roman"/>
-        </w:rPr>
-        <w:t xml:space="preserve">. пользователей. – </w:t>
-      </w:r>
-      <w:proofErr w:type="gramStart"/>
-      <w:r>
-        <w:rPr>
-          <w:rFonts w:cs="Times New Roman"/>
-        </w:rPr>
-        <w:t>Текст :</w:t>
-      </w:r>
-      <w:proofErr w:type="gramEnd"/>
-      <w:r>
-        <w:rPr>
-          <w:rFonts w:cs="Times New Roman"/>
-        </w:rPr>
-        <w:t xml:space="preserve"> электронный.</w:t>
+        <w:t>). – Режим доступа: для зарегистрир. пользователей. – Текст : электронный.</w:t>
       </w:r>
     </w:p>
     <w:p>
@@ -5343,47 +5166,7 @@
         <w:ind w:firstLine="709"/>
       </w:pPr>
       <w:r>
-        <w:t xml:space="preserve">4. Леон У. Разработка веб-приложения </w:t>
-      </w:r>
-      <w:proofErr w:type="spellStart"/>
-      <w:r>
-        <w:t>GraphQL</w:t>
-      </w:r>
-      <w:proofErr w:type="spellEnd"/>
-      <w:r>
-        <w:t xml:space="preserve"> с </w:t>
-      </w:r>
-      <w:proofErr w:type="spellStart"/>
-      <w:r>
-        <w:t>React</w:t>
-      </w:r>
-      <w:proofErr w:type="spellEnd"/>
-      <w:r>
-        <w:t>, Node.js и Neo4</w:t>
-      </w:r>
-      <w:proofErr w:type="gramStart"/>
-      <w:r>
-        <w:t>j :</w:t>
-      </w:r>
-      <w:proofErr w:type="gramEnd"/>
-      <w:r>
-        <w:t xml:space="preserve"> руководство / У. Леон ; пер. с англ. А. Н. Киселева. – </w:t>
-      </w:r>
-      <w:proofErr w:type="gramStart"/>
-      <w:r>
-        <w:t>Москва :</w:t>
-      </w:r>
-      <w:proofErr w:type="gramEnd"/>
-      <w:r>
-        <w:t xml:space="preserve"> ДМК Пресс, 2023. – 262 с. – URL: https://e.lanbook.com/book/314975 (дата обращения: 05.02.2026). – Режим доступа: для </w:t>
-      </w:r>
-      <w:proofErr w:type="spellStart"/>
-      <w:r>
-        <w:t>зарегистрир</w:t>
-      </w:r>
-      <w:proofErr w:type="spellEnd"/>
-      <w:r>
-        <w:t>. пользователей. – Текст: электронный.</w:t>
+        <w:t>4. Леон У. Разработка веб-приложения GraphQL с React, Node.js и Neo4j : руководство / У. Леон ; пер. с англ. А. Н. Киселева. – Москва : ДМК Пресс, 2023. – 262 с. – URL: https://e.lanbook.com/book/314975 (дата обращения: 05.02.2026). – Режим доступа: для зарегистрир. пользователей. – Текст: электронный.</w:t>
       </w:r>
     </w:p>
     <w:p>
@@ -5394,78 +5177,20 @@
           <w:rFonts w:cs="Times New Roman"/>
         </w:rPr>
       </w:pPr>
-      <w:proofErr w:type="gramStart"/>
       <w:r>
         <w:rPr>
           <w:rFonts w:cs="Times New Roman"/>
         </w:rPr>
         <w:t>5 .</w:t>
       </w:r>
-      <w:proofErr w:type="gramEnd"/>
-      <w:r>
-        <w:t xml:space="preserve"> </w:t>
-      </w:r>
-      <w:proofErr w:type="spellStart"/>
-      <w:r>
-        <w:t>Гильванов</w:t>
-      </w:r>
-      <w:proofErr w:type="spellEnd"/>
-      <w:r>
-        <w:t xml:space="preserve"> Р. Г. Программирование на языке </w:t>
-      </w:r>
-      <w:proofErr w:type="gramStart"/>
-      <w:r>
-        <w:t>C# :</w:t>
-      </w:r>
-      <w:proofErr w:type="gramEnd"/>
-      <w:r>
-        <w:t xml:space="preserve"> учебное пособие / Р. Г. </w:t>
-      </w:r>
-      <w:proofErr w:type="spellStart"/>
-      <w:r>
-        <w:t>Гильванов</w:t>
-      </w:r>
-      <w:proofErr w:type="spellEnd"/>
-      <w:r>
-        <w:t xml:space="preserve">, Л. М. Божко, А. Д. </w:t>
-      </w:r>
-      <w:proofErr w:type="spellStart"/>
-      <w:r>
-        <w:t>Хомоненко</w:t>
-      </w:r>
-      <w:proofErr w:type="spellEnd"/>
-      <w:r>
-        <w:t xml:space="preserve">, И. Д. </w:t>
-      </w:r>
-      <w:proofErr w:type="spellStart"/>
-      <w:r>
-        <w:t>Липанов</w:t>
-      </w:r>
-      <w:proofErr w:type="spellEnd"/>
-      <w:r>
-        <w:t>. – Санкт-</w:t>
-      </w:r>
-      <w:proofErr w:type="gramStart"/>
-      <w:r>
-        <w:t>Петербург :</w:t>
-      </w:r>
-      <w:proofErr w:type="gramEnd"/>
-      <w:r>
-        <w:t xml:space="preserve"> Петербургский государственный университет путей сообщения Императора Александра I, 2024. – 89 с. – URL: https://e.lanbook.com/book/439523 (дата обращения: </w:t>
+      <w:r>
+        <w:t xml:space="preserve"> Гильванов Р. Г. Программирование на языке C# : учебное пособие / Р. Г. Гильванов, Л. М. Божко, А. Д. Хомоненко, И. Д. Липанов. – Санкт-Петербург : Петербургский государственный университет путей сообщения Императора Александра I, 2024. – 89 с. – URL: https://e.lanbook.com/book/439523 (дата обращения: </w:t>
       </w:r>
       <w:r>
         <w:t>05.02.2026</w:t>
       </w:r>
       <w:r>
-        <w:t xml:space="preserve">). – Режим доступа: для </w:t>
-      </w:r>
-      <w:proofErr w:type="spellStart"/>
-      <w:r>
-        <w:t>зарегистрир</w:t>
-      </w:r>
-      <w:proofErr w:type="spellEnd"/>
-      <w:r>
-        <w:t>. пользователей. – Текст: электронный.</w:t>
+        <w:t>). – Режим доступа: для зарегистрир. пользователей. – Текст: электронный.</w:t>
       </w:r>
     </w:p>
     <w:p/>
@@ -5531,7 +5256,7 @@
           <w:rPr>
             <w:noProof/>
           </w:rPr>
-          <w:t>2</w:t>
+          <w:t>12</w:t>
         </w:r>
         <w:r>
           <w:fldChar w:fldCharType="end"/>
@@ -24081,7 +23806,7 @@
 </file>
 
 <file path=customXml/itemProps1.xml><?xml version="1.0" encoding="utf-8"?>
-<ds:datastoreItem xmlns:ds="http://schemas.openxmlformats.org/officeDocument/2006/customXml" ds:itemID="{B7221F35-516F-4BC4-A15E-11A8E51AA1EF}">
+<ds:datastoreItem xmlns:ds="http://schemas.openxmlformats.org/officeDocument/2006/customXml" ds:itemID="{4A4738EE-96D6-4E71-92AF-ADCBD7015B62}">
   <ds:schemaRefs>
     <ds:schemaRef ds:uri="http://schemas.openxmlformats.org/officeDocument/2006/bibliography"/>
   </ds:schemaRefs>

--- a/Техотчёт_ПМ02.docx
+++ b/Техотчёт_ПМ02.docx
@@ -122,7 +122,33 @@
               <w:lang w:eastAsia="ru-RU"/>
               <w14:ligatures w14:val="none"/>
             </w:rPr>
-            <w:t>(СПбГУТ)</w:t>
+            <w:t>(</w:t>
+          </w:r>
+          <w:proofErr w:type="spellStart"/>
+          <w:r>
+            <w:rPr>
+              <w:rFonts w:eastAsia="Times New Roman" w:cs="Times New Roman"/>
+              <w:b/>
+              <w:bCs/>
+              <w:sz w:val="24"/>
+              <w:szCs w:val="24"/>
+              <w:lang w:eastAsia="ru-RU"/>
+              <w14:ligatures w14:val="none"/>
+            </w:rPr>
+            <w:t>СПбГУТ</w:t>
+          </w:r>
+          <w:proofErr w:type="spellEnd"/>
+          <w:r>
+            <w:rPr>
+              <w:rFonts w:eastAsia="Times New Roman" w:cs="Times New Roman"/>
+              <w:b/>
+              <w:bCs/>
+              <w:sz w:val="24"/>
+              <w:szCs w:val="24"/>
+              <w:lang w:eastAsia="ru-RU"/>
+              <w14:ligatures w14:val="none"/>
+            </w:rPr>
+            <w:t>)</w:t>
           </w:r>
         </w:p>
         <w:p>
@@ -188,8 +214,22 @@
               <w:lang w:eastAsia="ru-RU"/>
               <w14:ligatures w14:val="none"/>
             </w:rPr>
-            <w:t>ИМ. Б.Л. РОЗИНГА (ФИЛИАЛ) СПбГУТ</w:t>
+            <w:t xml:space="preserve">ИМ. Б.Л. РОЗИНГА (ФИЛИАЛ) </w:t>
           </w:r>
+          <w:proofErr w:type="spellStart"/>
+          <w:r>
+            <w:rPr>
+              <w:rFonts w:eastAsia="Times New Roman" w:cs="Times New Roman"/>
+              <w:b/>
+              <w:bCs/>
+              <w:sz w:val="24"/>
+              <w:szCs w:val="24"/>
+              <w:lang w:eastAsia="ru-RU"/>
+              <w14:ligatures w14:val="none"/>
+            </w:rPr>
+            <w:t>СПбГУТ</w:t>
+          </w:r>
+          <w:proofErr w:type="spellEnd"/>
         </w:p>
         <w:p>
           <w:pPr>
@@ -214,7 +254,33 @@
               <w:lang w:eastAsia="ru-RU"/>
               <w14:ligatures w14:val="none"/>
             </w:rPr>
-            <w:t>(АКТ (ф) СПбГУТ)</w:t>
+            <w:t xml:space="preserve">(АКТ (ф) </w:t>
+          </w:r>
+          <w:proofErr w:type="spellStart"/>
+          <w:r>
+            <w:rPr>
+              <w:rFonts w:eastAsia="Times New Roman" w:cs="Times New Roman"/>
+              <w:b/>
+              <w:bCs/>
+              <w:sz w:val="24"/>
+              <w:szCs w:val="24"/>
+              <w:lang w:eastAsia="ru-RU"/>
+              <w14:ligatures w14:val="none"/>
+            </w:rPr>
+            <w:t>СПбГУТ</w:t>
+          </w:r>
+          <w:proofErr w:type="spellEnd"/>
+          <w:r>
+            <w:rPr>
+              <w:rFonts w:eastAsia="Times New Roman" w:cs="Times New Roman"/>
+              <w:b/>
+              <w:bCs/>
+              <w:sz w:val="24"/>
+              <w:szCs w:val="24"/>
+              <w:lang w:eastAsia="ru-RU"/>
+              <w14:ligatures w14:val="none"/>
+            </w:rPr>
+            <w:t>)</w:t>
           </w:r>
         </w:p>
         <w:p>
@@ -1157,8 +1223,16 @@
                   <w:rPr>
                     <w:szCs w:val="28"/>
                   </w:rPr>
-                  <w:t>В.И. Пузанова</w:t>
+                  <w:t xml:space="preserve">В.И. </w:t>
                 </w:r>
+                <w:proofErr w:type="spellStart"/>
+                <w:r>
+                  <w:rPr>
+                    <w:szCs w:val="28"/>
+                  </w:rPr>
+                  <w:t>Пузанова</w:t>
+                </w:r>
+                <w:proofErr w:type="spellEnd"/>
               </w:p>
             </w:tc>
           </w:tr>
@@ -2125,6 +2199,7 @@
         <w:p>
           <w:pPr>
             <w:pStyle w:val="24"/>
+            <w:ind w:right="282"/>
             <w:rPr>
               <w:rFonts w:asciiTheme="minorHAnsi" w:hAnsiTheme="minorHAnsi"/>
               <w:noProof/>
@@ -2648,27 +2723,113 @@
         <w:t>в</w:t>
       </w:r>
       <w:r>
-        <w:t>еб-токен в формате JSON</w:t>
+        <w:t>еб-</w:t>
+      </w:r>
+      <w:proofErr w:type="spellStart"/>
+      <w:r>
+        <w:t>токен</w:t>
+      </w:r>
+      <w:proofErr w:type="spellEnd"/>
+      <w:r>
+        <w:t xml:space="preserve"> в формате JSON</w:t>
       </w:r>
     </w:p>
     <w:p>
       <w:pPr>
+        <w:pStyle w:val="a4"/>
+      </w:pPr>
+      <w:r>
+        <w:t>С</w:t>
+      </w:r>
+      <w:r>
+        <w:rPr>
+          <w:lang w:val="en-AU"/>
+        </w:rPr>
+        <w:t>ASE</w:t>
+      </w:r>
+      <w:r>
+        <w:t xml:space="preserve"> </w:t>
+      </w:r>
+      <w:r>
+        <w:t xml:space="preserve">– </w:t>
+      </w:r>
+      <w:r>
+        <w:t>автоматизированная разработка программного обеспечения</w:t>
+      </w:r>
+    </w:p>
+    <w:p>
+      <w:pPr>
+        <w:pStyle w:val="a4"/>
+      </w:pPr>
+      <w:r>
+        <w:rPr>
+          <w:lang w:val="en-AU"/>
+        </w:rPr>
+        <w:t>VSC</w:t>
+      </w:r>
+      <w:r>
+        <w:rPr>
+          <w:lang w:val="en-AU"/>
+        </w:rPr>
+        <w:t xml:space="preserve"> </w:t>
+      </w:r>
+      <w:r>
+        <w:t xml:space="preserve">– </w:t>
+      </w:r>
+      <w:r>
+        <w:t>система контроля версий</w:t>
+      </w:r>
+      <w:bookmarkStart w:id="1" w:name="_GoBack"/>
+      <w:bookmarkEnd w:id="1"/>
+      <w:r>
+        <w:rPr>
+          <w:lang w:val="en-AU"/>
+        </w:rPr>
+        <w:t xml:space="preserve"> </w:t>
+      </w:r>
+    </w:p>
+    <w:p>
+      <w:pPr>
         <w:pStyle w:val="ae"/>
         <w:outlineLvl w:val="0"/>
       </w:pPr>
-      <w:bookmarkStart w:id="1" w:name="_Toc226912556"/>
+      <w:bookmarkStart w:id="2" w:name="_Toc226912556"/>
       <w:r>
         <w:lastRenderedPageBreak/>
         <w:t>Введение</w:t>
       </w:r>
-      <w:bookmarkEnd w:id="1"/>
+      <w:bookmarkEnd w:id="2"/>
     </w:p>
     <w:p>
       <w:pPr>
         <w:pStyle w:val="a4"/>
       </w:pPr>
       <w:r>
-        <w:t>ИП Пузанова Виктория Игоревна занимается складскими системами хранения и учета товара для онлайн-маркетплейсов «Озон» и «Вайлдберриз». В деятельность организации входит хранение товара на складских площадях, его учет и отправка на пункты выдачи сотрудничающих организаций. Часть оборудования и программного обеспечения организации нуждается в модернизации и замене, в данный период времени проходит поиск и замена на более подходящее для текущей деятельности организации. Одной из рассматриваемых сфер для модернизации является программное обеспечение для складского учета, ввиду того что нынешнее работает недостаточно быстро и является сложным для использования сотрудниками, не имеющих большого опыта работы с подобным ПО, а также требует большой мощности серверного оборудования ввиду низкого уровня оптимизации.</w:t>
+        <w:t xml:space="preserve">ИП </w:t>
+      </w:r>
+      <w:proofErr w:type="spellStart"/>
+      <w:r>
+        <w:t>Пузанова</w:t>
+      </w:r>
+      <w:proofErr w:type="spellEnd"/>
+      <w:r>
+        <w:t xml:space="preserve"> Виктория Игоревна занимается складскими системами хранения и учета товара для онлайн-</w:t>
+      </w:r>
+      <w:proofErr w:type="spellStart"/>
+      <w:r>
+        <w:t>маркетплейсов</w:t>
+      </w:r>
+      <w:proofErr w:type="spellEnd"/>
+      <w:r>
+        <w:t xml:space="preserve"> «Озон» и «</w:t>
+      </w:r>
+      <w:proofErr w:type="spellStart"/>
+      <w:r>
+        <w:t>Вайлдберриз</w:t>
+      </w:r>
+      <w:proofErr w:type="spellEnd"/>
+      <w:r>
+        <w:t>». В деятельность организации входит хранение товара на складских площадях, его учет и отправка на пункты выдачи сотрудничающих организаций. Часть оборудования и программного обеспечения организации нуждается в модернизации и замене, в данный период времени проходит поиск и замена на более подходящее для текущей деятельности организации. Одной из рассматриваемых сфер для модернизации является программное обеспечение для складского учета, ввиду того что нынешнее работает недостаточно быстро и является сложным для использования сотрудниками, не имеющих большого опыта работы с подобным ПО, а также требует большой мощности серверного оборудования ввиду низкого уровня оптимизации.</w:t>
       </w:r>
     </w:p>
     <w:p>
@@ -2883,7 +3044,15 @@
       </w:r>
       <w:r>
         <w:tab/>
-        <w:t>графический процессор Nvidia RTX 3060 12gb;</w:t>
+        <w:t xml:space="preserve">графический процессор </w:t>
+      </w:r>
+      <w:proofErr w:type="spellStart"/>
+      <w:r>
+        <w:t>Nvidia</w:t>
+      </w:r>
+      <w:proofErr w:type="spellEnd"/>
+      <w:r>
+        <w:t xml:space="preserve"> RTX 3060 12gb;</w:t>
       </w:r>
     </w:p>
     <w:p>
@@ -3028,7 +3197,21 @@
         <w:rPr>
           <w:lang w:val="en-US"/>
         </w:rPr>
-        <w:t xml:space="preserve"> SQLight.</w:t>
+        <w:t xml:space="preserve"> </w:t>
+      </w:r>
+      <w:proofErr w:type="spellStart"/>
+      <w:r>
+        <w:rPr>
+          <w:lang w:val="en-US"/>
+        </w:rPr>
+        <w:t>SQLight</w:t>
+      </w:r>
+      <w:proofErr w:type="spellEnd"/>
+      <w:r>
+        <w:rPr>
+          <w:lang w:val="en-US"/>
+        </w:rPr>
+        <w:t>.</w:t>
       </w:r>
     </w:p>
     <w:p>
@@ -3056,12 +3239,12 @@
           <w:highlight w:val="white"/>
         </w:rPr>
       </w:pPr>
-      <w:bookmarkStart w:id="2" w:name="_Toc226912557"/>
+      <w:bookmarkStart w:id="3" w:name="_Toc226912557"/>
       <w:r>
         <w:lastRenderedPageBreak/>
         <w:t>Организация охраны труда на предприятии</w:t>
       </w:r>
-      <w:bookmarkEnd w:id="2"/>
+      <w:bookmarkEnd w:id="3"/>
     </w:p>
     <w:p>
       <w:pPr>
@@ -3079,11 +3262,11 @@
         <w:spacing w:before="0" w:after="0"/>
         <w:ind w:left="709" w:firstLine="0"/>
       </w:pPr>
-      <w:bookmarkStart w:id="3" w:name="_Toc226912558"/>
+      <w:bookmarkStart w:id="4" w:name="_Toc226912558"/>
       <w:r>
         <w:t>Общие требования безопасности</w:t>
       </w:r>
-      <w:bookmarkEnd w:id="3"/>
+      <w:bookmarkEnd w:id="4"/>
     </w:p>
     <w:p>
       <w:pPr>
@@ -3256,14 +3439,14 @@
           <w:rFonts w:cs="Times New Roman"/>
         </w:rPr>
       </w:pPr>
-      <w:bookmarkStart w:id="4" w:name="_Toc226912559"/>
+      <w:bookmarkStart w:id="5" w:name="_Toc226912559"/>
       <w:r>
         <w:rPr>
           <w:rFonts w:cs="Times New Roman"/>
         </w:rPr>
         <w:t>Организация рабочего места</w:t>
       </w:r>
-      <w:bookmarkEnd w:id="4"/>
+      <w:bookmarkEnd w:id="5"/>
     </w:p>
     <w:p>
       <w:pPr>
@@ -3438,14 +3621,14 @@
           <w:rFonts w:cs="Times New Roman"/>
         </w:rPr>
       </w:pPr>
-      <w:bookmarkStart w:id="5" w:name="_Toc226912560"/>
+      <w:bookmarkStart w:id="6" w:name="_Toc226912560"/>
       <w:r>
         <w:rPr>
           <w:rFonts w:cs="Times New Roman"/>
         </w:rPr>
         <w:t>Требования безопасности по окончании работы</w:t>
       </w:r>
-      <w:bookmarkEnd w:id="5"/>
+      <w:bookmarkEnd w:id="6"/>
     </w:p>
     <w:p>
       <w:pPr>
@@ -3515,108 +3698,21 @@
       <w:pPr>
         <w:pStyle w:val="afff9"/>
       </w:pPr>
-      <w:bookmarkStart w:id="6" w:name="_Toc226912561"/>
+      <w:bookmarkStart w:id="7" w:name="_Toc226912561"/>
       <w:r>
         <w:lastRenderedPageBreak/>
         <w:t>Выполнение работ по ПМ.02</w:t>
-      </w:r>
-      <w:bookmarkEnd w:id="6"/>
-    </w:p>
-    <w:p>
-      <w:pPr>
-        <w:pStyle w:val="2"/>
-        <w:ind w:firstLine="788"/>
-      </w:pPr>
-      <w:bookmarkStart w:id="7" w:name="_Toc226912562"/>
-      <w:r>
-        <w:t>Анализ и разработка требований</w:t>
       </w:r>
       <w:bookmarkEnd w:id="7"/>
     </w:p>
     <w:p>
       <w:pPr>
-        <w:pStyle w:val="a4"/>
-      </w:pPr>
-      <w:r>
-        <w:t xml:space="preserve">Требуется разработать </w:t>
-      </w:r>
-      <w:r>
-        <w:t>ИС</w:t>
-      </w:r>
-      <w:r>
-        <w:t xml:space="preserve"> складского учета для </w:t>
-      </w:r>
-      <w:r>
-        <w:t>ИП</w:t>
-      </w:r>
-      <w:r>
-        <w:t xml:space="preserve"> Пузановой Виктории Игоревны. </w:t>
-      </w:r>
-    </w:p>
-    <w:p>
-      <w:pPr>
-        <w:pStyle w:val="a4"/>
-      </w:pPr>
-      <w:r>
-        <w:t xml:space="preserve">Разрабатываемая </w:t>
-      </w:r>
-      <w:r>
-        <w:t>ИС</w:t>
-      </w:r>
-      <w:r>
-        <w:t xml:space="preserve"> должна обеспечивать автоматизацию процессов хранения, учета и распределения товаров для электронных торговых площадок «Озон» и «Вайлдберриз».</w:t>
-      </w:r>
-    </w:p>
-    <w:p>
-      <w:pPr>
-        <w:pStyle w:val="a4"/>
-      </w:pPr>
-      <w:r>
-        <w:t xml:space="preserve">Область применения разрабатываемой </w:t>
-      </w:r>
-      <w:r>
-        <w:t>ИС</w:t>
-      </w:r>
-      <w:r>
-        <w:t xml:space="preserve"> охватывает складскую логистику и электронную коммерцию.</w:t>
-      </w:r>
-    </w:p>
-    <w:p>
-      <w:pPr>
-        <w:pStyle w:val="a4"/>
-      </w:pPr>
-      <w:r>
-        <w:t xml:space="preserve">Основное назначение внедрения разрабатываемой </w:t>
-      </w:r>
-      <w:r>
-        <w:t xml:space="preserve">ИС </w:t>
-      </w:r>
-      <w:r>
-        <w:t xml:space="preserve">состоит в автоматизации рутинных операций и ускорении процессов работы с </w:t>
-      </w:r>
-      <w:r>
-        <w:t>ПО</w:t>
-      </w:r>
-      <w:r>
-        <w:t xml:space="preserve"> складского учета.</w:t>
-      </w:r>
-    </w:p>
-    <w:p>
-      <w:pPr>
-        <w:pStyle w:val="a4"/>
-      </w:pPr>
-      <w:r>
-        <w:t>Разрабатываемая ИС предназначена для штатных сотрудников организации ИП Пузановой Виктории Игоревны.</w:t>
-      </w:r>
-    </w:p>
-    <w:p>
-      <w:pPr>
         <w:pStyle w:val="2"/>
         <w:ind w:firstLine="788"/>
       </w:pPr>
-      <w:bookmarkStart w:id="8" w:name="_Toc226912563"/>
-      <w:r>
-        <w:t>Выбор состава программных и технических средств</w:t>
+      <w:bookmarkStart w:id="8" w:name="_Toc226912562"/>
+      <w:r>
+        <w:t>Анализ и разработка требований</w:t>
       </w:r>
       <w:bookmarkEnd w:id="8"/>
     </w:p>
@@ -3625,7 +3721,27 @@
         <w:pStyle w:val="a4"/>
       </w:pPr>
       <w:r>
-        <w:t xml:space="preserve">Согласно требованиям необходимо разработать ИС, предназначенную для ведения складского учета и контроля движения товаров. </w:t>
+        <w:t xml:space="preserve">Требуется разработать </w:t>
+      </w:r>
+      <w:r>
+        <w:t>ИС</w:t>
+      </w:r>
+      <w:r>
+        <w:t xml:space="preserve"> складского учета для </w:t>
+      </w:r>
+      <w:r>
+        <w:t>ИП</w:t>
+      </w:r>
+      <w:r>
+        <w:t xml:space="preserve"> </w:t>
+      </w:r>
+      <w:proofErr w:type="spellStart"/>
+      <w:r>
+        <w:t>Пузановой</w:t>
+      </w:r>
+      <w:proofErr w:type="spellEnd"/>
+      <w:r>
+        <w:t xml:space="preserve"> Виктории Игоревны. </w:t>
       </w:r>
     </w:p>
     <w:p>
@@ -3633,7 +3749,21 @@
         <w:pStyle w:val="a4"/>
       </w:pPr>
       <w:r>
-        <w:t>В качестве целевого решения следует применять архитектуру с веб-интерфейсом, так как данное решение обеспечивает доступность ПО с большинства устройств, имеющих веб-обозреватель.</w:t>
+        <w:t xml:space="preserve">Разрабатываемая </w:t>
+      </w:r>
+      <w:r>
+        <w:t>ИС</w:t>
+      </w:r>
+      <w:r>
+        <w:t xml:space="preserve"> должна обеспечивать автоматизацию процессов хранения, учета и распределения товаров для электронных торговых площадок «Озон» и «</w:t>
+      </w:r>
+      <w:proofErr w:type="spellStart"/>
+      <w:r>
+        <w:t>Вайлдберриз</w:t>
+      </w:r>
+      <w:proofErr w:type="spellEnd"/>
+      <w:r>
+        <w:t>».</w:t>
       </w:r>
     </w:p>
     <w:p>
@@ -3641,46 +3771,13 @@
         <w:pStyle w:val="a4"/>
       </w:pPr>
       <w:r>
-        <w:t xml:space="preserve">В качестве основных инструментов разработки требуется использовать </w:t>
-      </w:r>
-      <w:r>
-        <w:t>ЯП</w:t>
-      </w:r>
-      <w:r>
-        <w:t xml:space="preserve"> </w:t>
-      </w:r>
-      <w:r>
-        <w:rPr>
-          <w:lang w:val="en-US"/>
-        </w:rPr>
-        <w:t>C</w:t>
-      </w:r>
-      <w:r>
-        <w:t>#</w:t>
-      </w:r>
-      <w:r>
-        <w:t xml:space="preserve"> и </w:t>
-      </w:r>
-      <w:r>
-        <w:rPr>
-          <w:lang w:val="en-US"/>
-        </w:rPr>
-        <w:t>React</w:t>
-      </w:r>
-      <w:r>
-        <w:t xml:space="preserve"> </w:t>
-      </w:r>
-      <w:r>
-        <w:t>[2]</w:t>
-      </w:r>
-      <w:r>
-        <w:t xml:space="preserve"> и </w:t>
-      </w:r>
-      <w:r>
-        <w:t>СУБД</w:t>
-      </w:r>
-      <w:r>
-        <w:t xml:space="preserve"> SQLite. Применение указанных технологий должно обеспечивать высокую производительность ПО при минимальных требованиях к вычислительной мощности аппаратного обеспечения.</w:t>
+        <w:t xml:space="preserve">Область применения разрабатываемой </w:t>
+      </w:r>
+      <w:r>
+        <w:t>ИС</w:t>
+      </w:r>
+      <w:r>
+        <w:t xml:space="preserve"> охватывает складскую логистику и электронную коммерцию.</w:t>
       </w:r>
     </w:p>
     <w:p>
@@ -3688,92 +3785,45 @@
         <w:pStyle w:val="a4"/>
       </w:pPr>
       <w:r>
-        <w:t xml:space="preserve">Для разработки исходного кода следует применять </w:t>
-      </w:r>
-      <w:r>
-        <w:rPr>
-          <w:lang w:val="en-US"/>
-        </w:rPr>
-        <w:t>IDE</w:t>
-      </w:r>
-      <w:r>
-        <w:t xml:space="preserve"> </w:t>
-      </w:r>
-      <w:r>
-        <w:t xml:space="preserve">Visual Studio </w:t>
-      </w:r>
-      <w:r>
-        <w:t>2026 [5]</w:t>
-      </w:r>
-      <w:r>
-        <w:t>, которая обладает следующими преимуществами:</w:t>
+        <w:t xml:space="preserve">Основное назначение внедрения разрабатываемой </w:t>
+      </w:r>
+      <w:r>
+        <w:t xml:space="preserve">ИС </w:t>
+      </w:r>
+      <w:r>
+        <w:t xml:space="preserve">состоит в автоматизации рутинных операций и ускорении процессов работы с </w:t>
+      </w:r>
+      <w:r>
+        <w:t>ПО</w:t>
+      </w:r>
+      <w:r>
+        <w:t xml:space="preserve"> складского учета.</w:t>
       </w:r>
     </w:p>
     <w:p>
       <w:pPr>
-        <w:pStyle w:val="a"/>
-      </w:pPr>
-      <w:r>
-        <w:lastRenderedPageBreak/>
-        <w:t>встроенные средства отладки и тестирования программного кода;</w:t>
+        <w:pStyle w:val="a4"/>
+      </w:pPr>
+      <w:r>
+        <w:t xml:space="preserve">Разрабатываемая ИС предназначена для штатных сотрудников организации ИП </w:t>
+      </w:r>
+      <w:proofErr w:type="spellStart"/>
+      <w:r>
+        <w:t>Пузановой</w:t>
+      </w:r>
+      <w:proofErr w:type="spellEnd"/>
+      <w:r>
+        <w:t xml:space="preserve"> Виктории Игоревны.</w:t>
       </w:r>
     </w:p>
     <w:p>
       <w:pPr>
-        <w:pStyle w:val="a"/>
-      </w:pPr>
-      <w:r>
-        <w:t>автоматическая генерация программного кода;</w:t>
-      </w:r>
-    </w:p>
-    <w:p>
-      <w:pPr>
-        <w:pStyle w:val="a"/>
-      </w:pPr>
-      <w:r>
-        <w:t>средства статического анализа программного кода;</w:t>
-      </w:r>
-    </w:p>
-    <w:p>
-      <w:pPr>
-        <w:pStyle w:val="a"/>
-      </w:pPr>
-      <w:r>
-        <w:t>встроенные средства рефакторинга программного кода;</w:t>
-      </w:r>
-    </w:p>
-    <w:p>
-      <w:pPr>
-        <w:pStyle w:val="a"/>
-      </w:pPr>
-      <w:r>
-        <w:t>интеграция с системами управления версиями.</w:t>
-      </w:r>
-    </w:p>
-    <w:p>
-      <w:pPr>
-        <w:pStyle w:val="a4"/>
-      </w:pPr>
-      <w:r>
-        <w:t>К целевому устройству предъявляют следующие минимальные системные требования:</w:t>
-      </w:r>
-    </w:p>
-    <w:p>
-      <w:pPr>
-        <w:pStyle w:val="a0"/>
-      </w:pPr>
-      <w:r>
-        <w:t>браузер с поддержкой HTML5.</w:t>
-      </w:r>
-    </w:p>
-    <w:p>
-      <w:pPr>
         <w:pStyle w:val="2"/>
         <w:ind w:firstLine="788"/>
       </w:pPr>
-      <w:bookmarkStart w:id="9" w:name="_Toc226912564"/>
-      <w:r>
-        <w:t>Проектирование программного обеспечения</w:t>
+      <w:bookmarkStart w:id="9" w:name="_Toc226912563"/>
+      <w:r>
+        <w:t>Выбор состава программных и технических средств</w:t>
       </w:r>
       <w:bookmarkEnd w:id="9"/>
     </w:p>
@@ -3782,7 +3832,7 @@
         <w:pStyle w:val="a4"/>
       </w:pPr>
       <w:r>
-        <w:t>Этап проектирования программного обеспечения следует рассматривать как основополагающую стадию разработки, на которой необходимо определить архитектуру системы, выбрать технологии и установить методы реализации функциональных требований.</w:t>
+        <w:t xml:space="preserve">Согласно требованиям необходимо разработать ИС, предназначенную для ведения складского учета и контроля движения товаров. </w:t>
       </w:r>
     </w:p>
     <w:p>
@@ -3790,7 +3840,7 @@
         <w:pStyle w:val="a4"/>
       </w:pPr>
       <w:r>
-        <w:t>При проектировании информационной системы складского учета принято решение реализовать ПО, применяя архитектуру единой страницы с веб-интерфейсом.</w:t>
+        <w:t>В качестве целевого решения следует применять архитектуру с веб-интерфейсом, так как данное решение обеспечивает доступность ПО с большинства устройств, имеющих веб-обозреватель.</w:t>
       </w:r>
     </w:p>
     <w:p>
@@ -3798,55 +3848,148 @@
         <w:pStyle w:val="a4"/>
       </w:pPr>
       <w:r>
-        <w:t>В качестве СУБД требуется использовать систему SQLite. Указанная система обладает следующими преимуществами:</w:t>
+        <w:t xml:space="preserve">В качестве основных инструментов разработки требуется использовать </w:t>
+      </w:r>
+      <w:r>
+        <w:t>ЯП</w:t>
+      </w:r>
+      <w:r>
+        <w:t xml:space="preserve"> </w:t>
+      </w:r>
+      <w:r>
+        <w:rPr>
+          <w:lang w:val="en-US"/>
+        </w:rPr>
+        <w:t>C</w:t>
+      </w:r>
+      <w:r>
+        <w:t>#</w:t>
+      </w:r>
+      <w:r>
+        <w:t xml:space="preserve"> и </w:t>
+      </w:r>
+      <w:r>
+        <w:rPr>
+          <w:lang w:val="en-US"/>
+        </w:rPr>
+        <w:t>React</w:t>
+      </w:r>
+      <w:r>
+        <w:t xml:space="preserve"> </w:t>
+      </w:r>
+      <w:r>
+        <w:t>[4</w:t>
+      </w:r>
+      <w:r>
+        <w:t>]</w:t>
+      </w:r>
+      <w:r>
+        <w:t xml:space="preserve"> и </w:t>
+      </w:r>
+      <w:r>
+        <w:t>СУБД</w:t>
+      </w:r>
+      <w:r>
+        <w:t xml:space="preserve"> </w:t>
+      </w:r>
+      <w:proofErr w:type="spellStart"/>
+      <w:r>
+        <w:t>SQLite</w:t>
+      </w:r>
+      <w:proofErr w:type="spellEnd"/>
+      <w:r>
+        <w:t>. Применение указанных технологий должно обеспечивать высокую производительность ПО при минимальных требованиях к вычислительной мощности аппаратного обеспечения.</w:t>
       </w:r>
     </w:p>
     <w:p>
       <w:pPr>
-        <w:pStyle w:val="a0"/>
-      </w:pPr>
-      <w:r>
-        <w:t>высокая скорость обработки запросов;</w:t>
+        <w:pStyle w:val="a4"/>
+      </w:pPr>
+      <w:r>
+        <w:t xml:space="preserve">Для разработки исходного кода следует применять </w:t>
+      </w:r>
+      <w:r>
+        <w:rPr>
+          <w:lang w:val="en-US"/>
+        </w:rPr>
+        <w:t>IDE</w:t>
+      </w:r>
+      <w:r>
+        <w:t xml:space="preserve"> </w:t>
+      </w:r>
+      <w:proofErr w:type="spellStart"/>
+      <w:r>
+        <w:t>Visual</w:t>
+      </w:r>
+      <w:proofErr w:type="spellEnd"/>
+      <w:r>
+        <w:t xml:space="preserve"> </w:t>
+      </w:r>
+      <w:proofErr w:type="spellStart"/>
+      <w:r>
+        <w:t>Studio</w:t>
+      </w:r>
+      <w:proofErr w:type="spellEnd"/>
+      <w:r>
+        <w:t xml:space="preserve"> </w:t>
+      </w:r>
+      <w:r>
+        <w:t>2026 [5</w:t>
+      </w:r>
+      <w:r>
+        <w:t>]</w:t>
+      </w:r>
+      <w:r>
+        <w:t>, которая обладает следующими преимуществами:</w:t>
       </w:r>
     </w:p>
     <w:p>
       <w:pPr>
-        <w:pStyle w:val="a0"/>
-      </w:pPr>
-      <w:r>
-        <w:t>простота эксплуатации;</w:t>
+        <w:pStyle w:val="a"/>
+      </w:pPr>
+      <w:r>
+        <w:lastRenderedPageBreak/>
+        <w:t>встроенные средства отладки и тестирования программного кода;</w:t>
       </w:r>
     </w:p>
     <w:p>
       <w:pPr>
-        <w:pStyle w:val="a0"/>
-      </w:pPr>
-      <w:r>
-        <w:t>минимальный размер файлов БД;</w:t>
+        <w:pStyle w:val="a"/>
+      </w:pPr>
+      <w:r>
+        <w:t>автоматическая генерация программного кода;</w:t>
       </w:r>
     </w:p>
     <w:p>
       <w:pPr>
-        <w:pStyle w:val="a0"/>
-      </w:pPr>
-      <w:r>
-        <w:t>независимость от используемой аппаратной платформы;</w:t>
+        <w:pStyle w:val="a"/>
+      </w:pPr>
+      <w:r>
+        <w:t>средства статического анализа программного кода;</w:t>
       </w:r>
     </w:p>
     <w:p>
       <w:pPr>
-        <w:pStyle w:val="a0"/>
-      </w:pPr>
-      <w:r>
-        <w:t>возможность быстрого резервного копирования и переноса данных.</w:t>
+        <w:pStyle w:val="a"/>
+      </w:pPr>
+      <w:r>
+        <w:t xml:space="preserve">встроенные средства </w:t>
+      </w:r>
+      <w:proofErr w:type="spellStart"/>
+      <w:r>
+        <w:t>рефакторинга</w:t>
+      </w:r>
+      <w:proofErr w:type="spellEnd"/>
+      <w:r>
+        <w:t xml:space="preserve"> программного кода;</w:t>
       </w:r>
     </w:p>
     <w:p>
       <w:pPr>
-        <w:pStyle w:val="a4"/>
-      </w:pPr>
-      <w:r>
-        <w:t xml:space="preserve">Структура БД должна быть разработана с учетом специфики предметной области и возможности дальнейшего масштабирования. </w:t>
+        <w:pStyle w:val="a"/>
+      </w:pPr>
+      <w:r>
+        <w:t>интеграция с системами управления версиями.</w:t>
       </w:r>
     </w:p>
     <w:p>
@@ -3854,7 +3997,122 @@
         <w:pStyle w:val="a4"/>
       </w:pPr>
       <w:r>
-        <w:t>Разработанная физическая модель БД для системы SQLite представлена на рисунке 1.</w:t>
+        <w:t>К целевому устройству предъявляют следующие минимальные системные требования:</w:t>
+      </w:r>
+    </w:p>
+    <w:p>
+      <w:pPr>
+        <w:pStyle w:val="a0"/>
+      </w:pPr>
+      <w:r>
+        <w:t>браузер с поддержкой HTML5.</w:t>
+      </w:r>
+    </w:p>
+    <w:p>
+      <w:pPr>
+        <w:pStyle w:val="2"/>
+        <w:ind w:firstLine="788"/>
+      </w:pPr>
+      <w:bookmarkStart w:id="10" w:name="_Toc226912564"/>
+      <w:r>
+        <w:t>Проектирование программного обеспечения</w:t>
+      </w:r>
+      <w:bookmarkEnd w:id="10"/>
+    </w:p>
+    <w:p>
+      <w:pPr>
+        <w:pStyle w:val="a4"/>
+      </w:pPr>
+      <w:r>
+        <w:t>Этап проектирования программного обеспечения следует рассматривать как основополагающую стадию разработки, на которой необходимо определить архитектуру системы, выбрать технологии и установить методы реализации функциональных требований.</w:t>
+      </w:r>
+    </w:p>
+    <w:p>
+      <w:pPr>
+        <w:pStyle w:val="a4"/>
+      </w:pPr>
+      <w:r>
+        <w:t>При проектировании информационной системы складского учета принято решение реализовать ПО, применяя архитектуру единой страницы с веб-интерфейсом.</w:t>
+      </w:r>
+    </w:p>
+    <w:p>
+      <w:pPr>
+        <w:pStyle w:val="a4"/>
+      </w:pPr>
+      <w:r>
+        <w:t xml:space="preserve">В качестве СУБД требуется использовать систему </w:t>
+      </w:r>
+      <w:proofErr w:type="spellStart"/>
+      <w:r>
+        <w:t>SQLite</w:t>
+      </w:r>
+      <w:proofErr w:type="spellEnd"/>
+      <w:r>
+        <w:t>. Указанная система обладает следующими преимуществами:</w:t>
+      </w:r>
+    </w:p>
+    <w:p>
+      <w:pPr>
+        <w:pStyle w:val="a0"/>
+      </w:pPr>
+      <w:r>
+        <w:t>высокая скорость обработки запросов;</w:t>
+      </w:r>
+    </w:p>
+    <w:p>
+      <w:pPr>
+        <w:pStyle w:val="a0"/>
+      </w:pPr>
+      <w:r>
+        <w:t>простота эксплуатации;</w:t>
+      </w:r>
+    </w:p>
+    <w:p>
+      <w:pPr>
+        <w:pStyle w:val="a0"/>
+      </w:pPr>
+      <w:r>
+        <w:t>минимальный размер файлов БД;</w:t>
+      </w:r>
+    </w:p>
+    <w:p>
+      <w:pPr>
+        <w:pStyle w:val="a0"/>
+      </w:pPr>
+      <w:r>
+        <w:t>независимость от используемой аппаратной платформы;</w:t>
+      </w:r>
+    </w:p>
+    <w:p>
+      <w:pPr>
+        <w:pStyle w:val="a0"/>
+      </w:pPr>
+      <w:r>
+        <w:t>возможность быстрого резервного копирования и переноса данных.</w:t>
+      </w:r>
+    </w:p>
+    <w:p>
+      <w:pPr>
+        <w:pStyle w:val="a4"/>
+      </w:pPr>
+      <w:r>
+        <w:t xml:space="preserve">Структура БД должна быть разработана с учетом специфики предметной области и возможности дальнейшего масштабирования. </w:t>
+      </w:r>
+    </w:p>
+    <w:p>
+      <w:pPr>
+        <w:pStyle w:val="a4"/>
+      </w:pPr>
+      <w:r>
+        <w:t xml:space="preserve">Разработанная физическая модель БД для системы </w:t>
+      </w:r>
+      <w:proofErr w:type="spellStart"/>
+      <w:r>
+        <w:t>SQLite</w:t>
+      </w:r>
+      <w:proofErr w:type="spellEnd"/>
+      <w:r>
+        <w:t xml:space="preserve"> представлена на рисунке 1.</w:t>
       </w:r>
     </w:p>
     <w:p>
@@ -3929,13 +4187,33 @@
         <w:rPr>
           <w:rStyle w:val="af8"/>
         </w:rPr>
-        <w:t>В ходе проектирования пользовательского интерфейса с помощью сервиса draw.io разработан каркас высокой точности wireframe для системы складского учета</w:t>
-      </w:r>
+        <w:t xml:space="preserve">В ходе проектирования пользовательского интерфейса с помощью сервиса draw.io разработан каркас высокой точности </w:t>
+      </w:r>
+      <w:proofErr w:type="spellStart"/>
       <w:r>
         <w:rPr>
           <w:rStyle w:val="af8"/>
         </w:rPr>
-        <w:t xml:space="preserve"> [4]</w:t>
+        <w:t>wireframe</w:t>
+      </w:r>
+      <w:proofErr w:type="spellEnd"/>
+      <w:r>
+        <w:rPr>
+          <w:rStyle w:val="af8"/>
+        </w:rPr>
+        <w:t xml:space="preserve"> для системы складского учета</w:t>
+      </w:r>
+      <w:r>
+        <w:rPr>
+          <w:rStyle w:val="af8"/>
+        </w:rPr>
+        <w:t xml:space="preserve"> [3</w:t>
+      </w:r>
+      <w:r>
+        <w:rPr>
+          <w:rStyle w:val="af8"/>
+        </w:rPr>
+        <w:t>]</w:t>
       </w:r>
       <w:r>
         <w:rPr>
@@ -4073,7 +4351,15 @@
         <w:pStyle w:val="aff6"/>
       </w:pPr>
       <w:r>
-        <w:t>Рисунок 2 – «draw.io». Wireframe главного экрана</w:t>
+        <w:t xml:space="preserve">Рисунок 2 – «draw.io». </w:t>
+      </w:r>
+      <w:proofErr w:type="spellStart"/>
+      <w:r>
+        <w:t>Wireframe</w:t>
+      </w:r>
+      <w:proofErr w:type="spellEnd"/>
+      <w:r>
+        <w:t xml:space="preserve"> главного экрана</w:t>
       </w:r>
     </w:p>
     <w:p>
@@ -4081,71 +4367,9 @@
         <w:pStyle w:val="2"/>
         <w:ind w:firstLine="788"/>
       </w:pPr>
-      <w:bookmarkStart w:id="10" w:name="_Toc226912565"/>
+      <w:bookmarkStart w:id="11" w:name="_Toc226912565"/>
       <w:r>
         <w:t>Разработка и интеграция программных модулей</w:t>
-      </w:r>
-      <w:bookmarkEnd w:id="10"/>
-    </w:p>
-    <w:p>
-      <w:pPr>
-        <w:pStyle w:val="a4"/>
-      </w:pPr>
-      <w:r>
-        <w:t xml:space="preserve">В ходе прохождения производственной практики разработано веб-приложение на платформе ASP.NET Core с применением </w:t>
-      </w:r>
-      <w:r>
-        <w:t>ЯП</w:t>
-      </w:r>
-      <w:r>
-        <w:t xml:space="preserve"> C# [1] в среде Visual Studio 2022. Приложение реализовано с использованием следующих библиотек и компонентов: </w:t>
-      </w:r>
-    </w:p>
-    <w:p>
-      <w:pPr>
-        <w:pStyle w:val="a0"/>
-      </w:pPr>
-      <w:r>
-        <w:t>«Microsoft.AspNetCore.Authentication.JwtBearer» – технология д</w:t>
-      </w:r>
-      <w:r>
-        <w:t>ля внедрения токен-авторизации JWT</w:t>
-      </w:r>
-      <w:r>
-        <w:t xml:space="preserve">, ограничивающая несанкционированный доступ к функционалу оформления приемок и отгрузок; </w:t>
-      </w:r>
-    </w:p>
-    <w:p>
-      <w:pPr>
-        <w:pStyle w:val="a0"/>
-      </w:pPr>
-      <w:r>
-        <w:t xml:space="preserve">«Microsoft.EntityFrameworkCore.Sqlite» – провайдер для работы с </w:t>
-      </w:r>
-      <w:r>
-        <w:t>БД</w:t>
-      </w:r>
-      <w:r>
-        <w:t xml:space="preserve"> SQLite, где хранится информация о номенклатуре, артикулах и остатках; </w:t>
-      </w:r>
-    </w:p>
-    <w:p>
-      <w:pPr>
-        <w:pStyle w:val="a0"/>
-      </w:pPr>
-      <w:r>
-        <w:lastRenderedPageBreak/>
-        <w:t>«Microsoft.EntityFrameworkCore.Tools» – служебный пакет Entity Framework Core, позволяющий управлять структурой таблиц склада и применять миграции через консоль разработчика.</w:t>
-      </w:r>
-    </w:p>
-    <w:p>
-      <w:pPr>
-        <w:pStyle w:val="2"/>
-        <w:ind w:firstLine="788"/>
-      </w:pPr>
-      <w:bookmarkStart w:id="11" w:name="_Toc226912566"/>
-      <w:r>
-        <w:t>Описание работы с VCS и проверка соответствия стандартам кодирования</w:t>
       </w:r>
       <w:bookmarkEnd w:id="11"/>
     </w:p>
@@ -4154,36 +4378,269 @@
         <w:pStyle w:val="a4"/>
       </w:pPr>
       <w:r>
-        <w:t xml:space="preserve">В процессе разработки ПО для контроля версий использовалась система Git. </w:t>
-      </w:r>
-      <w:r>
-        <w:t>В качестве паттерна</w:t>
-      </w:r>
-      <w:r>
-        <w:t xml:space="preserve"> ветвления </w:t>
-      </w:r>
-      <w:r>
-        <w:t>был выбран «Git Flow», в котором</w:t>
-      </w:r>
-      <w:r>
-        <w:t xml:space="preserve"> используются функциональные ветки и несколько основных веток. Управление локальным репозиторием осуществлялось с использованием терминала «Git Bash» и модуля контроля версий Visual Studio. Хранение удаленной копии проекта и синхронизация изменений обеспечивались средствами платформы GitHub.</w:t>
+        <w:t xml:space="preserve">В ходе прохождения производственной практики разработано веб-приложение на платформе ASP.NET </w:t>
+      </w:r>
+      <w:proofErr w:type="spellStart"/>
+      <w:r>
+        <w:t>Core</w:t>
+      </w:r>
+      <w:proofErr w:type="spellEnd"/>
+      <w:r>
+        <w:t xml:space="preserve"> с применением </w:t>
+      </w:r>
+      <w:r>
+        <w:t>ЯП</w:t>
+      </w:r>
+      <w:r>
+        <w:t xml:space="preserve"> C# [1] в среде </w:t>
+      </w:r>
+      <w:proofErr w:type="spellStart"/>
+      <w:r>
+        <w:t>Visual</w:t>
+      </w:r>
+      <w:proofErr w:type="spellEnd"/>
+      <w:r>
+        <w:t xml:space="preserve"> </w:t>
+      </w:r>
+      <w:proofErr w:type="spellStart"/>
+      <w:r>
+        <w:t>Studio</w:t>
+      </w:r>
+      <w:proofErr w:type="spellEnd"/>
+      <w:r>
+        <w:t xml:space="preserve"> 2022. Приложение реализовано с использованием следующих библиотек и компонентов: </w:t>
       </w:r>
     </w:p>
     <w:p>
       <w:pPr>
-        <w:pStyle w:val="a4"/>
-      </w:pPr>
-      <w:r>
-        <w:t>Фрагмент графа</w:t>
-      </w:r>
-      <w:bookmarkStart w:id="12" w:name="_GoBack"/>
-      <w:bookmarkEnd w:id="12"/>
-      <w:r>
-        <w:t xml:space="preserve"> коммитов в репозитории представлен на рисунке 2.</w:t>
+        <w:pStyle w:val="a0"/>
+      </w:pPr>
+      <w:r>
+        <w:t>«</w:t>
+      </w:r>
+      <w:proofErr w:type="spellStart"/>
+      <w:r>
+        <w:t>Microsoft.AspNetCore.Authentication.JwtBearer</w:t>
+      </w:r>
+      <w:proofErr w:type="spellEnd"/>
+      <w:r>
+        <w:t>» – технология д</w:t>
+      </w:r>
+      <w:r>
+        <w:t xml:space="preserve">ля внедрения </w:t>
+      </w:r>
+      <w:proofErr w:type="spellStart"/>
+      <w:r>
+        <w:t>токен</w:t>
+      </w:r>
+      <w:proofErr w:type="spellEnd"/>
+      <w:r>
+        <w:t>-авторизации JWT</w:t>
+      </w:r>
+      <w:r>
+        <w:t xml:space="preserve">, ограничивающая несанкционированный доступ к функционалу оформления приемок и отгрузок; </w:t>
       </w:r>
     </w:p>
     <w:p>
       <w:pPr>
+        <w:pStyle w:val="a0"/>
+      </w:pPr>
+      <w:r>
+        <w:t>«</w:t>
+      </w:r>
+      <w:proofErr w:type="spellStart"/>
+      <w:r>
+        <w:t>Microsoft.EntityFrameworkCore.Sqlite</w:t>
+      </w:r>
+      <w:proofErr w:type="spellEnd"/>
+      <w:r>
+        <w:t xml:space="preserve">» – провайдер для работы с </w:t>
+      </w:r>
+      <w:r>
+        <w:t>БД</w:t>
+      </w:r>
+      <w:r>
+        <w:t xml:space="preserve"> </w:t>
+      </w:r>
+      <w:proofErr w:type="spellStart"/>
+      <w:r>
+        <w:t>SQLite</w:t>
+      </w:r>
+      <w:proofErr w:type="spellEnd"/>
+      <w:r>
+        <w:t xml:space="preserve">, где хранится информация о номенклатуре, артикулах и остатках; </w:t>
+      </w:r>
+    </w:p>
+    <w:p>
+      <w:pPr>
+        <w:pStyle w:val="a0"/>
+      </w:pPr>
+      <w:r>
+        <w:lastRenderedPageBreak/>
+        <w:t>«</w:t>
+      </w:r>
+      <w:proofErr w:type="spellStart"/>
+      <w:r>
+        <w:t>Microsoft.EntityFrameworkCore.Tools</w:t>
+      </w:r>
+      <w:proofErr w:type="spellEnd"/>
+      <w:r>
+        <w:t xml:space="preserve">» – служебный пакет </w:t>
+      </w:r>
+      <w:proofErr w:type="spellStart"/>
+      <w:r>
+        <w:t>Entity</w:t>
+      </w:r>
+      <w:proofErr w:type="spellEnd"/>
+      <w:r>
+        <w:t xml:space="preserve"> </w:t>
+      </w:r>
+      <w:proofErr w:type="spellStart"/>
+      <w:r>
+        <w:t>Framework</w:t>
+      </w:r>
+      <w:proofErr w:type="spellEnd"/>
+      <w:r>
+        <w:t xml:space="preserve"> </w:t>
+      </w:r>
+      <w:proofErr w:type="spellStart"/>
+      <w:r>
+        <w:t>Core</w:t>
+      </w:r>
+      <w:proofErr w:type="spellEnd"/>
+      <w:r>
+        <w:t>, позволяющий управлять структурой таблиц склада и применять миграции через консоль разработчика.</w:t>
+      </w:r>
+    </w:p>
+    <w:p>
+      <w:pPr>
+        <w:pStyle w:val="2"/>
+        <w:ind w:firstLine="788"/>
+      </w:pPr>
+      <w:bookmarkStart w:id="12" w:name="_Toc226912566"/>
+      <w:r>
+        <w:t>Описание работы с VCS и проверка соответствия стандартам кодирования</w:t>
+      </w:r>
+      <w:bookmarkEnd w:id="12"/>
+    </w:p>
+    <w:p>
+      <w:pPr>
+        <w:pStyle w:val="a4"/>
+      </w:pPr>
+      <w:r>
+        <w:t xml:space="preserve">В процессе разработки ПО для контроля версий использовалась система </w:t>
+      </w:r>
+      <w:proofErr w:type="spellStart"/>
+      <w:r>
+        <w:t>Git</w:t>
+      </w:r>
+      <w:proofErr w:type="spellEnd"/>
+      <w:r>
+        <w:t xml:space="preserve">. </w:t>
+      </w:r>
+      <w:r>
+        <w:t>В качестве паттерна</w:t>
+      </w:r>
+      <w:r>
+        <w:t xml:space="preserve"> ветвления </w:t>
+      </w:r>
+      <w:r>
+        <w:t>был выбран «</w:t>
+      </w:r>
+      <w:proofErr w:type="spellStart"/>
+      <w:r>
+        <w:t>Git</w:t>
+      </w:r>
+      <w:proofErr w:type="spellEnd"/>
+      <w:r>
+        <w:t xml:space="preserve"> </w:t>
+      </w:r>
+      <w:proofErr w:type="spellStart"/>
+      <w:r>
+        <w:t>Flow</w:t>
+      </w:r>
+      <w:proofErr w:type="spellEnd"/>
+      <w:r>
+        <w:t>», в котором</w:t>
+      </w:r>
+      <w:r>
+        <w:t xml:space="preserve"> используются функциональные ветки и несколько основных веток. Управление локальным </w:t>
+      </w:r>
+      <w:proofErr w:type="spellStart"/>
+      <w:r>
+        <w:t>репозиторием</w:t>
+      </w:r>
+      <w:proofErr w:type="spellEnd"/>
+      <w:r>
+        <w:t xml:space="preserve"> осуществлялось с использованием терминала «</w:t>
+      </w:r>
+      <w:proofErr w:type="spellStart"/>
+      <w:r>
+        <w:t>Git</w:t>
+      </w:r>
+      <w:proofErr w:type="spellEnd"/>
+      <w:r>
+        <w:t xml:space="preserve"> </w:t>
+      </w:r>
+      <w:proofErr w:type="spellStart"/>
+      <w:r>
+        <w:t>Bash</w:t>
+      </w:r>
+      <w:proofErr w:type="spellEnd"/>
+      <w:r>
+        <w:t xml:space="preserve">» и модуля контроля версий </w:t>
+      </w:r>
+      <w:proofErr w:type="spellStart"/>
+      <w:r>
+        <w:t>Visual</w:t>
+      </w:r>
+      <w:proofErr w:type="spellEnd"/>
+      <w:r>
+        <w:t xml:space="preserve"> </w:t>
+      </w:r>
+      <w:proofErr w:type="spellStart"/>
+      <w:r>
+        <w:t>Studio</w:t>
+      </w:r>
+      <w:proofErr w:type="spellEnd"/>
+      <w:r>
+        <w:t xml:space="preserve">. Хранение удаленной копии проекта и синхронизация изменений обеспечивались средствами платформы </w:t>
+      </w:r>
+      <w:proofErr w:type="spellStart"/>
+      <w:r>
+        <w:t>GitHub</w:t>
+      </w:r>
+      <w:proofErr w:type="spellEnd"/>
+      <w:r>
+        <w:t>.</w:t>
+      </w:r>
+    </w:p>
+    <w:p>
+      <w:pPr>
+        <w:pStyle w:val="a4"/>
+      </w:pPr>
+      <w:r>
+        <w:t xml:space="preserve">Фрагмент графа </w:t>
+      </w:r>
+      <w:proofErr w:type="spellStart"/>
+      <w:r>
+        <w:t>коммитов</w:t>
+      </w:r>
+      <w:proofErr w:type="spellEnd"/>
+      <w:r>
+        <w:t xml:space="preserve"> в </w:t>
+      </w:r>
+      <w:proofErr w:type="spellStart"/>
+      <w:r>
+        <w:t>репозитории</w:t>
+      </w:r>
+      <w:proofErr w:type="spellEnd"/>
+      <w:r>
+        <w:t xml:space="preserve"> представлен на рисунке 2.</w:t>
+      </w:r>
+    </w:p>
+    <w:p>
+      <w:pPr>
         <w:pStyle w:val="aff6"/>
       </w:pPr>
       <w:r>
@@ -4193,8 +4650,8 @@
         </w:rPr>
         <w:drawing>
           <wp:inline distT="0" distB="0" distL="0" distR="0" wp14:anchorId="3CA72B39" wp14:editId="74321154">
-            <wp:extent cx="2492455" cy="2422245"/>
-            <wp:effectExtent l="0" t="0" r="3175" b="0"/>
+            <wp:extent cx="2702278" cy="2626157"/>
+            <wp:effectExtent l="0" t="0" r="3175" b="3175"/>
             <wp:docPr id="1" name="Рисунок 1"/>
             <wp:cNvGraphicFramePr>
               <a:graphicFrameLocks xmlns:a="http://schemas.openxmlformats.org/drawingml/2006/main" noChangeAspect="1"/>
@@ -4215,7 +4672,7 @@
                   <pic:spPr>
                     <a:xfrm>
                       <a:off x="0" y="0"/>
-                      <a:ext cx="2574389" cy="2501871"/>
+                      <a:ext cx="2804616" cy="2725612"/>
                     </a:xfrm>
                     <a:prstGeom prst="rect">
                       <a:avLst/>
@@ -4244,9 +4701,19 @@
       <w:r>
         <w:t xml:space="preserve">Фрагмент графа </w:t>
       </w:r>
-      <w:r>
-        <w:t>коммитов в репозитории</w:t>
-      </w:r>
+      <w:proofErr w:type="spellStart"/>
+      <w:r>
+        <w:t>коммитов</w:t>
+      </w:r>
+      <w:proofErr w:type="spellEnd"/>
+      <w:r>
+        <w:t xml:space="preserve"> в </w:t>
+      </w:r>
+      <w:proofErr w:type="spellStart"/>
+      <w:r>
+        <w:t>репозитории</w:t>
+      </w:r>
+      <w:proofErr w:type="spellEnd"/>
     </w:p>
     <w:p/>
     <w:p>
@@ -4269,7 +4736,23 @@
         <w:pStyle w:val="a4"/>
       </w:pPr>
       <w:r>
-        <w:t>Интерфейс IDE Visual Studio 20</w:t>
+        <w:t xml:space="preserve">Интерфейс IDE </w:t>
+      </w:r>
+      <w:proofErr w:type="spellStart"/>
+      <w:r>
+        <w:t>Visual</w:t>
+      </w:r>
+      <w:proofErr w:type="spellEnd"/>
+      <w:r>
+        <w:t xml:space="preserve"> </w:t>
+      </w:r>
+      <w:proofErr w:type="spellStart"/>
+      <w:r>
+        <w:t>Studio</w:t>
+      </w:r>
+      <w:proofErr w:type="spellEnd"/>
+      <w:r>
+        <w:t xml:space="preserve"> 20</w:t>
       </w:r>
       <w:r>
         <w:t>26</w:t>
@@ -4349,7 +4832,23 @@
         <w:pStyle w:val="aff6"/>
       </w:pPr>
       <w:r>
-        <w:t xml:space="preserve">Рисунок 4 – «Visual Studio </w:t>
+        <w:t>Рисунок 4 – «</w:t>
+      </w:r>
+      <w:proofErr w:type="spellStart"/>
+      <w:r>
+        <w:t>Visual</w:t>
+      </w:r>
+      <w:proofErr w:type="spellEnd"/>
+      <w:r>
+        <w:t xml:space="preserve"> </w:t>
+      </w:r>
+      <w:proofErr w:type="spellStart"/>
+      <w:r>
+        <w:t>Studio</w:t>
+      </w:r>
+      <w:proofErr w:type="spellEnd"/>
+      <w:r>
+        <w:t xml:space="preserve"> </w:t>
       </w:r>
       <w:r>
         <w:t>2</w:t>
@@ -4372,7 +4871,21 @@
         <w:rPr>
           <w:rStyle w:val="af8"/>
         </w:rPr>
-        <w:t>Код unit-теста для проверки успешного создания нового товара с корректным возвратом маршрута и данных представлен листингом</w:t>
+        <w:t xml:space="preserve">Код </w:t>
+      </w:r>
+      <w:proofErr w:type="spellStart"/>
+      <w:r>
+        <w:rPr>
+          <w:rStyle w:val="af8"/>
+        </w:rPr>
+        <w:t>unit</w:t>
+      </w:r>
+      <w:proofErr w:type="spellEnd"/>
+      <w:r>
+        <w:rPr>
+          <w:rStyle w:val="af8"/>
+        </w:rPr>
+        <w:t>-теста для проверки успешного создания нового товара с корректным возвратом маршрута и данных представлен листингом</w:t>
       </w:r>
       <w:r>
         <w:rPr>
@@ -4392,6 +4905,7 @@
     <w:p>
       <w:pPr>
         <w:pStyle w:val="a4"/>
+        <w:ind w:firstLine="0"/>
         <w:rPr>
           <w:lang w:val="en-US"/>
         </w:rPr>
@@ -4431,8 +4945,16 @@
         <w:rPr>
           <w:lang w:val="en-US"/>
         </w:rPr>
-        <w:t xml:space="preserve"> Create_ValidRequest_ReturnsCreatedResult</w:t>
-      </w:r>
+        <w:t xml:space="preserve"> </w:t>
+      </w:r>
+      <w:proofErr w:type="spellStart"/>
+      <w:r>
+        <w:rPr>
+          <w:lang w:val="en-US"/>
+        </w:rPr>
+        <w:t>Create_ValidRequest_ReturnsCreatedResult</w:t>
+      </w:r>
+      <w:proofErr w:type="spellEnd"/>
     </w:p>
     <w:p>
       <w:pPr>
@@ -4463,7 +4985,21 @@
         <w:rPr>
           <w:lang w:val="en-US"/>
         </w:rPr>
-        <w:t xml:space="preserve"> Create_ValidRequest_ReturnsCreatedResult()</w:t>
+        <w:t xml:space="preserve"> </w:t>
+      </w:r>
+      <w:proofErr w:type="spellStart"/>
+      <w:r>
+        <w:rPr>
+          <w:lang w:val="en-US"/>
+        </w:rPr>
+        <w:t>Create_ValidRequest_ReturnsCreatedResult</w:t>
+      </w:r>
+      <w:proofErr w:type="spellEnd"/>
+      <w:r>
+        <w:rPr>
+          <w:lang w:val="en-US"/>
+        </w:rPr>
+        <w:t>()</w:t>
       </w:r>
     </w:p>
     <w:p>
@@ -4491,7 +5027,35 @@
         <w:rPr>
           <w:lang w:val="en-US"/>
         </w:rPr>
-        <w:t>public async Task Create_ValidRequest_ReturnsCreatedResult()</w:t>
+        <w:t xml:space="preserve">public </w:t>
+      </w:r>
+      <w:proofErr w:type="spellStart"/>
+      <w:r>
+        <w:rPr>
+          <w:lang w:val="en-US"/>
+        </w:rPr>
+        <w:t>async</w:t>
+      </w:r>
+      <w:proofErr w:type="spellEnd"/>
+      <w:r>
+        <w:rPr>
+          <w:lang w:val="en-US"/>
+        </w:rPr>
+        <w:t xml:space="preserve"> Task </w:t>
+      </w:r>
+      <w:proofErr w:type="spellStart"/>
+      <w:r>
+        <w:rPr>
+          <w:lang w:val="en-US"/>
+        </w:rPr>
+        <w:t>Create_ValidRequest_ReturnsCreatedResult</w:t>
+      </w:r>
+      <w:proofErr w:type="spellEnd"/>
+      <w:r>
+        <w:rPr>
+          <w:lang w:val="en-US"/>
+        </w:rPr>
+        <w:t>()</w:t>
       </w:r>
     </w:p>
     <w:p>
@@ -4545,7 +5109,49 @@
         <w:rPr>
           <w:lang w:val="en-US"/>
         </w:rPr>
-        <w:t xml:space="preserve">    var mockRepo = new Mock&lt;IProductRepository&gt;();</w:t>
+        <w:t xml:space="preserve">    </w:t>
+      </w:r>
+      <w:proofErr w:type="spellStart"/>
+      <w:r>
+        <w:rPr>
+          <w:lang w:val="en-US"/>
+        </w:rPr>
+        <w:t>var</w:t>
+      </w:r>
+      <w:proofErr w:type="spellEnd"/>
+      <w:r>
+        <w:rPr>
+          <w:lang w:val="en-US"/>
+        </w:rPr>
+        <w:t xml:space="preserve"> </w:t>
+      </w:r>
+      <w:proofErr w:type="spellStart"/>
+      <w:r>
+        <w:rPr>
+          <w:lang w:val="en-US"/>
+        </w:rPr>
+        <w:t>mockRepo</w:t>
+      </w:r>
+      <w:proofErr w:type="spellEnd"/>
+      <w:r>
+        <w:rPr>
+          <w:lang w:val="en-US"/>
+        </w:rPr>
+        <w:t xml:space="preserve"> = new Mock&lt;</w:t>
+      </w:r>
+      <w:proofErr w:type="spellStart"/>
+      <w:r>
+        <w:rPr>
+          <w:lang w:val="en-US"/>
+        </w:rPr>
+        <w:t>IProductRepository</w:t>
+      </w:r>
+      <w:proofErr w:type="spellEnd"/>
+      <w:r>
+        <w:rPr>
+          <w:lang w:val="en-US"/>
+        </w:rPr>
+        <w:t>&gt;();</w:t>
       </w:r>
     </w:p>
     <w:p>
@@ -4559,7 +5165,49 @@
         <w:rPr>
           <w:lang w:val="en-US"/>
         </w:rPr>
-        <w:t xml:space="preserve">    var controller = new ProductsController(mockRepo.Object);</w:t>
+        <w:t xml:space="preserve">    </w:t>
+      </w:r>
+      <w:proofErr w:type="spellStart"/>
+      <w:r>
+        <w:rPr>
+          <w:lang w:val="en-US"/>
+        </w:rPr>
+        <w:t>var</w:t>
+      </w:r>
+      <w:proofErr w:type="spellEnd"/>
+      <w:r>
+        <w:rPr>
+          <w:lang w:val="en-US"/>
+        </w:rPr>
+        <w:t xml:space="preserve"> controller = new </w:t>
+      </w:r>
+      <w:proofErr w:type="spellStart"/>
+      <w:r>
+        <w:rPr>
+          <w:lang w:val="en-US"/>
+        </w:rPr>
+        <w:t>ProductsController</w:t>
+      </w:r>
+      <w:proofErr w:type="spellEnd"/>
+      <w:r>
+        <w:rPr>
+          <w:lang w:val="en-US"/>
+        </w:rPr>
+        <w:t>(</w:t>
+      </w:r>
+      <w:proofErr w:type="spellStart"/>
+      <w:r>
+        <w:rPr>
+          <w:lang w:val="en-US"/>
+        </w:rPr>
+        <w:t>mockRepo.Object</w:t>
+      </w:r>
+      <w:proofErr w:type="spellEnd"/>
+      <w:r>
+        <w:rPr>
+          <w:lang w:val="en-US"/>
+        </w:rPr>
+        <w:t>);</w:t>
       </w:r>
     </w:p>
     <w:p>
@@ -4581,7 +5229,77 @@
         <w:rPr>
           <w:lang w:val="en-US"/>
         </w:rPr>
-        <w:t xml:space="preserve">    var productDto = new ProductDTO { Name = "Test Product", CategoryId = 1, CostPrice = 100m };</w:t>
+        <w:t xml:space="preserve">    </w:t>
+      </w:r>
+      <w:proofErr w:type="spellStart"/>
+      <w:r>
+        <w:rPr>
+          <w:lang w:val="en-US"/>
+        </w:rPr>
+        <w:t>var</w:t>
+      </w:r>
+      <w:proofErr w:type="spellEnd"/>
+      <w:r>
+        <w:rPr>
+          <w:lang w:val="en-US"/>
+        </w:rPr>
+        <w:t xml:space="preserve"> </w:t>
+      </w:r>
+      <w:proofErr w:type="spellStart"/>
+      <w:r>
+        <w:rPr>
+          <w:lang w:val="en-US"/>
+        </w:rPr>
+        <w:t>productDto</w:t>
+      </w:r>
+      <w:proofErr w:type="spellEnd"/>
+      <w:r>
+        <w:rPr>
+          <w:lang w:val="en-US"/>
+        </w:rPr>
+        <w:t xml:space="preserve"> = new </w:t>
+      </w:r>
+      <w:proofErr w:type="spellStart"/>
+      <w:r>
+        <w:rPr>
+          <w:lang w:val="en-US"/>
+        </w:rPr>
+        <w:t>ProductDTO</w:t>
+      </w:r>
+      <w:proofErr w:type="spellEnd"/>
+      <w:r>
+        <w:rPr>
+          <w:lang w:val="en-US"/>
+        </w:rPr>
+        <w:t xml:space="preserve"> { Name = "Test Product", </w:t>
+      </w:r>
+      <w:proofErr w:type="spellStart"/>
+      <w:r>
+        <w:rPr>
+          <w:lang w:val="en-US"/>
+        </w:rPr>
+        <w:t>CategoryId</w:t>
+      </w:r>
+      <w:proofErr w:type="spellEnd"/>
+      <w:r>
+        <w:rPr>
+          <w:lang w:val="en-US"/>
+        </w:rPr>
+        <w:t xml:space="preserve"> = 1, </w:t>
+      </w:r>
+      <w:proofErr w:type="spellStart"/>
+      <w:r>
+        <w:rPr>
+          <w:lang w:val="en-US"/>
+        </w:rPr>
+        <w:t>CostPrice</w:t>
+      </w:r>
+      <w:proofErr w:type="spellEnd"/>
+      <w:r>
+        <w:rPr>
+          <w:lang w:val="en-US"/>
+        </w:rPr>
+        <w:t xml:space="preserve"> = 100m };</w:t>
       </w:r>
     </w:p>
     <w:p>
@@ -4595,7 +5313,63 @@
         <w:rPr>
           <w:lang w:val="en-US"/>
         </w:rPr>
-        <w:t xml:space="preserve">    var createdProduct = new Product { Id = 5, Name = "Test Product", CategoryId = 1, CostPrice = 100m };</w:t>
+        <w:t xml:space="preserve">    </w:t>
+      </w:r>
+      <w:proofErr w:type="spellStart"/>
+      <w:r>
+        <w:rPr>
+          <w:lang w:val="en-US"/>
+        </w:rPr>
+        <w:t>var</w:t>
+      </w:r>
+      <w:proofErr w:type="spellEnd"/>
+      <w:r>
+        <w:rPr>
+          <w:lang w:val="en-US"/>
+        </w:rPr>
+        <w:t xml:space="preserve"> </w:t>
+      </w:r>
+      <w:proofErr w:type="spellStart"/>
+      <w:r>
+        <w:rPr>
+          <w:lang w:val="en-US"/>
+        </w:rPr>
+        <w:t>createdProduct</w:t>
+      </w:r>
+      <w:proofErr w:type="spellEnd"/>
+      <w:r>
+        <w:rPr>
+          <w:lang w:val="en-US"/>
+        </w:rPr>
+        <w:t xml:space="preserve"> = new Product { Id = 5, Name = "Test Product", </w:t>
+      </w:r>
+      <w:proofErr w:type="spellStart"/>
+      <w:r>
+        <w:rPr>
+          <w:lang w:val="en-US"/>
+        </w:rPr>
+        <w:t>CategoryId</w:t>
+      </w:r>
+      <w:proofErr w:type="spellEnd"/>
+      <w:r>
+        <w:rPr>
+          <w:lang w:val="en-US"/>
+        </w:rPr>
+        <w:t xml:space="preserve"> = 1, </w:t>
+      </w:r>
+      <w:proofErr w:type="spellStart"/>
+      <w:r>
+        <w:rPr>
+          <w:lang w:val="en-US"/>
+        </w:rPr>
+        <w:t>CostPrice</w:t>
+      </w:r>
+      <w:proofErr w:type="spellEnd"/>
+      <w:r>
+        <w:rPr>
+          <w:lang w:val="en-US"/>
+        </w:rPr>
+        <w:t xml:space="preserve"> = 100m };</w:t>
       </w:r>
     </w:p>
     <w:p>
@@ -4630,11 +5404,47 @@
       <w:r>
         <w:t xml:space="preserve">    </w:t>
       </w:r>
+      <w:proofErr w:type="spellStart"/>
       <w:r>
         <w:rPr>
           <w:lang w:val="en-US"/>
         </w:rPr>
-        <w:t>mockRepo.Setup(repo =&gt; repo.CreateAsync(It.IsAny&lt;Product&gt;()))</w:t>
+        <w:t>mockRepo.Setup</w:t>
+      </w:r>
+      <w:proofErr w:type="spellEnd"/>
+      <w:r>
+        <w:rPr>
+          <w:lang w:val="en-US"/>
+        </w:rPr>
+        <w:t xml:space="preserve">(repo =&gt; </w:t>
+      </w:r>
+      <w:proofErr w:type="spellStart"/>
+      <w:r>
+        <w:rPr>
+          <w:lang w:val="en-US"/>
+        </w:rPr>
+        <w:t>repo.CreateAsync</w:t>
+      </w:r>
+      <w:proofErr w:type="spellEnd"/>
+      <w:r>
+        <w:rPr>
+          <w:lang w:val="en-US"/>
+        </w:rPr>
+        <w:t>(</w:t>
+      </w:r>
+      <w:proofErr w:type="spellStart"/>
+      <w:r>
+        <w:rPr>
+          <w:lang w:val="en-US"/>
+        </w:rPr>
+        <w:t>It.IsAny</w:t>
+      </w:r>
+      <w:proofErr w:type="spellEnd"/>
+      <w:r>
+        <w:rPr>
+          <w:lang w:val="en-US"/>
+        </w:rPr>
+        <w:t>&lt;Product&gt;()))</w:t>
       </w:r>
     </w:p>
     <w:p>
@@ -4648,7 +5458,35 @@
         <w:rPr>
           <w:lang w:val="en-US"/>
         </w:rPr>
-        <w:t xml:space="preserve">            .ReturnsAsync(createdProduct);</w:t>
+        <w:t xml:space="preserve">            .</w:t>
+      </w:r>
+      <w:proofErr w:type="spellStart"/>
+      <w:r>
+        <w:rPr>
+          <w:lang w:val="en-US"/>
+        </w:rPr>
+        <w:t>ReturnsAsync</w:t>
+      </w:r>
+      <w:proofErr w:type="spellEnd"/>
+      <w:r>
+        <w:rPr>
+          <w:lang w:val="en-US"/>
+        </w:rPr>
+        <w:t>(</w:t>
+      </w:r>
+      <w:proofErr w:type="spellStart"/>
+      <w:r>
+        <w:rPr>
+          <w:lang w:val="en-US"/>
+        </w:rPr>
+        <w:t>createdProduct</w:t>
+      </w:r>
+      <w:proofErr w:type="spellEnd"/>
+      <w:r>
+        <w:rPr>
+          <w:lang w:val="en-US"/>
+        </w:rPr>
+        <w:t>);</w:t>
       </w:r>
     </w:p>
     <w:p>
@@ -4702,7 +5540,49 @@
         <w:rPr>
           <w:lang w:val="en-US"/>
         </w:rPr>
-        <w:t xml:space="preserve">    var result = await controller.Create(productDto);</w:t>
+        <w:t xml:space="preserve">    </w:t>
+      </w:r>
+      <w:proofErr w:type="spellStart"/>
+      <w:r>
+        <w:rPr>
+          <w:lang w:val="en-US"/>
+        </w:rPr>
+        <w:t>var</w:t>
+      </w:r>
+      <w:proofErr w:type="spellEnd"/>
+      <w:r>
+        <w:rPr>
+          <w:lang w:val="en-US"/>
+        </w:rPr>
+        <w:t xml:space="preserve"> result = await </w:t>
+      </w:r>
+      <w:proofErr w:type="spellStart"/>
+      <w:r>
+        <w:rPr>
+          <w:lang w:val="en-US"/>
+        </w:rPr>
+        <w:t>controller.Create</w:t>
+      </w:r>
+      <w:proofErr w:type="spellEnd"/>
+      <w:r>
+        <w:rPr>
+          <w:lang w:val="en-US"/>
+        </w:rPr>
+        <w:t>(</w:t>
+      </w:r>
+      <w:proofErr w:type="spellStart"/>
+      <w:r>
+        <w:rPr>
+          <w:lang w:val="en-US"/>
+        </w:rPr>
+        <w:t>productDto</w:t>
+      </w:r>
+      <w:proofErr w:type="spellEnd"/>
+      <w:r>
+        <w:rPr>
+          <w:lang w:val="en-US"/>
+        </w:rPr>
+        <w:t>);</w:t>
       </w:r>
     </w:p>
     <w:p>
@@ -4756,7 +5636,77 @@
         <w:rPr>
           <w:lang w:val="en-US"/>
         </w:rPr>
-        <w:t xml:space="preserve">    var createdAtRouteResult = Assert.IsType&lt;CreatedAtRouteResult&gt;(result.Result);</w:t>
+        <w:t xml:space="preserve">    </w:t>
+      </w:r>
+      <w:proofErr w:type="spellStart"/>
+      <w:r>
+        <w:rPr>
+          <w:lang w:val="en-US"/>
+        </w:rPr>
+        <w:t>var</w:t>
+      </w:r>
+      <w:proofErr w:type="spellEnd"/>
+      <w:r>
+        <w:rPr>
+          <w:lang w:val="en-US"/>
+        </w:rPr>
+        <w:t xml:space="preserve"> </w:t>
+      </w:r>
+      <w:proofErr w:type="spellStart"/>
+      <w:r>
+        <w:rPr>
+          <w:lang w:val="en-US"/>
+        </w:rPr>
+        <w:t>createdAtRouteResult</w:t>
+      </w:r>
+      <w:proofErr w:type="spellEnd"/>
+      <w:r>
+        <w:rPr>
+          <w:lang w:val="en-US"/>
+        </w:rPr>
+        <w:t xml:space="preserve"> = </w:t>
+      </w:r>
+      <w:proofErr w:type="spellStart"/>
+      <w:r>
+        <w:rPr>
+          <w:lang w:val="en-US"/>
+        </w:rPr>
+        <w:t>Assert.IsType</w:t>
+      </w:r>
+      <w:proofErr w:type="spellEnd"/>
+      <w:r>
+        <w:rPr>
+          <w:lang w:val="en-US"/>
+        </w:rPr>
+        <w:t>&lt;</w:t>
+      </w:r>
+      <w:proofErr w:type="spellStart"/>
+      <w:r>
+        <w:rPr>
+          <w:lang w:val="en-US"/>
+        </w:rPr>
+        <w:t>CreatedAtRouteResult</w:t>
+      </w:r>
+      <w:proofErr w:type="spellEnd"/>
+      <w:r>
+        <w:rPr>
+          <w:lang w:val="en-US"/>
+        </w:rPr>
+        <w:t>&gt;(</w:t>
+      </w:r>
+      <w:proofErr w:type="spellStart"/>
+      <w:r>
+        <w:rPr>
+          <w:lang w:val="en-US"/>
+        </w:rPr>
+        <w:t>result.Result</w:t>
+      </w:r>
+      <w:proofErr w:type="spellEnd"/>
+      <w:r>
+        <w:rPr>
+          <w:lang w:val="en-US"/>
+        </w:rPr>
+        <w:t>);</w:t>
       </w:r>
     </w:p>
     <w:p>
@@ -4778,7 +5728,49 @@
         <w:rPr>
           <w:lang w:val="en-US"/>
         </w:rPr>
-        <w:t xml:space="preserve">    Assert.Equal("GetProduct", createdAtRouteResult.RouteName);</w:t>
+        <w:t xml:space="preserve">    </w:t>
+      </w:r>
+      <w:proofErr w:type="spellStart"/>
+      <w:r>
+        <w:rPr>
+          <w:lang w:val="en-US"/>
+        </w:rPr>
+        <w:t>Assert.Equal</w:t>
+      </w:r>
+      <w:proofErr w:type="spellEnd"/>
+      <w:r>
+        <w:rPr>
+          <w:lang w:val="en-US"/>
+        </w:rPr>
+        <w:t>("</w:t>
+      </w:r>
+      <w:proofErr w:type="spellStart"/>
+      <w:r>
+        <w:rPr>
+          <w:lang w:val="en-US"/>
+        </w:rPr>
+        <w:t>GetProduct</w:t>
+      </w:r>
+      <w:proofErr w:type="spellEnd"/>
+      <w:r>
+        <w:rPr>
+          <w:lang w:val="en-US"/>
+        </w:rPr>
+        <w:t xml:space="preserve">", </w:t>
+      </w:r>
+      <w:proofErr w:type="spellStart"/>
+      <w:r>
+        <w:rPr>
+          <w:lang w:val="en-US"/>
+        </w:rPr>
+        <w:t>createdAtRouteResult.RouteName</w:t>
+      </w:r>
+      <w:proofErr w:type="spellEnd"/>
+      <w:r>
+        <w:rPr>
+          <w:lang w:val="en-US"/>
+        </w:rPr>
+        <w:t>);</w:t>
       </w:r>
     </w:p>
     <w:p>
@@ -4792,7 +5784,35 @@
         <w:rPr>
           <w:lang w:val="en-US"/>
         </w:rPr>
-        <w:t xml:space="preserve">    Assert.Equal(5, createdAtRouteResult.RouteValues["id"]);</w:t>
+        <w:t xml:space="preserve">    </w:t>
+      </w:r>
+      <w:proofErr w:type="spellStart"/>
+      <w:r>
+        <w:rPr>
+          <w:lang w:val="en-US"/>
+        </w:rPr>
+        <w:t>Assert.Equal</w:t>
+      </w:r>
+      <w:proofErr w:type="spellEnd"/>
+      <w:r>
+        <w:rPr>
+          <w:lang w:val="en-US"/>
+        </w:rPr>
+        <w:t xml:space="preserve">(5, </w:t>
+      </w:r>
+      <w:proofErr w:type="spellStart"/>
+      <w:r>
+        <w:rPr>
+          <w:lang w:val="en-US"/>
+        </w:rPr>
+        <w:t>createdAtRouteResult.RouteValues</w:t>
+      </w:r>
+      <w:proofErr w:type="spellEnd"/>
+      <w:r>
+        <w:rPr>
+          <w:lang w:val="en-US"/>
+        </w:rPr>
+        <w:t>["id"]);</w:t>
       </w:r>
     </w:p>
     <w:p>
@@ -4814,7 +5834,63 @@
         <w:rPr>
           <w:lang w:val="en-US"/>
         </w:rPr>
-        <w:t xml:space="preserve">    var returnedProduct = Assert.IsType&lt;Product&gt;(createdAtRouteResult.Value);</w:t>
+        <w:t xml:space="preserve">    </w:t>
+      </w:r>
+      <w:proofErr w:type="spellStart"/>
+      <w:r>
+        <w:rPr>
+          <w:lang w:val="en-US"/>
+        </w:rPr>
+        <w:t>var</w:t>
+      </w:r>
+      <w:proofErr w:type="spellEnd"/>
+      <w:r>
+        <w:rPr>
+          <w:lang w:val="en-US"/>
+        </w:rPr>
+        <w:t xml:space="preserve"> </w:t>
+      </w:r>
+      <w:proofErr w:type="spellStart"/>
+      <w:r>
+        <w:rPr>
+          <w:lang w:val="en-US"/>
+        </w:rPr>
+        <w:t>returnedProduct</w:t>
+      </w:r>
+      <w:proofErr w:type="spellEnd"/>
+      <w:r>
+        <w:rPr>
+          <w:lang w:val="en-US"/>
+        </w:rPr>
+        <w:t xml:space="preserve"> = </w:t>
+      </w:r>
+      <w:proofErr w:type="spellStart"/>
+      <w:r>
+        <w:rPr>
+          <w:lang w:val="en-US"/>
+        </w:rPr>
+        <w:t>Assert.IsType</w:t>
+      </w:r>
+      <w:proofErr w:type="spellEnd"/>
+      <w:r>
+        <w:rPr>
+          <w:lang w:val="en-US"/>
+        </w:rPr>
+        <w:t>&lt;Product&gt;(</w:t>
+      </w:r>
+      <w:proofErr w:type="spellStart"/>
+      <w:r>
+        <w:rPr>
+          <w:lang w:val="en-US"/>
+        </w:rPr>
+        <w:t>createdAtRouteResult.Value</w:t>
+      </w:r>
+      <w:proofErr w:type="spellEnd"/>
+      <w:r>
+        <w:rPr>
+          <w:lang w:val="en-US"/>
+        </w:rPr>
+        <w:t>);</w:t>
       </w:r>
     </w:p>
     <w:p>
@@ -4828,7 +5904,49 @@
         <w:rPr>
           <w:lang w:val="en-US"/>
         </w:rPr>
-        <w:t xml:space="preserve">    Assert.Equal(createdProduct.Id, returnedProduct.Id);</w:t>
+        <w:t xml:space="preserve">    </w:t>
+      </w:r>
+      <w:proofErr w:type="spellStart"/>
+      <w:r>
+        <w:rPr>
+          <w:lang w:val="en-US"/>
+        </w:rPr>
+        <w:t>Assert.Equal</w:t>
+      </w:r>
+      <w:proofErr w:type="spellEnd"/>
+      <w:r>
+        <w:rPr>
+          <w:lang w:val="en-US"/>
+        </w:rPr>
+        <w:t>(</w:t>
+      </w:r>
+      <w:proofErr w:type="spellStart"/>
+      <w:r>
+        <w:rPr>
+          <w:lang w:val="en-US"/>
+        </w:rPr>
+        <w:t>createdProduct.Id</w:t>
+      </w:r>
+      <w:proofErr w:type="spellEnd"/>
+      <w:r>
+        <w:rPr>
+          <w:lang w:val="en-US"/>
+        </w:rPr>
+        <w:t xml:space="preserve">, </w:t>
+      </w:r>
+      <w:proofErr w:type="spellStart"/>
+      <w:r>
+        <w:rPr>
+          <w:lang w:val="en-US"/>
+        </w:rPr>
+        <w:t>returnedProduct.Id</w:t>
+      </w:r>
+      <w:proofErr w:type="spellEnd"/>
+      <w:r>
+        <w:rPr>
+          <w:lang w:val="en-US"/>
+        </w:rPr>
+        <w:t>);</w:t>
       </w:r>
     </w:p>
     <w:p>
@@ -5049,7 +6167,35 @@
         <w:rPr>
           <w:rFonts w:cs="Times New Roman"/>
         </w:rPr>
-        <w:t xml:space="preserve">Гагарина, Л. Г. Технология разработки программного обеспечения : учебное пособие / Л. Г. Гагарина, Е. В. Кокорева, Б. Д. Сидорова-Виснадул ; под ред. Л. Г. Гагариной. – Москва : ФОРУМ : ИНФРА-М, 2023. – 400 с. – URL: https://znanium.com/catalog/product/1895679 (дата обращения: </w:t>
+        <w:t xml:space="preserve">Гагарина, Л. Г. Технология разработки программного обеспечения : учебное пособие / Л. Г. Гагарина, Е. В. </w:t>
+      </w:r>
+      <w:proofErr w:type="spellStart"/>
+      <w:r>
+        <w:rPr>
+          <w:rFonts w:cs="Times New Roman"/>
+        </w:rPr>
+        <w:t>Кокорева</w:t>
+      </w:r>
+      <w:proofErr w:type="spellEnd"/>
+      <w:r>
+        <w:rPr>
+          <w:rFonts w:cs="Times New Roman"/>
+        </w:rPr>
+        <w:t>, Б. Д. Сидорова-</w:t>
+      </w:r>
+      <w:proofErr w:type="spellStart"/>
+      <w:r>
+        <w:rPr>
+          <w:rFonts w:cs="Times New Roman"/>
+        </w:rPr>
+        <w:t>Виснадул</w:t>
+      </w:r>
+      <w:proofErr w:type="spellEnd"/>
+      <w:r>
+        <w:rPr>
+          <w:rFonts w:cs="Times New Roman"/>
+        </w:rPr>
+        <w:t xml:space="preserve"> ; под ред. Л. Г. Гагариной. – Москва : ФОРУМ : ИНФРА-М, 2023. – 400 с. – URL: https://znanium.com/catalog/product/1895679 (дата обращения: </w:t>
       </w:r>
       <w:r>
         <w:rPr>
@@ -5066,6 +6212,97 @@
     </w:p>
     <w:p>
       <w:pPr>
+        <w:spacing w:line="360" w:lineRule="auto"/>
+        <w:ind w:firstLine="709"/>
+      </w:pPr>
+      <w:r>
+        <w:rPr>
+          <w:rFonts w:cs="Times New Roman"/>
+        </w:rPr>
+        <w:t>2.</w:t>
+      </w:r>
+      <w:r>
+        <w:t xml:space="preserve"> </w:t>
+      </w:r>
+      <w:proofErr w:type="spellStart"/>
+      <w:r>
+        <w:t>Гильванов</w:t>
+      </w:r>
+      <w:proofErr w:type="spellEnd"/>
+      <w:r>
+        <w:t xml:space="preserve"> Р. Г. Программирование на языке C# : учебное пособие / Р. Г. </w:t>
+      </w:r>
+      <w:proofErr w:type="spellStart"/>
+      <w:r>
+        <w:t>Гильванов</w:t>
+      </w:r>
+      <w:proofErr w:type="spellEnd"/>
+      <w:r>
+        <w:t xml:space="preserve">, Л. М. Божко, А. Д. </w:t>
+      </w:r>
+      <w:proofErr w:type="spellStart"/>
+      <w:r>
+        <w:t>Хомоненко</w:t>
+      </w:r>
+      <w:proofErr w:type="spellEnd"/>
+      <w:r>
+        <w:t xml:space="preserve">, И. Д. </w:t>
+      </w:r>
+      <w:proofErr w:type="spellStart"/>
+      <w:r>
+        <w:t>Липанов</w:t>
+      </w:r>
+      <w:proofErr w:type="spellEnd"/>
+      <w:r>
+        <w:t xml:space="preserve">. – Санкт-Петербург : Петербургский государственный университет путей сообщения Императора Александра I, 2024. – 89 с. – URL: https://e.lanbook.com/book/439523 (дата обращения: 05.02.2026). – Режим доступа: для </w:t>
+      </w:r>
+      <w:proofErr w:type="spellStart"/>
+      <w:r>
+        <w:t>зарегистрир</w:t>
+      </w:r>
+      <w:proofErr w:type="spellEnd"/>
+      <w:r>
+        <w:t>. пользователей. – Текст: электронный.</w:t>
+      </w:r>
+    </w:p>
+    <w:p>
+      <w:pPr>
+        <w:spacing w:line="360" w:lineRule="auto"/>
+        <w:ind w:firstLine="709"/>
+      </w:pPr>
+      <w:r>
+        <w:t>3</w:t>
+      </w:r>
+      <w:r>
+        <w:t xml:space="preserve">. Леон У. Разработка веб-приложения </w:t>
+      </w:r>
+      <w:proofErr w:type="spellStart"/>
+      <w:r>
+        <w:t>GraphQL</w:t>
+      </w:r>
+      <w:proofErr w:type="spellEnd"/>
+      <w:r>
+        <w:t xml:space="preserve"> с </w:t>
+      </w:r>
+      <w:proofErr w:type="spellStart"/>
+      <w:r>
+        <w:t>React</w:t>
+      </w:r>
+      <w:proofErr w:type="spellEnd"/>
+      <w:r>
+        <w:t xml:space="preserve">, Node.js и Neo4j : руководство / У. Леон ; пер. с англ. А. Н. Киселева. – Москва : ДМК Пресс, 2023. – 262 с. – URL: https://e.lanbook.com/book/314975 (дата обращения: 05.02.2026). – Режим доступа: для </w:t>
+      </w:r>
+      <w:proofErr w:type="spellStart"/>
+      <w:r>
+        <w:t>зарегистрир</w:t>
+      </w:r>
+      <w:proofErr w:type="spellEnd"/>
+      <w:r>
+        <w:t>. пользователей. – Текст: электронный.</w:t>
+      </w:r>
+    </w:p>
+    <w:p>
+      <w:pPr>
         <w:pStyle w:val="a4"/>
         <w:rPr>
           <w:rFonts w:cs="Times New Roman"/>
@@ -5075,7 +6312,13 @@
         <w:rPr>
           <w:rFonts w:cs="Times New Roman"/>
         </w:rPr>
-        <w:t xml:space="preserve">2. </w:t>
+        <w:t>4</w:t>
+      </w:r>
+      <w:r>
+        <w:rPr>
+          <w:rFonts w:cs="Times New Roman"/>
+        </w:rPr>
+        <w:t xml:space="preserve">. </w:t>
       </w:r>
       <w:r>
         <w:rPr>
@@ -5119,7 +6362,21 @@
         <w:rPr>
           <w:rFonts w:cs="Times New Roman"/>
         </w:rPr>
-        <w:t>). – Режим доступа: для зарегистрир. пользователей. – Текст : электронный.</w:t>
+        <w:t xml:space="preserve">). – Режим доступа: для </w:t>
+      </w:r>
+      <w:proofErr w:type="spellStart"/>
+      <w:r>
+        <w:rPr>
+          <w:rFonts w:cs="Times New Roman"/>
+        </w:rPr>
+        <w:t>зарегистрир</w:t>
+      </w:r>
+      <w:proofErr w:type="spellEnd"/>
+      <w:r>
+        <w:rPr>
+          <w:rFonts w:cs="Times New Roman"/>
+        </w:rPr>
+        <w:t>. пользователей. – Текст : электронный.</w:t>
       </w:r>
     </w:p>
     <w:p>
@@ -5133,12 +6390,32 @@
         <w:rPr>
           <w:rFonts w:cs="Times New Roman"/>
         </w:rPr>
-        <w:t xml:space="preserve">3. Фленов, М. Е. </w:t>
+        <w:t>5</w:t>
       </w:r>
       <w:r>
         <w:rPr>
           <w:rFonts w:cs="Times New Roman"/>
         </w:rPr>
+        <w:t xml:space="preserve">. </w:t>
+      </w:r>
+      <w:proofErr w:type="spellStart"/>
+      <w:r>
+        <w:rPr>
+          <w:rFonts w:cs="Times New Roman"/>
+        </w:rPr>
+        <w:t>Фленов</w:t>
+      </w:r>
+      <w:proofErr w:type="spellEnd"/>
+      <w:r>
+        <w:rPr>
+          <w:rFonts w:cs="Times New Roman"/>
+        </w:rPr>
+        <w:t xml:space="preserve">, М. Е. </w:t>
+      </w:r>
+      <w:r>
+        <w:rPr>
+          <w:rFonts w:cs="Times New Roman"/>
+        </w:rPr>
         <w:t xml:space="preserve"> </w:t>
       </w:r>
       <w:r>
@@ -5157,40 +6434,21 @@
         <w:rPr>
           <w:rFonts w:cs="Times New Roman"/>
         </w:rPr>
-        <w:t>). – Режим доступа: для зарегистрир. пользователей. – Текст : электронный.</w:t>
-      </w:r>
-    </w:p>
-    <w:p>
-      <w:pPr>
-        <w:spacing w:line="360" w:lineRule="auto"/>
-        <w:ind w:firstLine="709"/>
-      </w:pPr>
-      <w:r>
-        <w:t>4. Леон У. Разработка веб-приложения GraphQL с React, Node.js и Neo4j : руководство / У. Леон ; пер. с англ. А. Н. Киселева. – Москва : ДМК Пресс, 2023. – 262 с. – URL: https://e.lanbook.com/book/314975 (дата обращения: 05.02.2026). – Режим доступа: для зарегистрир. пользователей. – Текст: электронный.</w:t>
-      </w:r>
-    </w:p>
-    <w:p>
-      <w:pPr>
-        <w:spacing w:line="360" w:lineRule="auto"/>
-        <w:ind w:firstLine="709"/>
+        <w:t xml:space="preserve">). – Режим доступа: для </w:t>
+      </w:r>
+      <w:proofErr w:type="spellStart"/>
+      <w:r>
         <w:rPr>
           <w:rFonts w:cs="Times New Roman"/>
         </w:rPr>
-      </w:pPr>
+        <w:t>зарегистрир</w:t>
+      </w:r>
+      <w:proofErr w:type="spellEnd"/>
       <w:r>
         <w:rPr>
           <w:rFonts w:cs="Times New Roman"/>
         </w:rPr>
-        <w:t>5 .</w:t>
-      </w:r>
-      <w:r>
-        <w:t xml:space="preserve"> Гильванов Р. Г. Программирование на языке C# : учебное пособие / Р. Г. Гильванов, Л. М. Божко, А. Д. Хомоненко, И. Д. Липанов. – Санкт-Петербург : Петербургский государственный университет путей сообщения Императора Александра I, 2024. – 89 с. – URL: https://e.lanbook.com/book/439523 (дата обращения: </w:t>
-      </w:r>
-      <w:r>
-        <w:t>05.02.2026</w:t>
-      </w:r>
-      <w:r>
-        <w:t>). – Режим доступа: для зарегистрир. пользователей. – Текст: электронный.</w:t>
+        <w:t>. пользователей. – Текст : электронный.</w:t>
       </w:r>
     </w:p>
     <w:p/>
@@ -5256,7 +6514,7 @@
           <w:rPr>
             <w:noProof/>
           </w:rPr>
-          <w:t>12</w:t>
+          <w:t>16</w:t>
         </w:r>
         <w:r>
           <w:fldChar w:fldCharType="end"/>
@@ -23806,7 +25064,7 @@
 </file>
 
 <file path=customXml/itemProps1.xml><?xml version="1.0" encoding="utf-8"?>
-<ds:datastoreItem xmlns:ds="http://schemas.openxmlformats.org/officeDocument/2006/customXml" ds:itemID="{4A4738EE-96D6-4E71-92AF-ADCBD7015B62}">
+<ds:datastoreItem xmlns:ds="http://schemas.openxmlformats.org/officeDocument/2006/customXml" ds:itemID="{28CB760C-F360-459A-8AB8-82147931F045}">
   <ds:schemaRefs>
     <ds:schemaRef ds:uri="http://schemas.openxmlformats.org/officeDocument/2006/bibliography"/>
   </ds:schemaRefs>

--- a/Техотчёт_ПМ02.docx
+++ b/Техотчёт_ПМ02.docx
@@ -2768,9 +2768,6 @@
         <w:t>VSC</w:t>
       </w:r>
       <w:r>
-        <w:rPr>
-          <w:lang w:val="en-AU"/>
-        </w:rPr>
         <w:t xml:space="preserve"> </w:t>
       </w:r>
       <w:r>
@@ -2779,12 +2776,7 @@
       <w:r>
         <w:t>система контроля версий</w:t>
       </w:r>
-      <w:bookmarkStart w:id="1" w:name="_GoBack"/>
-      <w:bookmarkEnd w:id="1"/>
-      <w:r>
-        <w:rPr>
-          <w:lang w:val="en-AU"/>
-        </w:rPr>
+      <w:r>
         <w:t xml:space="preserve"> </w:t>
       </w:r>
     </w:p>
@@ -2793,12 +2785,12 @@
         <w:pStyle w:val="ae"/>
         <w:outlineLvl w:val="0"/>
       </w:pPr>
-      <w:bookmarkStart w:id="2" w:name="_Toc226912556"/>
+      <w:bookmarkStart w:id="1" w:name="_Toc226912556"/>
       <w:r>
         <w:lastRenderedPageBreak/>
         <w:t>Введение</w:t>
       </w:r>
-      <w:bookmarkEnd w:id="2"/>
+      <w:bookmarkEnd w:id="1"/>
     </w:p>
     <w:p>
       <w:pPr>
@@ -3239,12 +3231,12 @@
           <w:highlight w:val="white"/>
         </w:rPr>
       </w:pPr>
-      <w:bookmarkStart w:id="3" w:name="_Toc226912557"/>
+      <w:bookmarkStart w:id="2" w:name="_Toc226912557"/>
       <w:r>
         <w:lastRenderedPageBreak/>
         <w:t>Организация охраны труда на предприятии</w:t>
       </w:r>
-      <w:bookmarkEnd w:id="3"/>
+      <w:bookmarkEnd w:id="2"/>
     </w:p>
     <w:p>
       <w:pPr>
@@ -3262,11 +3254,11 @@
         <w:spacing w:before="0" w:after="0"/>
         <w:ind w:left="709" w:firstLine="0"/>
       </w:pPr>
-      <w:bookmarkStart w:id="4" w:name="_Toc226912558"/>
+      <w:bookmarkStart w:id="3" w:name="_Toc226912558"/>
       <w:r>
         <w:t>Общие требования безопасности</w:t>
       </w:r>
-      <w:bookmarkEnd w:id="4"/>
+      <w:bookmarkEnd w:id="3"/>
     </w:p>
     <w:p>
       <w:pPr>
@@ -3439,14 +3431,14 @@
           <w:rFonts w:cs="Times New Roman"/>
         </w:rPr>
       </w:pPr>
-      <w:bookmarkStart w:id="5" w:name="_Toc226912559"/>
+      <w:bookmarkStart w:id="4" w:name="_Toc226912559"/>
       <w:r>
         <w:rPr>
           <w:rFonts w:cs="Times New Roman"/>
         </w:rPr>
         <w:t>Организация рабочего места</w:t>
       </w:r>
-      <w:bookmarkEnd w:id="5"/>
+      <w:bookmarkEnd w:id="4"/>
     </w:p>
     <w:p>
       <w:pPr>
@@ -3621,98 +3613,209 @@
           <w:rFonts w:cs="Times New Roman"/>
         </w:rPr>
       </w:pPr>
-      <w:bookmarkStart w:id="6" w:name="_Toc226912560"/>
+      <w:bookmarkStart w:id="5" w:name="_Toc226912560"/>
       <w:r>
         <w:rPr>
           <w:rFonts w:cs="Times New Roman"/>
         </w:rPr>
         <w:t>Требования безопасности по окончании работы</w:t>
+      </w:r>
+      <w:bookmarkEnd w:id="5"/>
+    </w:p>
+    <w:p>
+      <w:pPr>
+        <w:spacing w:line="360" w:lineRule="auto"/>
+        <w:ind w:firstLine="709"/>
+        <w:contextualSpacing/>
+        <w:rPr>
+          <w:rFonts w:cs="Times New Roman"/>
+        </w:rPr>
+      </w:pPr>
+    </w:p>
+    <w:p>
+      <w:pPr>
+        <w:spacing w:line="360" w:lineRule="auto"/>
+        <w:ind w:firstLine="709"/>
+        <w:rPr>
+          <w:rFonts w:cs="Times New Roman"/>
+        </w:rPr>
+      </w:pPr>
+      <w:r>
+        <w:rPr>
+          <w:rFonts w:cs="Times New Roman"/>
+        </w:rPr>
+        <w:t>По окончании работы необходимо:</w:t>
+      </w:r>
+    </w:p>
+    <w:p>
+      <w:pPr>
+        <w:pStyle w:val="25"/>
+      </w:pPr>
+      <w:r>
+        <w:t>-</w:t>
+      </w:r>
+      <w:r>
+        <w:tab/>
+        <w:t>отключить питание компьютера;</w:t>
+      </w:r>
+    </w:p>
+    <w:p>
+      <w:pPr>
+        <w:pStyle w:val="25"/>
+      </w:pPr>
+      <w:r>
+        <w:t>-</w:t>
+      </w:r>
+      <w:r>
+        <w:tab/>
+        <w:t>привести в порядок рабочее место.</w:t>
+      </w:r>
+    </w:p>
+    <w:p>
+      <w:pPr>
+        <w:spacing w:after="160" w:line="259" w:lineRule="auto"/>
+        <w:jc w:val="left"/>
+        <w:rPr>
+          <w:rFonts w:cs="Times New Roman"/>
+        </w:rPr>
+      </w:pPr>
+      <w:r>
+        <w:rPr>
+          <w:rFonts w:cs="Times New Roman"/>
+        </w:rPr>
+        <w:br w:type="page" w:clear="all"/>
+      </w:r>
+    </w:p>
+    <w:p>
+      <w:pPr>
+        <w:pStyle w:val="afff9"/>
+      </w:pPr>
+      <w:bookmarkStart w:id="6" w:name="_Toc226912561"/>
+      <w:r>
+        <w:lastRenderedPageBreak/>
+        <w:t>Выполнение работ по ПМ.02</w:t>
       </w:r>
       <w:bookmarkEnd w:id="6"/>
     </w:p>
     <w:p>
       <w:pPr>
-        <w:spacing w:line="360" w:lineRule="auto"/>
-        <w:ind w:firstLine="709"/>
-        <w:contextualSpacing/>
-        <w:rPr>
-          <w:rFonts w:cs="Times New Roman"/>
-        </w:rPr>
-      </w:pPr>
-    </w:p>
-    <w:p>
-      <w:pPr>
-        <w:spacing w:line="360" w:lineRule="auto"/>
-        <w:ind w:firstLine="709"/>
-        <w:rPr>
-          <w:rFonts w:cs="Times New Roman"/>
-        </w:rPr>
-      </w:pPr>
-      <w:r>
-        <w:rPr>
-          <w:rFonts w:cs="Times New Roman"/>
-        </w:rPr>
-        <w:t>По окончании работы необходимо:</w:t>
-      </w:r>
-    </w:p>
-    <w:p>
-      <w:pPr>
-        <w:pStyle w:val="25"/>
-      </w:pPr>
-      <w:r>
-        <w:t>-</w:t>
-      </w:r>
-      <w:r>
-        <w:tab/>
-        <w:t>отключить питание компьютера;</w:t>
-      </w:r>
-    </w:p>
-    <w:p>
-      <w:pPr>
-        <w:pStyle w:val="25"/>
-      </w:pPr>
-      <w:r>
-        <w:t>-</w:t>
-      </w:r>
-      <w:r>
-        <w:tab/>
-        <w:t>привести в порядок рабочее место.</w:t>
-      </w:r>
-    </w:p>
-    <w:p>
-      <w:pPr>
-        <w:spacing w:after="160" w:line="259" w:lineRule="auto"/>
-        <w:jc w:val="left"/>
-        <w:rPr>
-          <w:rFonts w:cs="Times New Roman"/>
-        </w:rPr>
-      </w:pPr>
-      <w:r>
-        <w:rPr>
-          <w:rFonts w:cs="Times New Roman"/>
-        </w:rPr>
-        <w:br w:type="page" w:clear="all"/>
-      </w:r>
-    </w:p>
-    <w:p>
-      <w:pPr>
-        <w:pStyle w:val="afff9"/>
-      </w:pPr>
-      <w:bookmarkStart w:id="7" w:name="_Toc226912561"/>
-      <w:r>
-        <w:lastRenderedPageBreak/>
-        <w:t>Выполнение работ по ПМ.02</w:t>
+        <w:pStyle w:val="2"/>
+        <w:ind w:firstLine="788"/>
+      </w:pPr>
+      <w:bookmarkStart w:id="7" w:name="_Toc226912562"/>
+      <w:r>
+        <w:t>Анализ и разработка требований</w:t>
       </w:r>
       <w:bookmarkEnd w:id="7"/>
     </w:p>
     <w:p>
       <w:pPr>
+        <w:pStyle w:val="a4"/>
+      </w:pPr>
+      <w:r>
+        <w:t xml:space="preserve">Требуется разработать </w:t>
+      </w:r>
+      <w:r>
+        <w:t>ИС</w:t>
+      </w:r>
+      <w:r>
+        <w:t xml:space="preserve"> складского учета для </w:t>
+      </w:r>
+      <w:r>
+        <w:t>ИП</w:t>
+      </w:r>
+      <w:r>
+        <w:t xml:space="preserve"> </w:t>
+      </w:r>
+      <w:proofErr w:type="spellStart"/>
+      <w:r>
+        <w:t>Пузановой</w:t>
+      </w:r>
+      <w:proofErr w:type="spellEnd"/>
+      <w:r>
+        <w:t xml:space="preserve"> Виктории Игоревны. </w:t>
+      </w:r>
+    </w:p>
+    <w:p>
+      <w:pPr>
+        <w:pStyle w:val="a4"/>
+      </w:pPr>
+      <w:r>
+        <w:t xml:space="preserve">Разрабатываемая </w:t>
+      </w:r>
+      <w:r>
+        <w:t>ИС</w:t>
+      </w:r>
+      <w:r>
+        <w:t xml:space="preserve"> должна обеспечивать автоматизацию процессов хранения, учета и распределения товаров для электронных торговых площадок «Озон» и «</w:t>
+      </w:r>
+      <w:proofErr w:type="spellStart"/>
+      <w:r>
+        <w:t>Вайлдберриз</w:t>
+      </w:r>
+      <w:proofErr w:type="spellEnd"/>
+      <w:r>
+        <w:t>».</w:t>
+      </w:r>
+    </w:p>
+    <w:p>
+      <w:pPr>
+        <w:pStyle w:val="a4"/>
+      </w:pPr>
+      <w:r>
+        <w:t xml:space="preserve">Область применения разрабатываемой </w:t>
+      </w:r>
+      <w:r>
+        <w:t>ИС</w:t>
+      </w:r>
+      <w:r>
+        <w:t xml:space="preserve"> охватывает складскую логистику и электронную коммерцию.</w:t>
+      </w:r>
+    </w:p>
+    <w:p>
+      <w:pPr>
+        <w:pStyle w:val="a4"/>
+      </w:pPr>
+      <w:r>
+        <w:t xml:space="preserve">Основное назначение внедрения разрабатываемой </w:t>
+      </w:r>
+      <w:r>
+        <w:t xml:space="preserve">ИС </w:t>
+      </w:r>
+      <w:r>
+        <w:t xml:space="preserve">состоит в автоматизации рутинных операций и ускорении процессов работы с </w:t>
+      </w:r>
+      <w:r>
+        <w:t>ПО</w:t>
+      </w:r>
+      <w:r>
+        <w:t xml:space="preserve"> складского учета.</w:t>
+      </w:r>
+    </w:p>
+    <w:p>
+      <w:pPr>
+        <w:pStyle w:val="a4"/>
+      </w:pPr>
+      <w:r>
+        <w:t xml:space="preserve">Разрабатываемая ИС предназначена для штатных сотрудников организации ИП </w:t>
+      </w:r>
+      <w:proofErr w:type="spellStart"/>
+      <w:r>
+        <w:t>Пузановой</w:t>
+      </w:r>
+      <w:proofErr w:type="spellEnd"/>
+      <w:r>
+        <w:t xml:space="preserve"> Виктории Игоревны.</w:t>
+      </w:r>
+    </w:p>
+    <w:p>
+      <w:pPr>
         <w:pStyle w:val="2"/>
         <w:ind w:firstLine="788"/>
       </w:pPr>
-      <w:bookmarkStart w:id="8" w:name="_Toc226912562"/>
-      <w:r>
-        <w:t>Анализ и разработка требований</w:t>
+      <w:bookmarkStart w:id="8" w:name="_Toc226912563"/>
+      <w:r>
+        <w:t>Выбор состава программных и технических средств</w:t>
       </w:r>
       <w:bookmarkEnd w:id="8"/>
     </w:p>
@@ -3721,27 +3824,7 @@
         <w:pStyle w:val="a4"/>
       </w:pPr>
       <w:r>
-        <w:t xml:space="preserve">Требуется разработать </w:t>
-      </w:r>
-      <w:r>
-        <w:t>ИС</w:t>
-      </w:r>
-      <w:r>
-        <w:t xml:space="preserve"> складского учета для </w:t>
-      </w:r>
-      <w:r>
-        <w:t>ИП</w:t>
-      </w:r>
-      <w:r>
-        <w:t xml:space="preserve"> </w:t>
-      </w:r>
-      <w:proofErr w:type="spellStart"/>
-      <w:r>
-        <w:t>Пузановой</w:t>
-      </w:r>
-      <w:proofErr w:type="spellEnd"/>
-      <w:r>
-        <w:t xml:space="preserve"> Виктории Игоревны. </w:t>
+        <w:t xml:space="preserve">Согласно требованиям необходимо разработать ИС, предназначенную для ведения складского учета и контроля движения товаров. </w:t>
       </w:r>
     </w:p>
     <w:p>
@@ -3749,21 +3832,7 @@
         <w:pStyle w:val="a4"/>
       </w:pPr>
       <w:r>
-        <w:t xml:space="preserve">Разрабатываемая </w:t>
-      </w:r>
-      <w:r>
-        <w:t>ИС</w:t>
-      </w:r>
-      <w:r>
-        <w:t xml:space="preserve"> должна обеспечивать автоматизацию процессов хранения, учета и распределения товаров для электронных торговых площадок «Озон» и «</w:t>
-      </w:r>
-      <w:proofErr w:type="spellStart"/>
-      <w:r>
-        <w:t>Вайлдберриз</w:t>
-      </w:r>
-      <w:proofErr w:type="spellEnd"/>
-      <w:r>
-        <w:t>».</w:t>
+        <w:t>В качестве целевого решения следует применять архитектуру с веб-интерфейсом, так как данное решение обеспечивает доступность ПО с большинства устройств, имеющих веб-обозреватель.</w:t>
       </w:r>
     </w:p>
     <w:p>
@@ -3771,13 +3840,57 @@
         <w:pStyle w:val="a4"/>
       </w:pPr>
       <w:r>
-        <w:t xml:space="preserve">Область применения разрабатываемой </w:t>
-      </w:r>
-      <w:r>
-        <w:t>ИС</w:t>
-      </w:r>
-      <w:r>
-        <w:t xml:space="preserve"> охватывает складскую логистику и электронную коммерцию.</w:t>
+        <w:t xml:space="preserve">В качестве основных инструментов разработки требуется использовать </w:t>
+      </w:r>
+      <w:r>
+        <w:t>ЯП</w:t>
+      </w:r>
+      <w:r>
+        <w:t xml:space="preserve"> </w:t>
+      </w:r>
+      <w:r>
+        <w:rPr>
+          <w:lang w:val="en-US"/>
+        </w:rPr>
+        <w:t>C</w:t>
+      </w:r>
+      <w:r>
+        <w:t>#</w:t>
+      </w:r>
+      <w:r>
+        <w:t xml:space="preserve"> и </w:t>
+      </w:r>
+      <w:r>
+        <w:rPr>
+          <w:lang w:val="en-US"/>
+        </w:rPr>
+        <w:t>React</w:t>
+      </w:r>
+      <w:r>
+        <w:t xml:space="preserve"> </w:t>
+      </w:r>
+      <w:r>
+        <w:t>[4</w:t>
+      </w:r>
+      <w:r>
+        <w:t>]</w:t>
+      </w:r>
+      <w:r>
+        <w:t xml:space="preserve"> и </w:t>
+      </w:r>
+      <w:r>
+        <w:t>СУБД</w:t>
+      </w:r>
+      <w:r>
+        <w:t xml:space="preserve"> </w:t>
+      </w:r>
+      <w:proofErr w:type="spellStart"/>
+      <w:r>
+        <w:t>SQLite</w:t>
+      </w:r>
+      <w:proofErr w:type="spellEnd"/>
+      <w:r>
+        <w:t>. Применение указанных технологий должно обеспечивать высокую производительность ПО при минимальных требованиях к вычислительной мощности аппаратного обеспечения.</w:t>
       </w:r>
     </w:p>
     <w:p>
@@ -3785,239 +3898,118 @@
         <w:pStyle w:val="a4"/>
       </w:pPr>
       <w:r>
-        <w:t xml:space="preserve">Основное назначение внедрения разрабатываемой </w:t>
-      </w:r>
-      <w:r>
-        <w:t xml:space="preserve">ИС </w:t>
-      </w:r>
-      <w:r>
-        <w:t xml:space="preserve">состоит в автоматизации рутинных операций и ускорении процессов работы с </w:t>
-      </w:r>
-      <w:r>
-        <w:t>ПО</w:t>
-      </w:r>
-      <w:r>
-        <w:t xml:space="preserve"> складского учета.</w:t>
+        <w:t xml:space="preserve">Для разработки исходного кода следует применять </w:t>
+      </w:r>
+      <w:r>
+        <w:rPr>
+          <w:lang w:val="en-US"/>
+        </w:rPr>
+        <w:t>IDE</w:t>
+      </w:r>
+      <w:r>
+        <w:t xml:space="preserve"> </w:t>
+      </w:r>
+      <w:proofErr w:type="spellStart"/>
+      <w:r>
+        <w:t>Visual</w:t>
+      </w:r>
+      <w:proofErr w:type="spellEnd"/>
+      <w:r>
+        <w:t xml:space="preserve"> </w:t>
+      </w:r>
+      <w:proofErr w:type="spellStart"/>
+      <w:r>
+        <w:t>Studio</w:t>
+      </w:r>
+      <w:proofErr w:type="spellEnd"/>
+      <w:r>
+        <w:t xml:space="preserve"> </w:t>
+      </w:r>
+      <w:r>
+        <w:t>2026 [5</w:t>
+      </w:r>
+      <w:r>
+        <w:t>]</w:t>
+      </w:r>
+      <w:r>
+        <w:t>, которая обладает следующими преимуществами:</w:t>
       </w:r>
     </w:p>
     <w:p>
       <w:pPr>
-        <w:pStyle w:val="a4"/>
-      </w:pPr>
-      <w:r>
-        <w:t xml:space="preserve">Разрабатываемая ИС предназначена для штатных сотрудников организации ИП </w:t>
-      </w:r>
-      <w:proofErr w:type="spellStart"/>
-      <w:r>
-        <w:t>Пузановой</w:t>
-      </w:r>
-      <w:proofErr w:type="spellEnd"/>
-      <w:r>
-        <w:t xml:space="preserve"> Виктории Игоревны.</w:t>
+        <w:pStyle w:val="a"/>
+      </w:pPr>
+      <w:r>
+        <w:lastRenderedPageBreak/>
+        <w:t>встроенные средства отладки и тестирования программного кода;</w:t>
       </w:r>
     </w:p>
     <w:p>
       <w:pPr>
+        <w:pStyle w:val="a"/>
+      </w:pPr>
+      <w:r>
+        <w:t>автоматическая генерация программного кода;</w:t>
+      </w:r>
+    </w:p>
+    <w:p>
+      <w:pPr>
+        <w:pStyle w:val="a"/>
+      </w:pPr>
+      <w:r>
+        <w:t>средства статического анализа программного кода;</w:t>
+      </w:r>
+    </w:p>
+    <w:p>
+      <w:pPr>
+        <w:pStyle w:val="a"/>
+      </w:pPr>
+      <w:r>
+        <w:t xml:space="preserve">встроенные средства </w:t>
+      </w:r>
+      <w:proofErr w:type="spellStart"/>
+      <w:r>
+        <w:t>рефакторинга</w:t>
+      </w:r>
+      <w:proofErr w:type="spellEnd"/>
+      <w:r>
+        <w:t xml:space="preserve"> программного кода;</w:t>
+      </w:r>
+    </w:p>
+    <w:p>
+      <w:pPr>
+        <w:pStyle w:val="a"/>
+      </w:pPr>
+      <w:r>
+        <w:t>интеграция с системами управления версиями.</w:t>
+      </w:r>
+    </w:p>
+    <w:p>
+      <w:pPr>
+        <w:pStyle w:val="a4"/>
+      </w:pPr>
+      <w:r>
+        <w:t>К целевому устройству предъявляют следующие минимальные системные требования:</w:t>
+      </w:r>
+    </w:p>
+    <w:p>
+      <w:pPr>
+        <w:pStyle w:val="a0"/>
+      </w:pPr>
+      <w:r>
+        <w:t>браузер с поддержкой HTML5.</w:t>
+      </w:r>
+    </w:p>
+    <w:p>
+      <w:pPr>
         <w:pStyle w:val="2"/>
         <w:ind w:firstLine="788"/>
       </w:pPr>
-      <w:bookmarkStart w:id="9" w:name="_Toc226912563"/>
-      <w:r>
-        <w:t>Выбор состава программных и технических средств</w:t>
+      <w:bookmarkStart w:id="9" w:name="_Toc226912564"/>
+      <w:r>
+        <w:t>Проектирование программного обеспечения</w:t>
       </w:r>
       <w:bookmarkEnd w:id="9"/>
-    </w:p>
-    <w:p>
-      <w:pPr>
-        <w:pStyle w:val="a4"/>
-      </w:pPr>
-      <w:r>
-        <w:t xml:space="preserve">Согласно требованиям необходимо разработать ИС, предназначенную для ведения складского учета и контроля движения товаров. </w:t>
-      </w:r>
-    </w:p>
-    <w:p>
-      <w:pPr>
-        <w:pStyle w:val="a4"/>
-      </w:pPr>
-      <w:r>
-        <w:t>В качестве целевого решения следует применять архитектуру с веб-интерфейсом, так как данное решение обеспечивает доступность ПО с большинства устройств, имеющих веб-обозреватель.</w:t>
-      </w:r>
-    </w:p>
-    <w:p>
-      <w:pPr>
-        <w:pStyle w:val="a4"/>
-      </w:pPr>
-      <w:r>
-        <w:t xml:space="preserve">В качестве основных инструментов разработки требуется использовать </w:t>
-      </w:r>
-      <w:r>
-        <w:t>ЯП</w:t>
-      </w:r>
-      <w:r>
-        <w:t xml:space="preserve"> </w:t>
-      </w:r>
-      <w:r>
-        <w:rPr>
-          <w:lang w:val="en-US"/>
-        </w:rPr>
-        <w:t>C</w:t>
-      </w:r>
-      <w:r>
-        <w:t>#</w:t>
-      </w:r>
-      <w:r>
-        <w:t xml:space="preserve"> и </w:t>
-      </w:r>
-      <w:r>
-        <w:rPr>
-          <w:lang w:val="en-US"/>
-        </w:rPr>
-        <w:t>React</w:t>
-      </w:r>
-      <w:r>
-        <w:t xml:space="preserve"> </w:t>
-      </w:r>
-      <w:r>
-        <w:t>[4</w:t>
-      </w:r>
-      <w:r>
-        <w:t>]</w:t>
-      </w:r>
-      <w:r>
-        <w:t xml:space="preserve"> и </w:t>
-      </w:r>
-      <w:r>
-        <w:t>СУБД</w:t>
-      </w:r>
-      <w:r>
-        <w:t xml:space="preserve"> </w:t>
-      </w:r>
-      <w:proofErr w:type="spellStart"/>
-      <w:r>
-        <w:t>SQLite</w:t>
-      </w:r>
-      <w:proofErr w:type="spellEnd"/>
-      <w:r>
-        <w:t>. Применение указанных технологий должно обеспечивать высокую производительность ПО при минимальных требованиях к вычислительной мощности аппаратного обеспечения.</w:t>
-      </w:r>
-    </w:p>
-    <w:p>
-      <w:pPr>
-        <w:pStyle w:val="a4"/>
-      </w:pPr>
-      <w:r>
-        <w:t xml:space="preserve">Для разработки исходного кода следует применять </w:t>
-      </w:r>
-      <w:r>
-        <w:rPr>
-          <w:lang w:val="en-US"/>
-        </w:rPr>
-        <w:t>IDE</w:t>
-      </w:r>
-      <w:r>
-        <w:t xml:space="preserve"> </w:t>
-      </w:r>
-      <w:proofErr w:type="spellStart"/>
-      <w:r>
-        <w:t>Visual</w:t>
-      </w:r>
-      <w:proofErr w:type="spellEnd"/>
-      <w:r>
-        <w:t xml:space="preserve"> </w:t>
-      </w:r>
-      <w:proofErr w:type="spellStart"/>
-      <w:r>
-        <w:t>Studio</w:t>
-      </w:r>
-      <w:proofErr w:type="spellEnd"/>
-      <w:r>
-        <w:t xml:space="preserve"> </w:t>
-      </w:r>
-      <w:r>
-        <w:t>2026 [5</w:t>
-      </w:r>
-      <w:r>
-        <w:t>]</w:t>
-      </w:r>
-      <w:r>
-        <w:t>, которая обладает следующими преимуществами:</w:t>
-      </w:r>
-    </w:p>
-    <w:p>
-      <w:pPr>
-        <w:pStyle w:val="a"/>
-      </w:pPr>
-      <w:r>
-        <w:lastRenderedPageBreak/>
-        <w:t>встроенные средства отладки и тестирования программного кода;</w:t>
-      </w:r>
-    </w:p>
-    <w:p>
-      <w:pPr>
-        <w:pStyle w:val="a"/>
-      </w:pPr>
-      <w:r>
-        <w:t>автоматическая генерация программного кода;</w:t>
-      </w:r>
-    </w:p>
-    <w:p>
-      <w:pPr>
-        <w:pStyle w:val="a"/>
-      </w:pPr>
-      <w:r>
-        <w:t>средства статического анализа программного кода;</w:t>
-      </w:r>
-    </w:p>
-    <w:p>
-      <w:pPr>
-        <w:pStyle w:val="a"/>
-      </w:pPr>
-      <w:r>
-        <w:t xml:space="preserve">встроенные средства </w:t>
-      </w:r>
-      <w:proofErr w:type="spellStart"/>
-      <w:r>
-        <w:t>рефакторинга</w:t>
-      </w:r>
-      <w:proofErr w:type="spellEnd"/>
-      <w:r>
-        <w:t xml:space="preserve"> программного кода;</w:t>
-      </w:r>
-    </w:p>
-    <w:p>
-      <w:pPr>
-        <w:pStyle w:val="a"/>
-      </w:pPr>
-      <w:r>
-        <w:t>интеграция с системами управления версиями.</w:t>
-      </w:r>
-    </w:p>
-    <w:p>
-      <w:pPr>
-        <w:pStyle w:val="a4"/>
-      </w:pPr>
-      <w:r>
-        <w:t>К целевому устройству предъявляют следующие минимальные системные требования:</w:t>
-      </w:r>
-    </w:p>
-    <w:p>
-      <w:pPr>
-        <w:pStyle w:val="a0"/>
-      </w:pPr>
-      <w:r>
-        <w:t>браузер с поддержкой HTML5.</w:t>
-      </w:r>
-    </w:p>
-    <w:p>
-      <w:pPr>
-        <w:pStyle w:val="2"/>
-        <w:ind w:firstLine="788"/>
-      </w:pPr>
-      <w:bookmarkStart w:id="10" w:name="_Toc226912564"/>
-      <w:r>
-        <w:t>Проектирование программного обеспечения</w:t>
-      </w:r>
-      <w:bookmarkEnd w:id="10"/>
     </w:p>
     <w:p>
       <w:pPr>
@@ -4171,6 +4163,17 @@
       </w:r>
       <w:r>
         <w:t xml:space="preserve"> </w:t>
+      </w:r>
+      <w:r>
+        <w:t>«draw.io»</w:t>
+      </w:r>
+      <w:bookmarkStart w:id="10" w:name="_GoBack"/>
+      <w:bookmarkEnd w:id="10"/>
+      <w:r>
+        <w:rPr>
+          <w:lang w:val="en-AU"/>
+        </w:rPr>
+        <w:t>.</w:t>
       </w:r>
       <w:r>
         <w:t>Физическая модель БД</w:t>
@@ -4697,6 +4700,24 @@
       </w:r>
       <w:r>
         <w:t xml:space="preserve">– </w:t>
+      </w:r>
+      <w:r>
+        <w:rPr>
+          <w:lang w:val="en-AU"/>
+        </w:rPr>
+        <w:t>Visual</w:t>
+      </w:r>
+      <w:r>
+        <w:t xml:space="preserve"> </w:t>
+      </w:r>
+      <w:r>
+        <w:rPr>
+          <w:lang w:val="en-AU"/>
+        </w:rPr>
+        <w:t>Studio</w:t>
+      </w:r>
+      <w:r>
+        <w:t>.</w:t>
       </w:r>
       <w:r>
         <w:t xml:space="preserve">Фрагмент графа </w:t>
@@ -25064,7 +25085,7 @@
 </file>
 
 <file path=customXml/itemProps1.xml><?xml version="1.0" encoding="utf-8"?>
-<ds:datastoreItem xmlns:ds="http://schemas.openxmlformats.org/officeDocument/2006/customXml" ds:itemID="{28CB760C-F360-459A-8AB8-82147931F045}">
+<ds:datastoreItem xmlns:ds="http://schemas.openxmlformats.org/officeDocument/2006/customXml" ds:itemID="{767C61A3-AEE3-463E-A2BB-DE9F3AE2CA1E}">
   <ds:schemaRefs>
     <ds:schemaRef ds:uri="http://schemas.openxmlformats.org/officeDocument/2006/bibliography"/>
   </ds:schemaRefs>
